--- a/scripts/TOFU 03 - Kopi 98 Persen Air.docx
+++ b/scripts/TOFU 03 - Kopi 98 Persen Air.docx
@@ -15,7 +15,7 @@
           <w:sz w:val="40"/>
           <w:szCs w:val="40"/>
         </w:rPr>
-        <w:t xml:space="preserve">TOFU 03 — Kopi Kamu Itu 98% Air. Dan Itu Mungkin Masalahnya.</w:t>
+        <w:t xml:space="preserve">TOFU 03 — Kopi Kamu 98% Air. Makanya Kamu Wajib Tau Isi Airnya.</w:t>
       </w:r>
     </w:p>
     <w:p>
@@ -283,7 +283,7 @@
                 <w:sz w:val="20"/>
                 <w:szCs w:val="20"/>
               </w:rPr>
-              <w:t xml:space="preserve">Short-form 50–60 detik (+ versi carousel 8 slide)</w:t>
+              <w:t xml:space="preserve">Short-form 55–70 detik (+ versi carousel 9 slide)</w:t>
             </w:r>
           </w:p>
         </w:tc>
@@ -429,7 +429,7 @@
                 <w:sz w:val="20"/>
                 <w:szCs w:val="20"/>
               </w:rPr>
-              <w:t xml:space="preserve">Nyambung dari</w:t>
+              <w:t xml:space="preserve">Beda dari TOFU 02</w:t>
             </w:r>
           </w:p>
         </w:tc>
@@ -457,7 +457,7 @@
                 <w:sz w:val="20"/>
                 <w:szCs w:val="20"/>
               </w:rPr>
-              <w:t xml:space="preserve">TOFU 01 (tasting note = resep) dan TOFU 02 (roast level = bahan masakan)</w:t>
+              <w:t xml:space="preserve">Konten ini SENGAJA ga pakai analogi masak. Isinya daftar, bukan perumpamaan.</w:t>
             </w:r>
           </w:p>
         </w:tc>
@@ -481,7 +481,7 @@
           <w:sz w:val="20"/>
           <w:szCs w:val="20"/>
         </w:rPr>
-        <w:t xml:space="preserve">ATURAN BAHASA FILE INI  </w:t>
+        <w:t xml:space="preserve">KENAPA KONTEN INI GA PAKAI ANALOGI  </w:t>
       </w:r>
       <w:r>
         <w:rPr>
@@ -490,7 +490,7 @@
           <w:sz w:val="20"/>
           <w:szCs w:val="20"/>
         </w:rPr>
-        <w:t xml:space="preserve">Semua dijelasin lewat dapur, bukan lewat laboratorium. Kata terlarang di script: ekstraksi, TDS, ppm, kation, mineral content, alkalinitas, bikarbonat, magnesium, kalsium, buffer. Semua ada padanan dapurnya di bagian 1. Nama ilmiahnya tetap ada di dokumen ini — buat kamu, bukan buat penonton.</w:t>
+        <w:t xml:space="preserve">Analogi masak dipakai di TOFU 02 (roast level) karena di sana penonton butuh dijelasin KENAPA-nya. Di konten ini, yang dicari penonton adalah DAFTAR — apa isi air, dan tiap isinya ngapain. Kalau semuanya dianalogikan, kontennya jadi ngebosenin dan malah kedengeran muter-muter. Jadi di sini: langsung to the point, format poin, satu baris satu fungsi.</w:t>
       </w:r>
     </w:p>
     <w:p>
@@ -510,7 +510,7 @@
           <w:sz w:val="30"/>
           <w:szCs w:val="30"/>
         </w:rPr>
-        <w:t xml:space="preserve">1. Angle &amp; Analogi Inti</w:t>
+        <w:t xml:space="preserve">1. Angle &amp; Sudut Pandang</w:t>
       </w:r>
     </w:p>
     <w:p>
@@ -547,87 +547,7 @@
           <w:sz w:val="24"/>
           <w:szCs w:val="24"/>
         </w:rPr>
-        <w:t xml:space="preserve">Kopi kamu itu 98% air. Jadi air bukan pelarut — air itu BAHAN UTAMA.</w:t>
-      </w:r>
-      <w:r>
-        <w:rPr>
-          <w:rFonts w:ascii="Calibri" w:cs="Calibri" w:eastAsia="Calibri" w:hAnsi="Calibri"/>
-          <w:color w:val="1A1A1A"/>
-          <w:sz w:val="24"/>
-          <w:szCs w:val="24"/>
-        </w:rPr>
-        <w:t xml:space="preserve"> Beli kopi mahal tapi airnya asal, artinya 98% isi cangkirnya tetap asal.</w:t>
-      </w:r>
-    </w:p>
-    <w:p>
-      <w:pPr>
-        <w:pStyle w:val="Heading3"/>
-        <w:spacing w:after="80" w:before="200" w:line="264"/>
-      </w:pPr>
-      <w:r>
-        <w:rPr>
-          <w:rFonts w:ascii="Calibri" w:cs="Calibri" w:eastAsia="Calibri" w:hAnsi="Calibri"/>
-          <w:b/>
-          <w:bCs/>
-          <w:color w:val="1F618D"/>
-          <w:sz w:val="22"/>
-          <w:szCs w:val="22"/>
-        </w:rPr>
-        <w:t xml:space="preserve">Analogi inti — satu kalimat yang harus nempel</w:t>
-      </w:r>
-    </w:p>
-    <w:p>
-      <w:pPr>
-        <w:pBdr>
-          <w:left w:val="single" w:color="B03A2E" w:sz="18" w:space="14"/>
-        </w:pBdr>
-        <w:spacing w:after="60" w:before="120" w:line="300"/>
-        <w:ind w:left="340"/>
-      </w:pPr>
-      <w:r>
-        <w:rPr>
-          <w:rFonts w:ascii="Calibri" w:cs="Calibri" w:eastAsia="Calibri" w:hAnsi="Calibri"/>
-          <w:color w:val="1A1A1A"/>
-          <w:sz w:val="24"/>
-          <w:szCs w:val="24"/>
-        </w:rPr>
-        <w:t xml:space="default">Air itu kaldu-nya kopi.</w:t>
-      </w:r>
-    </w:p>
-    <w:p>
-      <w:pPr>
-        <w:pBdr>
-          <w:left w:val="single" w:color="B03A2E" w:sz="18" w:space="14"/>
-        </w:pBdr>
-        <w:spacing w:after="60" w:before="60" w:line="300"/>
-        <w:ind w:left="340"/>
-      </w:pPr>
-      <w:r>
-        <w:rPr>
-          <w:rFonts w:ascii="Calibri" w:cs="Calibri" w:eastAsia="Calibri" w:hAnsi="Calibri"/>
-          <w:color w:val="1A1A1A"/>
-          <w:sz w:val="24"/>
-          <w:szCs w:val="24"/>
-        </w:rPr>
-        <w:t xml:space="preserve">Semua orang tau bedanya sop yang direbus pakai kaldu, sama sop yang direbus pakai air putih doang.</w:t>
-      </w:r>
-    </w:p>
-    <w:p>
-      <w:pPr>
-        <w:pBdr>
-          <w:left w:val="single" w:color="B03A2E" w:sz="18" w:space="14"/>
-        </w:pBdr>
-        <w:spacing w:after="60" w:before="60" w:line="300"/>
-        <w:ind w:left="340"/>
-      </w:pPr>
-      <w:r>
-        <w:rPr>
-          <w:rFonts w:ascii="Calibri" w:cs="Calibri" w:eastAsia="Calibri" w:hAnsi="Calibri"/>
-          <w:color w:val="1A1A1A"/>
-          <w:sz w:val="24"/>
-          <w:szCs w:val="24"/>
-        </w:rPr>
-        <w:t xml:space="preserve">Bahannya sama persis. Hasilnya beda jauh.</w:t>
+        <w:t xml:space="preserve">Kopi kamu 98% air. Jadi bukan cuma "pakai air yang bagus" — kamu perlu tau ISI airnya, karena tiap kandungan punya kerjaan yang beda di lidah kamu.</w:t>
       </w:r>
     </w:p>
     <w:p>
@@ -665,16 +585,16 @@
           <w:sz w:val="22"/>
           <w:szCs w:val="22"/>
         </w:rPr>
-        <w:t xml:space="preserve">Angkanya kaget-in dan gampang diinget.</w:t>
-      </w:r>
-      <w:r>
-        <w:rPr>
-          <w:rFonts w:ascii="Calibri" w:cs="Calibri" w:eastAsia="Calibri" w:hAnsi="Calibri"/>
-          <w:color w:val="1A1A1A"/>
-          <w:sz w:val="22"/>
-          <w:szCs w:val="22"/>
-        </w:rPr>
-        <w:t xml:space="preserve"> "98%" itu satu angka doang, dan langsung nyantol.</w:t>
+        <w:t xml:space="preserve">Ini konten "wajib tau", bukan konten "coba deh".</w:t>
+      </w:r>
+      <w:r>
+        <w:rPr>
+          <w:rFonts w:ascii="Calibri" w:cs="Calibri" w:eastAsia="Calibri" w:hAnsi="Calibri"/>
+          <w:color w:val="1A1A1A"/>
+          <w:sz w:val="22"/>
+          <w:szCs w:val="22"/>
+        </w:rPr>
+        <w:t xml:space="preserve"> Bedanya besar. Konten yang ngasih daftar yang bisa dipakai berulang itu yang di-save, bukan yang cuma sekali tonton.</w:t>
       </w:r>
     </w:p>
     <w:p>
@@ -695,16 +615,16 @@
           <w:sz w:val="22"/>
           <w:szCs w:val="22"/>
         </w:rPr>
-        <w:t xml:space="preserve">Solusinya murah.</w:t>
-      </w:r>
-      <w:r>
-        <w:rPr>
-          <w:rFonts w:ascii="Calibri" w:cs="Calibri" w:eastAsia="Calibri" w:hAnsi="Calibri"/>
-          <w:color w:val="1A1A1A"/>
-          <w:sz w:val="22"/>
-          <w:szCs w:val="22"/>
-        </w:rPr>
-        <w:t xml:space="preserve"> Ini bukan konten yang nyuruh orang beli alat. Kebanyakan orang cukup ganti air, dan itu gratis atau hampir gratis. Konten yang ngasih hasil tanpa nyuruh belanja itu yang paling gampang di-share.</w:t>
+        <w:t xml:space="preserve">Hampir ga ada yang bahas ini di konten kopi Indonesia.</w:t>
+      </w:r>
+      <w:r>
+        <w:rPr>
+          <w:rFonts w:ascii="Calibri" w:cs="Calibri" w:eastAsia="Calibri" w:hAnsi="Calibri"/>
+          <w:color w:val="1A1A1A"/>
+          <w:sz w:val="22"/>
+          <w:szCs w:val="22"/>
+        </w:rPr>
+        <w:t xml:space="preserve"> Kebanyakan berhenti di "pakai air mineral aja". Kamu masuk satu lapis lebih dalam.</w:t>
       </w:r>
     </w:p>
     <w:p>
@@ -725,16 +645,16 @@
           <w:sz w:val="22"/>
           <w:szCs w:val="22"/>
         </w:rPr>
-        <w:t xml:space="preserve">Nyambung ke dua konten sebelumnya.</w:t>
-      </w:r>
-      <w:r>
-        <w:rPr>
-          <w:rFonts w:ascii="Calibri" w:cs="Calibri" w:eastAsia="Calibri" w:hAnsi="Calibri"/>
-          <w:color w:val="1A1A1A"/>
-          <w:sz w:val="22"/>
-          <w:szCs w:val="22"/>
-        </w:rPr>
-        <w:t xml:space="preserve"> TOFU 01 = tasting note itu resep. TOFU 02 = roast level itu bahan. TOFU 03 = air itu kaldu. Satu dunia yang sama: dapur.</w:t>
+        <w:t xml:space="preserve">Formatnya daftar, jadi gampang jadi carousel dan gampang di-screenshot.</w:t>
+      </w:r>
+      <w:r>
+        <w:rPr>
+          <w:rFonts w:ascii="Calibri" w:cs="Calibri" w:eastAsia="Calibri" w:hAnsi="Calibri"/>
+          <w:color w:val="1A1A1A"/>
+          <w:sz w:val="22"/>
+          <w:szCs w:val="22"/>
+        </w:rPr>
+        <w:t xml:space="preserve"> Ini yang bikin konten nyebar tanpa kamu ngapa-ngapain.</w:t>
       </w:r>
     </w:p>
     <w:p>
@@ -755,34 +675,155 @@
           <w:sz w:val="22"/>
           <w:szCs w:val="22"/>
         </w:rPr>
-        <w:t xml:space="preserve">Hampir ga ada yang bahas ini di konten kopi Indonesia.</w:t>
-      </w:r>
-      <w:r>
-        <w:rPr>
-          <w:rFonts w:ascii="Calibri" w:cs="Calibri" w:eastAsia="Calibri" w:hAnsi="Calibri"/>
-          <w:color w:val="1A1A1A"/>
-          <w:sz w:val="22"/>
-          <w:szCs w:val="22"/>
-        </w:rPr>
-        <w:t xml:space="preserve"> Kebanyakan bahas alat dan teknik nuang. Airnya jarang disentuh, padahal porsinya paling besar.</w:t>
-      </w:r>
-    </w:p>
-    <w:p>
-      <w:pPr>
-        <w:pStyle w:val="Heading3"/>
-        <w:spacing w:after="80" w:before="200" w:line="264"/>
-      </w:pPr>
-      <w:r>
-        <w:rPr>
-          <w:rFonts w:ascii="Calibri" w:cs="Calibri" w:eastAsia="Calibri" w:hAnsi="Calibri"/>
-          <w:b/>
-          <w:bCs/>
-          <w:color w:val="1F618D"/>
-          <w:sz w:val="22"/>
-          <w:szCs w:val="22"/>
-        </w:rPr>
-        <w:t xml:space="preserve">Padanan istilah — kiri jangan diucapin, pakai yang kanan</w:t>
-      </w:r>
+        <w:t xml:space="preserve">Ga nyuruh belanja.</w:t>
+      </w:r>
+      <w:r>
+        <w:rPr>
+          <w:rFonts w:ascii="Calibri" w:cs="Calibri" w:eastAsia="Calibri" w:hAnsi="Calibri"/>
+          <w:color w:val="1A1A1A"/>
+          <w:sz w:val="22"/>
+          <w:szCs w:val="22"/>
+        </w:rPr>
+        <w:t xml:space="preserve"> Penonton cukup balik badan, ambil botol airnya, dan baca labelnya. Nol biaya.</w:t>
+      </w:r>
+    </w:p>
+    <w:p>
+      <w:r>
+        <w:br w:type="page"/>
+      </w:r>
+    </w:p>
+    <w:p>
+      <w:pPr>
+        <w:pStyle w:val="Heading1"/>
+        <w:pBdr>
+          <w:bottom w:val="single" w:color="DDD6CE" w:sz="6" w:space="6"/>
+        </w:pBdr>
+        <w:spacing w:after="160" w:before="400" w:line="264"/>
+      </w:pPr>
+      <w:r>
+        <w:rPr>
+          <w:rFonts w:ascii="Calibri" w:cs="Calibri" w:eastAsia="Calibri" w:hAnsi="Calibri"/>
+          <w:b/>
+          <w:bCs/>
+          <w:color w:val="B03A2E"/>
+          <w:sz w:val="30"/>
+          <w:szCs w:val="30"/>
+        </w:rPr>
+        <w:t xml:space="preserve">2. Verifikasi Catatan Kamu</w:t>
+      </w:r>
+    </w:p>
+    <w:p>
+      <w:pPr>
+        <w:spacing w:after="120" w:before="0" w:line="276"/>
+      </w:pPr>
+      <w:r>
+        <w:rPr>
+          <w:rFonts w:ascii="Calibri" w:cs="Calibri" w:eastAsia="Calibri" w:hAnsi="Calibri"/>
+          <w:b w:val="false"/>
+          <w:bCs w:val="false"/>
+          <w:i w:val="false"/>
+          <w:iCs w:val="false"/>
+          <w:color w:val="1A1A1A"/>
+          <w:sz w:val="22"/>
+          <w:szCs w:val="22"/>
+        </w:rPr>
+        <w:t xml:space="preserve">Ini hasil pengecekan poin-poin yang kamu tulis. Aku pakai tiga level bukti:</w:t>
+      </w:r>
+    </w:p>
+    <w:p>
+      <w:pPr>
+        <w:pStyle w:val="ListParagraph"/>
+        <w:numPr>
+          <w:ilvl w:val="0"/>
+          <w:numId w:val="2"/>
+        </w:numPr>
+        <w:spacing w:after="40" w:before="40" w:line="276"/>
+      </w:pPr>
+      <w:r>
+        <w:rPr>
+          <w:rFonts w:ascii="Calibri" w:cs="Calibri" w:eastAsia="Calibri" w:hAnsi="Calibri"/>
+          <w:b/>
+          <w:bCs/>
+          <w:color w:val="1E7A46"/>
+          <w:sz w:val="22"/>
+          <w:szCs w:val="22"/>
+        </w:rPr>
+        <w:t xml:space="preserve">KUAT</w:t>
+      </w:r>
+      <w:r>
+        <w:rPr>
+          <w:rFonts w:ascii="Calibri" w:cs="Calibri" w:eastAsia="Calibri" w:hAnsi="Calibri"/>
+          <w:color w:val="1A1A1A"/>
+          <w:sz w:val="22"/>
+          <w:szCs w:val="22"/>
+        </w:rPr>
+        <w:t xml:space="preserve"> — ada riset peer-review yang langsung mendukung.</w:t>
+      </w:r>
+    </w:p>
+    <w:p>
+      <w:pPr>
+        <w:pStyle w:val="ListParagraph"/>
+        <w:numPr>
+          <w:ilvl w:val="0"/>
+          <w:numId w:val="2"/>
+        </w:numPr>
+        <w:spacing w:after="40" w:before="40" w:line="276"/>
+      </w:pPr>
+      <w:r>
+        <w:rPr>
+          <w:rFonts w:ascii="Calibri" w:cs="Calibri" w:eastAsia="Calibri" w:hAnsi="Calibri"/>
+          <w:b/>
+          <w:bCs/>
+          <w:color w:val="9A6B00"/>
+          <w:sz w:val="22"/>
+          <w:szCs w:val="22"/>
+        </w:rPr>
+        <w:t xml:space="preserve">SEDANG</w:t>
+      </w:r>
+      <w:r>
+        <w:rPr>
+          <w:rFonts w:ascii="Calibri" w:cs="Calibri" w:eastAsia="Calibri" w:hAnsi="Calibri"/>
+          <w:color w:val="1A1A1A"/>
+          <w:sz w:val="22"/>
+          <w:szCs w:val="22"/>
+        </w:rPr>
+        <w:t xml:space="preserve"> — konsensus praktisi kopi, atau riset dari bidang lain (terutama bir) yang kimianya nyambung. Belum ada riset kopi khususnya.</w:t>
+      </w:r>
+    </w:p>
+    <w:p>
+      <w:pPr>
+        <w:pStyle w:val="ListParagraph"/>
+        <w:numPr>
+          <w:ilvl w:val="0"/>
+          <w:numId w:val="2"/>
+        </w:numPr>
+        <w:spacing w:after="40" w:before="40" w:line="276"/>
+      </w:pPr>
+      <w:r>
+        <w:rPr>
+          <w:rFonts w:ascii="Calibri" w:cs="Calibri" w:eastAsia="Calibri" w:hAnsi="Calibri"/>
+          <w:b/>
+          <w:bCs/>
+          <w:color w:val="B03A2E"/>
+          <w:sz w:val="22"/>
+          <w:szCs w:val="22"/>
+        </w:rPr>
+        <w:t xml:space="preserve">LEMAH</w:t>
+      </w:r>
+      <w:r>
+        <w:rPr>
+          <w:rFonts w:ascii="Calibri" w:cs="Calibri" w:eastAsia="Calibri" w:hAnsi="Calibri"/>
+          <w:color w:val="1A1A1A"/>
+          <w:sz w:val="22"/>
+          <w:szCs w:val="22"/>
+        </w:rPr>
+        <w:t xml:space="preserve"> — klaim produsen, atau justru dibantah sumber lain. Boleh dipakai, tapi jangan disebut sebagai "fakta ilmiah".</w:t>
+      </w:r>
+    </w:p>
+    <w:p>
+      <w:pPr>
+        <w:spacing w:after="160"/>
+      </w:pPr>
     </w:p>
     <w:tbl>
       <w:tblPr>
@@ -797,8 +838,9 @@
         </w:tblBorders>
       </w:tblPr>
       <w:tblGrid>
-        <w:gridCol w:w="3600"/>
-        <w:gridCol w:w="5400"/>
+        <w:gridCol w:w="2600"/>
+        <w:gridCol w:w="1500"/>
+        <w:gridCol w:w="4900"/>
       </w:tblGrid>
       <w:tr>
         <w:trPr>
@@ -806,7 +848,7 @@
         </w:trPr>
         <w:tc>
           <w:tcPr>
-            <w:tcW w:type="dxa" w:w="3600"/>
+            <w:tcW w:type="dxa" w:w="2600"/>
             <w:shd w:fill="F2EFEA" w:val="clear"/>
             <w:tcMar>
               <w:top w:type="dxa" w:w="90"/>
@@ -828,13 +870,13 @@
                 <w:sz w:val="20"/>
                 <w:szCs w:val="20"/>
               </w:rPr>
-              <w:t xml:space="preserve">Istilah aslinya</w:t>
-            </w:r>
-          </w:p>
-        </w:tc>
-        <w:tc>
-          <w:tcPr>
-            <w:tcW w:type="dxa" w:w="5400"/>
+              <w:t xml:space="preserve">Catatan kamu</w:t>
+            </w:r>
+          </w:p>
+        </w:tc>
+        <w:tc>
+          <w:tcPr>
+            <w:tcW w:type="dxa" w:w="1500"/>
             <w:shd w:fill="F2EFEA" w:val="clear"/>
             <w:tcMar>
               <w:top w:type="dxa" w:w="90"/>
@@ -856,7 +898,35 @@
                 <w:sz w:val="20"/>
                 <w:szCs w:val="20"/>
               </w:rPr>
-              <w:t xml:space="preserve">Bahasa yang dipakai di script</w:t>
+              <w:t xml:space="preserve">Level</w:t>
+            </w:r>
+          </w:p>
+        </w:tc>
+        <w:tc>
+          <w:tcPr>
+            <w:tcW w:type="dxa" w:w="4900"/>
+            <w:shd w:fill="F2EFEA" w:val="clear"/>
+            <w:tcMar>
+              <w:top w:type="dxa" w:w="90"/>
+              <w:left w:type="dxa" w:w="120"/>
+              <w:bottom w:type="dxa" w:w="90"/>
+              <w:right w:type="dxa" w:w="120"/>
+            </w:tcMar>
+          </w:tcPr>
+          <w:p>
+            <w:pPr>
+              <w:spacing w:after="40" w:before="40" w:line="264"/>
+            </w:pPr>
+            <w:r>
+              <w:rPr>
+                <w:rFonts w:ascii="Calibri" w:cs="Calibri" w:eastAsia="Calibri" w:hAnsi="Calibri"/>
+                <w:b/>
+                <w:bCs/>
+                <w:color w:val="1A1A1A"/>
+                <w:sz w:val="20"/>
+                <w:szCs w:val="20"/>
+              </w:rPr>
+              <w:t xml:space="preserve">Hasil pengecekan</w:t>
             </w:r>
           </w:p>
         </w:tc>
@@ -864,7 +934,7 @@
       <w:tr>
         <w:tc>
           <w:tcPr>
-            <w:tcW w:type="dxa" w:w="3600"/>
+            <w:tcW w:type="dxa" w:w="2600"/>
             <w:shd w:fill="FFFFFF" w:val="clear"/>
             <w:tcMar>
               <w:top w:type="dxa" w:w="90"/>
@@ -886,13 +956,13 @@
                 <w:sz w:val="20"/>
                 <w:szCs w:val="20"/>
               </w:rPr>
-              <w:t xml:space="preserve">mineral / kation (magnesium, kalsium)</w:t>
-            </w:r>
-          </w:p>
-        </w:tc>
-        <w:tc>
-          <w:tcPr>
-            <w:tcW w:type="dxa" w:w="5400"/>
+              <w:t xml:space="preserve">"Magnesium sama sodium manis"</w:t>
+            </w:r>
+          </w:p>
+        </w:tc>
+        <w:tc>
+          <w:tcPr>
+            <w:tcW w:type="dxa" w:w="1500"/>
             <w:shd w:fill="FFFFFF" w:val="clear"/>
             <w:tcMar>
               <w:top w:type="dxa" w:w="90"/>
@@ -914,7 +984,35 @@
                 <w:sz w:val="20"/>
                 <w:szCs w:val="20"/>
               </w:rPr>
-              <w:t xml:space="preserve">tangan yang narik rasa keluar dari bubuk kopi</w:t>
+              <w:t xml:space="preserve">CAMPUR</w:t>
+            </w:r>
+          </w:p>
+        </w:tc>
+        <w:tc>
+          <w:tcPr>
+            <w:tcW w:type="dxa" w:w="4900"/>
+            <w:shd w:fill="FFFFFF" w:val="clear"/>
+            <w:tcMar>
+              <w:top w:type="dxa" w:w="90"/>
+              <w:left w:type="dxa" w:w="120"/>
+              <w:bottom w:type="dxa" w:w="90"/>
+              <w:right w:type="dxa" w:w="120"/>
+            </w:tcMar>
+          </w:tcPr>
+          <w:p>
+            <w:pPr>
+              <w:spacing w:after="40" w:before="40" w:line="264"/>
+            </w:pPr>
+            <w:r>
+              <w:rPr>
+                <w:rFonts w:ascii="Calibri" w:cs="Calibri" w:eastAsia="Calibri" w:hAnsi="Calibri"/>
+                <w:b w:val="false"/>
+                <w:bCs w:val="false"/>
+                <w:color w:val="1A1A1A"/>
+                <w:sz w:val="20"/>
+                <w:szCs w:val="20"/>
+              </w:rPr>
+              <w:t xml:space="preserve">Perlu dipisah. SODIUM → manis: KUAT. Riset di J. Agric. Food Chem. (2024) nunjukin natrium menekan respons reseptor pahit, dan pahit yang turun bikin manis kebaca lebih jelas. MAGNESIUM → manis: LEMAH. Magnesium lebih ke arah buah dan juicy, bukan manis. Sebaiknya dipisah jadi dua poin.</w:t>
             </w:r>
           </w:p>
         </w:tc>
@@ -922,7 +1020,7 @@
       <w:tr>
         <w:tc>
           <w:tcPr>
-            <w:tcW w:type="dxa" w:w="3600"/>
+            <w:tcW w:type="dxa" w:w="2600"/>
             <w:shd w:fill="FAF8F5" w:val="clear"/>
             <w:tcMar>
               <w:top w:type="dxa" w:w="90"/>
@@ -944,13 +1042,13 @@
                 <w:sz w:val="20"/>
                 <w:szCs w:val="20"/>
               </w:rPr>
-              <w:t xml:space="preserve">air suling / RO murni / TDS rendah</w:t>
-            </w:r>
-          </w:p>
-        </w:tc>
-        <w:tc>
-          <w:tcPr>
-            <w:tcW w:type="dxa" w:w="5400"/>
+              <w:t xml:space="preserve">"Magnesium increase juicyness"</w:t>
+            </w:r>
+          </w:p>
+        </w:tc>
+        <w:tc>
+          <w:tcPr>
+            <w:tcW w:type="dxa" w:w="1500"/>
             <w:shd w:fill="FAF8F5" w:val="clear"/>
             <w:tcMar>
               <w:top w:type="dxa" w:w="90"/>
@@ -972,7 +1070,35 @@
                 <w:sz w:val="20"/>
                 <w:szCs w:val="20"/>
               </w:rPr>
-              <w:t xml:space="preserve">air yang terlalu bersih / air kosong</w:t>
+              <w:t xml:space="preserve">KUAT</w:t>
+            </w:r>
+          </w:p>
+        </w:tc>
+        <w:tc>
+          <w:tcPr>
+            <w:tcW w:type="dxa" w:w="4900"/>
+            <w:shd w:fill="FAF8F5" w:val="clear"/>
+            <w:tcMar>
+              <w:top w:type="dxa" w:w="90"/>
+              <w:left w:type="dxa" w:w="120"/>
+              <w:bottom w:type="dxa" w:w="90"/>
+              <w:right w:type="dxa" w:w="120"/>
+            </w:tcMar>
+          </w:tcPr>
+          <w:p>
+            <w:pPr>
+              <w:spacing w:after="40" w:before="40" w:line="264"/>
+            </w:pPr>
+            <w:r>
+              <w:rPr>
+                <w:rFonts w:ascii="Calibri" w:cs="Calibri" w:eastAsia="Calibri" w:hAnsi="Calibri"/>
+                <w:b w:val="false"/>
+                <w:bCs w:val="false"/>
+                <w:color w:val="1A1A1A"/>
+                <w:sz w:val="20"/>
+                <w:szCs w:val="20"/>
+              </w:rPr>
+              <w:t xml:space="preserve">Didukung Hendon dkk. (2014): magnesium mengikat asam sitrat, malat, dan laktat lebih kuat daripada kalsium — dan tiga asam itu penyumbang utama rasa cerah dan buah. Ini poin terkuat di seluruh catatan kamu.</w:t>
             </w:r>
           </w:p>
         </w:tc>
@@ -980,7 +1106,7 @@
       <w:tr>
         <w:tc>
           <w:tcPr>
-            <w:tcW w:type="dxa" w:w="3600"/>
+            <w:tcW w:type="dxa" w:w="2600"/>
             <w:shd w:fill="FFFFFF" w:val="clear"/>
             <w:tcMar>
               <w:top w:type="dxa" w:w="90"/>
@@ -1002,13 +1128,13 @@
                 <w:sz w:val="20"/>
                 <w:szCs w:val="20"/>
               </w:rPr>
-              <w:t xml:space="preserve">alkalinitas / bikarbonat / buffer</w:t>
-            </w:r>
-          </w:p>
-        </w:tc>
-        <w:tc>
-          <w:tcPr>
-            <w:tcW w:type="dxa" w:w="5400"/>
+              <w:t xml:space="preserve">"Calsium citric acid"</w:t>
+            </w:r>
+          </w:p>
+        </w:tc>
+        <w:tc>
+          <w:tcPr>
+            <w:tcW w:type="dxa" w:w="1500"/>
             <w:shd w:fill="FFFFFF" w:val="clear"/>
             <w:tcMar>
               <w:top w:type="dxa" w:w="90"/>
@@ -1030,7 +1156,35 @@
                 <w:sz w:val="20"/>
                 <w:szCs w:val="20"/>
               </w:rPr>
-              <w:t xml:space="preserve">peredam — yang nge-rem rasa asem-manisnya</w:t>
+              <w:t xml:space="preserve">PERLU DIKOREKSI</w:t>
+            </w:r>
+          </w:p>
+        </w:tc>
+        <w:tc>
+          <w:tcPr>
+            <w:tcW w:type="dxa" w:w="4900"/>
+            <w:shd w:fill="FFFFFF" w:val="clear"/>
+            <w:tcMar>
+              <w:top w:type="dxa" w:w="90"/>
+              <w:left w:type="dxa" w:w="120"/>
+              <w:bottom w:type="dxa" w:w="90"/>
+              <w:right w:type="dxa" w:w="120"/>
+            </w:tcMar>
+          </w:tcPr>
+          <w:p>
+            <w:pPr>
+              <w:spacing w:after="40" w:before="40" w:line="264"/>
+            </w:pPr>
+            <w:r>
+              <w:rPr>
+                <w:rFonts w:ascii="Calibri" w:cs="Calibri" w:eastAsia="Calibri" w:hAnsi="Calibri"/>
+                <w:b w:val="false"/>
+                <w:bCs w:val="false"/>
+                <w:color w:val="1A1A1A"/>
+                <w:sz w:val="20"/>
+                <w:szCs w:val="20"/>
+              </w:rPr>
+              <w:t xml:space="preserve">Kebalik. Justru MAGNESIUM yang mengikat asam sitrat lebih kuat daripada kalsium (Hendon dkk. 2014). Kalsium arahnya ke body lebih berat dan asam yang lebih teredam. Jadi kalau mau dipakai: "kalsium → body naik, asem turun".</w:t>
             </w:r>
           </w:p>
         </w:tc>
@@ -1038,7 +1192,7 @@
       <w:tr>
         <w:tc>
           <w:tcPr>
-            <w:tcW w:type="dxa" w:w="3600"/>
+            <w:tcW w:type="dxa" w:w="2600"/>
             <w:shd w:fill="FAF8F5" w:val="clear"/>
             <w:tcMar>
               <w:top w:type="dxa" w:w="90"/>
@@ -1060,13 +1214,13 @@
                 <w:sz w:val="20"/>
                 <w:szCs w:val="20"/>
               </w:rPr>
-              <w:t xml:space="preserve">air sadah / hard water</w:t>
-            </w:r>
-          </w:p>
-        </w:tc>
-        <w:tc>
-          <w:tcPr>
-            <w:tcW w:type="dxa" w:w="5400"/>
+              <w:t xml:space="preserve">"Potasium increase aftertaste"</w:t>
+            </w:r>
+          </w:p>
+        </w:tc>
+        <w:tc>
+          <w:tcPr>
+            <w:tcW w:type="dxa" w:w="1500"/>
             <w:shd w:fill="FAF8F5" w:val="clear"/>
             <w:tcMar>
               <w:top w:type="dxa" w:w="90"/>
@@ -1088,7 +1242,35 @@
                 <w:sz w:val="20"/>
                 <w:szCs w:val="20"/>
               </w:rPr>
-              <w:t xml:space="preserve">air berkapur — yang ninggalin kerak putih di ketel</w:t>
+              <w:t xml:space="preserve">SEDANG</w:t>
+            </w:r>
+          </w:p>
+        </w:tc>
+        <w:tc>
+          <w:tcPr>
+            <w:tcW w:type="dxa" w:w="4900"/>
+            <w:shd w:fill="FAF8F5" w:val="clear"/>
+            <w:tcMar>
+              <w:top w:type="dxa" w:w="90"/>
+              <w:left w:type="dxa" w:w="120"/>
+              <w:bottom w:type="dxa" w:w="90"/>
+              <w:right w:type="dxa" w:w="120"/>
+            </w:tcMar>
+          </w:tcPr>
+          <w:p>
+            <w:pPr>
+              <w:spacing w:after="40" w:before="40" w:line="264"/>
+            </w:pPr>
+            <w:r>
+              <w:rPr>
+                <w:rFonts w:ascii="Calibri" w:cs="Calibri" w:eastAsia="Calibri" w:hAnsi="Calibri"/>
+                <w:b w:val="false"/>
+                <w:bCs w:val="false"/>
+                <w:color w:val="1A1A1A"/>
+                <w:sz w:val="20"/>
+                <w:szCs w:val="20"/>
+              </w:rPr>
+              <w:t xml:space="preserve">Arah umumnya masuk akal, tapi hati-hati. Barista Hustle bilang kalium ngasih kesan menyegarkan dalam jumlah sangat kecil. Sementara di food science, kalium klorida dikenal ninggalin aftertaste pahit-metalik kalau kadarnya naik. Jadi kalium memang manjangin aftertaste — tapi ga selalu aftertaste yang enak.</w:t>
             </w:r>
           </w:p>
         </w:tc>
@@ -1096,7 +1278,7 @@
       <w:tr>
         <w:tc>
           <w:tcPr>
-            <w:tcW w:type="dxa" w:w="3600"/>
+            <w:tcW w:type="dxa" w:w="2600"/>
             <w:shd w:fill="FFFFFF" w:val="clear"/>
             <w:tcMar>
               <w:top w:type="dxa" w:w="90"/>
@@ -1118,13 +1300,13 @@
                 <w:sz w:val="20"/>
                 <w:szCs w:val="20"/>
               </w:rPr>
-              <w:t xml:space="preserve">ekstraksi</w:t>
-            </w:r>
-          </w:p>
-        </w:tc>
-        <w:tc>
-          <w:tcPr>
-            <w:tcW w:type="dxa" w:w="5400"/>
+              <w:t xml:space="preserve">"Bitterness tinggi naikin cloride"</w:t>
+            </w:r>
+          </w:p>
+        </w:tc>
+        <w:tc>
+          <w:tcPr>
+            <w:tcW w:type="dxa" w:w="1500"/>
             <w:shd w:fill="FFFFFF" w:val="clear"/>
             <w:tcMar>
               <w:top w:type="dxa" w:w="90"/>
@@ -1146,7 +1328,35 @@
                 <w:sz w:val="20"/>
                 <w:szCs w:val="20"/>
               </w:rPr>
-              <w:t xml:space="preserve">keluarnya rasa</w:t>
+              <w:t xml:space="preserve">SEDANG</w:t>
+            </w:r>
+          </w:p>
+        </w:tc>
+        <w:tc>
+          <w:tcPr>
+            <w:tcW w:type="dxa" w:w="4900"/>
+            <w:shd w:fill="FFFFFF" w:val="clear"/>
+            <w:tcMar>
+              <w:top w:type="dxa" w:w="90"/>
+              <w:left w:type="dxa" w:w="120"/>
+              <w:bottom w:type="dxa" w:w="90"/>
+              <w:right w:type="dxa" w:w="120"/>
+            </w:tcMar>
+          </w:tcPr>
+          <w:p>
+            <w:pPr>
+              <w:spacing w:after="40" w:before="40" w:line="264"/>
+            </w:pPr>
+            <w:r>
+              <w:rPr>
+                <w:rFonts w:ascii="Calibri" w:cs="Calibri" w:eastAsia="Calibri" w:hAnsi="Calibri"/>
+                <w:b w:val="false"/>
+                <w:bCs w:val="false"/>
+                <w:color w:val="1A1A1A"/>
+                <w:sz w:val="20"/>
+                <w:szCs w:val="20"/>
+              </w:rPr>
+              <w:t xml:space="preserve">Dari kimia air bir (Palmer &amp; Kaminski): klorida bikin rasa lebih bulat, penuh, dan manis; sulfat bikin lebih kering dan pahit. Ditambah efek natrium yang nekan pahit. TAPI Barista Hustle bilang klorida dan sulfat efeknya kecil di kadar yang lazim dipakai buat kopi. Jadi pakai, tapi jangan bilang "terbukti".</w:t>
             </w:r>
           </w:p>
         </w:tc>
@@ -1154,7 +1364,7 @@
       <w:tr>
         <w:tc>
           <w:tcPr>
-            <w:tcW w:type="dxa" w:w="3600"/>
+            <w:tcW w:type="dxa" w:w="2600"/>
             <w:shd w:fill="FAF8F5" w:val="clear"/>
             <w:tcMar>
               <w:top w:type="dxa" w:w="90"/>
@@ -1176,13 +1386,13 @@
                 <w:sz w:val="20"/>
                 <w:szCs w:val="20"/>
               </w:rPr>
-              <w:t xml:space="preserve">TDS 150 ppm</w:t>
-            </w:r>
-          </w:p>
-        </w:tc>
-        <w:tc>
-          <w:tcPr>
-            <w:tcW w:type="dxa" w:w="5400"/>
+              <w:t xml:space="preserve">"Lylac floral naik gara-gara sulfat"</w:t>
+            </w:r>
+          </w:p>
+        </w:tc>
+        <w:tc>
+          <w:tcPr>
+            <w:tcW w:type="dxa" w:w="1500"/>
             <w:shd w:fill="FAF8F5" w:val="clear"/>
             <w:tcMar>
               <w:top w:type="dxa" w:w="90"/>
@@ -1204,557 +1414,388 @@
                 <w:sz w:val="20"/>
                 <w:szCs w:val="20"/>
               </w:rPr>
-              <w:t xml:space="preserve">air mineral biasa (bukan air suling, bukan air keran)</w:t>
+              <w:t xml:space="preserve">KLAIM PRODUSEN</w:t>
+            </w:r>
+          </w:p>
+        </w:tc>
+        <w:tc>
+          <w:tcPr>
+            <w:tcW w:type="dxa" w:w="4900"/>
+            <w:shd w:fill="FAF8F5" w:val="clear"/>
+            <w:tcMar>
+              <w:top w:type="dxa" w:w="90"/>
+              <w:left w:type="dxa" w:w="120"/>
+              <w:bottom w:type="dxa" w:w="90"/>
+              <w:right w:type="dxa" w:w="120"/>
+            </w:tcMar>
+          </w:tcPr>
+          <w:p>
+            <w:pPr>
+              <w:spacing w:after="40" w:before="40" w:line="264"/>
+            </w:pPr>
+            <w:r>
+              <w:rPr>
+                <w:rFonts w:ascii="Calibri" w:cs="Calibri" w:eastAsia="Calibri" w:hAnsi="Calibri"/>
+                <w:b w:val="false"/>
+                <w:bCs w:val="false"/>
+                <w:color w:val="1A1A1A"/>
+                <w:sz w:val="20"/>
+                <w:szCs w:val="20"/>
+              </w:rPr>
+              <w:t xml:space="preserve">Benar sebagai klaim Apax Lab: LYLAC memang mengandung magnesium sulfat, dan Apax sendiri nulis produk ini "memanfaatkan sulfat dan kalium untuk menonjolkan karakter floral". Tapi ini klaim produsen, bukan riset independen. Sebut aja "menurut Apax Lab".</w:t>
+            </w:r>
+          </w:p>
+        </w:tc>
+      </w:tr>
+      <w:tr>
+        <w:tc>
+          <w:tcPr>
+            <w:tcW w:type="dxa" w:w="2600"/>
+            <w:shd w:fill="FFFFFF" w:val="clear"/>
+            <w:tcMar>
+              <w:top w:type="dxa" w:w="90"/>
+              <w:left w:type="dxa" w:w="120"/>
+              <w:bottom w:type="dxa" w:w="90"/>
+              <w:right w:type="dxa" w:w="120"/>
+            </w:tcMar>
+          </w:tcPr>
+          <w:p>
+            <w:pPr>
+              <w:spacing w:after="40" w:before="40" w:line="264"/>
+            </w:pPr>
+            <w:r>
+              <w:rPr>
+                <w:rFonts w:ascii="Calibri" w:cs="Calibri" w:eastAsia="Calibri" w:hAnsi="Calibri"/>
+                <w:b w:val="false"/>
+                <w:bCs w:val="false"/>
+                <w:color w:val="1A1A1A"/>
+                <w:sz w:val="20"/>
+                <w:szCs w:val="20"/>
+              </w:rPr>
+              <w:t xml:space="preserve">"Lylac kering gara-gara banyak sulfat, kebanyakan bisa dry"</w:t>
+            </w:r>
+          </w:p>
+        </w:tc>
+        <w:tc>
+          <w:tcPr>
+            <w:tcW w:type="dxa" w:w="1500"/>
+            <w:shd w:fill="FFFFFF" w:val="clear"/>
+            <w:tcMar>
+              <w:top w:type="dxa" w:w="90"/>
+              <w:left w:type="dxa" w:w="120"/>
+              <w:bottom w:type="dxa" w:w="90"/>
+              <w:right w:type="dxa" w:w="120"/>
+            </w:tcMar>
+          </w:tcPr>
+          <w:p>
+            <w:pPr>
+              <w:spacing w:after="40" w:before="40" w:line="264"/>
+            </w:pPr>
+            <w:r>
+              <w:rPr>
+                <w:rFonts w:ascii="Calibri" w:cs="Calibri" w:eastAsia="Calibri" w:hAnsi="Calibri"/>
+                <w:b w:val="false"/>
+                <w:bCs w:val="false"/>
+                <w:color w:val="1A1A1A"/>
+                <w:sz w:val="20"/>
+                <w:szCs w:val="20"/>
+              </w:rPr>
+              <w:t xml:space="preserve">SEDANG</w:t>
+            </w:r>
+          </w:p>
+        </w:tc>
+        <w:tc>
+          <w:tcPr>
+            <w:tcW w:type="dxa" w:w="4900"/>
+            <w:shd w:fill="FFFFFF" w:val="clear"/>
+            <w:tcMar>
+              <w:top w:type="dxa" w:w="90"/>
+              <w:left w:type="dxa" w:w="120"/>
+              <w:bottom w:type="dxa" w:w="90"/>
+              <w:right w:type="dxa" w:w="120"/>
+            </w:tcMar>
+          </w:tcPr>
+          <w:p>
+            <w:pPr>
+              <w:spacing w:after="40" w:before="40" w:line="264"/>
+            </w:pPr>
+            <w:r>
+              <w:rPr>
+                <w:rFonts w:ascii="Calibri" w:cs="Calibri" w:eastAsia="Calibri" w:hAnsi="Calibri"/>
+                <w:b w:val="false"/>
+                <w:bCs w:val="false"/>
+                <w:color w:val="1A1A1A"/>
+                <w:sz w:val="20"/>
+                <w:szCs w:val="20"/>
+              </w:rPr>
+              <w:t xml:space="preserve">Konsisten sama kimia air bir: sulfat = finish lebih kering dan lebih tegas. Ini justru salah satu poin paling bisa dipertanggungjawabkan di catatan kamu, walau sumbernya dari bir bukan kopi.</w:t>
+            </w:r>
+          </w:p>
+        </w:tc>
+      </w:tr>
+      <w:tr>
+        <w:tc>
+          <w:tcPr>
+            <w:tcW w:type="dxa" w:w="2600"/>
+            <w:shd w:fill="FAF8F5" w:val="clear"/>
+            <w:tcMar>
+              <w:top w:type="dxa" w:w="90"/>
+              <w:left w:type="dxa" w:w="120"/>
+              <w:bottom w:type="dxa" w:w="90"/>
+              <w:right w:type="dxa" w:w="120"/>
+            </w:tcMar>
+          </w:tcPr>
+          <w:p>
+            <w:pPr>
+              <w:spacing w:after="40" w:before="40" w:line="264"/>
+            </w:pPr>
+            <w:r>
+              <w:rPr>
+                <w:rFonts w:ascii="Calibri" w:cs="Calibri" w:eastAsia="Calibri" w:hAnsi="Calibri"/>
+                <w:b w:val="false"/>
+                <w:bCs w:val="false"/>
+                <w:color w:val="1A1A1A"/>
+                <w:sz w:val="20"/>
+                <w:szCs w:val="20"/>
+              </w:rPr>
+              <w:t xml:space="preserve">"Terlalu acidity nutupin sweetness, bicarbonate HCO3"</w:t>
+            </w:r>
+          </w:p>
+        </w:tc>
+        <w:tc>
+          <w:tcPr>
+            <w:tcW w:type="dxa" w:w="1500"/>
+            <w:shd w:fill="FAF8F5" w:val="clear"/>
+            <w:tcMar>
+              <w:top w:type="dxa" w:w="90"/>
+              <w:left w:type="dxa" w:w="120"/>
+              <w:bottom w:type="dxa" w:w="90"/>
+              <w:right w:type="dxa" w:w="120"/>
+            </w:tcMar>
+          </w:tcPr>
+          <w:p>
+            <w:pPr>
+              <w:spacing w:after="40" w:before="40" w:line="264"/>
+            </w:pPr>
+            <w:r>
+              <w:rPr>
+                <w:rFonts w:ascii="Calibri" w:cs="Calibri" w:eastAsia="Calibri" w:hAnsi="Calibri"/>
+                <w:b w:val="false"/>
+                <w:bCs w:val="false"/>
+                <w:color w:val="1A1A1A"/>
+                <w:sz w:val="20"/>
+                <w:szCs w:val="20"/>
+              </w:rPr>
+              <w:t xml:space="preserve">KUAT</w:t>
+            </w:r>
+          </w:p>
+        </w:tc>
+        <w:tc>
+          <w:tcPr>
+            <w:tcW w:type="dxa" w:w="4900"/>
+            <w:shd w:fill="FAF8F5" w:val="clear"/>
+            <w:tcMar>
+              <w:top w:type="dxa" w:w="90"/>
+              <w:left w:type="dxa" w:w="120"/>
+              <w:bottom w:type="dxa" w:w="90"/>
+              <w:right w:type="dxa" w:w="120"/>
+            </w:tcMar>
+          </w:tcPr>
+          <w:p>
+            <w:pPr>
+              <w:spacing w:after="40" w:before="40" w:line="264"/>
+            </w:pPr>
+            <w:r>
+              <w:rPr>
+                <w:rFonts w:ascii="Calibri" w:cs="Calibri" w:eastAsia="Calibri" w:hAnsi="Calibri"/>
+                <w:b w:val="false"/>
+                <w:bCs w:val="false"/>
+                <w:color w:val="1A1A1A"/>
+                <w:sz w:val="20"/>
+                <w:szCs w:val="20"/>
+              </w:rPr>
+              <w:t xml:space="preserve">Benar, tapi kalimatnya kebalik dikit. Yang terjadi: bikarbonat itu peredam asam. Bikarbonat naik → asam turun → manis kebaca lebih jelas. Jadi bikarbonat bukan yang nutupin manis — dia yang bikin manis kelihatan.</w:t>
+            </w:r>
+          </w:p>
+        </w:tc>
+      </w:tr>
+      <w:tr>
+        <w:tc>
+          <w:tcPr>
+            <w:tcW w:type="dxa" w:w="2600"/>
+            <w:shd w:fill="FFFFFF" w:val="clear"/>
+            <w:tcMar>
+              <w:top w:type="dxa" w:w="90"/>
+              <w:left w:type="dxa" w:w="120"/>
+              <w:bottom w:type="dxa" w:w="90"/>
+              <w:right w:type="dxa" w:w="120"/>
+            </w:tcMar>
+          </w:tcPr>
+          <w:p>
+            <w:pPr>
+              <w:spacing w:after="40" w:before="40" w:line="264"/>
+            </w:pPr>
+            <w:r>
+              <w:rPr>
+                <w:rFonts w:ascii="Calibri" w:cs="Calibri" w:eastAsia="Calibri" w:hAnsi="Calibri"/>
+                <w:b w:val="false"/>
+                <w:bCs w:val="false"/>
+                <w:color w:val="1A1A1A"/>
+                <w:sz w:val="20"/>
+                <w:szCs w:val="20"/>
+              </w:rPr>
+              <w:t xml:space="preserve">"Tonik lbh banyak calcium cloride, sodium, potasium bacarbonate lebih rendah"</w:t>
+            </w:r>
+          </w:p>
+        </w:tc>
+        <w:tc>
+          <w:tcPr>
+            <w:tcW w:type="dxa" w:w="1500"/>
+            <w:shd w:fill="FFFFFF" w:val="clear"/>
+            <w:tcMar>
+              <w:top w:type="dxa" w:w="90"/>
+              <w:left w:type="dxa" w:w="120"/>
+              <w:bottom w:type="dxa" w:w="90"/>
+              <w:right w:type="dxa" w:w="120"/>
+            </w:tcMar>
+          </w:tcPr>
+          <w:p>
+            <w:pPr>
+              <w:spacing w:after="40" w:before="40" w:line="264"/>
+            </w:pPr>
+            <w:r>
+              <w:rPr>
+                <w:rFonts w:ascii="Calibri" w:cs="Calibri" w:eastAsia="Calibri" w:hAnsi="Calibri"/>
+                <w:b w:val="false"/>
+                <w:bCs w:val="false"/>
+                <w:color w:val="1A1A1A"/>
+                <w:sz w:val="20"/>
+                <w:szCs w:val="20"/>
+              </w:rPr>
+              <w:t xml:space="preserve">BENAR</w:t>
+            </w:r>
+          </w:p>
+        </w:tc>
+        <w:tc>
+          <w:tcPr>
+            <w:tcW w:type="dxa" w:w="4900"/>
+            <w:shd w:fill="FFFFFF" w:val="clear"/>
+            <w:tcMar>
+              <w:top w:type="dxa" w:w="90"/>
+              <w:left w:type="dxa" w:w="120"/>
+              <w:bottom w:type="dxa" w:w="90"/>
+              <w:right w:type="dxa" w:w="120"/>
+            </w:tcMar>
+          </w:tcPr>
+          <w:p>
+            <w:pPr>
+              <w:spacing w:after="40" w:before="40" w:line="264"/>
+            </w:pPr>
+            <w:r>
+              <w:rPr>
+                <w:rFonts w:ascii="Calibri" w:cs="Calibri" w:eastAsia="Calibri" w:hAnsi="Calibri"/>
+                <w:b w:val="false"/>
+                <w:bCs w:val="false"/>
+                <w:color w:val="1A1A1A"/>
+                <w:sz w:val="20"/>
+                <w:szCs w:val="20"/>
+              </w:rPr>
+              <w:t xml:space="preserve">Cocok sama komposisi resmi. TONIK: air, magnesium klorida, kalsium klorida, natrium klorida, natrium bikarbonat, kalium bikarbonat. TONIK satu-satunya dari tiga produk yang pakai natrium klorida, dan memang paling condong ke klorida. Apax menjualnya sebagai "crisp, intense, juicy".</w:t>
+            </w:r>
+          </w:p>
+        </w:tc>
+      </w:tr>
+      <w:tr>
+        <w:tc>
+          <w:tcPr>
+            <w:tcW w:type="dxa" w:w="2600"/>
+            <w:shd w:fill="FAF8F5" w:val="clear"/>
+            <w:tcMar>
+              <w:top w:type="dxa" w:w="90"/>
+              <w:left w:type="dxa" w:w="120"/>
+              <w:bottom w:type="dxa" w:w="90"/>
+              <w:right w:type="dxa" w:w="120"/>
+            </w:tcMar>
+          </w:tcPr>
+          <w:p>
+            <w:pPr>
+              <w:spacing w:after="40" w:before="40" w:line="264"/>
+            </w:pPr>
+            <w:r>
+              <w:rPr>
+                <w:rFonts w:ascii="Calibri" w:cs="Calibri" w:eastAsia="Calibri" w:hAnsi="Calibri"/>
+                <w:b w:val="false"/>
+                <w:bCs w:val="false"/>
+                <w:color w:val="1A1A1A"/>
+                <w:sz w:val="20"/>
+                <w:szCs w:val="20"/>
+              </w:rPr>
+              <w:t xml:space="preserve">"Jam bacarbonate lebih banyak bisa nurunin acidity, alhasil sweetness naik"</w:t>
+            </w:r>
+          </w:p>
+        </w:tc>
+        <w:tc>
+          <w:tcPr>
+            <w:tcW w:type="dxa" w:w="1500"/>
+            <w:shd w:fill="FAF8F5" w:val="clear"/>
+            <w:tcMar>
+              <w:top w:type="dxa" w:w="90"/>
+              <w:left w:type="dxa" w:w="120"/>
+              <w:bottom w:type="dxa" w:w="90"/>
+              <w:right w:type="dxa" w:w="120"/>
+            </w:tcMar>
+          </w:tcPr>
+          <w:p>
+            <w:pPr>
+              <w:spacing w:after="40" w:before="40" w:line="264"/>
+            </w:pPr>
+            <w:r>
+              <w:rPr>
+                <w:rFonts w:ascii="Calibri" w:cs="Calibri" w:eastAsia="Calibri" w:hAnsi="Calibri"/>
+                <w:b w:val="false"/>
+                <w:bCs w:val="false"/>
+                <w:color w:val="1A1A1A"/>
+                <w:sz w:val="20"/>
+                <w:szCs w:val="20"/>
+              </w:rPr>
+              <w:t xml:space="preserve">BENAR</w:t>
+            </w:r>
+          </w:p>
+        </w:tc>
+        <w:tc>
+          <w:tcPr>
+            <w:tcW w:type="dxa" w:w="4900"/>
+            <w:shd w:fill="FAF8F5" w:val="clear"/>
+            <w:tcMar>
+              <w:top w:type="dxa" w:w="90"/>
+              <w:left w:type="dxa" w:w="120"/>
+              <w:bottom w:type="dxa" w:w="90"/>
+              <w:right w:type="dxa" w:w="120"/>
+            </w:tcMar>
+          </w:tcPr>
+          <w:p>
+            <w:pPr>
+              <w:spacing w:after="40" w:before="40" w:line="264"/>
+            </w:pPr>
+            <w:r>
+              <w:rPr>
+                <w:rFonts w:ascii="Calibri" w:cs="Calibri" w:eastAsia="Calibri" w:hAnsi="Calibri"/>
+                <w:b w:val="false"/>
+                <w:bCs w:val="false"/>
+                <w:color w:val="1A1A1A"/>
+                <w:sz w:val="20"/>
+                <w:szCs w:val="20"/>
+              </w:rPr>
+              <w:t xml:space="preserve">Cocok. JAMM: air, magnesium klorida, kalsium klorida, kalium klorida, kalium bikarbonat, natrium bikarbonat. Apax sendiri nulis JAMM "memperbesar peran kalsium dan bikarbonat" dan diformulasikan buat "manis yang lebih lama dan mouthfeel creamy".</w:t>
             </w:r>
           </w:p>
         </w:tc>
       </w:tr>
     </w:tbl>
     <w:p>
-      <w:r>
-        <w:br w:type="page"/>
-      </w:r>
-    </w:p>
-    <w:p>
-      <w:pPr>
-        <w:pStyle w:val="Heading1"/>
-        <w:pBdr>
-          <w:bottom w:val="single" w:color="DDD6CE" w:sz="6" w:space="6"/>
-        </w:pBdr>
-        <w:spacing w:after="160" w:before="400" w:line="264"/>
-      </w:pPr>
-      <w:r>
-        <w:rPr>
-          <w:rFonts w:ascii="Calibri" w:cs="Calibri" w:eastAsia="Calibri" w:hAnsi="Calibri"/>
-          <w:b/>
-          <w:bCs/>
-          <w:color w:val="B03A2E"/>
-          <w:sz w:val="30"/>
-          <w:szCs w:val="30"/>
-        </w:rPr>
-        <w:t xml:space="preserve">2. Riset &amp; Sumber</w:t>
-      </w:r>
-    </w:p>
-    <w:p>
-      <w:pPr>
-        <w:spacing w:after="120" w:before="0" w:line="276"/>
-      </w:pPr>
-      <w:r>
-        <w:rPr>
-          <w:rFonts w:ascii="Calibri" w:cs="Calibri" w:eastAsia="Calibri" w:hAnsi="Calibri"/>
-          <w:b w:val="false"/>
-          <w:bCs w:val="false"/>
-          <w:i/>
-          <w:iCs/>
-          <w:color w:val="1A1A1A"/>
-          <w:sz w:val="22"/>
-          <w:szCs w:val="22"/>
-        </w:rPr>
-        <w:t xml:space="preserve">Kode [A1]–[A6] dipakai lagi di tabel "Klaim → Sumber" di bagian 9. Daftar buku lengkap ada di bagian 10.</w:t>
-      </w:r>
-    </w:p>
-    <w:p>
-      <w:pPr>
-        <w:pStyle w:val="Heading3"/>
-        <w:spacing w:after="80" w:before="200" w:line="264"/>
-      </w:pPr>
-      <w:r>
-        <w:rPr>
-          <w:rFonts w:ascii="Calibri" w:cs="Calibri" w:eastAsia="Calibri" w:hAnsi="Calibri"/>
-          <w:b/>
-          <w:bCs/>
-          <w:color w:val="1F618D"/>
-          <w:sz w:val="22"/>
-          <w:szCs w:val="22"/>
-        </w:rPr>
-        <w:t xml:space="preserve">[A1]  Kopi seduh itu 98–99% air</w:t>
-      </w:r>
-    </w:p>
-    <w:p>
-      <w:pPr>
-        <w:spacing w:after="120" w:before="0" w:line="276"/>
-      </w:pPr>
-      <w:r>
-        <w:rPr>
-          <w:rFonts w:ascii="Calibri" w:cs="Calibri" w:eastAsia="Calibri" w:hAnsi="Calibri"/>
-          <w:b w:val="false"/>
-          <w:bCs w:val="false"/>
-          <w:i w:val="false"/>
-          <w:iCs w:val="false"/>
-          <w:color w:val="1A1A1A"/>
-          <w:sz w:val="22"/>
-          <w:szCs w:val="22"/>
-        </w:rPr>
-        <w:t xml:space="preserve">Kopi filter yang diseduh punya kekuatan sekitar </w:t>
-      </w:r>
-      <w:r>
-        <w:rPr>
-          <w:rFonts w:ascii="Calibri" w:cs="Calibri" w:eastAsia="Calibri" w:hAnsi="Calibri"/>
-          <w:b/>
-          <w:bCs/>
-          <w:i w:val="false"/>
-          <w:iCs w:val="false"/>
-          <w:color w:val="1A1A1A"/>
-          <w:sz w:val="22"/>
-          <w:szCs w:val="22"/>
-        </w:rPr>
-        <w:t xml:space="preserve">1,2–1,6% padatan terlarut</w:t>
-      </w:r>
-      <w:r>
-        <w:rPr>
-          <w:rFonts w:ascii="Calibri" w:cs="Calibri" w:eastAsia="Calibri" w:hAnsi="Calibri"/>
-          <w:b w:val="false"/>
-          <w:bCs w:val="false"/>
-          <w:i w:val="false"/>
-          <w:iCs w:val="false"/>
-          <w:color w:val="1A1A1A"/>
-          <w:sz w:val="22"/>
-          <w:szCs w:val="22"/>
-        </w:rPr>
-        <w:t xml:space="preserve"> — artinya </w:t>
-      </w:r>
-      <w:r>
-        <w:rPr>
-          <w:rFonts w:ascii="Calibri" w:cs="Calibri" w:eastAsia="Calibri" w:hAnsi="Calibri"/>
-          <w:b/>
-          <w:bCs/>
-          <w:i w:val="false"/>
-          <w:iCs w:val="false"/>
-          <w:color w:val="1A1A1A"/>
-          <w:sz w:val="22"/>
-          <w:szCs w:val="22"/>
-        </w:rPr>
-        <w:t xml:space="preserve">98,4–98,8% isi cangkirnya adalah air</w:t>
-      </w:r>
-      <w:r>
-        <w:rPr>
-          <w:rFonts w:ascii="Calibri" w:cs="Calibri" w:eastAsia="Calibri" w:hAnsi="Calibri"/>
-          <w:b w:val="false"/>
-          <w:bCs w:val="false"/>
-          <w:i w:val="false"/>
-          <w:iCs w:val="false"/>
-          <w:color w:val="1A1A1A"/>
-          <w:sz w:val="22"/>
-          <w:szCs w:val="22"/>
-        </w:rPr>
-        <w:t xml:space="preserve">. Espresso lebih pekat, sekitar 8–12% padatan, jadi kira-kira 90% air. Angka "98%" yang dipakai di script ini merujuk ke </w:t>
-      </w:r>
-      <w:r>
-        <w:rPr>
-          <w:rFonts w:ascii="Calibri" w:cs="Calibri" w:eastAsia="Calibri" w:hAnsi="Calibri"/>
-          <w:b/>
-          <w:bCs/>
-          <w:i w:val="false"/>
-          <w:iCs w:val="false"/>
-          <w:color w:val="1A1A1A"/>
-          <w:sz w:val="22"/>
-          <w:szCs w:val="22"/>
-        </w:rPr>
-        <w:t xml:space="preserve">kopi filter</w:t>
-      </w:r>
-      <w:r>
-        <w:rPr>
-          <w:rFonts w:ascii="Calibri" w:cs="Calibri" w:eastAsia="Calibri" w:hAnsi="Calibri"/>
-          <w:b w:val="false"/>
-          <w:bCs w:val="false"/>
-          <w:i w:val="false"/>
-          <w:iCs w:val="false"/>
-          <w:color w:val="1A1A1A"/>
-          <w:sz w:val="22"/>
-          <w:szCs w:val="22"/>
-        </w:rPr>
-        <w:t xml:space="preserve"> — dan itu memang topik halaman Dustin V2.</w:t>
-      </w:r>
-    </w:p>
-    <w:p>
-      <w:pPr>
-        <w:spacing w:after="120" w:before="0" w:line="276"/>
-      </w:pPr>
-      <w:r>
-        <w:rPr>
-          <w:rFonts w:ascii="Calibri" w:cs="Calibri" w:eastAsia="Calibri" w:hAnsi="Calibri"/>
-          <w:b w:val="false"/>
-          <w:bCs w:val="false"/>
-          <w:i/>
-          <w:iCs/>
-          <w:color w:val="6B6B6B"/>
-          <w:sz w:val="18"/>
-          <w:szCs w:val="18"/>
-        </w:rPr>
-        <w:t xml:space="preserve">Sumber: SCA Golden Cup / brewing control chart (kisaran 1,15–1,35%) · ringkasan industri di prima-coffee.com dan vivreauwater.com</w:t>
-      </w:r>
-    </w:p>
-    <w:p>
-      <w:pPr>
-        <w:pStyle w:val="Heading3"/>
-        <w:spacing w:after="80" w:before="200" w:line="264"/>
-      </w:pPr>
-      <w:r>
-        <w:rPr>
-          <w:rFonts w:ascii="Calibri" w:cs="Calibri" w:eastAsia="Calibri" w:hAnsi="Calibri"/>
-          <w:b/>
-          <w:bCs/>
-          <w:color w:val="1F618D"/>
-          <w:sz w:val="22"/>
-          <w:szCs w:val="22"/>
-        </w:rPr>
-        <w:t xml:space="preserve">[A2]  Mineral di air itu yang "narik" rasa keluar dari bubuk kopi</w:t>
-      </w:r>
-    </w:p>
-    <w:p>
-      <w:pPr>
-        <w:spacing w:after="120" w:before="0" w:line="276"/>
-      </w:pPr>
-      <w:r>
-        <w:rPr>
-          <w:rFonts w:ascii="Calibri" w:cs="Calibri" w:eastAsia="Calibri" w:hAnsi="Calibri"/>
-          <w:b w:val="false"/>
-          <w:bCs w:val="false"/>
-          <w:i w:val="false"/>
-          <w:iCs w:val="false"/>
-          <w:color w:val="1A1A1A"/>
-          <w:sz w:val="22"/>
-          <w:szCs w:val="22"/>
-        </w:rPr>
-        <w:t xml:space="preserve">Ini temuan intinya. Riset </w:t>
-      </w:r>
-      <w:r>
-        <w:rPr>
-          <w:rFonts w:ascii="Calibri" w:cs="Calibri" w:eastAsia="Calibri" w:hAnsi="Calibri"/>
-          <w:b/>
-          <w:bCs/>
-          <w:i w:val="false"/>
-          <w:iCs w:val="false"/>
-          <w:color w:val="1A1A1A"/>
-          <w:sz w:val="22"/>
-          <w:szCs w:val="22"/>
-        </w:rPr>
-        <w:t xml:space="preserve">Hendon, Colonna-Dashwood &amp; Colonna-Dashwood (2014)</w:t>
-      </w:r>
-      <w:r>
-        <w:rPr>
-          <w:rFonts w:ascii="Calibri" w:cs="Calibri" w:eastAsia="Calibri" w:hAnsi="Calibri"/>
-          <w:b w:val="false"/>
-          <w:bCs w:val="false"/>
-          <w:i w:val="false"/>
-          <w:iCs w:val="false"/>
-          <w:color w:val="1A1A1A"/>
-          <w:sz w:val="22"/>
-          <w:szCs w:val="22"/>
-        </w:rPr>
-        <w:t xml:space="preserve"> di </w:t>
-      </w:r>
-      <w:r>
-        <w:rPr>
-          <w:rFonts w:ascii="Calibri" w:cs="Calibri" w:eastAsia="Calibri" w:hAnsi="Calibri"/>
-          <w:b w:val="false"/>
-          <w:bCs w:val="false"/>
-          <w:i/>
-          <w:iCs/>
-          <w:color w:val="1A1A1A"/>
-          <w:sz w:val="22"/>
-          <w:szCs w:val="22"/>
-        </w:rPr>
-        <w:t xml:space="preserve">Journal of Agricultural and Food Chemistry</w:t>
-      </w:r>
-      <w:r>
-        <w:rPr>
-          <w:rFonts w:ascii="Calibri" w:cs="Calibri" w:eastAsia="Calibri" w:hAnsi="Calibri"/>
-          <w:b w:val="false"/>
-          <w:bCs w:val="false"/>
-          <w:i w:val="false"/>
-          <w:iCs w:val="false"/>
-          <w:color w:val="1A1A1A"/>
-          <w:sz w:val="22"/>
-          <w:szCs w:val="22"/>
-        </w:rPr>
-        <w:t xml:space="preserve"> nunjukin bahwa partikel bermuatan di dalam air — natrium, magnesium, kalsium — </w:t>
-      </w:r>
-      <w:r>
-        <w:rPr>
-          <w:rFonts w:ascii="Calibri" w:cs="Calibri" w:eastAsia="Calibri" w:hAnsi="Calibri"/>
-          <w:b/>
-          <w:bCs/>
-          <w:i w:val="false"/>
-          <w:iCs w:val="false"/>
-          <w:color w:val="1A1A1A"/>
-          <w:sz w:val="22"/>
-          <w:szCs w:val="22"/>
-        </w:rPr>
-        <w:t xml:space="preserve">menempel ke senyawa rasa di kopi dan ikut menariknya keluar</w:t>
-      </w:r>
-      <w:r>
-        <w:rPr>
-          <w:rFonts w:ascii="Calibri" w:cs="Calibri" w:eastAsia="Calibri" w:hAnsi="Calibri"/>
-          <w:b w:val="false"/>
-          <w:bCs w:val="false"/>
-          <w:i w:val="false"/>
-          <w:iCs w:val="false"/>
-          <w:color w:val="1A1A1A"/>
-          <w:sz w:val="22"/>
-          <w:szCs w:val="22"/>
-        </w:rPr>
-        <w:t xml:space="preserve">. Jadi kecepatan dan komposisi rasa yang keluar itu </w:t>
-      </w:r>
-      <w:r>
-        <w:rPr>
-          <w:rFonts w:ascii="Calibri" w:cs="Calibri" w:eastAsia="Calibri" w:hAnsi="Calibri"/>
-          <w:b/>
-          <w:bCs/>
-          <w:i w:val="false"/>
-          <w:iCs w:val="false"/>
-          <w:color w:val="1A1A1A"/>
-          <w:sz w:val="22"/>
-          <w:szCs w:val="22"/>
-        </w:rPr>
-        <w:t xml:space="preserve">ditentukan oleh "kotoran" di dalam air</w:t>
-      </w:r>
-      <w:r>
-        <w:rPr>
-          <w:rFonts w:ascii="Calibri" w:cs="Calibri" w:eastAsia="Calibri" w:hAnsi="Calibri"/>
-          <w:b w:val="false"/>
-          <w:bCs w:val="false"/>
-          <w:i w:val="false"/>
-          <w:iCs w:val="false"/>
-          <w:color w:val="1A1A1A"/>
-          <w:sz w:val="22"/>
-          <w:szCs w:val="22"/>
-        </w:rPr>
-        <w:t xml:space="preserve">, bukan oleh air murninya.</w:t>
-      </w:r>
-    </w:p>
-    <w:p>
-      <w:pPr>
-        <w:pStyle w:val="ListParagraph"/>
-        <w:numPr>
-          <w:ilvl w:val="0"/>
-          <w:numId w:val="2"/>
-        </w:numPr>
-        <w:spacing w:after="40" w:before="40" w:line="276"/>
-      </w:pPr>
-      <w:r>
-        <w:rPr>
-          <w:rFonts w:ascii="Calibri" w:cs="Calibri" w:eastAsia="Calibri" w:hAnsi="Calibri"/>
-          <w:b/>
-          <w:bCs/>
-          <w:color w:val="1A1A1A"/>
-          <w:sz w:val="22"/>
-          <w:szCs w:val="22"/>
-        </w:rPr>
-        <w:t xml:space="preserve">Magnesium</w:t>
-      </w:r>
-      <w:r>
-        <w:rPr>
-          <w:rFonts w:ascii="Calibri" w:cs="Calibri" w:eastAsia="Calibri" w:hAnsi="Calibri"/>
-          <w:color w:val="1A1A1A"/>
-          <w:sz w:val="22"/>
-          <w:szCs w:val="22"/>
-        </w:rPr>
-        <w:t xml:space="preserve"> paling efektif narik rasa, dan cenderung ngangkat sisi buah/asem yang cerah.</w:t>
-      </w:r>
-    </w:p>
-    <w:p>
-      <w:pPr>
-        <w:pStyle w:val="ListParagraph"/>
-        <w:numPr>
-          <w:ilvl w:val="0"/>
-          <w:numId w:val="2"/>
-        </w:numPr>
-        <w:spacing w:after="40" w:before="40" w:line="276"/>
-      </w:pPr>
-      <w:r>
-        <w:rPr>
-          <w:rFonts w:ascii="Calibri" w:cs="Calibri" w:eastAsia="Calibri" w:hAnsi="Calibri"/>
-          <w:b/>
-          <w:bCs/>
-          <w:color w:val="1A1A1A"/>
-          <w:sz w:val="22"/>
-          <w:szCs w:val="22"/>
-        </w:rPr>
-        <w:t xml:space="preserve">Kalsium</w:t>
-      </w:r>
-      <w:r>
-        <w:rPr>
-          <w:rFonts w:ascii="Calibri" w:cs="Calibri" w:eastAsia="Calibri" w:hAnsi="Calibri"/>
-          <w:color w:val="1A1A1A"/>
-          <w:sz w:val="22"/>
-          <w:szCs w:val="22"/>
-        </w:rPr>
-        <w:t xml:space="preserve"> cenderung ngangkat sisi berat dan creamy.</w:t>
-      </w:r>
-    </w:p>
-    <w:p>
-      <w:pPr>
-        <w:pStyle w:val="ListParagraph"/>
-        <w:numPr>
-          <w:ilvl w:val="0"/>
-          <w:numId w:val="2"/>
-        </w:numPr>
-        <w:spacing w:after="40" w:before="40" w:line="276"/>
-      </w:pPr>
-      <w:r>
-        <w:rPr>
-          <w:rFonts w:ascii="Calibri" w:cs="Calibri" w:eastAsia="Calibri" w:hAnsi="Calibri"/>
-          <w:b/>
-          <w:bCs/>
-          <w:color w:val="1A1A1A"/>
-          <w:sz w:val="22"/>
-          <w:szCs w:val="22"/>
-        </w:rPr>
-        <w:t xml:space="preserve">Natrium</w:t>
-      </w:r>
-      <w:r>
-        <w:rPr>
-          <w:rFonts w:ascii="Calibri" w:cs="Calibri" w:eastAsia="Calibri" w:hAnsi="Calibri"/>
-          <w:color w:val="1A1A1A"/>
-          <w:sz w:val="22"/>
-          <w:szCs w:val="22"/>
-        </w:rPr>
-        <w:t xml:space="preserve"> (yang tinggi di air hasil pelembut air / water softener) </w:t>
-      </w:r>
-      <w:r>
-        <w:rPr>
-          <w:rFonts w:ascii="Calibri" w:cs="Calibri" w:eastAsia="Calibri" w:hAnsi="Calibri"/>
-          <w:b/>
-          <w:bCs/>
-          <w:color w:val="1A1A1A"/>
-          <w:sz w:val="22"/>
-          <w:szCs w:val="22"/>
-        </w:rPr>
-        <w:t xml:space="preserve">tidak</w:t>
-      </w:r>
-      <w:r>
-        <w:rPr>
-          <w:rFonts w:ascii="Calibri" w:cs="Calibri" w:eastAsia="Calibri" w:hAnsi="Calibri"/>
-          <w:color w:val="1A1A1A"/>
-          <w:sz w:val="22"/>
-          <w:szCs w:val="22"/>
-        </w:rPr>
-        <w:t xml:space="preserve"> ngebantu rasa.</w:t>
-      </w:r>
-    </w:p>
-    <w:p>
-      <w:pPr>
-        <w:spacing w:after="120" w:before="0" w:line="276"/>
-      </w:pPr>
-      <w:r>
-        <w:rPr>
-          <w:rFonts w:ascii="Calibri" w:cs="Calibri" w:eastAsia="Calibri" w:hAnsi="Calibri"/>
-          <w:b w:val="false"/>
-          <w:bCs w:val="false"/>
-          <w:i/>
-          <w:iCs/>
-          <w:color w:val="6B6B6B"/>
-          <w:sz w:val="18"/>
-          <w:szCs w:val="18"/>
-        </w:rPr>
-        <w:t xml:space="preserve">Sumber: DOI 10.1021/jf501687c · ringkasan awam di phys.org "The science behind the perfect coffee" (2014)</w:t>
-      </w:r>
-    </w:p>
-    <w:p>
-      <w:pPr>
-        <w:pStyle w:val="Heading3"/>
-        <w:spacing w:after="80" w:before="200" w:line="264"/>
-      </w:pPr>
-      <w:r>
-        <w:rPr>
-          <w:rFonts w:ascii="Calibri" w:cs="Calibri" w:eastAsia="Calibri" w:hAnsi="Calibri"/>
-          <w:b/>
-          <w:bCs/>
-          <w:color w:val="1F618D"/>
-          <w:sz w:val="22"/>
-          <w:szCs w:val="22"/>
-        </w:rPr>
-        <w:t xml:space="preserve">[A3]  Air yang terlalu bersih justru bikin kopi hambar</w:t>
-      </w:r>
-    </w:p>
-    <w:p>
-      <w:pPr>
-        <w:spacing w:after="120" w:before="0" w:line="276"/>
-      </w:pPr>
-      <w:r>
-        <w:rPr>
-          <w:rFonts w:ascii="Calibri" w:cs="Calibri" w:eastAsia="Calibri" w:hAnsi="Calibri"/>
-          <w:b w:val="false"/>
-          <w:bCs w:val="false"/>
-          <w:i w:val="false"/>
-          <w:iCs w:val="false"/>
-          <w:color w:val="1A1A1A"/>
-          <w:sz w:val="22"/>
-          <w:szCs w:val="22"/>
-        </w:rPr>
-        <w:t xml:space="preserve">Tanpa mineral yang narik rasa, air suling / air RO murni menghasilkan kopi yang </w:t>
-      </w:r>
-      <w:r>
-        <w:rPr>
-          <w:rFonts w:ascii="Calibri" w:cs="Calibri" w:eastAsia="Calibri" w:hAnsi="Calibri"/>
-          <w:b/>
-          <w:bCs/>
-          <w:i w:val="false"/>
-          <w:iCs w:val="false"/>
-          <w:color w:val="1A1A1A"/>
-          <w:sz w:val="22"/>
-          <w:szCs w:val="22"/>
-        </w:rPr>
-        <w:t xml:space="preserve">datar dan hambar</w:t>
-      </w:r>
-      <w:r>
-        <w:rPr>
-          <w:rFonts w:ascii="Calibri" w:cs="Calibri" w:eastAsia="Calibri" w:hAnsi="Calibri"/>
-          <w:b w:val="false"/>
-          <w:bCs w:val="false"/>
-          <w:i w:val="false"/>
-          <w:iCs w:val="false"/>
-          <w:color w:val="1A1A1A"/>
-          <w:sz w:val="22"/>
-          <w:szCs w:val="22"/>
-        </w:rPr>
-        <w:t xml:space="preserve">. SCA menyarankan </w:t>
-      </w:r>
-      <w:r>
-        <w:rPr>
-          <w:rFonts w:ascii="Calibri" w:cs="Calibri" w:eastAsia="Calibri" w:hAnsi="Calibri"/>
-          <w:b/>
-          <w:bCs/>
-          <w:i w:val="false"/>
-          <w:iCs w:val="false"/>
-          <w:color w:val="1A1A1A"/>
-          <w:sz w:val="22"/>
-          <w:szCs w:val="22"/>
-        </w:rPr>
-        <w:t xml:space="preserve">tidak</w:t>
-      </w:r>
-      <w:r>
-        <w:rPr>
-          <w:rFonts w:ascii="Calibri" w:cs="Calibri" w:eastAsia="Calibri" w:hAnsi="Calibri"/>
-          <w:b w:val="false"/>
-          <w:bCs w:val="false"/>
-          <w:i w:val="false"/>
-          <w:iCs w:val="false"/>
-          <w:color w:val="1A1A1A"/>
-          <w:sz w:val="22"/>
-          <w:szCs w:val="22"/>
-        </w:rPr>
-        <w:t xml:space="preserve"> memakai air di bawah 75 ppm padatan terlarut buat nyeduh.</w:t>
-      </w:r>
-    </w:p>
-    <w:p>
-      <w:pPr>
-        <w:spacing w:after="120" w:before="0" w:line="276"/>
-      </w:pPr>
-      <w:r>
-        <w:rPr>
-          <w:rFonts w:ascii="Calibri" w:cs="Calibri" w:eastAsia="Calibri" w:hAnsi="Calibri"/>
-          <w:b w:val="false"/>
-          <w:bCs w:val="false"/>
-          <w:i/>
-          <w:iCs/>
-          <w:color w:val="6B6B6B"/>
-          <w:sz w:val="18"/>
-          <w:szCs w:val="18"/>
-        </w:rPr>
-        <w:t xml:space="preserve">Sumber: SCA Water Quality Handbook (via ringkasan crystalquest.com, coffeeroastco.com, thirdwavewater.eu)</w:t>
-      </w:r>
+      <w:pPr>
+        <w:spacing w:after="160"/>
+      </w:pPr>
     </w:p>
     <w:p>
       <w:pPr>
@@ -1774,7 +1815,7 @@
           <w:sz w:val="20"/>
           <w:szCs w:val="20"/>
         </w:rPr>
-        <w:t xml:space="preserve">INI POIN YANG PALING SERING BIKIN ORANG KAGET  </w:t>
+        <w:t xml:space="preserve">SATU TEMUAN PENTING YANG BELUM ADA DI CATATAN KAMU — dan ini harus masuk script  </w:t>
       </w:r>
       <w:r>
         <w:rPr>
@@ -1783,24 +1824,32 @@
           <w:sz w:val="20"/>
           <w:szCs w:val="20"/>
         </w:rPr>
-        <w:t xml:space="preserve">Banyak yang mikir "air paling murni = paling bagus." Justru kebalikannya. Air yang terlalu bersih itu ga punya "tangan" buat narik rasa keluar dari bubuk kopi.</w:t>
-      </w:r>
-    </w:p>
-    <w:p>
-      <w:pPr>
-        <w:pStyle w:val="Heading3"/>
-        <w:spacing w:after="80" w:before="200" w:line="264"/>
-      </w:pPr>
-      <w:r>
-        <w:rPr>
-          <w:rFonts w:ascii="Calibri" w:cs="Calibri" w:eastAsia="Calibri" w:hAnsi="Calibri"/>
-          <w:b/>
-          <w:bCs/>
-          <w:color w:val="1F618D"/>
-          <w:sz w:val="22"/>
-          <w:szCs w:val="22"/>
-        </w:rPr>
-        <w:t xml:space="preserve">[A4]  Kapur berlebih = peredam yang bikin kopi jadi flat</w:t>
+        <w:t xml:space="preserve">Riset lanjutan tahun 2024 di jurnal Heliyon nemuin bahwa magnesium dan kalsium di kadar normal TIDAK banyak mengubah seberapa banyak asam yang tertarik keluar dari kopi. Kesimpulannya: mineral di air itu lebih banyak mengubah CARA KITA MERASAKAN rasanya, bukan seberapa banyak rasa yang keluar. Ini penting buat kejujuran konten kamu — dan justru bikin kontennya lebih menarik, bukan lebih lemah.</w:t>
+      </w:r>
+    </w:p>
+    <w:p>
+      <w:r>
+        <w:br w:type="page"/>
+      </w:r>
+    </w:p>
+    <w:p>
+      <w:pPr>
+        <w:pStyle w:val="Heading1"/>
+        <w:pBdr>
+          <w:bottom w:val="single" w:color="DDD6CE" w:sz="6" w:space="6"/>
+        </w:pBdr>
+        <w:spacing w:after="160" w:before="400" w:line="264"/>
+      </w:pPr>
+      <w:r>
+        <w:rPr>
+          <w:rFonts w:ascii="Calibri" w:cs="Calibri" w:eastAsia="Calibri" w:hAnsi="Calibri"/>
+          <w:b/>
+          <w:bCs/>
+          <w:color w:val="B03A2E"/>
+          <w:sz w:val="30"/>
+          <w:szCs w:val="30"/>
+        </w:rPr>
+        <w:t xml:space="preserve">3. Kamus Ion — Format Poin (ini inti kontennya)</w:t>
       </w:r>
     </w:p>
     <w:p>
@@ -1818,20 +1867,20 @@
           <w:sz w:val="22"/>
           <w:szCs w:val="22"/>
         </w:rPr>
-        <w:t xml:space="preserve">Menurut Colonna-Dashwood &amp; Hendon di buku </w:t>
-      </w:r>
-      <w:r>
-        <w:rPr>
-          <w:rFonts w:ascii="Calibri" w:cs="Calibri" w:eastAsia="Calibri" w:hAnsi="Calibri"/>
-          <w:b w:val="false"/>
-          <w:bCs w:val="false"/>
-          <w:i/>
-          <w:iCs/>
-          <w:color w:val="1A1A1A"/>
-          <w:sz w:val="22"/>
-          <w:szCs w:val="22"/>
-        </w:rPr>
-        <w:t xml:space="preserve">Water for Coffee</w:t>
+        <w:t xml:space="preserve">Ini versi yang udah dikoreksi dan diurutkan dari yang paling kuat buktinya. </w:t>
+      </w:r>
+      <w:r>
+        <w:rPr>
+          <w:rFonts w:ascii="Calibri" w:cs="Calibri" w:eastAsia="Calibri" w:hAnsi="Calibri"/>
+          <w:b/>
+          <w:bCs/>
+          <w:i w:val="false"/>
+          <w:iCs w:val="false"/>
+          <w:color w:val="1A1A1A"/>
+          <w:sz w:val="22"/>
+          <w:szCs w:val="22"/>
+        </w:rPr>
+        <w:t xml:space="preserve">Satu baris, satu fungsi.</w:t>
       </w:r>
       <w:r>
         <w:rPr>
@@ -1844,199 +1893,24 @@
           <w:sz w:val="22"/>
           <w:szCs w:val="22"/>
         </w:rPr>
-        <w:t xml:space="preserve">, unsur yang paling ngaruh ada tiga: kalsium, magnesium, dan "buffer" (bikarbonat / alkalinitas). </w:t>
-      </w:r>
-      <w:r>
-        <w:rPr>
-          <w:rFonts w:ascii="Calibri" w:cs="Calibri" w:eastAsia="Calibri" w:hAnsi="Calibri"/>
-          <w:b/>
-          <w:bCs/>
-          <w:i w:val="false"/>
-          <w:iCs w:val="false"/>
-          <w:color w:val="1A1A1A"/>
-          <w:sz w:val="22"/>
-          <w:szCs w:val="22"/>
-        </w:rPr>
-        <w:t xml:space="preserve">Buffer ini bersifat melawan rasa asam yang cerah</w:t>
-      </w:r>
-      <w:r>
-        <w:rPr>
-          <w:rFonts w:ascii="Calibri" w:cs="Calibri" w:eastAsia="Calibri" w:hAnsi="Calibri"/>
-          <w:b w:val="false"/>
-          <w:bCs w:val="false"/>
-          <w:i w:val="false"/>
-          <w:iCs w:val="false"/>
-          <w:color w:val="1A1A1A"/>
-          <w:sz w:val="22"/>
-          <w:szCs w:val="22"/>
-        </w:rPr>
-        <w:t xml:space="preserve"> — makanya air yang kapurnya tinggi bikin kopi enak jadi terasa datar dan ngebosenin. Tapi buffer nol juga ga bagus: air tanpa buffer sama sekali cenderung korosif ke alat.</w:t>
-      </w:r>
-    </w:p>
-    <w:p>
-      <w:pPr>
-        <w:spacing w:after="120" w:before="0" w:line="276"/>
-      </w:pPr>
-      <w:r>
-        <w:rPr>
-          <w:rFonts w:ascii="Calibri" w:cs="Calibri" w:eastAsia="Calibri" w:hAnsi="Calibri"/>
-          <w:b w:val="false"/>
-          <w:bCs w:val="false"/>
-          <w:i/>
-          <w:iCs/>
-          <w:color w:val="6B6B6B"/>
-          <w:sz w:val="18"/>
-          <w:szCs w:val="18"/>
-        </w:rPr>
-        <w:t xml:space="preserve">Sumber: buku Water for Coffee (2015) · wawancara di europeancoffeetrip.com · SCA Water Quality Handbook</w:t>
-      </w:r>
-    </w:p>
-    <w:p>
-      <w:pPr>
-        <w:pStyle w:val="Heading3"/>
-        <w:spacing w:after="80" w:before="200" w:line="264"/>
-      </w:pPr>
-      <w:r>
-        <w:rPr>
-          <w:rFonts w:ascii="Calibri" w:cs="Calibri" w:eastAsia="Calibri" w:hAnsi="Calibri"/>
-          <w:b/>
-          <w:bCs/>
-          <w:color w:val="1F618D"/>
-          <w:sz w:val="22"/>
-          <w:szCs w:val="22"/>
-        </w:rPr>
-        <w:t xml:space="preserve">[A5]  Klorin nutupin semua rasa</w:t>
-      </w:r>
-    </w:p>
-    <w:p>
-      <w:pPr>
-        <w:spacing w:after="120" w:before="0" w:line="276"/>
-      </w:pPr>
-      <w:r>
-        <w:rPr>
-          <w:rFonts w:ascii="Calibri" w:cs="Calibri" w:eastAsia="Calibri" w:hAnsi="Calibri"/>
-          <w:b w:val="false"/>
-          <w:bCs w:val="false"/>
-          <w:i w:val="false"/>
-          <w:iCs w:val="false"/>
-          <w:color w:val="1A1A1A"/>
-          <w:sz w:val="22"/>
-          <w:szCs w:val="22"/>
-        </w:rPr>
-        <w:t xml:space="preserve">Klorin dan kloramin dipakai buat mendisinfeksi air PDAM, dan sisa rasanya bikin kopi terasa seperti </w:t>
-      </w:r>
-      <w:r>
-        <w:rPr>
-          <w:rFonts w:ascii="Calibri" w:cs="Calibri" w:eastAsia="Calibri" w:hAnsi="Calibri"/>
-          <w:b/>
-          <w:bCs/>
-          <w:i w:val="false"/>
-          <w:iCs w:val="false"/>
-          <w:color w:val="1A1A1A"/>
-          <w:sz w:val="22"/>
-          <w:szCs w:val="22"/>
-        </w:rPr>
-        <w:t xml:space="preserve">obat atau kolam renang</w:t>
-      </w:r>
-      <w:r>
-        <w:rPr>
-          <w:rFonts w:ascii="Calibri" w:cs="Calibri" w:eastAsia="Calibri" w:hAnsi="Calibri"/>
-          <w:b w:val="false"/>
-          <w:bCs w:val="false"/>
-          <w:i w:val="false"/>
-          <w:iCs w:val="false"/>
-          <w:color w:val="1A1A1A"/>
-          <w:sz w:val="22"/>
-          <w:szCs w:val="22"/>
-        </w:rPr>
-        <w:t xml:space="preserve">. Yang ngilangin: </w:t>
-      </w:r>
-      <w:r>
-        <w:rPr>
-          <w:rFonts w:ascii="Calibri" w:cs="Calibri" w:eastAsia="Calibri" w:hAnsi="Calibri"/>
-          <w:b/>
-          <w:bCs/>
-          <w:i w:val="false"/>
-          <w:iCs w:val="false"/>
-          <w:color w:val="1A1A1A"/>
-          <w:sz w:val="22"/>
-          <w:szCs w:val="22"/>
-        </w:rPr>
-        <w:t xml:space="preserve">saringan karbon aktif</w:t>
-      </w:r>
-      <w:r>
-        <w:rPr>
-          <w:rFonts w:ascii="Calibri" w:cs="Calibri" w:eastAsia="Calibri" w:hAnsi="Calibri"/>
-          <w:b w:val="false"/>
-          <w:bCs w:val="false"/>
-          <w:i w:val="false"/>
-          <w:iCs w:val="false"/>
-          <w:color w:val="1A1A1A"/>
-          <w:sz w:val="22"/>
-          <w:szCs w:val="22"/>
-        </w:rPr>
-        <w:t xml:space="preserve"> — dan bagusnya, saringan karbon ini </w:t>
-      </w:r>
-      <w:r>
-        <w:rPr>
-          <w:rFonts w:ascii="Calibri" w:cs="Calibri" w:eastAsia="Calibri" w:hAnsi="Calibri"/>
-          <w:b/>
-          <w:bCs/>
-          <w:i w:val="false"/>
-          <w:iCs w:val="false"/>
-          <w:color w:val="1A1A1A"/>
-          <w:sz w:val="22"/>
-          <w:szCs w:val="22"/>
-        </w:rPr>
-        <w:t xml:space="preserve">ga ikut ngebuang mineral</w:t>
-      </w:r>
-      <w:r>
-        <w:rPr>
-          <w:rFonts w:ascii="Calibri" w:cs="Calibri" w:eastAsia="Calibri" w:hAnsi="Calibri"/>
-          <w:b w:val="false"/>
-          <w:bCs w:val="false"/>
-          <w:i w:val="false"/>
-          <w:iCs w:val="false"/>
-          <w:color w:val="1A1A1A"/>
-          <w:sz w:val="22"/>
-          <w:szCs w:val="22"/>
-        </w:rPr>
-        <w:t xml:space="preserve"> yang justru dibutuhin buat narik rasa. Kloramin lebih bandel daripada klorin, butuh karbon katalitik dan waktu kontak lebih lama.</w:t>
-      </w:r>
-    </w:p>
-    <w:p>
-      <w:pPr>
-        <w:spacing w:after="120" w:before="0" w:line="276"/>
-      </w:pPr>
-      <w:r>
-        <w:rPr>
-          <w:rFonts w:ascii="Calibri" w:cs="Calibri" w:eastAsia="Calibri" w:hAnsi="Calibri"/>
-          <w:b w:val="false"/>
-          <w:bCs w:val="false"/>
-          <w:i/>
-          <w:iCs/>
-          <w:color w:val="6B6B6B"/>
-          <w:sz w:val="18"/>
-          <w:szCs w:val="18"/>
-        </w:rPr>
-        <w:t xml:space="preserve">Sumber: freedomwatersystems.com · purewaternorthwest.com · achillescoffeeroasters.com</w:t>
-      </w:r>
-    </w:p>
-    <w:p>
-      <w:pPr>
-        <w:pStyle w:val="Heading3"/>
-        <w:spacing w:after="80" w:before="200" w:line="264"/>
-      </w:pPr>
-      <w:r>
-        <w:rPr>
-          <w:rFonts w:ascii="Calibri" w:cs="Calibri" w:eastAsia="Calibri" w:hAnsi="Calibri"/>
-          <w:b/>
-          <w:bCs/>
-          <w:color w:val="1F618D"/>
-          <w:sz w:val="22"/>
-          <w:szCs w:val="22"/>
-        </w:rPr>
-        <w:t xml:space="preserve">[A6]  Patokan resmi SCA (buat referensi kamu, jangan dibacain di video)</w:t>
+        <w:t xml:space="preserve"> Format ini yang dipakai di script dan di carousel.</w:t>
+      </w:r>
+    </w:p>
+    <w:p>
+      <w:pPr>
+        <w:pStyle w:val="Heading2"/>
+        <w:spacing w:after="120" w:before="280" w:line="264"/>
+      </w:pPr>
+      <w:r>
+        <w:rPr>
+          <w:rFonts w:ascii="Calibri" w:cs="Calibri" w:eastAsia="Calibri" w:hAnsi="Calibri"/>
+          <w:b/>
+          <w:bCs/>
+          <w:color w:val="1A1A1A"/>
+          <w:sz w:val="25"/>
+          <w:szCs w:val="25"/>
+        </w:rPr>
+        <w:t xml:space="preserve">Yang bikin rasa naik</w:t>
       </w:r>
     </w:p>
     <w:tbl>
@@ -2052,9 +1926,9 @@
         </w:tblBorders>
       </w:tblPr>
       <w:tblGrid>
-        <w:gridCol w:w="2400"/>
-        <w:gridCol w:w="3200"/>
-        <w:gridCol w:w="3400"/>
+        <w:gridCol w:w="2200"/>
+        <w:gridCol w:w="5000"/>
+        <w:gridCol w:w="1800"/>
       </w:tblGrid>
       <w:tr>
         <w:trPr>
@@ -2062,7 +1936,7 @@
         </w:trPr>
         <w:tc>
           <w:tcPr>
-            <w:tcW w:type="dxa" w:w="2400"/>
+            <w:tcW w:type="dxa" w:w="2200"/>
             <w:shd w:fill="F2EFEA" w:val="clear"/>
             <w:tcMar>
               <w:top w:type="dxa" w:w="90"/>
@@ -2084,13 +1958,13 @@
                 <w:sz w:val="20"/>
                 <w:szCs w:val="20"/>
               </w:rPr>
-              <w:t xml:space="preserve">Yang diukur</w:t>
-            </w:r>
-          </w:p>
-        </w:tc>
-        <w:tc>
-          <w:tcPr>
-            <w:tcW w:type="dxa" w:w="3200"/>
+              <w:t xml:space="preserve">Kandungan</w:t>
+            </w:r>
+          </w:p>
+        </w:tc>
+        <w:tc>
+          <w:tcPr>
+            <w:tcW w:type="dxa" w:w="5000"/>
             <w:shd w:fill="F2EFEA" w:val="clear"/>
             <w:tcMar>
               <w:top w:type="dxa" w:w="90"/>
@@ -2112,13 +1986,13 @@
                 <w:sz w:val="20"/>
                 <w:szCs w:val="20"/>
               </w:rPr>
-              <w:t xml:space="preserve">Patokan SCA</w:t>
-            </w:r>
-          </w:p>
-        </w:tc>
-        <w:tc>
-          <w:tcPr>
-            <w:tcW w:type="dxa" w:w="3400"/>
+              <w:t xml:space="preserve">Efeknya di lidah</w:t>
+            </w:r>
+          </w:p>
+        </w:tc>
+        <w:tc>
+          <w:tcPr>
+            <w:tcW w:type="dxa" w:w="1800"/>
             <w:shd w:fill="F2EFEA" w:val="clear"/>
             <w:tcMar>
               <w:top w:type="dxa" w:w="90"/>
@@ -2140,7 +2014,7 @@
                 <w:sz w:val="20"/>
                 <w:szCs w:val="20"/>
               </w:rPr>
-              <w:t xml:space="preserve">Bahasa gampangnya</w:t>
+              <w:t xml:space="preserve">Bukti</w:t>
             </w:r>
           </w:p>
         </w:tc>
@@ -2148,7 +2022,7 @@
       <w:tr>
         <w:tc>
           <w:tcPr>
-            <w:tcW w:type="dxa" w:w="2400"/>
+            <w:tcW w:type="dxa" w:w="2200"/>
             <w:shd w:fill="FFFFFF" w:val="clear"/>
             <w:tcMar>
               <w:top w:type="dxa" w:w="90"/>
@@ -2170,13 +2044,13 @@
                 <w:sz w:val="20"/>
                 <w:szCs w:val="20"/>
               </w:rPr>
-              <w:t xml:space="preserve">Total padatan terlarut</w:t>
-            </w:r>
-          </w:p>
-        </w:tc>
-        <w:tc>
-          <w:tcPr>
-            <w:tcW w:type="dxa" w:w="3200"/>
+              <w:t xml:space="preserve">Magnesium</w:t>
+            </w:r>
+          </w:p>
+        </w:tc>
+        <w:tc>
+          <w:tcPr>
+            <w:tcW w:type="dxa" w:w="5000"/>
             <w:shd w:fill="FFFFFF" w:val="clear"/>
             <w:tcMar>
               <w:top w:type="dxa" w:w="90"/>
@@ -2198,13 +2072,13 @@
                 <w:sz w:val="20"/>
                 <w:szCs w:val="20"/>
               </w:rPr>
-              <w:t xml:space="preserve">±150 mg/L (rentang kerja 75–250)</w:t>
-            </w:r>
-          </w:p>
-        </w:tc>
-        <w:tc>
-          <w:tcPr>
-            <w:tcW w:type="dxa" w:w="3400"/>
+              <w:t xml:space="preserve">Rasa buah &amp; juicy naik. Asem jadi lebih cerah.</w:t>
+            </w:r>
+          </w:p>
+        </w:tc>
+        <w:tc>
+          <w:tcPr>
+            <w:tcW w:type="dxa" w:w="1800"/>
             <w:shd w:fill="FFFFFF" w:val="clear"/>
             <w:tcMar>
               <w:top w:type="dxa" w:w="90"/>
@@ -2226,7 +2100,7 @@
                 <w:sz w:val="20"/>
                 <w:szCs w:val="20"/>
               </w:rPr>
-              <w:t xml:space="preserve">Air mineral biasa, bukan air suling</w:t>
+              <w:t xml:space="preserve">KUAT</w:t>
             </w:r>
           </w:p>
         </w:tc>
@@ -2234,7 +2108,7 @@
       <w:tr>
         <w:tc>
           <w:tcPr>
-            <w:tcW w:type="dxa" w:w="2400"/>
+            <w:tcW w:type="dxa" w:w="2200"/>
             <w:shd w:fill="FAF8F5" w:val="clear"/>
             <w:tcMar>
               <w:top w:type="dxa" w:w="90"/>
@@ -2256,13 +2130,13 @@
                 <w:sz w:val="20"/>
                 <w:szCs w:val="20"/>
               </w:rPr>
-              <w:t xml:space="preserve">Kesadahan kalsium</w:t>
-            </w:r>
-          </w:p>
-        </w:tc>
-        <w:tc>
-          <w:tcPr>
-            <w:tcW w:type="dxa" w:w="3200"/>
+              <w:t xml:space="preserve">Sodium (natrium)</w:t>
+            </w:r>
+          </w:p>
+        </w:tc>
+        <w:tc>
+          <w:tcPr>
+            <w:tcW w:type="dxa" w:w="5000"/>
             <w:shd w:fill="FAF8F5" w:val="clear"/>
             <w:tcMar>
               <w:top w:type="dxa" w:w="90"/>
@@ -2284,13 +2158,13 @@
                 <w:sz w:val="20"/>
                 <w:szCs w:val="20"/>
               </w:rPr>
-              <w:t xml:space="preserve">50–175 ppm CaCO₃</w:t>
-            </w:r>
-          </w:p>
-        </w:tc>
-        <w:tc>
-          <w:tcPr>
-            <w:tcW w:type="dxa" w:w="3400"/>
+              <w:t xml:space="preserve">Manis naik, pahit turun.</w:t>
+            </w:r>
+          </w:p>
+        </w:tc>
+        <w:tc>
+          <w:tcPr>
+            <w:tcW w:type="dxa" w:w="1800"/>
             <w:shd w:fill="FAF8F5" w:val="clear"/>
             <w:tcMar>
               <w:top w:type="dxa" w:w="90"/>
@@ -2312,7 +2186,7 @@
                 <w:sz w:val="20"/>
                 <w:szCs w:val="20"/>
               </w:rPr>
-              <w:t xml:space="preserve">Ada mineralnya, tapi jangan sampai berkerak</w:t>
+              <w:t xml:space="preserve">KUAT</w:t>
             </w:r>
           </w:p>
         </w:tc>
@@ -2320,7 +2194,7 @@
       <w:tr>
         <w:tc>
           <w:tcPr>
-            <w:tcW w:type="dxa" w:w="2400"/>
+            <w:tcW w:type="dxa" w:w="2200"/>
             <w:shd w:fill="FFFFFF" w:val="clear"/>
             <w:tcMar>
               <w:top w:type="dxa" w:w="90"/>
@@ -2342,13 +2216,13 @@
                 <w:sz w:val="20"/>
                 <w:szCs w:val="20"/>
               </w:rPr>
-              <w:t xml:space="preserve">Alkalinitas</w:t>
-            </w:r>
-          </w:p>
-        </w:tc>
-        <w:tc>
-          <w:tcPr>
-            <w:tcW w:type="dxa" w:w="3200"/>
+              <w:t xml:space="preserve">Bikarbonat</w:t>
+            </w:r>
+          </w:p>
+        </w:tc>
+        <w:tc>
+          <w:tcPr>
+            <w:tcW w:type="dxa" w:w="5000"/>
             <w:shd w:fill="FFFFFF" w:val="clear"/>
             <w:tcMar>
               <w:top w:type="dxa" w:w="90"/>
@@ -2370,13 +2244,13 @@
                 <w:sz w:val="20"/>
                 <w:szCs w:val="20"/>
               </w:rPr>
-              <w:t xml:space="preserve">±40 ppm CaCO₃ (40–75)</w:t>
-            </w:r>
-          </w:p>
-        </w:tc>
-        <w:tc>
-          <w:tcPr>
-            <w:tcW w:type="dxa" w:w="3400"/>
+              <w:t xml:space="preserve">Asem turun → manis jadi kebaca lebih jelas.</w:t>
+            </w:r>
+          </w:p>
+        </w:tc>
+        <w:tc>
+          <w:tcPr>
+            <w:tcW w:type="dxa" w:w="1800"/>
             <w:shd w:fill="FFFFFF" w:val="clear"/>
             <w:tcMar>
               <w:top w:type="dxa" w:w="90"/>
@@ -2398,7 +2272,7 @@
                 <w:sz w:val="20"/>
                 <w:szCs w:val="20"/>
               </w:rPr>
-              <w:t xml:space="preserve">Peredamnya secukupnya aja</w:t>
+              <w:t xml:space="preserve">KUAT</w:t>
             </w:r>
           </w:p>
         </w:tc>
@@ -2406,7 +2280,7 @@
       <w:tr>
         <w:tc>
           <w:tcPr>
-            <w:tcW w:type="dxa" w:w="2400"/>
+            <w:tcW w:type="dxa" w:w="2200"/>
             <w:shd w:fill="FAF8F5" w:val="clear"/>
             <w:tcMar>
               <w:top w:type="dxa" w:w="90"/>
@@ -2428,13 +2302,13 @@
                 <w:sz w:val="20"/>
                 <w:szCs w:val="20"/>
               </w:rPr>
-              <w:t xml:space="preserve">pH</w:t>
-            </w:r>
-          </w:p>
-        </w:tc>
-        <w:tc>
-          <w:tcPr>
-            <w:tcW w:type="dxa" w:w="3200"/>
+              <w:t xml:space="preserve">Kalsium</w:t>
+            </w:r>
+          </w:p>
+        </w:tc>
+        <w:tc>
+          <w:tcPr>
+            <w:tcW w:type="dxa" w:w="5000"/>
             <w:shd w:fill="FAF8F5" w:val="clear"/>
             <w:tcMar>
               <w:top w:type="dxa" w:w="90"/>
@@ -2456,13 +2330,13 @@
                 <w:sz w:val="20"/>
                 <w:szCs w:val="20"/>
               </w:rPr>
-              <w:t xml:space="preserve">6,5 – 7,5</w:t>
-            </w:r>
-          </w:p>
-        </w:tc>
-        <w:tc>
-          <w:tcPr>
-            <w:tcW w:type="dxa" w:w="3400"/>
+              <w:t xml:space="preserve">Body lebih berat &amp; creamy. Asemnya lebih teredam.</w:t>
+            </w:r>
+          </w:p>
+        </w:tc>
+        <w:tc>
+          <w:tcPr>
+            <w:tcW w:type="dxa" w:w="1800"/>
             <w:shd w:fill="FAF8F5" w:val="clear"/>
             <w:tcMar>
               <w:top w:type="dxa" w:w="90"/>
@@ -2484,7 +2358,7 @@
                 <w:sz w:val="20"/>
                 <w:szCs w:val="20"/>
               </w:rPr>
-              <w:t xml:space="preserve">Netral</w:t>
+              <w:t xml:space="preserve">SEDANG</w:t>
             </w:r>
           </w:p>
         </w:tc>
@@ -2492,7 +2366,7 @@
       <w:tr>
         <w:tc>
           <w:tcPr>
-            <w:tcW w:type="dxa" w:w="2400"/>
+            <w:tcW w:type="dxa" w:w="2200"/>
             <w:shd w:fill="FFFFFF" w:val="clear"/>
             <w:tcMar>
               <w:top w:type="dxa" w:w="90"/>
@@ -2514,13 +2388,13 @@
                 <w:sz w:val="20"/>
                 <w:szCs w:val="20"/>
               </w:rPr>
-              <w:t xml:space="preserve">Klorin</w:t>
-            </w:r>
-          </w:p>
-        </w:tc>
-        <w:tc>
-          <w:tcPr>
-            <w:tcW w:type="dxa" w:w="3200"/>
+              <w:t xml:space="preserve">Klorida</w:t>
+            </w:r>
+          </w:p>
+        </w:tc>
+        <w:tc>
+          <w:tcPr>
+            <w:tcW w:type="dxa" w:w="5000"/>
             <w:shd w:fill="FFFFFF" w:val="clear"/>
             <w:tcMar>
               <w:top w:type="dxa" w:w="90"/>
@@ -2542,13 +2416,13 @@
                 <w:sz w:val="20"/>
                 <w:szCs w:val="20"/>
               </w:rPr>
-              <w:t xml:space="preserve">Nol</w:t>
-            </w:r>
-          </w:p>
-        </w:tc>
-        <w:tc>
-          <w:tcPr>
-            <w:tcW w:type="dxa" w:w="3400"/>
+              <w:t xml:space="preserve">Rasa lebih bulat &amp; penuh. Pahit turun.</w:t>
+            </w:r>
+          </w:p>
+        </w:tc>
+        <w:tc>
+          <w:tcPr>
+            <w:tcW w:type="dxa" w:w="1800"/>
             <w:shd w:fill="FFFFFF" w:val="clear"/>
             <w:tcMar>
               <w:top w:type="dxa" w:w="90"/>
@@ -2570,7 +2444,7 @@
                 <w:sz w:val="20"/>
                 <w:szCs w:val="20"/>
               </w:rPr>
-              <w:t xml:space="preserve">Ga boleh ada bau kaporit</w:t>
+              <w:t xml:space="preserve">SEDANG</w:t>
             </w:r>
           </w:p>
         </w:tc>
@@ -2578,7 +2452,7 @@
       <w:tr>
         <w:tc>
           <w:tcPr>
-            <w:tcW w:type="dxa" w:w="2400"/>
+            <w:tcW w:type="dxa" w:w="2200"/>
             <w:shd w:fill="FAF8F5" w:val="clear"/>
             <w:tcMar>
               <w:top w:type="dxa" w:w="90"/>
@@ -2600,13 +2474,13 @@
                 <w:sz w:val="20"/>
                 <w:szCs w:val="20"/>
               </w:rPr>
-              <w:t xml:space="preserve">Bau &amp; warna</w:t>
-            </w:r>
-          </w:p>
-        </w:tc>
-        <w:tc>
-          <w:tcPr>
-            <w:tcW w:type="dxa" w:w="3200"/>
+              <w:t xml:space="preserve">Sulfat</w:t>
+            </w:r>
+          </w:p>
+        </w:tc>
+        <w:tc>
+          <w:tcPr>
+            <w:tcW w:type="dxa" w:w="5000"/>
             <w:shd w:fill="FAF8F5" w:val="clear"/>
             <w:tcMar>
               <w:top w:type="dxa" w:w="90"/>
@@ -2628,13 +2502,13 @@
                 <w:sz w:val="20"/>
                 <w:szCs w:val="20"/>
               </w:rPr>
-              <w:t xml:space="preserve">Bersih, segar, tanpa bau</w:t>
-            </w:r>
-          </w:p>
-        </w:tc>
-        <w:tc>
-          <w:tcPr>
-            <w:tcW w:type="dxa" w:w="3400"/>
+              <w:t xml:space="preserve">Floral &amp; wangi naik. Finish lebih tegas.</w:t>
+            </w:r>
+          </w:p>
+        </w:tc>
+        <w:tc>
+          <w:tcPr>
+            <w:tcW w:type="dxa" w:w="1800"/>
             <w:shd w:fill="FAF8F5" w:val="clear"/>
             <w:tcMar>
               <w:top w:type="dxa" w:w="90"/>
@@ -2656,7 +2530,93 @@
                 <w:sz w:val="20"/>
                 <w:szCs w:val="20"/>
               </w:rPr>
-              <w:t xml:space="preserve">Air yang enak diminum langsung</w:t>
+              <w:t xml:space="preserve">SEDANG</w:t>
+            </w:r>
+          </w:p>
+        </w:tc>
+      </w:tr>
+      <w:tr>
+        <w:tc>
+          <w:tcPr>
+            <w:tcW w:type="dxa" w:w="2200"/>
+            <w:shd w:fill="FFFFFF" w:val="clear"/>
+            <w:tcMar>
+              <w:top w:type="dxa" w:w="90"/>
+              <w:left w:type="dxa" w:w="120"/>
+              <w:bottom w:type="dxa" w:w="90"/>
+              <w:right w:type="dxa" w:w="120"/>
+            </w:tcMar>
+          </w:tcPr>
+          <w:p>
+            <w:pPr>
+              <w:spacing w:after="40" w:before="40" w:line="264"/>
+            </w:pPr>
+            <w:r>
+              <w:rPr>
+                <w:rFonts w:ascii="Calibri" w:cs="Calibri" w:eastAsia="Calibri" w:hAnsi="Calibri"/>
+                <w:b w:val="false"/>
+                <w:bCs w:val="false"/>
+                <w:color w:val="1A1A1A"/>
+                <w:sz w:val="20"/>
+                <w:szCs w:val="20"/>
+              </w:rPr>
+              <w:t xml:space="preserve">Kalium</w:t>
+            </w:r>
+          </w:p>
+        </w:tc>
+        <w:tc>
+          <w:tcPr>
+            <w:tcW w:type="dxa" w:w="5000"/>
+            <w:shd w:fill="FFFFFF" w:val="clear"/>
+            <w:tcMar>
+              <w:top w:type="dxa" w:w="90"/>
+              <w:left w:type="dxa" w:w="120"/>
+              <w:bottom w:type="dxa" w:w="90"/>
+              <w:right w:type="dxa" w:w="120"/>
+            </w:tcMar>
+          </w:tcPr>
+          <w:p>
+            <w:pPr>
+              <w:spacing w:after="40" w:before="40" w:line="264"/>
+            </w:pPr>
+            <w:r>
+              <w:rPr>
+                <w:rFonts w:ascii="Calibri" w:cs="Calibri" w:eastAsia="Calibri" w:hAnsi="Calibri"/>
+                <w:b w:val="false"/>
+                <w:bCs w:val="false"/>
+                <w:color w:val="1A1A1A"/>
+                <w:sz w:val="20"/>
+                <w:szCs w:val="20"/>
+              </w:rPr>
+              <w:t xml:space="preserve">Aftertaste lebih panjang.</w:t>
+            </w:r>
+          </w:p>
+        </w:tc>
+        <w:tc>
+          <w:tcPr>
+            <w:tcW w:type="dxa" w:w="1800"/>
+            <w:shd w:fill="FFFFFF" w:val="clear"/>
+            <w:tcMar>
+              <w:top w:type="dxa" w:w="90"/>
+              <w:left w:type="dxa" w:w="120"/>
+              <w:bottom w:type="dxa" w:w="90"/>
+              <w:right w:type="dxa" w:w="120"/>
+            </w:tcMar>
+          </w:tcPr>
+          <w:p>
+            <w:pPr>
+              <w:spacing w:after="40" w:before="40" w:line="264"/>
+            </w:pPr>
+            <w:r>
+              <w:rPr>
+                <w:rFonts w:ascii="Calibri" w:cs="Calibri" w:eastAsia="Calibri" w:hAnsi="Calibri"/>
+                <w:b w:val="false"/>
+                <w:bCs w:val="false"/>
+                <w:color w:val="1A1A1A"/>
+                <w:sz w:val="20"/>
+                <w:szCs w:val="20"/>
+              </w:rPr>
+              <w:t xml:space="preserve">SEDANG</w:t>
             </w:r>
           </w:p>
         </w:tc>
@@ -2664,25 +2624,294 @@
     </w:tbl>
     <w:p>
       <w:pPr>
-        <w:spacing w:after="120" w:before="0" w:line="276"/>
-      </w:pPr>
-      <w:r>
-        <w:rPr>
-          <w:rFonts w:ascii="Calibri" w:cs="Calibri" w:eastAsia="Calibri" w:hAnsi="Calibri"/>
-          <w:b w:val="false"/>
-          <w:bCs w:val="false"/>
-          <w:i/>
-          <w:iCs/>
-          <w:color w:val="6B6B6B"/>
-          <w:sz w:val="18"/>
-          <w:szCs w:val="18"/>
-        </w:rPr>
-        <w:t xml:space="preserve">Sumber: SCA Water Quality Handbook, via ringkasan di downundercafe.com, thirdwavewater.eu, littlecupexperts.com</w:t>
-      </w:r>
-    </w:p>
-    <w:p>
-      <w:r>
-        <w:br w:type="page"/>
+        <w:pStyle w:val="Heading2"/>
+        <w:spacing w:after="120" w:before="280" w:line="264"/>
+      </w:pPr>
+      <w:r>
+        <w:rPr>
+          <w:rFonts w:ascii="Calibri" w:cs="Calibri" w:eastAsia="Calibri" w:hAnsi="Calibri"/>
+          <w:b/>
+          <w:bCs/>
+          <w:color w:val="1A1A1A"/>
+          <w:sz w:val="25"/>
+          <w:szCs w:val="25"/>
+        </w:rPr>
+        <w:t xml:space="preserve">Yang bikin rasa turun (kalau kebanyakan)</w:t>
+      </w:r>
+    </w:p>
+    <w:p>
+      <w:pPr>
+        <w:pStyle w:val="ListParagraph"/>
+        <w:numPr>
+          <w:ilvl w:val="0"/>
+          <w:numId w:val="2"/>
+        </w:numPr>
+        <w:spacing w:after="40" w:before="40" w:line="276"/>
+      </w:pPr>
+      <w:r>
+        <w:rPr>
+          <w:rFonts w:ascii="Calibri" w:cs="Calibri" w:eastAsia="Calibri" w:hAnsi="Calibri"/>
+          <w:b/>
+          <w:bCs/>
+          <w:color w:val="1A1A1A"/>
+          <w:sz w:val="22"/>
+          <w:szCs w:val="22"/>
+        </w:rPr>
+        <w:t xml:space="preserve">Sulfat kebanyakan</w:t>
+      </w:r>
+      <w:r>
+        <w:rPr>
+          <w:rFonts w:ascii="Calibri" w:cs="Calibri" w:eastAsia="Calibri" w:hAnsi="Calibri"/>
+          <w:color w:val="1A1A1A"/>
+          <w:sz w:val="22"/>
+          <w:szCs w:val="22"/>
+        </w:rPr>
+        <w:t xml:space="preserve"> → lidah jadi kering dan sepet.</w:t>
+      </w:r>
+    </w:p>
+    <w:p>
+      <w:pPr>
+        <w:pStyle w:val="ListParagraph"/>
+        <w:numPr>
+          <w:ilvl w:val="0"/>
+          <w:numId w:val="2"/>
+        </w:numPr>
+        <w:spacing w:after="40" w:before="40" w:line="276"/>
+      </w:pPr>
+      <w:r>
+        <w:rPr>
+          <w:rFonts w:ascii="Calibri" w:cs="Calibri" w:eastAsia="Calibri" w:hAnsi="Calibri"/>
+          <w:b/>
+          <w:bCs/>
+          <w:color w:val="1A1A1A"/>
+          <w:sz w:val="22"/>
+          <w:szCs w:val="22"/>
+        </w:rPr>
+        <w:t xml:space="preserve">Bikarbonat kebanyakan</w:t>
+      </w:r>
+      <w:r>
+        <w:rPr>
+          <w:rFonts w:ascii="Calibri" w:cs="Calibri" w:eastAsia="Calibri" w:hAnsi="Calibri"/>
+          <w:color w:val="1A1A1A"/>
+          <w:sz w:val="22"/>
+          <w:szCs w:val="22"/>
+        </w:rPr>
+        <w:t xml:space="preserve"> → asemnya keredam habis, kopi jadi datar dan ngebosenin.</w:t>
+      </w:r>
+    </w:p>
+    <w:p>
+      <w:pPr>
+        <w:pStyle w:val="ListParagraph"/>
+        <w:numPr>
+          <w:ilvl w:val="0"/>
+          <w:numId w:val="2"/>
+        </w:numPr>
+        <w:spacing w:after="40" w:before="40" w:line="276"/>
+      </w:pPr>
+      <w:r>
+        <w:rPr>
+          <w:rFonts w:ascii="Calibri" w:cs="Calibri" w:eastAsia="Calibri" w:hAnsi="Calibri"/>
+          <w:b/>
+          <w:bCs/>
+          <w:color w:val="1A1A1A"/>
+          <w:sz w:val="22"/>
+          <w:szCs w:val="22"/>
+        </w:rPr>
+        <w:t xml:space="preserve">Kalium kebanyakan</w:t>
+      </w:r>
+      <w:r>
+        <w:rPr>
+          <w:rFonts w:ascii="Calibri" w:cs="Calibri" w:eastAsia="Calibri" w:hAnsi="Calibri"/>
+          <w:color w:val="1A1A1A"/>
+          <w:sz w:val="22"/>
+          <w:szCs w:val="22"/>
+        </w:rPr>
+        <w:t xml:space="preserve"> → aftertaste-nya jadi pahit dan agak metalik.</w:t>
+      </w:r>
+    </w:p>
+    <w:p>
+      <w:pPr>
+        <w:pStyle w:val="ListParagraph"/>
+        <w:numPr>
+          <w:ilvl w:val="0"/>
+          <w:numId w:val="2"/>
+        </w:numPr>
+        <w:spacing w:after="40" w:before="40" w:line="276"/>
+      </w:pPr>
+      <w:r>
+        <w:rPr>
+          <w:rFonts w:ascii="Calibri" w:cs="Calibri" w:eastAsia="Calibri" w:hAnsi="Calibri"/>
+          <w:b/>
+          <w:bCs/>
+          <w:color w:val="1A1A1A"/>
+          <w:sz w:val="22"/>
+          <w:szCs w:val="22"/>
+        </w:rPr>
+        <w:t xml:space="preserve">Kalsium kebanyakan</w:t>
+      </w:r>
+      <w:r>
+        <w:rPr>
+          <w:rFonts w:ascii="Calibri" w:cs="Calibri" w:eastAsia="Calibri" w:hAnsi="Calibri"/>
+          <w:color w:val="1A1A1A"/>
+          <w:sz w:val="22"/>
+          <w:szCs w:val="22"/>
+        </w:rPr>
+        <w:t xml:space="preserve"> → berat, tumpul, dan bikin kerak di alat.</w:t>
+      </w:r>
+    </w:p>
+    <w:p>
+      <w:pPr>
+        <w:pStyle w:val="ListParagraph"/>
+        <w:numPr>
+          <w:ilvl w:val="0"/>
+          <w:numId w:val="2"/>
+        </w:numPr>
+        <w:spacing w:after="40" w:before="40" w:line="276"/>
+      </w:pPr>
+      <w:r>
+        <w:rPr>
+          <w:rFonts w:ascii="Calibri" w:cs="Calibri" w:eastAsia="Calibri" w:hAnsi="Calibri"/>
+          <w:b/>
+          <w:bCs/>
+          <w:color w:val="1A1A1A"/>
+          <w:sz w:val="22"/>
+          <w:szCs w:val="22"/>
+        </w:rPr>
+        <w:t xml:space="preserve">Mineral hampir nol</w:t>
+      </w:r>
+      <w:r>
+        <w:rPr>
+          <w:rFonts w:ascii="Calibri" w:cs="Calibri" w:eastAsia="Calibri" w:hAnsi="Calibri"/>
+          <w:color w:val="1A1A1A"/>
+          <w:sz w:val="22"/>
+          <w:szCs w:val="22"/>
+        </w:rPr>
+        <w:t xml:space="preserve"> (air suling / RO murni) → hambar, ga ada rasa apa-apa.</w:t>
+      </w:r>
+    </w:p>
+    <w:p>
+      <w:pPr>
+        <w:pStyle w:val="Heading2"/>
+        <w:spacing w:after="120" w:before="280" w:line="264"/>
+      </w:pPr>
+      <w:r>
+        <w:rPr>
+          <w:rFonts w:ascii="Calibri" w:cs="Calibri" w:eastAsia="Calibri" w:hAnsi="Calibri"/>
+          <w:b/>
+          <w:bCs/>
+          <w:color w:val="1A1A1A"/>
+          <w:sz w:val="25"/>
+          <w:szCs w:val="25"/>
+        </w:rPr>
+        <w:t xml:space="preserve">Kombinasi — versi yang bisa langsung diucapin di video</w:t>
+      </w:r>
+    </w:p>
+    <w:p>
+      <w:pPr>
+        <w:pBdr>
+          <w:left w:val="single" w:color="B03A2E" w:sz="18" w:space="14"/>
+        </w:pBdr>
+        <w:spacing w:after="60" w:before="120" w:line="300"/>
+        <w:ind w:left="340"/>
+      </w:pPr>
+      <w:r>
+        <w:rPr>
+          <w:rFonts w:ascii="Calibri" w:cs="Calibri" w:eastAsia="Calibri" w:hAnsi="Calibri"/>
+          <w:color w:val="1A1A1A"/>
+          <w:sz w:val="24"/>
+          <w:szCs w:val="24"/>
+        </w:rPr>
+        <w:t xml:space="preserve">Magnesium + sodium → buahnya naik, manisnya naik.</w:t>
+      </w:r>
+    </w:p>
+    <w:p>
+      <w:pPr>
+        <w:pBdr>
+          <w:left w:val="single" w:color="B03A2E" w:sz="18" w:space="14"/>
+        </w:pBdr>
+        <w:spacing w:after="60" w:before="60" w:line="300"/>
+        <w:ind w:left="340"/>
+      </w:pPr>
+      <w:r>
+        <w:rPr>
+          <w:rFonts w:ascii="Calibri" w:cs="Calibri" w:eastAsia="Calibri" w:hAnsi="Calibri"/>
+          <w:color w:val="1A1A1A"/>
+          <w:sz w:val="24"/>
+          <w:szCs w:val="24"/>
+        </w:rPr>
+        <w:t xml:space="preserve">Bikarbonat naik → asem turun, manis naik.</w:t>
+      </w:r>
+    </w:p>
+    <w:p>
+      <w:pPr>
+        <w:pBdr>
+          <w:left w:val="single" w:color="B03A2E" w:sz="18" w:space="14"/>
+        </w:pBdr>
+        <w:spacing w:after="60" w:before="60" w:line="300"/>
+        <w:ind w:left="340"/>
+      </w:pPr>
+      <w:r>
+        <w:rPr>
+          <w:rFonts w:ascii="Calibri" w:cs="Calibri" w:eastAsia="Calibri" w:hAnsi="Calibri"/>
+          <w:color w:val="1A1A1A"/>
+          <w:sz w:val="24"/>
+          <w:szCs w:val="24"/>
+        </w:rPr>
+        <w:t xml:space="preserve">Klorida naik → bulat dan manis, pahitnya turun.</w:t>
+      </w:r>
+    </w:p>
+    <w:p>
+      <w:pPr>
+        <w:pBdr>
+          <w:left w:val="single" w:color="B03A2E" w:sz="18" w:space="14"/>
+        </w:pBdr>
+        <w:spacing w:after="60" w:before="60" w:line="300"/>
+        <w:ind w:left="340"/>
+      </w:pPr>
+      <w:r>
+        <w:rPr>
+          <w:rFonts w:ascii="Calibri" w:cs="Calibri" w:eastAsia="Calibri" w:hAnsi="Calibri"/>
+          <w:color w:val="1A1A1A"/>
+          <w:sz w:val="24"/>
+          <w:szCs w:val="24"/>
+        </w:rPr>
+        <w:t xml:space="preserve">Sulfat naik → floral naik, tapi finish-nya kering.</w:t>
+      </w:r>
+    </w:p>
+    <w:p>
+      <w:pPr>
+        <w:pBdr>
+          <w:left w:val="single" w:color="B03A2E" w:sz="18" w:space="14"/>
+        </w:pBdr>
+        <w:spacing w:after="60" w:before="60" w:line="300"/>
+        <w:ind w:left="340"/>
+      </w:pPr>
+      <w:r>
+        <w:rPr>
+          <w:rFonts w:ascii="Calibri" w:cs="Calibri" w:eastAsia="Calibri" w:hAnsi="Calibri"/>
+          <w:color w:val="1A1A1A"/>
+          <w:sz w:val="24"/>
+          <w:szCs w:val="24"/>
+        </w:rPr>
+        <w:t xml:space="preserve">Kalsium naik → body naik, asemnya turun.</w:t>
+      </w:r>
+    </w:p>
+    <w:p>
+      <w:pPr>
+        <w:pBdr>
+          <w:left w:val="single" w:color="B03A2E" w:sz="18" w:space="14"/>
+        </w:pBdr>
+        <w:spacing w:after="60" w:before="60" w:line="300"/>
+        <w:ind w:left="340"/>
+      </w:pPr>
+      <w:r>
+        <w:rPr>
+          <w:rFonts w:ascii="Calibri" w:cs="Calibri" w:eastAsia="Calibri" w:hAnsi="Calibri"/>
+          <w:color w:val="1A1A1A"/>
+          <w:sz w:val="24"/>
+          <w:szCs w:val="24"/>
+        </w:rPr>
+        <w:t xml:space="preserve">Kalium → aftertaste lebih panjang.</w:t>
       </w:r>
     </w:p>
     <w:p>
@@ -2702,1356 +2931,57 @@
           <w:sz w:val="30"/>
           <w:szCs w:val="30"/>
         </w:rPr>
-        <w:t xml:space="preserve">3. Script Short-Form (50–60 detik)</w:t>
-      </w:r>
-    </w:p>
-    <w:p>
-      <w:pPr>
-        <w:pBdr>
-          <w:left w:val="single" w:color="D9B45B" w:sz="14" w:space="10"/>
-        </w:pBdr>
-        <w:shd w:fill="FBF3E2" w:val="clear"/>
-        <w:spacing w:after="140" w:before="140" w:line="276"/>
-        <w:ind w:left="140" w:right="140"/>
-      </w:pPr>
-      <w:r>
-        <w:rPr>
-          <w:rFonts w:ascii="Calibri" w:cs="Calibri" w:eastAsia="Calibri" w:hAnsi="Calibri"/>
-          <w:b/>
-          <w:bCs/>
-          <w:color w:val="8A6D3B"/>
-          <w:sz w:val="20"/>
-          <w:szCs w:val="20"/>
-        </w:rPr>
-        <w:t xml:space="preserve">CARA BACA  </w:t>
-      </w:r>
-      <w:r>
-        <w:rPr>
-          <w:rFonts w:ascii="Calibri" w:cs="Calibri" w:eastAsia="Calibri" w:hAnsi="Calibri"/>
-          <w:color w:val="5C4A28"/>
-          <w:sz w:val="20"/>
-          <w:szCs w:val="20"/>
-        </w:rPr>
-        <w:t xml:space="preserve">Teks di dalam kurung siku [ ] adalah arahan visual, bukan buat diucapin. Blok bergaris merah di kiri = yang kamu baca di depan kamera. Kotak biru = teks yang harus muncul di layar. Target: hook kelar sebelum detik ke-8.</w:t>
-      </w:r>
-    </w:p>
-    <w:p>
-      <w:pPr>
-        <w:pStyle w:val="Heading2"/>
-        <w:spacing w:after="120" w:before="280" w:line="264"/>
-      </w:pPr>
-      <w:r>
-        <w:rPr>
-          <w:rFonts w:ascii="Calibri" w:cs="Calibri" w:eastAsia="Calibri" w:hAnsi="Calibri"/>
-          <w:b/>
-          <w:bCs/>
-          <w:color w:val="1A1A1A"/>
-          <w:sz w:val="25"/>
-          <w:szCs w:val="25"/>
-        </w:rPr>
-        <w:t xml:space="preserve">HOOK — 0:00 sampai 0:08</w:t>
-      </w:r>
-    </w:p>
-    <w:p>
-      <w:pPr>
-        <w:spacing w:after="60" w:before="140" w:line="264"/>
-      </w:pPr>
-      <w:r>
-        <w:rPr>
-          <w:rFonts w:ascii="Calibri" w:cs="Calibri" w:eastAsia="Calibri" w:hAnsi="Calibri"/>
-          <w:i/>
-          <w:iCs/>
-          <w:color w:val="6B6B6B"/>
-          <w:sz w:val="20"/>
-          <w:szCs w:val="20"/>
-        </w:rPr>
-        <w:t xml:space="preserve">[ Visual: kamu tuang kopi ke gelas ukur bening. Kamera close-up ke airnya. Angka "98%" muncul besar nutupin layar. ]</w:t>
-      </w:r>
-    </w:p>
-    <w:p>
-      <w:pPr>
-        <w:pBdr>
-          <w:left w:val="single" w:color="B03A2E" w:sz="18" w:space="14"/>
-        </w:pBdr>
-        <w:spacing w:after="60" w:before="120" w:line="300"/>
-        <w:ind w:left="340"/>
-      </w:pPr>
-      <w:r>
-        <w:rPr>
-          <w:rFonts w:ascii="Calibri" w:cs="Calibri" w:eastAsia="Calibri" w:hAnsi="Calibri"/>
-          <w:color w:val="1A1A1A"/>
-          <w:sz w:val="24"/>
-          <w:szCs w:val="24"/>
-        </w:rPr>
-        <w:t xml:space="preserve">Kopi yang kamu minum ini, </w:t>
-      </w:r>
-      <w:r>
-        <w:rPr>
-          <w:rFonts w:ascii="Calibri" w:cs="Calibri" w:eastAsia="Calibri" w:hAnsi="Calibri"/>
-          <w:b/>
-          <w:bCs/>
-          <w:color w:val="1A1A1A"/>
-          <w:sz w:val="24"/>
-          <w:szCs w:val="24"/>
-        </w:rPr>
-        <w:t xml:space="preserve">98 persennya air</w:t>
-      </w:r>
-      <w:r>
-        <w:rPr>
-          <w:rFonts w:ascii="Calibri" w:cs="Calibri" w:eastAsia="Calibri" w:hAnsi="Calibri"/>
-          <w:color w:val="1A1A1A"/>
-          <w:sz w:val="24"/>
-          <w:szCs w:val="24"/>
-        </w:rPr>
-        <w:t xml:space="preserve">.</w:t>
-      </w:r>
-    </w:p>
-    <w:p>
-      <w:pPr>
-        <w:pBdr>
-          <w:left w:val="single" w:color="B03A2E" w:sz="18" w:space="14"/>
-        </w:pBdr>
-        <w:spacing w:after="60" w:before="60" w:line="300"/>
-        <w:ind w:left="340"/>
-      </w:pPr>
-      <w:r>
-        <w:rPr>
-          <w:rFonts w:ascii="Calibri" w:cs="Calibri" w:eastAsia="Calibri" w:hAnsi="Calibri"/>
-          <w:color w:val="1A1A1A"/>
-          <w:sz w:val="24"/>
-          <w:szCs w:val="24"/>
-        </w:rPr>
-        <w:t xml:space="preserve">Cuma dua persen yang beneran kopi.</w:t>
-      </w:r>
-    </w:p>
-    <w:p>
-      <w:pPr>
-        <w:pBdr>
-          <w:left w:val="single" w:color="B03A2E" w:sz="18" w:space="14"/>
-        </w:pBdr>
-        <w:spacing w:after="60" w:before="60" w:line="300"/>
-        <w:ind w:left="340"/>
-      </w:pPr>
-      <w:r>
-        <w:rPr>
-          <w:rFonts w:ascii="Calibri" w:cs="Calibri" w:eastAsia="Calibri" w:hAnsi="Calibri"/>
-          <w:color w:val="1A1A1A"/>
-          <w:sz w:val="24"/>
-          <w:szCs w:val="24"/>
-        </w:rPr>
-        <w:t xml:space="preserve">Jadi kalau kamu beli kopi mahal terus seduh pakai air sembarangan — </w:t>
-      </w:r>
-      <w:r>
-        <w:rPr>
-          <w:rFonts w:ascii="Calibri" w:cs="Calibri" w:eastAsia="Calibri" w:hAnsi="Calibri"/>
-          <w:b/>
-          <w:bCs/>
-          <w:color w:val="1A1A1A"/>
-          <w:sz w:val="24"/>
-          <w:szCs w:val="24"/>
-        </w:rPr>
-        <w:t xml:space="preserve">98 persen cangkirnya tetep sembarangan</w:t>
-      </w:r>
-      <w:r>
-        <w:rPr>
-          <w:rFonts w:ascii="Calibri" w:cs="Calibri" w:eastAsia="Calibri" w:hAnsi="Calibri"/>
-          <w:color w:val="1A1A1A"/>
-          <w:sz w:val="24"/>
-          <w:szCs w:val="24"/>
-        </w:rPr>
-        <w:t xml:space="preserve">.</w:t>
-      </w:r>
-    </w:p>
-    <w:p>
-      <w:pPr>
-        <w:pBdr>
-          <w:top w:val="single" w:color="C6D9EC" w:sz="2" w:space="6"/>
-          <w:bottom w:val="single" w:color="C6D9EC" w:sz="2" w:space="6"/>
-          <w:left w:val="single" w:color="C6D9EC" w:sz="2" w:space="6"/>
-          <w:right w:val="single" w:color="C6D9EC" w:sz="2" w:space="6"/>
-        </w:pBdr>
-        <w:shd w:fill="EAF1F8" w:val="clear"/>
-        <w:spacing w:after="120" w:before="80" w:line="264"/>
-        <w:ind w:left="120" w:right="120"/>
-      </w:pPr>
-      <w:r>
-        <w:rPr>
-          <w:rFonts w:ascii="Calibri" w:cs="Calibri" w:eastAsia="Calibri" w:hAnsi="Calibri"/>
-          <w:b/>
-          <w:bCs/>
-          <w:color w:val="1F618D"/>
-          <w:sz w:val="20"/>
-          <w:szCs w:val="20"/>
-        </w:rPr>
-        <w:t xml:space="preserve">TEKS LAYAR:  </w:t>
-      </w:r>
-      <w:r>
-        <w:rPr>
-          <w:rFonts w:ascii="Calibri" w:cs="Calibri" w:eastAsia="Calibri" w:hAnsi="Calibri"/>
-          <w:color w:val="1A1A1A"/>
-          <w:sz w:val="20"/>
-          <w:szCs w:val="20"/>
-        </w:rPr>
-        <w:t xml:space="preserve">KOPI KAMU = 98% AIR</w:t>
-      </w:r>
-    </w:p>
-    <w:p>
-      <w:pPr>
-        <w:pStyle w:val="Heading2"/>
-        <w:spacing w:after="120" w:before="280" w:line="264"/>
-      </w:pPr>
-      <w:r>
-        <w:rPr>
-          <w:rFonts w:ascii="Calibri" w:cs="Calibri" w:eastAsia="Calibri" w:hAnsi="Calibri"/>
-          <w:b/>
-          <w:bCs/>
-          <w:color w:val="1A1A1A"/>
-          <w:sz w:val="25"/>
-          <w:szCs w:val="25"/>
-        </w:rPr>
-        <w:t xml:space="preserve">EMPATHY — 0:08 sampai 0:20</w:t>
-      </w:r>
-    </w:p>
-    <w:p>
-      <w:pPr>
-        <w:spacing w:after="60" w:before="140" w:line="264"/>
-      </w:pPr>
-      <w:r>
-        <w:rPr>
-          <w:rFonts w:ascii="Calibri" w:cs="Calibri" w:eastAsia="Calibri" w:hAnsi="Calibri"/>
-          <w:i/>
-          <w:iCs/>
-          <w:color w:val="6B6B6B"/>
-          <w:sz w:val="20"/>
-          <w:szCs w:val="20"/>
-        </w:rPr>
-        <w:t xml:space="preserve">[ Visual: kamu di dapur, ambil air langsung dari keran / galon, dituang ke ketel. Tone santai, ngaku-ngaku. ]</w:t>
-      </w:r>
-    </w:p>
-    <w:p>
-      <w:pPr>
-        <w:pBdr>
-          <w:left w:val="single" w:color="B03A2E" w:sz="18" w:space="14"/>
-        </w:pBdr>
-        <w:spacing w:after="60" w:before="120" w:line="300"/>
-        <w:ind w:left="340"/>
-      </w:pPr>
-      <w:r>
-        <w:rPr>
-          <w:rFonts w:ascii="Calibri" w:cs="Calibri" w:eastAsia="Calibri" w:hAnsi="Calibri"/>
-          <w:color w:val="1A1A1A"/>
-          <w:sz w:val="24"/>
-          <w:szCs w:val="24"/>
-        </w:rPr>
-        <w:t xml:space="preserve">Gue dulu ngabisin banyak banget waktu buat mikirin kopinya.</w:t>
-      </w:r>
-    </w:p>
-    <w:p>
-      <w:pPr>
-        <w:pBdr>
-          <w:left w:val="single" w:color="B03A2E" w:sz="18" w:space="14"/>
-        </w:pBdr>
-        <w:spacing w:after="60" w:before="60" w:line="300"/>
-        <w:ind w:left="340"/>
-      </w:pPr>
-      <w:r>
-        <w:rPr>
-          <w:rFonts w:ascii="Calibri" w:cs="Calibri" w:eastAsia="Calibri" w:hAnsi="Calibri"/>
-          <w:color w:val="1A1A1A"/>
-          <w:sz w:val="24"/>
-          <w:szCs w:val="24"/>
-        </w:rPr>
-        <w:t xml:space="preserve">Ganti biji, ganti gilingan, ngitung detik, beli alat.</w:t>
-      </w:r>
-    </w:p>
-    <w:p>
-      <w:pPr>
-        <w:pBdr>
-          <w:left w:val="single" w:color="B03A2E" w:sz="18" w:space="14"/>
-        </w:pBdr>
-        <w:spacing w:after="60" w:before="60" w:line="300"/>
-        <w:ind w:left="340"/>
-      </w:pPr>
-      <w:r>
-        <w:rPr>
-          <w:rFonts w:ascii="Calibri" w:cs="Calibri" w:eastAsia="Calibri" w:hAnsi="Calibri"/>
-          <w:color w:val="1A1A1A"/>
-          <w:sz w:val="24"/>
-          <w:szCs w:val="24"/>
-        </w:rPr>
-        <w:t xml:space="preserve">Tapi airnya? Ya ambil aja yang ada. Ga pernah kepikiran sama sekali.</w:t>
-      </w:r>
-    </w:p>
-    <w:p>
-      <w:pPr>
-        <w:pBdr>
-          <w:left w:val="single" w:color="B03A2E" w:sz="18" w:space="14"/>
-        </w:pBdr>
-        <w:spacing w:after="60" w:before="60" w:line="300"/>
-        <w:ind w:left="340"/>
-      </w:pPr>
-      <w:r>
-        <w:rPr>
-          <w:rFonts w:ascii="Calibri" w:cs="Calibri" w:eastAsia="Calibri" w:hAnsi="Calibri"/>
-          <w:color w:val="1A1A1A"/>
-          <w:sz w:val="24"/>
-          <w:szCs w:val="24"/>
-        </w:rPr>
-        <w:t xml:space="preserve">Padahal itu bagian yang paling banyak di cangkir gue.</w:t>
-      </w:r>
-    </w:p>
-    <w:p>
-      <w:pPr>
-        <w:pBdr>
-          <w:left w:val="single" w:color="B03A2E" w:sz="18" w:space="14"/>
-        </w:pBdr>
-        <w:spacing w:after="60" w:before="60" w:line="300"/>
-        <w:ind w:left="340"/>
-      </w:pPr>
-      <w:r>
-        <w:rPr>
-          <w:rFonts w:ascii="Calibri" w:cs="Calibri" w:eastAsia="Calibri" w:hAnsi="Calibri"/>
-          <w:color w:val="1A1A1A"/>
-          <w:sz w:val="24"/>
-          <w:szCs w:val="24"/>
-        </w:rPr>
-        <w:t xml:space="preserve">Dan pas gue coba ganti airnya doang — kopi yang sama, alat yang sama — rasanya beda. Beneran beda.</w:t>
-      </w:r>
-    </w:p>
-    <w:p>
-      <w:pPr>
-        <w:pStyle w:val="Heading2"/>
-        <w:spacing w:after="120" w:before="280" w:line="264"/>
-      </w:pPr>
-      <w:r>
-        <w:rPr>
-          <w:rFonts w:ascii="Calibri" w:cs="Calibri" w:eastAsia="Calibri" w:hAnsi="Calibri"/>
-          <w:b/>
-          <w:bCs/>
-          <w:color w:val="1A1A1A"/>
-          <w:sz w:val="25"/>
-          <w:szCs w:val="25"/>
-        </w:rPr>
-        <w:t xml:space="preserve">ISI — 0:20 sampai 0:52</w:t>
-      </w:r>
-    </w:p>
-    <w:p>
-      <w:pPr>
-        <w:pStyle w:val="Heading3"/>
-        <w:spacing w:after="80" w:before="200" w:line="264"/>
-      </w:pPr>
-      <w:r>
-        <w:rPr>
-          <w:rFonts w:ascii="Calibri" w:cs="Calibri" w:eastAsia="Calibri" w:hAnsi="Calibri"/>
-          <w:b/>
-          <w:bCs/>
-          <w:color w:val="1F618D"/>
-          <w:sz w:val="22"/>
-          <w:szCs w:val="22"/>
-        </w:rPr>
-        <w:t xml:space="preserve">Konsep — air itu kaldu, bukan pelarut</w:t>
-      </w:r>
-    </w:p>
-    <w:p>
-      <w:pPr>
-        <w:spacing w:after="60" w:before="140" w:line="264"/>
-      </w:pPr>
-      <w:r>
-        <w:rPr>
-          <w:rFonts w:ascii="Calibri" w:cs="Calibri" w:eastAsia="Calibri" w:hAnsi="Calibri"/>
-          <w:i/>
-          <w:iCs/>
-          <w:color w:val="6B6B6B"/>
-          <w:sz w:val="20"/>
-          <w:szCs w:val="20"/>
-        </w:rPr>
-        <w:t xml:space="preserve">[ Visual: dua panci sop sebelahan. Satu direbus pakai air putih, satu pakai kaldu. ]</w:t>
-      </w:r>
-    </w:p>
-    <w:p>
-      <w:pPr>
-        <w:pBdr>
-          <w:left w:val="single" w:color="B03A2E" w:sz="18" w:space="14"/>
-        </w:pBdr>
-        <w:spacing w:after="60" w:before="120" w:line="300"/>
-        <w:ind w:left="340"/>
-      </w:pPr>
-      <w:r>
-        <w:rPr>
-          <w:rFonts w:ascii="Calibri" w:cs="Calibri" w:eastAsia="Calibri" w:hAnsi="Calibri"/>
-          <w:color w:val="1A1A1A"/>
-          <w:sz w:val="24"/>
-          <w:szCs w:val="24"/>
-        </w:rPr>
-        <w:t xml:space="preserve">Gampangnya gini.</w:t>
-      </w:r>
-    </w:p>
-    <w:p>
-      <w:pPr>
-        <w:pBdr>
-          <w:left w:val="single" w:color="B03A2E" w:sz="18" w:space="14"/>
-        </w:pBdr>
-        <w:spacing w:after="60" w:before="60" w:line="300"/>
-        <w:ind w:left="340"/>
-      </w:pPr>
-      <w:r>
-        <w:rPr>
-          <w:rFonts w:ascii="Calibri" w:cs="Calibri" w:eastAsia="Calibri" w:hAnsi="Calibri"/>
-          <w:b/>
-          <w:bCs/>
-          <w:color w:val="1A1A1A"/>
-          <w:sz w:val="24"/>
-          <w:szCs w:val="24"/>
-        </w:rPr>
-        <w:t xml:space="preserve">Air itu kaldu-nya kopi.</w:t>
-      </w:r>
-    </w:p>
-    <w:p>
-      <w:pPr>
-        <w:pBdr>
-          <w:left w:val="single" w:color="B03A2E" w:sz="18" w:space="14"/>
-        </w:pBdr>
-        <w:spacing w:after="60" w:before="60" w:line="300"/>
-        <w:ind w:left="340"/>
-      </w:pPr>
-      <w:r>
-        <w:rPr>
-          <w:rFonts w:ascii="Calibri" w:cs="Calibri" w:eastAsia="Calibri" w:hAnsi="Calibri"/>
-          <w:color w:val="1A1A1A"/>
-          <w:sz w:val="24"/>
-          <w:szCs w:val="24"/>
-        </w:rPr>
-        <w:t xml:space="preserve">Semua orang tau bedanya sop yang direbus pakai kaldu, sama sop yang direbus pakai air putih doang.</w:t>
-      </w:r>
-    </w:p>
-    <w:p>
-      <w:pPr>
-        <w:pBdr>
-          <w:left w:val="single" w:color="B03A2E" w:sz="18" w:space="14"/>
-        </w:pBdr>
-        <w:spacing w:after="60" w:before="60" w:line="300"/>
-        <w:ind w:left="340"/>
-      </w:pPr>
-      <w:r>
-        <w:rPr>
-          <w:rFonts w:ascii="Calibri" w:cs="Calibri" w:eastAsia="Calibri" w:hAnsi="Calibri"/>
-          <w:color w:val="1A1A1A"/>
-          <w:sz w:val="24"/>
-          <w:szCs w:val="24"/>
-        </w:rPr>
-        <w:t xml:space="preserve">Bahannya sama persis. Hasilnya beda jauh.</w:t>
-      </w:r>
-    </w:p>
-    <w:p>
-      <w:pPr>
-        <w:pBdr>
-          <w:left w:val="single" w:color="B03A2E" w:sz="18" w:space="14"/>
-        </w:pBdr>
-        <w:spacing w:after="60" w:before="60" w:line="300"/>
-        <w:ind w:left="340"/>
-      </w:pPr>
-      <w:r>
-        <w:rPr>
-          <w:rFonts w:ascii="Calibri" w:cs="Calibri" w:eastAsia="Calibri" w:hAnsi="Calibri"/>
-          <w:color w:val="1A1A1A"/>
-          <w:sz w:val="24"/>
-          <w:szCs w:val="24"/>
-        </w:rPr>
-        <w:t xml:space="preserve">Nah, air buat kopi juga gitu.</w:t>
-      </w:r>
-    </w:p>
-    <w:p>
-      <w:pPr>
-        <w:pBdr>
-          <w:top w:val="single" w:color="C6D9EC" w:sz="2" w:space="6"/>
-          <w:bottom w:val="single" w:color="C6D9EC" w:sz="2" w:space="6"/>
-          <w:left w:val="single" w:color="C6D9EC" w:sz="2" w:space="6"/>
-          <w:right w:val="single" w:color="C6D9EC" w:sz="2" w:space="6"/>
-        </w:pBdr>
-        <w:shd w:fill="EAF1F8" w:val="clear"/>
-        <w:spacing w:after="120" w:before="80" w:line="264"/>
-        <w:ind w:left="120" w:right="120"/>
-      </w:pPr>
-      <w:r>
-        <w:rPr>
-          <w:rFonts w:ascii="Calibri" w:cs="Calibri" w:eastAsia="Calibri" w:hAnsi="Calibri"/>
-          <w:b/>
-          <w:bCs/>
-          <w:color w:val="1F618D"/>
-          <w:sz w:val="20"/>
-          <w:szCs w:val="20"/>
-        </w:rPr>
-        <w:t xml:space="preserve">TEKS LAYAR:  </w:t>
-      </w:r>
-      <w:r>
-        <w:rPr>
-          <w:rFonts w:ascii="Calibri" w:cs="Calibri" w:eastAsia="Calibri" w:hAnsi="Calibri"/>
-          <w:color w:val="1A1A1A"/>
-          <w:sz w:val="20"/>
-          <w:szCs w:val="20"/>
-        </w:rPr>
-        <w:t xml:space="preserve">Air itu bukan pelarut. Air itu KALDU.</w:t>
-      </w:r>
-    </w:p>
-    <w:p>
-      <w:pPr>
-        <w:pStyle w:val="Heading3"/>
-        <w:spacing w:after="80" w:before="200" w:line="264"/>
-      </w:pPr>
-      <w:r>
-        <w:rPr>
-          <w:rFonts w:ascii="Calibri" w:cs="Calibri" w:eastAsia="Calibri" w:hAnsi="Calibri"/>
-          <w:b/>
-          <w:bCs/>
-          <w:color w:val="1F618D"/>
-          <w:sz w:val="22"/>
-          <w:szCs w:val="22"/>
-        </w:rPr>
-        <w:t xml:space="preserve">Poin 1 — Air yang terlalu bersih malah bikin hambar</w:t>
-      </w:r>
-    </w:p>
-    <w:p>
-      <w:pPr>
-        <w:spacing w:after="60" w:before="140" w:line="264"/>
-      </w:pPr>
-      <w:r>
-        <w:rPr>
-          <w:rFonts w:ascii="Calibri" w:cs="Calibri" w:eastAsia="Calibri" w:hAnsi="Calibri"/>
-          <w:i/>
-          <w:iCs/>
-          <w:color w:val="6B6B6B"/>
-          <w:sz w:val="20"/>
-          <w:szCs w:val="20"/>
-        </w:rPr>
-        <w:t xml:space="preserve">[ Visual: botol air suling / galon RO di satu sisi, botol air mineral di sisi lain ]</w:t>
-      </w:r>
-    </w:p>
-    <w:p>
-      <w:pPr>
-        <w:pBdr>
-          <w:left w:val="single" w:color="B03A2E" w:sz="18" w:space="14"/>
-        </w:pBdr>
-        <w:spacing w:after="60" w:before="120" w:line="300"/>
-        <w:ind w:left="340"/>
-      </w:pPr>
-      <w:r>
-        <w:rPr>
-          <w:rFonts w:ascii="Calibri" w:cs="Calibri" w:eastAsia="Calibri" w:hAnsi="Calibri"/>
-          <w:color w:val="1A1A1A"/>
-          <w:sz w:val="24"/>
-          <w:szCs w:val="24"/>
-        </w:rPr>
-        <w:t xml:space="preserve">Dan ini yang bikin gue kaget waktu pertama tau.</w:t>
-      </w:r>
-    </w:p>
-    <w:p>
-      <w:pPr>
-        <w:pBdr>
-          <w:left w:val="single" w:color="B03A2E" w:sz="18" w:space="14"/>
-        </w:pBdr>
-        <w:spacing w:after="60" w:before="60" w:line="300"/>
-        <w:ind w:left="340"/>
-      </w:pPr>
-      <w:r>
-        <w:rPr>
-          <w:rFonts w:ascii="Calibri" w:cs="Calibri" w:eastAsia="Calibri" w:hAnsi="Calibri"/>
-          <w:b/>
-          <w:bCs/>
-          <w:color w:val="1A1A1A"/>
-          <w:sz w:val="24"/>
-          <w:szCs w:val="24"/>
-        </w:rPr>
-        <w:t xml:space="preserve">Air yang terlalu bersih itu justru jelek buat kopi.</w:t>
-      </w:r>
-    </w:p>
-    <w:p>
-      <w:pPr>
-        <w:pBdr>
-          <w:left w:val="single" w:color="B03A2E" w:sz="18" w:space="14"/>
-        </w:pBdr>
-        <w:spacing w:after="60" w:before="60" w:line="300"/>
-        <w:ind w:left="340"/>
-      </w:pPr>
-      <w:r>
-        <w:rPr>
-          <w:rFonts w:ascii="Calibri" w:cs="Calibri" w:eastAsia="Calibri" w:hAnsi="Calibri"/>
-          <w:color w:val="1A1A1A"/>
-          <w:sz w:val="24"/>
-          <w:szCs w:val="24"/>
-        </w:rPr>
-        <w:t xml:space="preserve">Karena mineral di dalam air itu fungsinya kayak </w:t>
-      </w:r>
-      <w:r>
-        <w:rPr>
-          <w:rFonts w:ascii="Calibri" w:cs="Calibri" w:eastAsia="Calibri" w:hAnsi="Calibri"/>
-          <w:b/>
-          <w:bCs/>
-          <w:color w:val="1A1A1A"/>
-          <w:sz w:val="24"/>
-          <w:szCs w:val="24"/>
-        </w:rPr>
-        <w:t xml:space="preserve">tangan</w:t>
-      </w:r>
-      <w:r>
-        <w:rPr>
-          <w:rFonts w:ascii="Calibri" w:cs="Calibri" w:eastAsia="Calibri" w:hAnsi="Calibri"/>
-          <w:color w:val="1A1A1A"/>
-          <w:sz w:val="24"/>
-          <w:szCs w:val="24"/>
-        </w:rPr>
-        <w:t xml:space="preserve"> — dia yang narik rasa keluar dari bubuk kopi.</w:t>
-      </w:r>
-    </w:p>
-    <w:p>
-      <w:pPr>
-        <w:pBdr>
-          <w:left w:val="single" w:color="B03A2E" w:sz="18" w:space="14"/>
-        </w:pBdr>
-        <w:spacing w:after="60" w:before="60" w:line="300"/>
-        <w:ind w:left="340"/>
-      </w:pPr>
-      <w:r>
-        <w:rPr>
-          <w:rFonts w:ascii="Calibri" w:cs="Calibri" w:eastAsia="Calibri" w:hAnsi="Calibri"/>
-          <w:color w:val="1A1A1A"/>
-          <w:sz w:val="24"/>
-          <w:szCs w:val="24"/>
-        </w:rPr>
-        <w:t xml:space="preserve">Kalau airnya kosong, ga ada yang narik. Rasanya jadi datar dan hambar.</w:t>
-      </w:r>
-    </w:p>
-    <w:p>
-      <w:pPr>
-        <w:pBdr>
-          <w:left w:val="single" w:color="B03A2E" w:sz="18" w:space="14"/>
-        </w:pBdr>
-        <w:spacing w:after="60" w:before="60" w:line="300"/>
-        <w:ind w:left="340"/>
-      </w:pPr>
-      <w:r>
-        <w:rPr>
-          <w:rFonts w:ascii="Calibri" w:cs="Calibri" w:eastAsia="Calibri" w:hAnsi="Calibri"/>
-          <w:color w:val="1A1A1A"/>
-          <w:sz w:val="24"/>
-          <w:szCs w:val="24"/>
-        </w:rPr>
-        <w:t xml:space="preserve">Ini bukan opini gue — ada risetnya di </w:t>
-      </w:r>
-      <w:r>
-        <w:rPr>
-          <w:rFonts w:ascii="Calibri" w:cs="Calibri" w:eastAsia="Calibri" w:hAnsi="Calibri"/>
-          <w:b/>
-          <w:bCs/>
-          <w:color w:val="1A1A1A"/>
-          <w:sz w:val="24"/>
-          <w:szCs w:val="24"/>
-        </w:rPr>
-        <w:t xml:space="preserve">Journal of Agricultural and Food Chemistry</w:t>
-      </w:r>
-      <w:r>
-        <w:rPr>
-          <w:rFonts w:ascii="Calibri" w:cs="Calibri" w:eastAsia="Calibri" w:hAnsi="Calibri"/>
-          <w:color w:val="1A1A1A"/>
-          <w:sz w:val="24"/>
-          <w:szCs w:val="24"/>
-        </w:rPr>
-        <w:t xml:space="preserve">, tahun 2014.</w:t>
-      </w:r>
-    </w:p>
-    <w:p>
-      <w:pPr>
-        <w:pBdr>
-          <w:top w:val="single" w:color="C6D9EC" w:sz="2" w:space="6"/>
-          <w:bottom w:val="single" w:color="C6D9EC" w:sz="2" w:space="6"/>
-          <w:left w:val="single" w:color="C6D9EC" w:sz="2" w:space="6"/>
-          <w:right w:val="single" w:color="C6D9EC" w:sz="2" w:space="6"/>
-        </w:pBdr>
-        <w:shd w:fill="EAF1F8" w:val="clear"/>
-        <w:spacing w:after="120" w:before="80" w:line="264"/>
-        <w:ind w:left="120" w:right="120"/>
-      </w:pPr>
-      <w:r>
-        <w:rPr>
-          <w:rFonts w:ascii="Calibri" w:cs="Calibri" w:eastAsia="Calibri" w:hAnsi="Calibri"/>
-          <w:b/>
-          <w:bCs/>
-          <w:color w:val="1F618D"/>
-          <w:sz w:val="20"/>
-          <w:szCs w:val="20"/>
-        </w:rPr>
-        <w:t xml:space="preserve">TEKS LAYAR:  </w:t>
-      </w:r>
-      <w:r>
-        <w:rPr>
-          <w:rFonts w:ascii="Calibri" w:cs="Calibri" w:eastAsia="Calibri" w:hAnsi="Calibri"/>
-          <w:color w:val="1A1A1A"/>
-          <w:sz w:val="20"/>
-          <w:szCs w:val="20"/>
-        </w:rPr>
-        <w:t xml:space="preserve">Air terlalu bersih = ga ada yang narik rasa keluar  —  sumber: Journal of Agricultural and Food Chemistry (2014)</w:t>
-      </w:r>
-    </w:p>
-    <w:p>
-      <w:pPr>
-        <w:pStyle w:val="Heading3"/>
-        <w:spacing w:after="80" w:before="200" w:line="264"/>
-      </w:pPr>
-      <w:r>
-        <w:rPr>
-          <w:rFonts w:ascii="Calibri" w:cs="Calibri" w:eastAsia="Calibri" w:hAnsi="Calibri"/>
-          <w:b/>
-          <w:bCs/>
-          <w:color w:val="1F618D"/>
-          <w:sz w:val="22"/>
-          <w:szCs w:val="22"/>
-        </w:rPr>
-        <w:t xml:space="preserve">Poin 2 — Tapi kebanyakan kapur juga bikin flat</w:t>
-      </w:r>
-    </w:p>
-    <w:p>
-      <w:pPr>
-        <w:spacing w:after="60" w:before="140" w:line="264"/>
-      </w:pPr>
-      <w:r>
-        <w:rPr>
-          <w:rFonts w:ascii="Calibri" w:cs="Calibri" w:eastAsia="Calibri" w:hAnsi="Calibri"/>
-          <w:i/>
-          <w:iCs/>
-          <w:color w:val="6B6B6B"/>
-          <w:sz w:val="20"/>
-          <w:szCs w:val="20"/>
-        </w:rPr>
-        <w:t xml:space="preserve">[ Visual: close-up ketel yang ada kerak putih di dalamnya ]</w:t>
-      </w:r>
-    </w:p>
-    <w:p>
-      <w:pPr>
-        <w:pBdr>
-          <w:left w:val="single" w:color="B03A2E" w:sz="18" w:space="14"/>
-        </w:pBdr>
-        <w:spacing w:after="60" w:before="120" w:line="300"/>
-        <w:ind w:left="340"/>
-      </w:pPr>
-      <w:r>
-        <w:rPr>
-          <w:rFonts w:ascii="Calibri" w:cs="Calibri" w:eastAsia="Calibri" w:hAnsi="Calibri"/>
-          <w:color w:val="1A1A1A"/>
-          <w:sz w:val="24"/>
-          <w:szCs w:val="24"/>
-        </w:rPr>
-        <w:t xml:space="preserve">Tapi kebalikannya juga ga bener.</w:t>
-      </w:r>
-    </w:p>
-    <w:p>
-      <w:pPr>
-        <w:pBdr>
-          <w:left w:val="single" w:color="B03A2E" w:sz="18" w:space="14"/>
-        </w:pBdr>
-        <w:spacing w:after="60" w:before="60" w:line="300"/>
-        <w:ind w:left="340"/>
-      </w:pPr>
-      <w:r>
-        <w:rPr>
-          <w:rFonts w:ascii="Calibri" w:cs="Calibri" w:eastAsia="Calibri" w:hAnsi="Calibri"/>
-          <w:color w:val="1A1A1A"/>
-          <w:sz w:val="24"/>
-          <w:szCs w:val="24"/>
-        </w:rPr>
-        <w:t xml:space="preserve">Air yang </w:t>
-      </w:r>
-      <w:r>
-        <w:rPr>
-          <w:rFonts w:ascii="Calibri" w:cs="Calibri" w:eastAsia="Calibri" w:hAnsi="Calibri"/>
-          <w:b/>
-          <w:bCs/>
-          <w:color w:val="1A1A1A"/>
-          <w:sz w:val="24"/>
-          <w:szCs w:val="24"/>
-        </w:rPr>
-        <w:t xml:space="preserve">terlalu berkapur</w:t>
-      </w:r>
-      <w:r>
-        <w:rPr>
-          <w:rFonts w:ascii="Calibri" w:cs="Calibri" w:eastAsia="Calibri" w:hAnsi="Calibri"/>
-          <w:color w:val="1A1A1A"/>
-          <w:sz w:val="24"/>
-          <w:szCs w:val="24"/>
-        </w:rPr>
-        <w:t xml:space="preserve"> — yang suka ninggalin kerak putih di ketel — itu kayak </w:t>
-      </w:r>
-      <w:r>
-        <w:rPr>
-          <w:rFonts w:ascii="Calibri" w:cs="Calibri" w:eastAsia="Calibri" w:hAnsi="Calibri"/>
-          <w:b/>
-          <w:bCs/>
-          <w:color w:val="1A1A1A"/>
-          <w:sz w:val="24"/>
-          <w:szCs w:val="24"/>
-        </w:rPr>
-        <w:t xml:space="preserve">peredam</w:t>
-      </w:r>
-      <w:r>
-        <w:rPr>
-          <w:rFonts w:ascii="Calibri" w:cs="Calibri" w:eastAsia="Calibri" w:hAnsi="Calibri"/>
-          <w:color w:val="1A1A1A"/>
-          <w:sz w:val="24"/>
-          <w:szCs w:val="24"/>
-        </w:rPr>
-        <w:t xml:space="preserve">.</w:t>
-      </w:r>
-    </w:p>
-    <w:p>
-      <w:pPr>
-        <w:pBdr>
-          <w:left w:val="single" w:color="B03A2E" w:sz="18" w:space="14"/>
-        </w:pBdr>
-        <w:spacing w:after="60" w:before="60" w:line="300"/>
-        <w:ind w:left="340"/>
-      </w:pPr>
-      <w:r>
-        <w:rPr>
-          <w:rFonts w:ascii="Calibri" w:cs="Calibri" w:eastAsia="Calibri" w:hAnsi="Calibri"/>
-          <w:color w:val="1A1A1A"/>
-          <w:sz w:val="24"/>
-          <w:szCs w:val="24"/>
-        </w:rPr>
-        <w:t xml:space="preserve">Dia ngerem rasa asem-manis buahnya.</w:t>
-      </w:r>
-    </w:p>
-    <w:p>
-      <w:pPr>
-        <w:pBdr>
-          <w:left w:val="single" w:color="B03A2E" w:sz="18" w:space="14"/>
-        </w:pBdr>
-        <w:spacing w:after="60" w:before="60" w:line="300"/>
-        <w:ind w:left="340"/>
-      </w:pPr>
-      <w:r>
-        <w:rPr>
-          <w:rFonts w:ascii="Calibri" w:cs="Calibri" w:eastAsia="Calibri" w:hAnsi="Calibri"/>
-          <w:color w:val="1A1A1A"/>
-          <w:sz w:val="24"/>
-          <w:szCs w:val="24"/>
-        </w:rPr>
-        <w:t xml:space="preserve">Jadi kopi yang harusnya cerah, malah kerasa datar dan ngebosenin.</w:t>
-      </w:r>
-    </w:p>
-    <w:p>
-      <w:pPr>
-        <w:pBdr>
-          <w:top w:val="single" w:color="C6D9EC" w:sz="2" w:space="6"/>
-          <w:bottom w:val="single" w:color="C6D9EC" w:sz="2" w:space="6"/>
-          <w:left w:val="single" w:color="C6D9EC" w:sz="2" w:space="6"/>
-          <w:right w:val="single" w:color="C6D9EC" w:sz="2" w:space="6"/>
-        </w:pBdr>
-        <w:shd w:fill="EAF1F8" w:val="clear"/>
-        <w:spacing w:after="120" w:before="80" w:line="264"/>
-        <w:ind w:left="120" w:right="120"/>
-      </w:pPr>
-      <w:r>
-        <w:rPr>
-          <w:rFonts w:ascii="Calibri" w:cs="Calibri" w:eastAsia="Calibri" w:hAnsi="Calibri"/>
-          <w:b/>
-          <w:bCs/>
-          <w:color w:val="1F618D"/>
-          <w:sz w:val="20"/>
-          <w:szCs w:val="20"/>
-        </w:rPr>
-        <w:t xml:space="preserve">TEKS LAYAR:  </w:t>
-      </w:r>
-      <w:r>
-        <w:rPr>
-          <w:rFonts w:ascii="Calibri" w:cs="Calibri" w:eastAsia="Calibri" w:hAnsi="Calibri"/>
-          <w:color w:val="1A1A1A"/>
-          <w:sz w:val="20"/>
-          <w:szCs w:val="20"/>
-        </w:rPr>
-        <w:t xml:space="preserve">Terlalu bersih = hambar   ·   Terlalu berkapur = flat</w:t>
-      </w:r>
-    </w:p>
-    <w:p>
-      <w:pPr>
-        <w:pStyle w:val="Heading3"/>
-        <w:spacing w:after="80" w:before="200" w:line="264"/>
-      </w:pPr>
-      <w:r>
-        <w:rPr>
-          <w:rFonts w:ascii="Calibri" w:cs="Calibri" w:eastAsia="Calibri" w:hAnsi="Calibri"/>
-          <w:b/>
-          <w:bCs/>
-          <w:color w:val="1F618D"/>
-          <w:sz w:val="22"/>
-          <w:szCs w:val="22"/>
-        </w:rPr>
-        <w:t xml:space="preserve">Poin 3 — Dan yang paling sering kejadian: bau kaporit</w:t>
-      </w:r>
-    </w:p>
-    <w:p>
-      <w:pPr>
-        <w:spacing w:after="60" w:before="140" w:line="264"/>
-      </w:pPr>
-      <w:r>
-        <w:rPr>
-          <w:rFonts w:ascii="Calibri" w:cs="Calibri" w:eastAsia="Calibri" w:hAnsi="Calibri"/>
-          <w:i/>
-          <w:iCs/>
-          <w:color w:val="6B6B6B"/>
-          <w:sz w:val="20"/>
-          <w:szCs w:val="20"/>
-        </w:rPr>
-        <w:t xml:space="preserve">[ Visual: air keran ngucur ]</w:t>
-      </w:r>
-    </w:p>
-    <w:p>
-      <w:pPr>
-        <w:pBdr>
-          <w:left w:val="single" w:color="B03A2E" w:sz="18" w:space="14"/>
-        </w:pBdr>
-        <w:spacing w:after="60" w:before="120" w:line="300"/>
-        <w:ind w:left="340"/>
-      </w:pPr>
-      <w:r>
-        <w:rPr>
-          <w:rFonts w:ascii="Calibri" w:cs="Calibri" w:eastAsia="Calibri" w:hAnsi="Calibri"/>
-          <w:color w:val="1A1A1A"/>
-          <w:sz w:val="24"/>
-          <w:szCs w:val="24"/>
-        </w:rPr>
-        <w:t xml:space="preserve">Terus yang paling sering kejadian, dan paling gampang dibenerin:</w:t>
-      </w:r>
-    </w:p>
-    <w:p>
-      <w:pPr>
-        <w:pBdr>
-          <w:left w:val="single" w:color="B03A2E" w:sz="18" w:space="14"/>
-        </w:pBdr>
-        <w:spacing w:after="60" w:before="60" w:line="300"/>
-        <w:ind w:left="340"/>
-      </w:pPr>
-      <w:r>
-        <w:rPr>
-          <w:rFonts w:ascii="Calibri" w:cs="Calibri" w:eastAsia="Calibri" w:hAnsi="Calibri"/>
-          <w:b/>
-          <w:bCs/>
-          <w:color w:val="1A1A1A"/>
-          <w:sz w:val="24"/>
-          <w:szCs w:val="24"/>
-        </w:rPr>
-        <w:t xml:space="preserve">klorin</w:t>
-      </w:r>
-      <w:r>
-        <w:rPr>
-          <w:rFonts w:ascii="Calibri" w:cs="Calibri" w:eastAsia="Calibri" w:hAnsi="Calibri"/>
-          <w:color w:val="1A1A1A"/>
-          <w:sz w:val="24"/>
-          <w:szCs w:val="24"/>
-        </w:rPr>
-        <w:t xml:space="preserve"> — yang bikin air keran ada bau kaporitnya.</w:t>
-      </w:r>
-    </w:p>
-    <w:p>
-      <w:pPr>
-        <w:pBdr>
-          <w:left w:val="single" w:color="B03A2E" w:sz="18" w:space="14"/>
-        </w:pBdr>
-        <w:spacing w:after="60" w:before="60" w:line="300"/>
-        <w:ind w:left="340"/>
-      </w:pPr>
-      <w:r>
-        <w:rPr>
-          <w:rFonts w:ascii="Calibri" w:cs="Calibri" w:eastAsia="Calibri" w:hAnsi="Calibri"/>
-          <w:color w:val="1A1A1A"/>
-          <w:sz w:val="24"/>
-          <w:szCs w:val="24"/>
-        </w:rPr>
-        <w:t xml:space="preserve">Dikit aja udah nutupin semua rasa kopinya. Jadi kayak rasa obat.</w:t>
-      </w:r>
-    </w:p>
-    <w:p>
-      <w:pPr>
-        <w:pStyle w:val="Heading3"/>
-        <w:spacing w:after="80" w:before="200" w:line="264"/>
-      </w:pPr>
-      <w:r>
-        <w:rPr>
-          <w:rFonts w:ascii="Calibri" w:cs="Calibri" w:eastAsia="Calibri" w:hAnsi="Calibri"/>
-          <w:b/>
-          <w:bCs/>
-          <w:color w:val="1F618D"/>
-          <w:sz w:val="22"/>
-          <w:szCs w:val="22"/>
-        </w:rPr>
-        <w:t xml:space="preserve">Solusi — bagian paling kepake</w:t>
-      </w:r>
-    </w:p>
-    <w:p>
-      <w:pPr>
-        <w:spacing w:after="60" w:before="140" w:line="264"/>
-      </w:pPr>
-      <w:r>
-        <w:rPr>
-          <w:rFonts w:ascii="Calibri" w:cs="Calibri" w:eastAsia="Calibri" w:hAnsi="Calibri"/>
-          <w:i/>
-          <w:iCs/>
-          <w:color w:val="6B6B6B"/>
-          <w:sz w:val="20"/>
-          <w:szCs w:val="20"/>
-        </w:rPr>
-        <w:t xml:space="preserve">[ Visual: teks besar, tiga poin ]</w:t>
-      </w:r>
-    </w:p>
-    <w:p>
-      <w:pPr>
-        <w:pBdr>
-          <w:left w:val="single" w:color="B03A2E" w:sz="18" w:space="14"/>
-        </w:pBdr>
-        <w:spacing w:after="60" w:before="120" w:line="300"/>
-        <w:ind w:left="340"/>
-      </w:pPr>
-      <w:r>
-        <w:rPr>
-          <w:rFonts w:ascii="Calibri" w:cs="Calibri" w:eastAsia="Calibri" w:hAnsi="Calibri"/>
-          <w:color w:val="1A1A1A"/>
-          <w:sz w:val="24"/>
-          <w:szCs w:val="24"/>
-        </w:rPr>
-        <w:t xml:space="preserve">Jadi jalan tengahnya gampang banget, dan ini yang gue pakai sekarang:</w:t>
-      </w:r>
-    </w:p>
-    <w:p>
-      <w:pPr>
-        <w:pBdr>
-          <w:left w:val="single" w:color="B03A2E" w:sz="18" w:space="14"/>
-        </w:pBdr>
-        <w:spacing w:after="60" w:before="60" w:line="300"/>
-        <w:ind w:left="340"/>
-      </w:pPr>
-      <w:r>
-        <w:rPr>
-          <w:rFonts w:ascii="Calibri" w:cs="Calibri" w:eastAsia="Calibri" w:hAnsi="Calibri"/>
-          <w:b/>
-          <w:bCs/>
-          <w:color w:val="1A1A1A"/>
-          <w:sz w:val="24"/>
-          <w:szCs w:val="24"/>
-        </w:rPr>
-        <w:t xml:space="preserve">Jangan air keran langsung</w:t>
-      </w:r>
-      <w:r>
-        <w:rPr>
-          <w:rFonts w:ascii="Calibri" w:cs="Calibri" w:eastAsia="Calibri" w:hAnsi="Calibri"/>
-          <w:color w:val="1A1A1A"/>
-          <w:sz w:val="24"/>
-          <w:szCs w:val="24"/>
-        </w:rPr>
-        <w:t xml:space="preserve"> — ada kaporitnya.</w:t>
-      </w:r>
-    </w:p>
-    <w:p>
-      <w:pPr>
-        <w:pBdr>
-          <w:left w:val="single" w:color="B03A2E" w:sz="18" w:space="14"/>
-        </w:pBdr>
-        <w:spacing w:after="60" w:before="60" w:line="300"/>
-        <w:ind w:left="340"/>
-      </w:pPr>
-      <w:r>
-        <w:rPr>
-          <w:rFonts w:ascii="Calibri" w:cs="Calibri" w:eastAsia="Calibri" w:hAnsi="Calibri"/>
-          <w:b/>
-          <w:bCs/>
-          <w:color w:val="1A1A1A"/>
-          <w:sz w:val="24"/>
-          <w:szCs w:val="24"/>
-        </w:rPr>
-        <w:t xml:space="preserve">Jangan air suling atau air murni banget</w:t>
-      </w:r>
-      <w:r>
-        <w:rPr>
-          <w:rFonts w:ascii="Calibri" w:cs="Calibri" w:eastAsia="Calibri" w:hAnsi="Calibri"/>
-          <w:color w:val="1A1A1A"/>
-          <w:sz w:val="24"/>
-          <w:szCs w:val="24"/>
-        </w:rPr>
-        <w:t xml:space="preserve"> — kosong, ga ada yang narik rasa.</w:t>
-      </w:r>
-    </w:p>
-    <w:p>
-      <w:pPr>
-        <w:pBdr>
-          <w:left w:val="single" w:color="B03A2E" w:sz="18" w:space="14"/>
-        </w:pBdr>
-        <w:spacing w:after="60" w:before="60" w:line="300"/>
-        <w:ind w:left="340"/>
-      </w:pPr>
-      <w:r>
-        <w:rPr>
-          <w:rFonts w:ascii="Calibri" w:cs="Calibri" w:eastAsia="Calibri" w:hAnsi="Calibri"/>
-          <w:b/>
-          <w:bCs/>
-          <w:color w:val="1A1A1A"/>
-          <w:sz w:val="24"/>
-          <w:szCs w:val="24"/>
-        </w:rPr>
-        <w:t xml:space="preserve">Air mineral kemasan biasa itu udah paling pas</w:t>
-      </w:r>
-      <w:r>
-        <w:rPr>
-          <w:rFonts w:ascii="Calibri" w:cs="Calibri" w:eastAsia="Calibri" w:hAnsi="Calibri"/>
-          <w:color w:val="1A1A1A"/>
-          <w:sz w:val="24"/>
-          <w:szCs w:val="24"/>
-        </w:rPr>
-        <w:t xml:space="preserve"> buat kebanyakan orang. Murah, gampang, dan udah cukup deket sama patokan yang dipakai industri.</w:t>
-      </w:r>
-    </w:p>
-    <w:p>
-      <w:pPr>
-        <w:pBdr>
-          <w:left w:val="single" w:color="B03A2E" w:sz="18" w:space="14"/>
-        </w:pBdr>
-        <w:spacing w:after="60" w:before="60" w:line="300"/>
-        <w:ind w:left="340"/>
-      </w:pPr>
-      <w:r>
-        <w:rPr>
-          <w:rFonts w:ascii="Calibri" w:cs="Calibri" w:eastAsia="Calibri" w:hAnsi="Calibri"/>
-          <w:color w:val="1A1A1A"/>
-          <w:sz w:val="24"/>
-          <w:szCs w:val="24"/>
-        </w:rPr>
-        <w:t xml:space="preserve">Udah. Itu doang.</w:t>
-      </w:r>
-    </w:p>
-    <w:p>
-      <w:pPr>
-        <w:pBdr>
-          <w:top w:val="single" w:color="C6D9EC" w:sz="2" w:space="6"/>
-          <w:bottom w:val="single" w:color="C6D9EC" w:sz="2" w:space="6"/>
-          <w:left w:val="single" w:color="C6D9EC" w:sz="2" w:space="6"/>
-          <w:right w:val="single" w:color="C6D9EC" w:sz="2" w:space="6"/>
-        </w:pBdr>
-        <w:shd w:fill="EAF1F8" w:val="clear"/>
-        <w:spacing w:after="120" w:before="80" w:line="264"/>
-        <w:ind w:left="120" w:right="120"/>
-      </w:pPr>
-      <w:r>
-        <w:rPr>
-          <w:rFonts w:ascii="Calibri" w:cs="Calibri" w:eastAsia="Calibri" w:hAnsi="Calibri"/>
-          <w:b/>
-          <w:bCs/>
-          <w:color w:val="1F618D"/>
-          <w:sz w:val="20"/>
-          <w:szCs w:val="20"/>
-        </w:rPr>
-        <w:t xml:space="preserve">TEKS LAYAR:  </w:t>
-      </w:r>
-      <w:r>
-        <w:rPr>
-          <w:rFonts w:ascii="Calibri" w:cs="Calibri" w:eastAsia="Calibri" w:hAnsi="Calibri"/>
-          <w:color w:val="1A1A1A"/>
-          <w:sz w:val="20"/>
-          <w:szCs w:val="20"/>
-        </w:rPr>
-        <w:t xml:space="preserve">Bukan air keran · Bukan air suling · Air mineral biasa udah paling pas</w:t>
-      </w:r>
-    </w:p>
-    <w:p>
-      <w:pPr>
-        <w:pStyle w:val="Heading2"/>
-        <w:spacing w:after="120" w:before="280" w:line="264"/>
-      </w:pPr>
-      <w:r>
-        <w:rPr>
-          <w:rFonts w:ascii="Calibri" w:cs="Calibri" w:eastAsia="Calibri" w:hAnsi="Calibri"/>
-          <w:b/>
-          <w:bCs/>
-          <w:color w:val="1A1A1A"/>
-          <w:sz w:val="25"/>
-          <w:szCs w:val="25"/>
-        </w:rPr>
-        <w:t xml:space="preserve">AKSI — 0:52 sampai 1:00</w:t>
-      </w:r>
-    </w:p>
-    <w:p>
-      <w:pPr>
-        <w:spacing w:after="60" w:before="140" w:line="264"/>
-      </w:pPr>
-      <w:r>
-        <w:rPr>
-          <w:rFonts w:ascii="Calibri" w:cs="Calibri" w:eastAsia="Calibri" w:hAnsi="Calibri"/>
-          <w:i/>
-          <w:iCs/>
-          <w:color w:val="6B6B6B"/>
-          <w:sz w:val="20"/>
-          <w:szCs w:val="20"/>
-        </w:rPr>
-        <w:t xml:space="preserve">[ Visual: kamu taruh dua cangkir sebelahan di meja ]</w:t>
-      </w:r>
-    </w:p>
-    <w:p>
-      <w:pPr>
-        <w:pBdr>
-          <w:left w:val="single" w:color="B03A2E" w:sz="18" w:space="14"/>
-        </w:pBdr>
-        <w:spacing w:after="60" w:before="120" w:line="300"/>
-        <w:ind w:left="340"/>
-      </w:pPr>
-      <w:r>
-        <w:rPr>
-          <w:rFonts w:ascii="Calibri" w:cs="Calibri" w:eastAsia="Calibri" w:hAnsi="Calibri"/>
-          <w:color w:val="1A1A1A"/>
-          <w:sz w:val="24"/>
-          <w:szCs w:val="24"/>
-        </w:rPr>
-        <w:t xml:space="preserve">Coba ini besok, dan ini yang paling gue saranin dari semua konten gue:</w:t>
-      </w:r>
-    </w:p>
-    <w:p>
-      <w:pPr>
-        <w:pBdr>
-          <w:left w:val="single" w:color="B03A2E" w:sz="18" w:space="14"/>
-        </w:pBdr>
-        <w:spacing w:after="60" w:before="60" w:line="300"/>
-        <w:ind w:left="340"/>
-      </w:pPr>
-      <w:r>
-        <w:rPr>
-          <w:rFonts w:ascii="Calibri" w:cs="Calibri" w:eastAsia="Calibri" w:hAnsi="Calibri"/>
-          <w:b/>
-          <w:bCs/>
-          <w:color w:val="1A1A1A"/>
-          <w:sz w:val="24"/>
-          <w:szCs w:val="24"/>
-        </w:rPr>
-        <w:t xml:space="preserve">seduh kopi yang sama, dua kali, cuma beda airnya.</w:t>
-      </w:r>
-    </w:p>
-    <w:p>
-      <w:pPr>
-        <w:pBdr>
-          <w:left w:val="single" w:color="B03A2E" w:sz="18" w:space="14"/>
-        </w:pBdr>
-        <w:spacing w:after="60" w:before="60" w:line="300"/>
-        <w:ind w:left="340"/>
-      </w:pPr>
-      <w:r>
-        <w:rPr>
-          <w:rFonts w:ascii="Calibri" w:cs="Calibri" w:eastAsia="Calibri" w:hAnsi="Calibri"/>
-          <w:color w:val="1A1A1A"/>
-          <w:sz w:val="24"/>
-          <w:szCs w:val="24"/>
-        </w:rPr>
-        <w:t xml:space="preserve">Satu pakai air yang biasa kamu pakai. Satu pakai air mineral kemasan.</w:t>
-      </w:r>
-    </w:p>
-    <w:p>
-      <w:pPr>
-        <w:pBdr>
-          <w:left w:val="single" w:color="B03A2E" w:sz="18" w:space="14"/>
-        </w:pBdr>
-        <w:spacing w:after="60" w:before="60" w:line="300"/>
-        <w:ind w:left="340"/>
-      </w:pPr>
-      <w:r>
-        <w:rPr>
-          <w:rFonts w:ascii="Calibri" w:cs="Calibri" w:eastAsia="Calibri" w:hAnsi="Calibri"/>
-          <w:color w:val="1A1A1A"/>
-          <w:sz w:val="24"/>
-          <w:szCs w:val="24"/>
-        </w:rPr>
-        <w:t xml:space="preserve">Terus cicip sebelahan, langsung, bergantian.</w:t>
-      </w:r>
-    </w:p>
-    <w:p>
-      <w:pPr>
-        <w:pBdr>
-          <w:left w:val="single" w:color="B03A2E" w:sz="18" w:space="14"/>
-        </w:pBdr>
-        <w:spacing w:after="60" w:before="60" w:line="300"/>
-        <w:ind w:left="340"/>
-      </w:pPr>
-      <w:r>
-        <w:rPr>
-          <w:rFonts w:ascii="Calibri" w:cs="Calibri" w:eastAsia="Calibri" w:hAnsi="Calibri"/>
-          <w:color w:val="1A1A1A"/>
-          <w:sz w:val="24"/>
-          <w:szCs w:val="24"/>
-        </w:rPr>
-        <w:t xml:space="preserve">Ga usah percaya sama gue — biar lidah kamu sendiri yang mutusin.</w:t>
-      </w:r>
-    </w:p>
-    <w:p>
-      <w:pPr>
-        <w:pBdr>
-          <w:left w:val="single" w:color="B03A2E" w:sz="18" w:space="14"/>
-        </w:pBdr>
-        <w:spacing w:after="60" w:before="60" w:line="300"/>
-        <w:ind w:left="340"/>
-      </w:pPr>
-      <w:r>
-        <w:rPr>
-          <w:rFonts w:ascii="Calibri" w:cs="Calibri" w:eastAsia="Calibri" w:hAnsi="Calibri"/>
-          <w:color w:val="1A1A1A"/>
-          <w:sz w:val="24"/>
-          <w:szCs w:val="24"/>
-        </w:rPr>
-        <w:t xml:space="preserve">Terus komen di bawah: </w:t>
-      </w:r>
-      <w:r>
-        <w:rPr>
-          <w:rFonts w:ascii="Calibri" w:cs="Calibri" w:eastAsia="Calibri" w:hAnsi="Calibri"/>
-          <w:b/>
-          <w:bCs/>
-          <w:color w:val="1A1A1A"/>
-          <w:sz w:val="24"/>
-          <w:szCs w:val="24"/>
-        </w:rPr>
-        <w:t xml:space="preserve">menang yang mana?</w:t>
-      </w:r>
-    </w:p>
-    <w:p>
-      <w:pPr>
-        <w:pBdr>
-          <w:left w:val="single" w:color="B03A2E" w:sz="18" w:space="14"/>
-        </w:pBdr>
-        <w:spacing w:after="60" w:before="60" w:line="300"/>
-        <w:ind w:left="340"/>
-      </w:pPr>
-      <w:r>
-        <w:rPr>
-          <w:rFonts w:ascii="Calibri" w:cs="Calibri" w:eastAsia="Calibri" w:hAnsi="Calibri"/>
-          <w:color w:val="1A1A1A"/>
-          <w:sz w:val="24"/>
-          <w:szCs w:val="24"/>
-        </w:rPr>
-        <w:t xml:space="preserve">Gue penasaran banget sama hasilnya, soalnya air tiap daerah beda-beda.</w:t>
-      </w:r>
-    </w:p>
-    <w:p>
-      <w:r>
-        <w:br w:type="page"/>
-      </w:r>
-    </w:p>
-    <w:p>
-      <w:pPr>
-        <w:pStyle w:val="Heading1"/>
-        <w:pBdr>
-          <w:bottom w:val="single" w:color="DDD6CE" w:sz="6" w:space="6"/>
-        </w:pBdr>
-        <w:spacing w:after="160" w:before="400" w:line="264"/>
-      </w:pPr>
-      <w:r>
-        <w:rPr>
-          <w:rFonts w:ascii="Calibri" w:cs="Calibri" w:eastAsia="Calibri" w:hAnsi="Calibri"/>
-          <w:b/>
-          <w:bCs/>
-          <w:color w:val="B03A2E"/>
-          <w:sz w:val="30"/>
-          <w:szCs w:val="30"/>
-        </w:rPr>
-        <w:t xml:space="preserve">4. Tabel Diagnosa (buat carousel &amp; buat jawab komentar)</w:t>
-      </w:r>
+        <w:t xml:space="preserve">4. Apax Lab — TONIK, JAMM, LYLAC Dibongkar</w:t>
+      </w:r>
+    </w:p>
+    <w:p>
+      <w:pPr>
+        <w:spacing w:after="120" w:before="0" w:line="276"/>
+      </w:pPr>
+      <w:r>
+        <w:rPr>
+          <w:rFonts w:ascii="Calibri" w:cs="Calibri" w:eastAsia="Calibri" w:hAnsi="Calibri"/>
+          <w:b w:val="false"/>
+          <w:bCs w:val="false"/>
+          <w:i w:val="false"/>
+          <w:iCs w:val="false"/>
+          <w:color w:val="1A1A1A"/>
+          <w:sz w:val="22"/>
+          <w:szCs w:val="22"/>
+        </w:rPr>
+        <w:t xml:space="preserve">Tiga ini konsentrat mineral buat bikin air seduh. Dosis anjuran Apax: </w:t>
+      </w:r>
+      <w:r>
+        <w:rPr>
+          <w:rFonts w:ascii="Calibri" w:cs="Calibri" w:eastAsia="Calibri" w:hAnsi="Calibri"/>
+          <w:b/>
+          <w:bCs/>
+          <w:i w:val="false"/>
+          <w:iCs w:val="false"/>
+          <w:color w:val="1A1A1A"/>
+          <w:sz w:val="22"/>
+          <w:szCs w:val="22"/>
+        </w:rPr>
+        <w:t xml:space="preserve">3–4 g per liter air</w:t>
+      </w:r>
+      <w:r>
+        <w:rPr>
+          <w:rFonts w:ascii="Calibri" w:cs="Calibri" w:eastAsia="Calibri" w:hAnsi="Calibri"/>
+          <w:b w:val="false"/>
+          <w:bCs w:val="false"/>
+          <w:i w:val="false"/>
+          <w:iCs w:val="false"/>
+          <w:color w:val="1A1A1A"/>
+          <w:sz w:val="22"/>
+          <w:szCs w:val="22"/>
+        </w:rPr>
+        <w:t xml:space="preserve">, atau 1–10 tetes langsung ke cangkir. Kandungannya yang bikin ketiganya beda.</w:t>
+      </w:r>
+    </w:p>
+    <w:p>
+      <w:pPr>
+        <w:spacing w:after="160"/>
+      </w:pPr>
     </w:p>
     <w:tbl>
       <w:tblPr>
@@ -4066,9 +2996,9 @@
         </w:tblBorders>
       </w:tblPr>
       <w:tblGrid>
-        <w:gridCol w:w="2900"/>
-        <w:gridCol w:w="3000"/>
-        <w:gridCol w:w="3100"/>
+        <w:gridCol w:w="1400"/>
+        <w:gridCol w:w="4000"/>
+        <w:gridCol w:w="3600"/>
       </w:tblGrid>
       <w:tr>
         <w:trPr>
@@ -4076,7 +3006,7 @@
         </w:trPr>
         <w:tc>
           <w:tcPr>
-            <w:tcW w:type="dxa" w:w="2900"/>
+            <w:tcW w:type="dxa" w:w="1400"/>
             <w:shd w:fill="F2EFEA" w:val="clear"/>
             <w:tcMar>
               <w:top w:type="dxa" w:w="90"/>
@@ -4098,13 +3028,13 @@
                 <w:sz w:val="20"/>
                 <w:szCs w:val="20"/>
               </w:rPr>
-              <w:t xml:space="preserve">Kalau rasanya begini…</w:t>
-            </w:r>
-          </w:p>
-        </w:tc>
-        <w:tc>
-          <w:tcPr>
-            <w:tcW w:type="dxa" w:w="3000"/>
+              <w:t xml:space="preserve">Produk</w:t>
+            </w:r>
+          </w:p>
+        </w:tc>
+        <w:tc>
+          <w:tcPr>
+            <w:tcW w:type="dxa" w:w="4000"/>
             <w:shd w:fill="F2EFEA" w:val="clear"/>
             <w:tcMar>
               <w:top w:type="dxa" w:w="90"/>
@@ -4126,13 +3056,13 @@
                 <w:sz w:val="20"/>
                 <w:szCs w:val="20"/>
               </w:rPr>
-              <w:t xml:space="preserve">Kemungkinan penyebabnya</w:t>
-            </w:r>
-          </w:p>
-        </w:tc>
-        <w:tc>
-          <w:tcPr>
-            <w:tcW w:type="dxa" w:w="3100"/>
+              <w:t xml:space="preserve">Isinya</w:t>
+            </w:r>
+          </w:p>
+        </w:tc>
+        <w:tc>
+          <w:tcPr>
+            <w:tcW w:type="dxa" w:w="3600"/>
             <w:shd w:fill="F2EFEA" w:val="clear"/>
             <w:tcMar>
               <w:top w:type="dxa" w:w="90"/>
@@ -4154,7 +3084,7 @@
                 <w:sz w:val="20"/>
                 <w:szCs w:val="20"/>
               </w:rPr>
-              <w:t xml:space="preserve">Coba ini</w:t>
+              <w:t xml:space="preserve">Efek yang dijanjikan</w:t>
             </w:r>
           </w:p>
         </w:tc>
@@ -4162,7 +3092,7 @@
       <w:tr>
         <w:tc>
           <w:tcPr>
-            <w:tcW w:type="dxa" w:w="2900"/>
+            <w:tcW w:type="dxa" w:w="1400"/>
             <w:shd w:fill="FFFFFF" w:val="clear"/>
             <w:tcMar>
               <w:top w:type="dxa" w:w="90"/>
@@ -4184,13 +3114,13 @@
                 <w:sz w:val="20"/>
                 <w:szCs w:val="20"/>
               </w:rPr>
-              <w:t xml:space="preserve">Datar, hambar, ga ada rasa apa-apa — padahal takaran udah bener</w:t>
-            </w:r>
-          </w:p>
-        </w:tc>
-        <w:tc>
-          <w:tcPr>
-            <w:tcW w:type="dxa" w:w="3000"/>
+              <w:t xml:space="preserve">TONIK</w:t>
+            </w:r>
+          </w:p>
+        </w:tc>
+        <w:tc>
+          <w:tcPr>
+            <w:tcW w:type="dxa" w:w="4000"/>
             <w:shd w:fill="FFFFFF" w:val="clear"/>
             <w:tcMar>
               <w:top w:type="dxa" w:w="90"/>
@@ -4212,13 +3142,13 @@
                 <w:sz w:val="20"/>
                 <w:szCs w:val="20"/>
               </w:rPr>
-              <w:t xml:space="preserve">Airnya terlalu "kosong" (air suling / RO murni)</w:t>
-            </w:r>
-          </w:p>
-        </w:tc>
-        <w:tc>
-          <w:tcPr>
-            <w:tcW w:type="dxa" w:w="3100"/>
+              <w:t xml:space="preserve">Magnesium klorida, kalsium klorida, natrium klorida, natrium bikarbonat, kalium bikarbonat</w:t>
+            </w:r>
+          </w:p>
+        </w:tc>
+        <w:tc>
+          <w:tcPr>
+            <w:tcW w:type="dxa" w:w="3600"/>
             <w:shd w:fill="FFFFFF" w:val="clear"/>
             <w:tcMar>
               <w:top w:type="dxa" w:w="90"/>
@@ -4240,7 +3170,7 @@
                 <w:sz w:val="20"/>
                 <w:szCs w:val="20"/>
               </w:rPr>
-              <w:t xml:space="preserve">Ganti ke air mineral kemasan biasa</w:t>
+              <w:t xml:space="preserve">Paling condong ke klorida, dan satu-satunya yang pakai natrium klorida. Dijual buat naikin acidity yang hidup — crisp, intens, juicy.</w:t>
             </w:r>
           </w:p>
         </w:tc>
@@ -4248,7 +3178,7 @@
       <w:tr>
         <w:tc>
           <w:tcPr>
-            <w:tcW w:type="dxa" w:w="2900"/>
+            <w:tcW w:type="dxa" w:w="1400"/>
             <w:shd w:fill="FAF8F5" w:val="clear"/>
             <w:tcMar>
               <w:top w:type="dxa" w:w="90"/>
@@ -4270,13 +3200,13 @@
                 <w:sz w:val="20"/>
                 <w:szCs w:val="20"/>
               </w:rPr>
-              <w:t xml:space="preserve">Kopi enak jadi terasa membosankan, sisi buahnya ilang</w:t>
-            </w:r>
-          </w:p>
-        </w:tc>
-        <w:tc>
-          <w:tcPr>
-            <w:tcW w:type="dxa" w:w="3000"/>
+              <w:t xml:space="preserve">JAMM</w:t>
+            </w:r>
+          </w:p>
+        </w:tc>
+        <w:tc>
+          <w:tcPr>
+            <w:tcW w:type="dxa" w:w="4000"/>
             <w:shd w:fill="FAF8F5" w:val="clear"/>
             <w:tcMar>
               <w:top w:type="dxa" w:w="90"/>
@@ -4298,13 +3228,13 @@
                 <w:sz w:val="20"/>
                 <w:szCs w:val="20"/>
               </w:rPr>
-              <w:t xml:space="preserve">Airnya terlalu berkapur — peredamnya kebanyakan</w:t>
-            </w:r>
-          </w:p>
-        </w:tc>
-        <w:tc>
-          <w:tcPr>
-            <w:tcW w:type="dxa" w:w="3100"/>
+              <w:t xml:space="preserve">Magnesium klorida, kalsium klorida, kalium klorida, kalium bikarbonat, natrium bikarbonat</w:t>
+            </w:r>
+          </w:p>
+        </w:tc>
+        <w:tc>
+          <w:tcPr>
+            <w:tcW w:type="dxa" w:w="3600"/>
             <w:shd w:fill="FAF8F5" w:val="clear"/>
             <w:tcMar>
               <w:top w:type="dxa" w:w="90"/>
@@ -4326,7 +3256,7 @@
                 <w:sz w:val="20"/>
                 <w:szCs w:val="20"/>
               </w:rPr>
-              <w:t xml:space="preserve">Coba air kemasan lain yang lebih ringan, bandingin</w:t>
+              <w:t xml:space="preserve">Memperbesar peran kalsium dan bikarbonat. Buat kekayaan rasa dan kedalaman — manis yang nempel lama dan mouthfeel creamy.</w:t>
             </w:r>
           </w:p>
         </w:tc>
@@ -4334,7 +3264,7 @@
       <w:tr>
         <w:tc>
           <w:tcPr>
-            <w:tcW w:type="dxa" w:w="2900"/>
+            <w:tcW w:type="dxa" w:w="1400"/>
             <w:shd w:fill="FFFFFF" w:val="clear"/>
             <w:tcMar>
               <w:top w:type="dxa" w:w="90"/>
@@ -4356,13 +3286,13 @@
                 <w:sz w:val="20"/>
                 <w:szCs w:val="20"/>
               </w:rPr>
-              <w:t xml:space="preserve">Ada rasa/bau kayak obat atau kolam renang</w:t>
-            </w:r>
-          </w:p>
-        </w:tc>
-        <w:tc>
-          <w:tcPr>
-            <w:tcW w:type="dxa" w:w="3000"/>
+              <w:t xml:space="preserve">LYLAC</w:t>
+            </w:r>
+          </w:p>
+        </w:tc>
+        <w:tc>
+          <w:tcPr>
+            <w:tcW w:type="dxa" w:w="4000"/>
             <w:shd w:fill="FFFFFF" w:val="clear"/>
             <w:tcMar>
               <w:top w:type="dxa" w:w="90"/>
@@ -4384,13 +3314,13 @@
                 <w:sz w:val="20"/>
                 <w:szCs w:val="20"/>
               </w:rPr>
-              <w:t xml:space="preserve">Klorin dari air keran</w:t>
-            </w:r>
-          </w:p>
-        </w:tc>
-        <w:tc>
-          <w:tcPr>
-            <w:tcW w:type="dxa" w:w="3100"/>
+              <w:t xml:space="preserve">Magnesium sulfat, magnesium klorida, kalium klorida, kalium bikarbonat, natrium bikarbonat, natrium klorida</w:t>
+            </w:r>
+          </w:p>
+        </w:tc>
+        <w:tc>
+          <w:tcPr>
+            <w:tcW w:type="dxa" w:w="3600"/>
             <w:shd w:fill="FFFFFF" w:val="clear"/>
             <w:tcMar>
               <w:top w:type="dxa" w:w="90"/>
@@ -4412,179 +3342,7 @@
                 <w:sz w:val="20"/>
                 <w:szCs w:val="20"/>
               </w:rPr>
-              <w:t xml:space="preserve">Saring pakai karbon aktif, atau pakai air kemasan</w:t>
-            </w:r>
-          </w:p>
-        </w:tc>
-      </w:tr>
-      <w:tr>
-        <w:tc>
-          <w:tcPr>
-            <w:tcW w:type="dxa" w:w="2900"/>
-            <w:shd w:fill="FAF8F5" w:val="clear"/>
-            <w:tcMar>
-              <w:top w:type="dxa" w:w="90"/>
-              <w:left w:type="dxa" w:w="120"/>
-              <w:bottom w:type="dxa" w:w="90"/>
-              <w:right w:type="dxa" w:w="120"/>
-            </w:tcMar>
-          </w:tcPr>
-          <w:p>
-            <w:pPr>
-              <w:spacing w:after="40" w:before="40" w:line="264"/>
-            </w:pPr>
-            <w:r>
-              <w:rPr>
-                <w:rFonts w:ascii="Calibri" w:cs="Calibri" w:eastAsia="Calibri" w:hAnsi="Calibri"/>
-                <w:b w:val="false"/>
-                <w:bCs w:val="false"/>
-                <w:color w:val="1A1A1A"/>
-                <w:sz w:val="20"/>
-                <w:szCs w:val="20"/>
-              </w:rPr>
-              <w:t xml:space="preserve">Ada kerak putih numpuk di ketel</w:t>
-            </w:r>
-          </w:p>
-        </w:tc>
-        <w:tc>
-          <w:tcPr>
-            <w:tcW w:type="dxa" w:w="3000"/>
-            <w:shd w:fill="FAF8F5" w:val="clear"/>
-            <w:tcMar>
-              <w:top w:type="dxa" w:w="90"/>
-              <w:left w:type="dxa" w:w="120"/>
-              <w:bottom w:type="dxa" w:w="90"/>
-              <w:right w:type="dxa" w:w="120"/>
-            </w:tcMar>
-          </w:tcPr>
-          <w:p>
-            <w:pPr>
-              <w:spacing w:after="40" w:before="40" w:line="264"/>
-            </w:pPr>
-            <w:r>
-              <w:rPr>
-                <w:rFonts w:ascii="Calibri" w:cs="Calibri" w:eastAsia="Calibri" w:hAnsi="Calibri"/>
-                <w:b w:val="false"/>
-                <w:bCs w:val="false"/>
-                <w:color w:val="1A1A1A"/>
-                <w:sz w:val="20"/>
-                <w:szCs w:val="20"/>
-              </w:rPr>
-              <w:t xml:space="preserve">Airnya keras / berkapur tinggi</w:t>
-            </w:r>
-          </w:p>
-        </w:tc>
-        <w:tc>
-          <w:tcPr>
-            <w:tcW w:type="dxa" w:w="3100"/>
-            <w:shd w:fill="FAF8F5" w:val="clear"/>
-            <w:tcMar>
-              <w:top w:type="dxa" w:w="90"/>
-              <w:left w:type="dxa" w:w="120"/>
-              <w:bottom w:type="dxa" w:w="90"/>
-              <w:right w:type="dxa" w:w="120"/>
-            </w:tcMar>
-          </w:tcPr>
-          <w:p>
-            <w:pPr>
-              <w:spacing w:after="40" w:before="40" w:line="264"/>
-            </w:pPr>
-            <w:r>
-              <w:rPr>
-                <w:rFonts w:ascii="Calibri" w:cs="Calibri" w:eastAsia="Calibri" w:hAnsi="Calibri"/>
-                <w:b w:val="false"/>
-                <w:bCs w:val="false"/>
-                <w:color w:val="1A1A1A"/>
-                <w:sz w:val="20"/>
-                <w:szCs w:val="20"/>
-              </w:rPr>
-              <w:t xml:space="preserve">Ganti air. Sekalian bagus buat umur alatnya</w:t>
-            </w:r>
-          </w:p>
-        </w:tc>
-      </w:tr>
-      <w:tr>
-        <w:tc>
-          <w:tcPr>
-            <w:tcW w:type="dxa" w:w="2900"/>
-            <w:shd w:fill="FFFFFF" w:val="clear"/>
-            <w:tcMar>
-              <w:top w:type="dxa" w:w="90"/>
-              <w:left w:type="dxa" w:w="120"/>
-              <w:bottom w:type="dxa" w:w="90"/>
-              <w:right w:type="dxa" w:w="120"/>
-            </w:tcMar>
-          </w:tcPr>
-          <w:p>
-            <w:pPr>
-              <w:spacing w:after="40" w:before="40" w:line="264"/>
-            </w:pPr>
-            <w:r>
-              <w:rPr>
-                <w:rFonts w:ascii="Calibri" w:cs="Calibri" w:eastAsia="Calibri" w:hAnsi="Calibri"/>
-                <w:b w:val="false"/>
-                <w:bCs w:val="false"/>
-                <w:color w:val="1A1A1A"/>
-                <w:sz w:val="20"/>
-                <w:szCs w:val="20"/>
-              </w:rPr>
-              <w:t xml:space="preserve">Semuanya berubah-ubah tiap hari padahal cara nyeduh sama</w:t>
-            </w:r>
-          </w:p>
-        </w:tc>
-        <w:tc>
-          <w:tcPr>
-            <w:tcW w:type="dxa" w:w="3000"/>
-            <w:shd w:fill="FFFFFF" w:val="clear"/>
-            <w:tcMar>
-              <w:top w:type="dxa" w:w="90"/>
-              <w:left w:type="dxa" w:w="120"/>
-              <w:bottom w:type="dxa" w:w="90"/>
-              <w:right w:type="dxa" w:w="120"/>
-            </w:tcMar>
-          </w:tcPr>
-          <w:p>
-            <w:pPr>
-              <w:spacing w:after="40" w:before="40" w:line="264"/>
-            </w:pPr>
-            <w:r>
-              <w:rPr>
-                <w:rFonts w:ascii="Calibri" w:cs="Calibri" w:eastAsia="Calibri" w:hAnsi="Calibri"/>
-                <w:b w:val="false"/>
-                <w:bCs w:val="false"/>
-                <w:color w:val="1A1A1A"/>
-                <w:sz w:val="20"/>
-                <w:szCs w:val="20"/>
-              </w:rPr>
-              <w:t xml:space="preserve">Sumber airnya ga konsisten</w:t>
-            </w:r>
-          </w:p>
-        </w:tc>
-        <w:tc>
-          <w:tcPr>
-            <w:tcW w:type="dxa" w:w="3100"/>
-            <w:shd w:fill="FFFFFF" w:val="clear"/>
-            <w:tcMar>
-              <w:top w:type="dxa" w:w="90"/>
-              <w:left w:type="dxa" w:w="120"/>
-              <w:bottom w:type="dxa" w:w="90"/>
-              <w:right w:type="dxa" w:w="120"/>
-            </w:tcMar>
-          </w:tcPr>
-          <w:p>
-            <w:pPr>
-              <w:spacing w:after="40" w:before="40" w:line="264"/>
-            </w:pPr>
-            <w:r>
-              <w:rPr>
-                <w:rFonts w:ascii="Calibri" w:cs="Calibri" w:eastAsia="Calibri" w:hAnsi="Calibri"/>
-                <w:b w:val="false"/>
-                <w:bCs w:val="false"/>
-                <w:color w:val="1A1A1A"/>
-                <w:sz w:val="20"/>
-                <w:szCs w:val="20"/>
-              </w:rPr>
-              <w:t xml:space="preserve">Kunci satu merek air dulu, baru ubah variabel lain</w:t>
+              <w:t xml:space="preserve">Satu-satunya yang pakai sulfat. Manfaatin sulfat + kalium buat nonjolin karakter floral yang halus, mouthfeel silky.</w:t>
             </w:r>
           </w:p>
         </w:tc>
@@ -4613,7 +3371,7 @@
           <w:sz w:val="20"/>
           <w:szCs w:val="20"/>
         </w:rPr>
-        <w:t xml:space="preserve">AIR YANG DIPAKAI JADI VARIABEL YANG DIKUNCI  </w:t>
+        <w:t xml:space="preserve">CARA NYEBUT APAX DI VIDEO — penting  </w:t>
       </w:r>
       <w:r>
         <w:rPr>
@@ -4622,7 +3380,12 @@
           <w:sz w:val="20"/>
           <w:szCs w:val="20"/>
         </w:rPr>
-        <w:t xml:space="preserve">Ini nyambung ke prinsip yang kamu pakai di TOFU 02: ubah satu hal aja tiap kali nyeduh. Kalau airnya ganti-ganti terus, semua eksperimen lain jadi ga ada artinya. Makanya air itu yang pertama harus dikunci — bukan yang terakhir.</w:t>
+        <w:t xml:space="preserve">Efek yang ditulis di kolom kanan itu KLAIM APAX LAB, bukan hasil riset independen. Di video, sebut apa adanya: "menurut Apax Lab" atau "mereka nulisnya". Ini justru bikin kamu kelihatan lebih kredibel daripada ngomongin itu kayak fakta. Dan karena kamu nyebut merek, jangan bikin kontennya kelihatan kayak endorse — kasih konteks bahwa ini contoh, bukan rekomendasi beli.</w:t>
+      </w:r>
+    </w:p>
+    <w:p>
+      <w:r>
+        <w:br w:type="page"/>
       </w:r>
     </w:p>
     <w:p>
@@ -4642,177 +3405,698 @@
           <w:sz w:val="30"/>
           <w:szCs w:val="30"/>
         </w:rPr>
-        <w:t xml:space="preserve">5. Variasi Hook (buat A/B test)</w:t>
-      </w:r>
-    </w:p>
-    <w:p>
-      <w:pPr>
-        <w:pStyle w:val="ListParagraph"/>
-        <w:numPr>
-          <w:ilvl w:val="0"/>
-          <w:numId w:val="3"/>
-        </w:numPr>
-        <w:spacing w:after="40" w:before="40" w:line="276"/>
-      </w:pPr>
-      <w:r>
-        <w:rPr>
-          <w:rFonts w:ascii="Calibri" w:cs="Calibri" w:eastAsia="Calibri" w:hAnsi="Calibri"/>
-          <w:b/>
-          <w:bCs/>
-          <w:color w:val="1A1A1A"/>
-          <w:sz w:val="22"/>
-          <w:szCs w:val="22"/>
-        </w:rPr>
-        <w:t xml:space="preserve">Angka (dipakai di atas)</w:t>
-      </w:r>
-      <w:r>
-        <w:rPr>
-          <w:rFonts w:ascii="Calibri" w:cs="Calibri" w:eastAsia="Calibri" w:hAnsi="Calibri"/>
-          <w:color w:val="1A1A1A"/>
-          <w:sz w:val="22"/>
-          <w:szCs w:val="22"/>
-        </w:rPr>
-        <w:t xml:space="preserve"> — "Kopi yang kamu minum ini 98 persennya air. Cuma dua persen yang beneran kopi."</w:t>
-      </w:r>
-    </w:p>
-    <w:p>
-      <w:pPr>
-        <w:pStyle w:val="ListParagraph"/>
-        <w:numPr>
-          <w:ilvl w:val="0"/>
-          <w:numId w:val="3"/>
-        </w:numPr>
-        <w:spacing w:after="40" w:before="40" w:line="276"/>
-      </w:pPr>
-      <w:r>
-        <w:rPr>
-          <w:rFonts w:ascii="Calibri" w:cs="Calibri" w:eastAsia="Calibri" w:hAnsi="Calibri"/>
-          <w:b/>
-          <w:bCs/>
-          <w:color w:val="1A1A1A"/>
-          <w:sz w:val="22"/>
-          <w:szCs w:val="22"/>
-        </w:rPr>
-        <w:t xml:space="preserve">Nuduh dompet</w:t>
-      </w:r>
-      <w:r>
-        <w:rPr>
-          <w:rFonts w:ascii="Calibri" w:cs="Calibri" w:eastAsia="Calibri" w:hAnsi="Calibri"/>
-          <w:color w:val="1A1A1A"/>
-          <w:sz w:val="22"/>
-          <w:szCs w:val="22"/>
-        </w:rPr>
-        <w:t xml:space="preserve"> — "Kamu beli kopi 150 ribu, terus seduh pakai air keran. 98 persen cangkirnya tetep air keran."</w:t>
-      </w:r>
-    </w:p>
-    <w:p>
-      <w:pPr>
-        <w:pStyle w:val="ListParagraph"/>
-        <w:numPr>
-          <w:ilvl w:val="0"/>
-          <w:numId w:val="3"/>
-        </w:numPr>
-        <w:spacing w:after="40" w:before="40" w:line="276"/>
-      </w:pPr>
-      <w:r>
-        <w:rPr>
-          <w:rFonts w:ascii="Calibri" w:cs="Calibri" w:eastAsia="Calibri" w:hAnsi="Calibri"/>
-          <w:b/>
-          <w:bCs/>
-          <w:color w:val="1A1A1A"/>
-          <w:sz w:val="22"/>
-          <w:szCs w:val="22"/>
-        </w:rPr>
-        <w:t xml:space="preserve">Analogi langsung</w:t>
-      </w:r>
-      <w:r>
-        <w:rPr>
-          <w:rFonts w:ascii="Calibri" w:cs="Calibri" w:eastAsia="Calibri" w:hAnsi="Calibri"/>
-          <w:color w:val="1A1A1A"/>
-          <w:sz w:val="22"/>
-          <w:szCs w:val="22"/>
-        </w:rPr>
-        <w:t xml:space="preserve"> — "Ga ada yang bikin sop pakai air putih doang. Tapi kita semua bikin kopi gitu."</w:t>
-      </w:r>
-    </w:p>
-    <w:p>
-      <w:pPr>
-        <w:pStyle w:val="ListParagraph"/>
-        <w:numPr>
-          <w:ilvl w:val="0"/>
-          <w:numId w:val="3"/>
-        </w:numPr>
-        <w:spacing w:after="40" w:before="40" w:line="276"/>
-      </w:pPr>
-      <w:r>
-        <w:rPr>
-          <w:rFonts w:ascii="Calibri" w:cs="Calibri" w:eastAsia="Calibri" w:hAnsi="Calibri"/>
-          <w:b/>
-          <w:bCs/>
-          <w:color w:val="1A1A1A"/>
-          <w:sz w:val="22"/>
-          <w:szCs w:val="22"/>
-        </w:rPr>
-        <w:t xml:space="preserve">Nolak asumsi</w:t>
-      </w:r>
-      <w:r>
-        <w:rPr>
-          <w:rFonts w:ascii="Calibri" w:cs="Calibri" w:eastAsia="Calibri" w:hAnsi="Calibri"/>
-          <w:color w:val="1A1A1A"/>
-          <w:sz w:val="22"/>
-          <w:szCs w:val="22"/>
-        </w:rPr>
-        <w:t xml:space="preserve"> — "Air paling murni itu paling bagus buat kopi? Justru kebalikannya."</w:t>
-      </w:r>
-    </w:p>
-    <w:p>
-      <w:pPr>
-        <w:pStyle w:val="ListParagraph"/>
-        <w:numPr>
-          <w:ilvl w:val="0"/>
-          <w:numId w:val="3"/>
-        </w:numPr>
-        <w:spacing w:after="40" w:before="40" w:line="276"/>
-      </w:pPr>
-      <w:r>
-        <w:rPr>
-          <w:rFonts w:ascii="Calibri" w:cs="Calibri" w:eastAsia="Calibri" w:hAnsi="Calibri"/>
-          <w:b/>
-          <w:bCs/>
-          <w:color w:val="1A1A1A"/>
-          <w:sz w:val="22"/>
-          <w:szCs w:val="22"/>
-        </w:rPr>
-        <w:t xml:space="preserve">Gratis</w:t>
-      </w:r>
-      <w:r>
-        <w:rPr>
-          <w:rFonts w:ascii="Calibri" w:cs="Calibri" w:eastAsia="Calibri" w:hAnsi="Calibri"/>
-          <w:color w:val="1A1A1A"/>
-          <w:sz w:val="22"/>
-          <w:szCs w:val="22"/>
-        </w:rPr>
-        <w:t xml:space="preserve"> — "Cara paling murah bikin kopi kamu lebih enak, dan ga ada hubungannya sama alat."</w:t>
-      </w:r>
-    </w:p>
-    <w:p>
-      <w:pPr>
-        <w:pStyle w:val="Heading1"/>
+        <w:t xml:space="preserve">5. Riset Pendukung</w:t>
+      </w:r>
+    </w:p>
+    <w:p>
+      <w:pPr>
+        <w:spacing w:after="120" w:before="0" w:line="276"/>
+      </w:pPr>
+      <w:r>
+        <w:rPr>
+          <w:rFonts w:ascii="Calibri" w:cs="Calibri" w:eastAsia="Calibri" w:hAnsi="Calibri"/>
+          <w:b w:val="false"/>
+          <w:bCs w:val="false"/>
+          <w:i/>
+          <w:iCs/>
+          <w:color w:val="1A1A1A"/>
+          <w:sz w:val="22"/>
+          <w:szCs w:val="22"/>
+        </w:rPr>
+        <w:t xml:space="preserve">Kode [A1]–[A7] dipakai lagi di tabel "Klaim → Sumber" di bagian 10.</w:t>
+      </w:r>
+    </w:p>
+    <w:p>
+      <w:pPr>
+        <w:pStyle w:val="Heading3"/>
+        <w:spacing w:after="80" w:before="200" w:line="264"/>
+      </w:pPr>
+      <w:r>
+        <w:rPr>
+          <w:rFonts w:ascii="Calibri" w:cs="Calibri" w:eastAsia="Calibri" w:hAnsi="Calibri"/>
+          <w:b/>
+          <w:bCs/>
+          <w:color w:val="1F618D"/>
+          <w:sz w:val="22"/>
+          <w:szCs w:val="22"/>
+        </w:rPr>
+        <w:t xml:space="preserve">[A1]  Kopi filter itu 98–99% air</w:t>
+      </w:r>
+    </w:p>
+    <w:p>
+      <w:pPr>
+        <w:spacing w:after="120" w:before="0" w:line="276"/>
+      </w:pPr>
+      <w:r>
+        <w:rPr>
+          <w:rFonts w:ascii="Calibri" w:cs="Calibri" w:eastAsia="Calibri" w:hAnsi="Calibri"/>
+          <w:b w:val="false"/>
+          <w:bCs w:val="false"/>
+          <w:i w:val="false"/>
+          <w:iCs w:val="false"/>
+          <w:color w:val="1A1A1A"/>
+          <w:sz w:val="22"/>
+          <w:szCs w:val="22"/>
+        </w:rPr>
+        <w:t xml:space="preserve">Kopi filter punya kekuatan sekitar </w:t>
+      </w:r>
+      <w:r>
+        <w:rPr>
+          <w:rFonts w:ascii="Calibri" w:cs="Calibri" w:eastAsia="Calibri" w:hAnsi="Calibri"/>
+          <w:b/>
+          <w:bCs/>
+          <w:i w:val="false"/>
+          <w:iCs w:val="false"/>
+          <w:color w:val="1A1A1A"/>
+          <w:sz w:val="22"/>
+          <w:szCs w:val="22"/>
+        </w:rPr>
+        <w:t xml:space="preserve">1,2–1,6% padatan terlarut</w:t>
+      </w:r>
+      <w:r>
+        <w:rPr>
+          <w:rFonts w:ascii="Calibri" w:cs="Calibri" w:eastAsia="Calibri" w:hAnsi="Calibri"/>
+          <w:b w:val="false"/>
+          <w:bCs w:val="false"/>
+          <w:i w:val="false"/>
+          <w:iCs w:val="false"/>
+          <w:color w:val="1A1A1A"/>
+          <w:sz w:val="22"/>
+          <w:szCs w:val="22"/>
+        </w:rPr>
+        <w:t xml:space="preserve"> — artinya </w:t>
+      </w:r>
+      <w:r>
+        <w:rPr>
+          <w:rFonts w:ascii="Calibri" w:cs="Calibri" w:eastAsia="Calibri" w:hAnsi="Calibri"/>
+          <w:b/>
+          <w:bCs/>
+          <w:i w:val="false"/>
+          <w:iCs w:val="false"/>
+          <w:color w:val="1A1A1A"/>
+          <w:sz w:val="22"/>
+          <w:szCs w:val="22"/>
+        </w:rPr>
+        <w:t xml:space="preserve">sekitar 98,5% isi cangkirnya air</w:t>
+      </w:r>
+      <w:r>
+        <w:rPr>
+          <w:rFonts w:ascii="Calibri" w:cs="Calibri" w:eastAsia="Calibri" w:hAnsi="Calibri"/>
+          <w:b w:val="false"/>
+          <w:bCs w:val="false"/>
+          <w:i w:val="false"/>
+          <w:iCs w:val="false"/>
+          <w:color w:val="1A1A1A"/>
+          <w:sz w:val="22"/>
+          <w:szCs w:val="22"/>
+        </w:rPr>
+        <w:t xml:space="preserve">. Espresso lebih pekat, sekitar 90% air. Angka 98% di script ini merujuk ke </w:t>
+      </w:r>
+      <w:r>
+        <w:rPr>
+          <w:rFonts w:ascii="Calibri" w:cs="Calibri" w:eastAsia="Calibri" w:hAnsi="Calibri"/>
+          <w:b/>
+          <w:bCs/>
+          <w:i w:val="false"/>
+          <w:iCs w:val="false"/>
+          <w:color w:val="1A1A1A"/>
+          <w:sz w:val="22"/>
+          <w:szCs w:val="22"/>
+        </w:rPr>
+        <w:t xml:space="preserve">kopi filter</w:t>
+      </w:r>
+      <w:r>
+        <w:rPr>
+          <w:rFonts w:ascii="Calibri" w:cs="Calibri" w:eastAsia="Calibri" w:hAnsi="Calibri"/>
+          <w:b w:val="false"/>
+          <w:bCs w:val="false"/>
+          <w:i w:val="false"/>
+          <w:iCs w:val="false"/>
+          <w:color w:val="1A1A1A"/>
+          <w:sz w:val="22"/>
+          <w:szCs w:val="22"/>
+        </w:rPr>
+        <w:t xml:space="preserve"> — dan itu memang topik halaman Dustin V2.</w:t>
+      </w:r>
+    </w:p>
+    <w:p>
+      <w:pPr>
+        <w:pStyle w:val="Heading3"/>
+        <w:spacing w:after="80" w:before="200" w:line="264"/>
+      </w:pPr>
+      <w:r>
+        <w:rPr>
+          <w:rFonts w:ascii="Calibri" w:cs="Calibri" w:eastAsia="Calibri" w:hAnsi="Calibri"/>
+          <w:b/>
+          <w:bCs/>
+          <w:color w:val="1F618D"/>
+          <w:sz w:val="22"/>
+          <w:szCs w:val="22"/>
+        </w:rPr>
+        <w:t xml:space="preserve">[A2]  Mineral di air ikut narik rasa keluar</w:t>
+      </w:r>
+    </w:p>
+    <w:p>
+      <w:pPr>
+        <w:spacing w:after="120" w:before="0" w:line="276"/>
+      </w:pPr>
+      <w:r>
+        <w:rPr>
+          <w:rFonts w:ascii="Calibri" w:cs="Calibri" w:eastAsia="Calibri" w:hAnsi="Calibri"/>
+          <w:b w:val="false"/>
+          <w:bCs w:val="false"/>
+          <w:i w:val="false"/>
+          <w:iCs w:val="false"/>
+          <w:color w:val="1A1A1A"/>
+          <w:sz w:val="22"/>
+          <w:szCs w:val="22"/>
+        </w:rPr>
+        <w:t xml:space="preserve">Hendon, Colonna-Dashwood &amp; Colonna-Dashwood (2014), </w:t>
+      </w:r>
+      <w:r>
+        <w:rPr>
+          <w:rFonts w:ascii="Calibri" w:cs="Calibri" w:eastAsia="Calibri" w:hAnsi="Calibri"/>
+          <w:b w:val="false"/>
+          <w:bCs w:val="false"/>
+          <w:i/>
+          <w:iCs/>
+          <w:color w:val="1A1A1A"/>
+          <w:sz w:val="22"/>
+          <w:szCs w:val="22"/>
+        </w:rPr>
+        <w:t xml:space="preserve">Journal of Agricultural and Food Chemistry</w:t>
+      </w:r>
+      <w:r>
+        <w:rPr>
+          <w:rFonts w:ascii="Calibri" w:cs="Calibri" w:eastAsia="Calibri" w:hAnsi="Calibri"/>
+          <w:b w:val="false"/>
+          <w:bCs w:val="false"/>
+          <w:i w:val="false"/>
+          <w:iCs w:val="false"/>
+          <w:color w:val="1A1A1A"/>
+          <w:sz w:val="22"/>
+          <w:szCs w:val="22"/>
+        </w:rPr>
+        <w:t xml:space="preserve">. Mereka menghitung kekuatan ikatan antara ion di air dan tujuh senyawa rasa kopi. Hasilnya: </w:t>
+      </w:r>
+      <w:r>
+        <w:rPr>
+          <w:rFonts w:ascii="Calibri" w:cs="Calibri" w:eastAsia="Calibri" w:hAnsi="Calibri"/>
+          <w:b/>
+          <w:bCs/>
+          <w:i w:val="false"/>
+          <w:iCs w:val="false"/>
+          <w:color w:val="1A1A1A"/>
+          <w:sz w:val="22"/>
+          <w:szCs w:val="22"/>
+        </w:rPr>
+        <w:t xml:space="preserve">magnesium mengikat asam sitrat, malat, dan laktat lebih kuat daripada kalsium</w:t>
+      </w:r>
+      <w:r>
+        <w:rPr>
+          <w:rFonts w:ascii="Calibri" w:cs="Calibri" w:eastAsia="Calibri" w:hAnsi="Calibri"/>
+          <w:b w:val="false"/>
+          <w:bCs w:val="false"/>
+          <w:i w:val="false"/>
+          <w:iCs w:val="false"/>
+          <w:color w:val="1A1A1A"/>
+          <w:sz w:val="22"/>
+          <w:szCs w:val="22"/>
+        </w:rPr>
+        <w:t xml:space="preserve"> — dan ketiga asam itu penyumbang utama rasa cerah, buah, dan floral. Natrium dari pelembut air </w:t>
+      </w:r>
+      <w:r>
+        <w:rPr>
+          <w:rFonts w:ascii="Calibri" w:cs="Calibri" w:eastAsia="Calibri" w:hAnsi="Calibri"/>
+          <w:b/>
+          <w:bCs/>
+          <w:i w:val="false"/>
+          <w:iCs w:val="false"/>
+          <w:color w:val="1A1A1A"/>
+          <w:sz w:val="22"/>
+          <w:szCs w:val="22"/>
+        </w:rPr>
+        <w:t xml:space="preserve">tidak</w:t>
+      </w:r>
+      <w:r>
+        <w:rPr>
+          <w:rFonts w:ascii="Calibri" w:cs="Calibri" w:eastAsia="Calibri" w:hAnsi="Calibri"/>
+          <w:b w:val="false"/>
+          <w:bCs w:val="false"/>
+          <w:i w:val="false"/>
+          <w:iCs w:val="false"/>
+          <w:color w:val="1A1A1A"/>
+          <w:sz w:val="22"/>
+          <w:szCs w:val="22"/>
+        </w:rPr>
+        <w:t xml:space="preserve"> membantu rasa.</w:t>
+      </w:r>
+    </w:p>
+    <w:p>
+      <w:pPr>
+        <w:pStyle w:val="Heading3"/>
+        <w:spacing w:after="80" w:before="200" w:line="264"/>
+      </w:pPr>
+      <w:r>
+        <w:rPr>
+          <w:rFonts w:ascii="Calibri" w:cs="Calibri" w:eastAsia="Calibri" w:hAnsi="Calibri"/>
+          <w:b/>
+          <w:bCs/>
+          <w:color w:val="1F618D"/>
+          <w:sz w:val="22"/>
+          <w:szCs w:val="22"/>
+        </w:rPr>
+        <w:t xml:space="preserve">[A3]  Tapi — riset 2024 mengoreksi seberapa besar perannya</w:t>
+      </w:r>
+    </w:p>
+    <w:p>
+      <w:pPr>
+        <w:spacing w:after="120" w:before="0" w:line="276"/>
+      </w:pPr>
+      <w:r>
+        <w:rPr>
+          <w:rFonts w:ascii="Calibri" w:cs="Calibri" w:eastAsia="Calibri" w:hAnsi="Calibri"/>
+          <w:b w:val="false"/>
+          <w:bCs w:val="false"/>
+          <w:i w:val="false"/>
+          <w:iCs w:val="false"/>
+          <w:color w:val="1A1A1A"/>
+          <w:sz w:val="22"/>
+          <w:szCs w:val="22"/>
+        </w:rPr>
+        <w:t xml:space="preserve">Studi lanjutan di jurnal </w:t>
+      </w:r>
+      <w:r>
+        <w:rPr>
+          <w:rFonts w:ascii="Calibri" w:cs="Calibri" w:eastAsia="Calibri" w:hAnsi="Calibri"/>
+          <w:b w:val="false"/>
+          <w:bCs w:val="false"/>
+          <w:i/>
+          <w:iCs/>
+          <w:color w:val="1A1A1A"/>
+          <w:sz w:val="22"/>
+          <w:szCs w:val="22"/>
+        </w:rPr>
+        <w:t xml:space="preserve">Heliyon</w:t>
+      </w:r>
+      <w:r>
+        <w:rPr>
+          <w:rFonts w:ascii="Calibri" w:cs="Calibri" w:eastAsia="Calibri" w:hAnsi="Calibri"/>
+          <w:b w:val="false"/>
+          <w:bCs w:val="false"/>
+          <w:i w:val="false"/>
+          <w:iCs w:val="false"/>
+          <w:color w:val="1A1A1A"/>
+          <w:sz w:val="22"/>
+          <w:szCs w:val="22"/>
+        </w:rPr>
+        <w:t xml:space="preserve"> (2024) pakai GC-MS dan NMR, dan nemuin bahwa magnesium dan kalsium di kadar normal </w:t>
+      </w:r>
+      <w:r>
+        <w:rPr>
+          <w:rFonts w:ascii="Calibri" w:cs="Calibri" w:eastAsia="Calibri" w:hAnsi="Calibri"/>
+          <w:b/>
+          <w:bCs/>
+          <w:i w:val="false"/>
+          <w:iCs w:val="false"/>
+          <w:color w:val="1A1A1A"/>
+          <w:sz w:val="22"/>
+          <w:szCs w:val="22"/>
+        </w:rPr>
+        <w:t xml:space="preserve">tidak banyak mengubah seberapa banyak asam laktat, malat, dan sitrat yang tertarik keluar</w:t>
+      </w:r>
+      <w:r>
+        <w:rPr>
+          <w:rFonts w:ascii="Calibri" w:cs="Calibri" w:eastAsia="Calibri" w:hAnsi="Calibri"/>
+          <w:b w:val="false"/>
+          <w:bCs w:val="false"/>
+          <w:i w:val="false"/>
+          <w:iCs w:val="false"/>
+          <w:color w:val="1A1A1A"/>
+          <w:sz w:val="22"/>
+          <w:szCs w:val="22"/>
+        </w:rPr>
+        <w:t xml:space="preserve">. Kesimpulan mereka: ion di air </w:t>
+      </w:r>
+      <w:r>
+        <w:rPr>
+          <w:rFonts w:ascii="Calibri" w:cs="Calibri" w:eastAsia="Calibri" w:hAnsi="Calibri"/>
+          <w:b/>
+          <w:bCs/>
+          <w:i w:val="false"/>
+          <w:iCs w:val="false"/>
+          <w:color w:val="1A1A1A"/>
+          <w:sz w:val="22"/>
+          <w:szCs w:val="22"/>
+        </w:rPr>
+        <w:t xml:space="preserve">lebih banyak mengubah PERSEPSI rasa daripada jumlah rasa yang terekstrak</w:t>
+      </w:r>
+      <w:r>
+        <w:rPr>
+          <w:rFonts w:ascii="Calibri" w:cs="Calibri" w:eastAsia="Calibri" w:hAnsi="Calibri"/>
+          <w:b w:val="false"/>
+          <w:bCs w:val="false"/>
+          <w:i w:val="false"/>
+          <w:iCs w:val="false"/>
+          <w:color w:val="1A1A1A"/>
+          <w:sz w:val="22"/>
+          <w:szCs w:val="22"/>
+        </w:rPr>
+        <w:t xml:space="preserve">.</w:t>
+      </w:r>
+    </w:p>
+    <w:p>
+      <w:pPr>
         <w:pBdr>
-          <w:bottom w:val="single" w:color="DDD6CE" w:sz="6" w:space="6"/>
+          <w:left w:val="single" w:color="D9B45B" w:sz="14" w:space="10"/>
         </w:pBdr>
-        <w:spacing w:after="160" w:before="400" w:line="264"/>
-      </w:pPr>
-      <w:r>
-        <w:rPr>
-          <w:rFonts w:ascii="Calibri" w:cs="Calibri" w:eastAsia="Calibri" w:hAnsi="Calibri"/>
-          <w:b/>
-          <w:bCs/>
-          <w:color w:val="B03A2E"/>
-          <w:sz w:val="30"/>
-          <w:szCs w:val="30"/>
-        </w:rPr>
-        <w:t xml:space="preserve">6. Variasi CTA</w:t>
+        <w:shd w:fill="FBF3E2" w:val="clear"/>
+        <w:spacing w:after="140" w:before="140" w:line="276"/>
+        <w:ind w:left="140" w:right="140"/>
+      </w:pPr>
+      <w:r>
+        <w:rPr>
+          <w:rFonts w:ascii="Calibri" w:cs="Calibri" w:eastAsia="Calibri" w:hAnsi="Calibri"/>
+          <w:b/>
+          <w:bCs/>
+          <w:color w:val="8A6D3B"/>
+          <w:sz w:val="20"/>
+          <w:szCs w:val="20"/>
+        </w:rPr>
+        <w:t xml:space="preserve">INI JUSTRU BAGUS BUAT KONTEN KAMU  </w:t>
+      </w:r>
+      <w:r>
+        <w:rPr>
+          <w:rFonts w:ascii="Calibri" w:cs="Calibri" w:eastAsia="Calibri" w:hAnsi="Calibri"/>
+          <w:color w:val="5C4A28"/>
+          <w:sz w:val="20"/>
+          <w:szCs w:val="20"/>
+        </w:rPr>
+        <w:t xml:space="preserve">Kedengerannya kayak ngelemahin, padahal enggak. Artinya: air ga bikin kopi kamu "lebih banyak rasanya" — air ngubah rasa mana yang paling kedengeran. Itu penjelasan yang lebih jujur DAN lebih menarik. Dan bikin kamu beda dari konten kopi lain yang cuma ngulang klaim lama.</w:t>
+      </w:r>
+    </w:p>
+    <w:p>
+      <w:pPr>
+        <w:pStyle w:val="Heading3"/>
+        <w:spacing w:after="80" w:before="200" w:line="264"/>
+      </w:pPr>
+      <w:r>
+        <w:rPr>
+          <w:rFonts w:ascii="Calibri" w:cs="Calibri" w:eastAsia="Calibri" w:hAnsi="Calibri"/>
+          <w:b/>
+          <w:bCs/>
+          <w:color w:val="1F618D"/>
+          <w:sz w:val="22"/>
+          <w:szCs w:val="22"/>
+        </w:rPr>
+        <w:t xml:space="preserve">[A4]  Natrium menekan pahit dan bikin manis kebaca lebih jelas</w:t>
+      </w:r>
+    </w:p>
+    <w:p>
+      <w:pPr>
+        <w:spacing w:after="120" w:before="0" w:line="276"/>
+      </w:pPr>
+      <w:r>
+        <w:rPr>
+          <w:rFonts w:ascii="Calibri" w:cs="Calibri" w:eastAsia="Calibri" w:hAnsi="Calibri"/>
+          <w:b w:val="false"/>
+          <w:bCs w:val="false"/>
+          <w:i w:val="false"/>
+          <w:iCs w:val="false"/>
+          <w:color w:val="1A1A1A"/>
+          <w:sz w:val="22"/>
+          <w:szCs w:val="22"/>
+        </w:rPr>
+        <w:t xml:space="preserve">Ini yang paling kuat buktinya di luar kopi. Riset di </w:t>
+      </w:r>
+      <w:r>
+        <w:rPr>
+          <w:rFonts w:ascii="Calibri" w:cs="Calibri" w:eastAsia="Calibri" w:hAnsi="Calibri"/>
+          <w:b w:val="false"/>
+          <w:bCs w:val="false"/>
+          <w:i/>
+          <w:iCs/>
+          <w:color w:val="1A1A1A"/>
+          <w:sz w:val="22"/>
+          <w:szCs w:val="22"/>
+        </w:rPr>
+        <w:t xml:space="preserve">Journal of Agricultural and Food Chemistry</w:t>
+      </w:r>
+      <w:r>
+        <w:rPr>
+          <w:rFonts w:ascii="Calibri" w:cs="Calibri" w:eastAsia="Calibri" w:hAnsi="Calibri"/>
+          <w:b w:val="false"/>
+          <w:bCs w:val="false"/>
+          <w:i w:val="false"/>
+          <w:iCs w:val="false"/>
+          <w:color w:val="1A1A1A"/>
+          <w:sz w:val="22"/>
+          <w:szCs w:val="22"/>
+        </w:rPr>
+        <w:t xml:space="preserve"> (2024) nunjukin natrium klorida menekan respons reseptor rasa pahit pada manusia. Efek yang udah lama dikenal di food science: pahit turun → manis kebaca lebih jelas.</w:t>
+      </w:r>
+    </w:p>
+    <w:p>
+      <w:pPr>
+        <w:pStyle w:val="Heading3"/>
+        <w:spacing w:after="80" w:before="200" w:line="264"/>
+      </w:pPr>
+      <w:r>
+        <w:rPr>
+          <w:rFonts w:ascii="Calibri" w:cs="Calibri" w:eastAsia="Calibri" w:hAnsi="Calibri"/>
+          <w:b/>
+          <w:bCs/>
+          <w:color w:val="1F618D"/>
+          <w:sz w:val="22"/>
+          <w:szCs w:val="22"/>
+        </w:rPr>
+        <w:t xml:space="preserve">[A5]  Sulfat vs klorida — dari kimia air bir</w:t>
+      </w:r>
+    </w:p>
+    <w:p>
+      <w:pPr>
+        <w:spacing w:after="120" w:before="0" w:line="276"/>
+      </w:pPr>
+      <w:r>
+        <w:rPr>
+          <w:rFonts w:ascii="Calibri" w:cs="Calibri" w:eastAsia="Calibri" w:hAnsi="Calibri"/>
+          <w:b w:val="false"/>
+          <w:bCs w:val="false"/>
+          <w:i w:val="false"/>
+          <w:iCs w:val="false"/>
+          <w:color w:val="1A1A1A"/>
+          <w:sz w:val="22"/>
+          <w:szCs w:val="22"/>
+        </w:rPr>
+        <w:t xml:space="preserve">Di dunia bir ini udah mapan, dibahas panjang di buku </w:t>
+      </w:r>
+      <w:r>
+        <w:rPr>
+          <w:rFonts w:ascii="Calibri" w:cs="Calibri" w:eastAsia="Calibri" w:hAnsi="Calibri"/>
+          <w:b w:val="false"/>
+          <w:bCs w:val="false"/>
+          <w:i/>
+          <w:iCs/>
+          <w:color w:val="1A1A1A"/>
+          <w:sz w:val="22"/>
+          <w:szCs w:val="22"/>
+        </w:rPr>
+        <w:t xml:space="preserve">Water: A Comprehensive Guide for Brewers</w:t>
+      </w:r>
+      <w:r>
+        <w:rPr>
+          <w:rFonts w:ascii="Calibri" w:cs="Calibri" w:eastAsia="Calibri" w:hAnsi="Calibri"/>
+          <w:b w:val="false"/>
+          <w:bCs w:val="false"/>
+          <w:i w:val="false"/>
+          <w:iCs w:val="false"/>
+          <w:color w:val="1A1A1A"/>
+          <w:sz w:val="22"/>
+          <w:szCs w:val="22"/>
+        </w:rPr>
+        <w:t xml:space="preserve"> (John Palmer &amp; Colin Kaminski): </w:t>
+      </w:r>
+      <w:r>
+        <w:rPr>
+          <w:rFonts w:ascii="Calibri" w:cs="Calibri" w:eastAsia="Calibri" w:hAnsi="Calibri"/>
+          <w:b/>
+          <w:bCs/>
+          <w:i w:val="false"/>
+          <w:iCs w:val="false"/>
+          <w:color w:val="1A1A1A"/>
+          <w:sz w:val="22"/>
+          <w:szCs w:val="22"/>
+        </w:rPr>
+        <w:t xml:space="preserve">sulfat lebih banyak = lebih kering dan lebih tegas</w:t>
+      </w:r>
+      <w:r>
+        <w:rPr>
+          <w:rFonts w:ascii="Calibri" w:cs="Calibri" w:eastAsia="Calibri" w:hAnsi="Calibri"/>
+          <w:b w:val="false"/>
+          <w:bCs w:val="false"/>
+          <w:i w:val="false"/>
+          <w:iCs w:val="false"/>
+          <w:color w:val="1A1A1A"/>
+          <w:sz w:val="22"/>
+          <w:szCs w:val="22"/>
+        </w:rPr>
+        <w:t xml:space="preserve">; </w:t>
+      </w:r>
+      <w:r>
+        <w:rPr>
+          <w:rFonts w:ascii="Calibri" w:cs="Calibri" w:eastAsia="Calibri" w:hAnsi="Calibri"/>
+          <w:b/>
+          <w:bCs/>
+          <w:i w:val="false"/>
+          <w:iCs w:val="false"/>
+          <w:color w:val="1A1A1A"/>
+          <w:sz w:val="22"/>
+          <w:szCs w:val="22"/>
+        </w:rPr>
+        <w:t xml:space="preserve">klorida lebih banyak = lebih bulat, penuh, dan manis</w:t>
+      </w:r>
+      <w:r>
+        <w:rPr>
+          <w:rFonts w:ascii="Calibri" w:cs="Calibri" w:eastAsia="Calibri" w:hAnsi="Calibri"/>
+          <w:b w:val="false"/>
+          <w:bCs w:val="false"/>
+          <w:i w:val="false"/>
+          <w:iCs w:val="false"/>
+          <w:color w:val="1A1A1A"/>
+          <w:sz w:val="22"/>
+          <w:szCs w:val="22"/>
+        </w:rPr>
+        <w:t xml:space="preserve">. Kalau dua-duanya dinaikin barengan, hasilnya malah kasar. Kimianya nyambung ke kopi, tapi </w:t>
+      </w:r>
+      <w:r>
+        <w:rPr>
+          <w:rFonts w:ascii="Calibri" w:cs="Calibri" w:eastAsia="Calibri" w:hAnsi="Calibri"/>
+          <w:b/>
+          <w:bCs/>
+          <w:i w:val="false"/>
+          <w:iCs w:val="false"/>
+          <w:color w:val="1A1A1A"/>
+          <w:sz w:val="22"/>
+          <w:szCs w:val="22"/>
+        </w:rPr>
+        <w:t xml:space="preserve">belum ada riset kopi khususnya</w:t>
+      </w:r>
+      <w:r>
+        <w:rPr>
+          <w:rFonts w:ascii="Calibri" w:cs="Calibri" w:eastAsia="Calibri" w:hAnsi="Calibri"/>
+          <w:b w:val="false"/>
+          <w:bCs w:val="false"/>
+          <w:i w:val="false"/>
+          <w:iCs w:val="false"/>
+          <w:color w:val="1A1A1A"/>
+          <w:sz w:val="22"/>
+          <w:szCs w:val="22"/>
+        </w:rPr>
+        <w:t xml:space="preserve">.</w:t>
+      </w:r>
+    </w:p>
+    <w:p>
+      <w:pPr>
+        <w:pStyle w:val="Heading3"/>
+        <w:spacing w:after="80" w:before="200" w:line="264"/>
+      </w:pPr>
+      <w:r>
+        <w:rPr>
+          <w:rFonts w:ascii="Calibri" w:cs="Calibri" w:eastAsia="Calibri" w:hAnsi="Calibri"/>
+          <w:b/>
+          <w:bCs/>
+          <w:color w:val="1F618D"/>
+          <w:sz w:val="22"/>
+          <w:szCs w:val="22"/>
+        </w:rPr>
+        <w:t xml:space="preserve">[A6]  Suara yang berbeda — dan ini harus kamu tau</w:t>
+      </w:r>
+    </w:p>
+    <w:p>
+      <w:pPr>
+        <w:spacing w:after="120" w:before="0" w:line="276"/>
+      </w:pPr>
+      <w:r>
+        <w:rPr>
+          <w:rFonts w:ascii="Calibri" w:cs="Calibri" w:eastAsia="Calibri" w:hAnsi="Calibri"/>
+          <w:b w:val="false"/>
+          <w:bCs w:val="false"/>
+          <w:i w:val="false"/>
+          <w:iCs w:val="false"/>
+          <w:color w:val="1A1A1A"/>
+          <w:sz w:val="22"/>
+          <w:szCs w:val="22"/>
+        </w:rPr>
+        <w:t xml:space="preserve">Barista Hustle berpendapat </w:t>
+      </w:r>
+      <w:r>
+        <w:rPr>
+          <w:rFonts w:ascii="Calibri" w:cs="Calibri" w:eastAsia="Calibri" w:hAnsi="Calibri"/>
+          <w:b/>
+          <w:bCs/>
+          <w:i w:val="false"/>
+          <w:iCs w:val="false"/>
+          <w:color w:val="1A1A1A"/>
+          <w:sz w:val="22"/>
+          <w:szCs w:val="22"/>
+        </w:rPr>
+        <w:t xml:space="preserve">klorida dan sulfat efeknya kecil di kadar yang lazim dipakai buat kopi</w:t>
+      </w:r>
+      <w:r>
+        <w:rPr>
+          <w:rFonts w:ascii="Calibri" w:cs="Calibri" w:eastAsia="Calibri" w:hAnsi="Calibri"/>
+          <w:b w:val="false"/>
+          <w:bCs w:val="false"/>
+          <w:i w:val="false"/>
+          <w:iCs w:val="false"/>
+          <w:color w:val="1A1A1A"/>
+          <w:sz w:val="22"/>
+          <w:szCs w:val="22"/>
+        </w:rPr>
+        <w:t xml:space="preserve">, dan baru bermasalah kalau kadarnya tinggi. Mereka juga bilang kalium cuma ngasih kesan menyegarkan dalam jumlah sangat kecil. Jadi bagian sulfat dan klorida di konten kamu </w:t>
+      </w:r>
+      <w:r>
+        <w:rPr>
+          <w:rFonts w:ascii="Calibri" w:cs="Calibri" w:eastAsia="Calibri" w:hAnsi="Calibri"/>
+          <w:b/>
+          <w:bCs/>
+          <w:i w:val="false"/>
+          <w:iCs w:val="false"/>
+          <w:color w:val="1A1A1A"/>
+          <w:sz w:val="22"/>
+          <w:szCs w:val="22"/>
+        </w:rPr>
+        <w:t xml:space="preserve">bukan hal yang disepakati semua orang</w:t>
+      </w:r>
+      <w:r>
+        <w:rPr>
+          <w:rFonts w:ascii="Calibri" w:cs="Calibri" w:eastAsia="Calibri" w:hAnsi="Calibri"/>
+          <w:b w:val="false"/>
+          <w:bCs w:val="false"/>
+          <w:i w:val="false"/>
+          <w:iCs w:val="false"/>
+          <w:color w:val="1A1A1A"/>
+          <w:sz w:val="22"/>
+          <w:szCs w:val="22"/>
+        </w:rPr>
+        <w:t xml:space="preserve">.</w:t>
+      </w:r>
+    </w:p>
+    <w:p>
+      <w:pPr>
+        <w:pStyle w:val="Heading3"/>
+        <w:spacing w:after="80" w:before="200" w:line="264"/>
+      </w:pPr>
+      <w:r>
+        <w:rPr>
+          <w:rFonts w:ascii="Calibri" w:cs="Calibri" w:eastAsia="Calibri" w:hAnsi="Calibri"/>
+          <w:b/>
+          <w:bCs/>
+          <w:color w:val="1F618D"/>
+          <w:sz w:val="22"/>
+          <w:szCs w:val="22"/>
+        </w:rPr>
+        <w:t xml:space="preserve">[A7]  Patokan resmi SCA (referensi kamu, jangan dibacain di video)</w:t>
       </w:r>
     </w:p>
     <w:tbl>
@@ -4828,9 +4112,8 @@
         </w:tblBorders>
       </w:tblPr>
       <w:tblGrid>
-        <w:gridCol w:w="1300"/>
-        <w:gridCol w:w="4200"/>
-        <w:gridCol w:w="3500"/>
+        <w:gridCol w:w="4000"/>
+        <w:gridCol w:w="5000"/>
       </w:tblGrid>
       <w:tr>
         <w:trPr>
@@ -4838,7 +4121,7 @@
         </w:trPr>
         <w:tc>
           <w:tcPr>
-            <w:tcW w:type="dxa" w:w="1300"/>
+            <w:tcW w:type="dxa" w:w="4000"/>
             <w:shd w:fill="F2EFEA" w:val="clear"/>
             <w:tcMar>
               <w:top w:type="dxa" w:w="90"/>
@@ -4860,13 +4143,13 @@
                 <w:sz w:val="20"/>
                 <w:szCs w:val="20"/>
               </w:rPr>
-              <w:t xml:space="preserve">Pakai?</w:t>
-            </w:r>
-          </w:p>
-        </w:tc>
-        <w:tc>
-          <w:tcPr>
-            <w:tcW w:type="dxa" w:w="4200"/>
+              <w:t xml:space="preserve">Yang diukur</w:t>
+            </w:r>
+          </w:p>
+        </w:tc>
+        <w:tc>
+          <w:tcPr>
+            <w:tcW w:type="dxa" w:w="5000"/>
             <w:shd w:fill="F2EFEA" w:val="clear"/>
             <w:tcMar>
               <w:top w:type="dxa" w:w="90"/>
@@ -4888,35 +4171,7 @@
                 <w:sz w:val="20"/>
                 <w:szCs w:val="20"/>
               </w:rPr>
-              <w:t xml:space="preserve">CTA</w:t>
-            </w:r>
-          </w:p>
-        </w:tc>
-        <w:tc>
-          <w:tcPr>
-            <w:tcW w:type="dxa" w:w="3500"/>
-            <w:shd w:fill="F2EFEA" w:val="clear"/>
-            <w:tcMar>
-              <w:top w:type="dxa" w:w="90"/>
-              <w:left w:type="dxa" w:w="120"/>
-              <w:bottom w:type="dxa" w:w="90"/>
-              <w:right w:type="dxa" w:w="120"/>
-            </w:tcMar>
-          </w:tcPr>
-          <w:p>
-            <w:pPr>
-              <w:spacing w:after="40" w:before="40" w:line="264"/>
-            </w:pPr>
-            <w:r>
-              <w:rPr>
-                <w:rFonts w:ascii="Calibri" w:cs="Calibri" w:eastAsia="Calibri" w:hAnsi="Calibri"/>
-                <w:b/>
-                <w:bCs/>
-                <w:color w:val="1A1A1A"/>
-                <w:sz w:val="20"/>
-                <w:szCs w:val="20"/>
-              </w:rPr>
-              <w:t xml:space="preserve">Kenapa</w:t>
+              <w:t xml:space="preserve">Patokan SCA</w:t>
             </w:r>
           </w:p>
         </w:tc>
@@ -4924,7 +4179,7 @@
       <w:tr>
         <w:tc>
           <w:tcPr>
-            <w:tcW w:type="dxa" w:w="1300"/>
+            <w:tcW w:type="dxa" w:w="4000"/>
             <w:shd w:fill="FFFFFF" w:val="clear"/>
             <w:tcMar>
               <w:top w:type="dxa" w:w="90"/>
@@ -4946,13 +4201,13 @@
                 <w:sz w:val="20"/>
                 <w:szCs w:val="20"/>
               </w:rPr>
-              <w:t xml:space="preserve">DIPAKAI</w:t>
-            </w:r>
-          </w:p>
-        </w:tc>
-        <w:tc>
-          <w:tcPr>
-            <w:tcW w:type="dxa" w:w="4200"/>
+              <w:t xml:space="preserve">Total padatan terlarut</w:t>
+            </w:r>
+          </w:p>
+        </w:tc>
+        <w:tc>
+          <w:tcPr>
+            <w:tcW w:type="dxa" w:w="5000"/>
             <w:shd w:fill="FFFFFF" w:val="clear"/>
             <w:tcMar>
               <w:top w:type="dxa" w:w="90"/>
@@ -4974,35 +4229,7 @@
                 <w:sz w:val="20"/>
                 <w:szCs w:val="20"/>
               </w:rPr>
-              <w:t xml:space="preserve">Adu dua air — "Seduh kopi yang sama, dua kali, cuma beda airnya. Komen menang yang mana."</w:t>
-            </w:r>
-          </w:p>
-        </w:tc>
-        <w:tc>
-          <w:tcPr>
-            <w:tcW w:type="dxa" w:w="3500"/>
-            <w:shd w:fill="FFFFFF" w:val="clear"/>
-            <w:tcMar>
-              <w:top w:type="dxa" w:w="90"/>
-              <w:left w:type="dxa" w:w="120"/>
-              <w:bottom w:type="dxa" w:w="90"/>
-              <w:right w:type="dxa" w:w="120"/>
-            </w:tcMar>
-          </w:tcPr>
-          <w:p>
-            <w:pPr>
-              <w:spacing w:after="40" w:before="40" w:line="264"/>
-            </w:pPr>
-            <w:r>
-              <w:rPr>
-                <w:rFonts w:ascii="Calibri" w:cs="Calibri" w:eastAsia="Calibri" w:hAnsi="Calibri"/>
-                <w:b w:val="false"/>
-                <w:bCs w:val="false"/>
-                <w:color w:val="1A1A1A"/>
-                <w:sz w:val="20"/>
-                <w:szCs w:val="20"/>
-              </w:rPr>
-              <w:t xml:space="preserve">Paling kuat: gratis, hasilnya langsung kerasa, dan komennya cuma satu kata. Plus bikin orang balik lagi buat lapor</w:t>
+              <w:t xml:space="preserve">±150 mg/L (rentang kerja 75–250)</w:t>
             </w:r>
           </w:p>
         </w:tc>
@@ -5010,7 +4237,7 @@
       <w:tr>
         <w:tc>
           <w:tcPr>
-            <w:tcW w:type="dxa" w:w="1300"/>
+            <w:tcW w:type="dxa" w:w="4000"/>
             <w:shd w:fill="FAF8F5" w:val="clear"/>
             <w:tcMar>
               <w:top w:type="dxa" w:w="90"/>
@@ -5032,13 +4259,13 @@
                 <w:sz w:val="20"/>
                 <w:szCs w:val="20"/>
               </w:rPr>
-              <w:t xml:space="preserve">Cadangan</w:t>
-            </w:r>
-          </w:p>
-        </w:tc>
-        <w:tc>
-          <w:tcPr>
-            <w:tcW w:type="dxa" w:w="4200"/>
+              <w:t xml:space="preserve">Kesadahan kalsium</w:t>
+            </w:r>
+          </w:p>
+        </w:tc>
+        <w:tc>
+          <w:tcPr>
+            <w:tcW w:type="dxa" w:w="5000"/>
             <w:shd w:fill="FAF8F5" w:val="clear"/>
             <w:tcMar>
               <w:top w:type="dxa" w:w="90"/>
@@ -5060,35 +4287,7 @@
                 <w:sz w:val="20"/>
                 <w:szCs w:val="20"/>
               </w:rPr>
-              <w:t xml:space="preserve">Peta — "Komen kamu dari kota mana dan pakai air apa. Gue kumpulin."</w:t>
-            </w:r>
-          </w:p>
-        </w:tc>
-        <w:tc>
-          <w:tcPr>
-            <w:tcW w:type="dxa" w:w="3500"/>
-            <w:shd w:fill="FAF8F5" w:val="clear"/>
-            <w:tcMar>
-              <w:top w:type="dxa" w:w="90"/>
-              <w:left w:type="dxa" w:w="120"/>
-              <w:bottom w:type="dxa" w:w="90"/>
-              <w:right w:type="dxa" w:w="120"/>
-            </w:tcMar>
-          </w:tcPr>
-          <w:p>
-            <w:pPr>
-              <w:spacing w:after="40" w:before="40" w:line="264"/>
-            </w:pPr>
-            <w:r>
-              <w:rPr>
-                <w:rFonts w:ascii="Calibri" w:cs="Calibri" w:eastAsia="Calibri" w:hAnsi="Calibri"/>
-                <w:b w:val="false"/>
-                <w:bCs w:val="false"/>
-                <w:color w:val="1A1A1A"/>
-                <w:sz w:val="20"/>
-                <w:szCs w:val="20"/>
-              </w:rPr>
-              <w:t xml:space="preserve">Bikin rasa komunitas, dan datanya kepake buat konten lanjutan</w:t>
+              <w:t xml:space="preserve">50–175 ppm CaCO₃</w:t>
             </w:r>
           </w:p>
         </w:tc>
@@ -5096,7 +4295,7 @@
       <w:tr>
         <w:tc>
           <w:tcPr>
-            <w:tcW w:type="dxa" w:w="1300"/>
+            <w:tcW w:type="dxa" w:w="4000"/>
             <w:shd w:fill="FFFFFF" w:val="clear"/>
             <w:tcMar>
               <w:top w:type="dxa" w:w="90"/>
@@ -5118,13 +4317,13 @@
                 <w:sz w:val="20"/>
                 <w:szCs w:val="20"/>
               </w:rPr>
-              <w:t xml:space="preserve">Cadangan</w:t>
-            </w:r>
-          </w:p>
-        </w:tc>
-        <w:tc>
-          <w:tcPr>
-            <w:tcW w:type="dxa" w:w="4200"/>
+              <w:t xml:space="preserve">Alkalinitas (bikarbonat)</w:t>
+            </w:r>
+          </w:p>
+        </w:tc>
+        <w:tc>
+          <w:tcPr>
+            <w:tcW w:type="dxa" w:w="5000"/>
             <w:shd w:fill="FFFFFF" w:val="clear"/>
             <w:tcMar>
               <w:top w:type="dxa" w:w="90"/>
@@ -5146,35 +4345,7 @@
                 <w:sz w:val="20"/>
                 <w:szCs w:val="20"/>
               </w:rPr>
-              <w:t xml:space="preserve">Cliffhanger ke MOFU — "Air udah bener, tinggal takarannya."</w:t>
-            </w:r>
-          </w:p>
-        </w:tc>
-        <w:tc>
-          <w:tcPr>
-            <w:tcW w:type="dxa" w:w="3500"/>
-            <w:shd w:fill="FFFFFF" w:val="clear"/>
-            <w:tcMar>
-              <w:top w:type="dxa" w:w="90"/>
-              <w:left w:type="dxa" w:w="120"/>
-              <w:bottom w:type="dxa" w:w="90"/>
-              <w:right w:type="dxa" w:w="120"/>
-            </w:tcMar>
-          </w:tcPr>
-          <w:p>
-            <w:pPr>
-              <w:spacing w:after="40" w:before="40" w:line="264"/>
-            </w:pPr>
-            <w:r>
-              <w:rPr>
-                <w:rFonts w:ascii="Calibri" w:cs="Calibri" w:eastAsia="Calibri" w:hAnsi="Calibri"/>
-                <w:b w:val="false"/>
-                <w:bCs w:val="false"/>
-                <w:color w:val="1A1A1A"/>
-                <w:sz w:val="20"/>
-                <w:szCs w:val="20"/>
-              </w:rPr>
-              <w:t xml:space="preserve">Narik penonton ke konten Selasa</w:t>
+              <w:t xml:space="preserve">±40 ppm CaCO₃ (40–75)</w:t>
             </w:r>
           </w:p>
         </w:tc>
@@ -5182,7 +4353,7 @@
       <w:tr>
         <w:tc>
           <w:tcPr>
-            <w:tcW w:type="dxa" w:w="1300"/>
+            <w:tcW w:type="dxa" w:w="4000"/>
             <w:shd w:fill="FAF8F5" w:val="clear"/>
             <w:tcMar>
               <w:top w:type="dxa" w:w="90"/>
@@ -5204,13 +4375,13 @@
                 <w:sz w:val="20"/>
                 <w:szCs w:val="20"/>
               </w:rPr>
-              <w:t xml:space="preserve">HINDARI</w:t>
-            </w:r>
-          </w:p>
-        </w:tc>
-        <w:tc>
-          <w:tcPr>
-            <w:tcW w:type="dxa" w:w="4200"/>
+              <w:t xml:space="preserve">pH</w:t>
+            </w:r>
+          </w:p>
+        </w:tc>
+        <w:tc>
+          <w:tcPr>
+            <w:tcW w:type="dxa" w:w="5000"/>
             <w:shd w:fill="FAF8F5" w:val="clear"/>
             <w:tcMar>
               <w:top w:type="dxa" w:w="90"/>
@@ -5232,35 +4403,65 @@
                 <w:sz w:val="20"/>
                 <w:szCs w:val="20"/>
               </w:rPr>
-              <w:t xml:space="preserve">Nyuruh beli filter atau alat ukur air</w:t>
-            </w:r>
-          </w:p>
-        </w:tc>
-        <w:tc>
-          <w:tcPr>
-            <w:tcW w:type="dxa" w:w="3500"/>
-            <w:shd w:fill="FAF8F5" w:val="clear"/>
-            <w:tcMar>
-              <w:top w:type="dxa" w:w="90"/>
-              <w:left w:type="dxa" w:w="120"/>
-              <w:bottom w:type="dxa" w:w="90"/>
-              <w:right w:type="dxa" w:w="120"/>
-            </w:tcMar>
-          </w:tcPr>
-          <w:p>
-            <w:pPr>
-              <w:spacing w:after="40" w:before="40" w:line="264"/>
-            </w:pPr>
-            <w:r>
-              <w:rPr>
-                <w:rFonts w:ascii="Calibri" w:cs="Calibri" w:eastAsia="Calibri" w:hAnsi="Calibri"/>
-                <w:b w:val="false"/>
-                <w:bCs w:val="false"/>
-                <w:color w:val="1A1A1A"/>
-                <w:sz w:val="20"/>
-                <w:szCs w:val="20"/>
-              </w:rPr>
-              <w:t xml:space="preserve">Ini TOFU. Begitu ada suruhan belanja, kepercayaannya turun</w:t>
+              <w:t xml:space="preserve">6,5 – 7,5</w:t>
+            </w:r>
+          </w:p>
+        </w:tc>
+      </w:tr>
+      <w:tr>
+        <w:tc>
+          <w:tcPr>
+            <w:tcW w:type="dxa" w:w="4000"/>
+            <w:shd w:fill="FFFFFF" w:val="clear"/>
+            <w:tcMar>
+              <w:top w:type="dxa" w:w="90"/>
+              <w:left w:type="dxa" w:w="120"/>
+              <w:bottom w:type="dxa" w:w="90"/>
+              <w:right w:type="dxa" w:w="120"/>
+            </w:tcMar>
+          </w:tcPr>
+          <w:p>
+            <w:pPr>
+              <w:spacing w:after="40" w:before="40" w:line="264"/>
+            </w:pPr>
+            <w:r>
+              <w:rPr>
+                <w:rFonts w:ascii="Calibri" w:cs="Calibri" w:eastAsia="Calibri" w:hAnsi="Calibri"/>
+                <w:b w:val="false"/>
+                <w:bCs w:val="false"/>
+                <w:color w:val="1A1A1A"/>
+                <w:sz w:val="20"/>
+                <w:szCs w:val="20"/>
+              </w:rPr>
+              <w:t xml:space="preserve">Klorin</w:t>
+            </w:r>
+          </w:p>
+        </w:tc>
+        <w:tc>
+          <w:tcPr>
+            <w:tcW w:type="dxa" w:w="5000"/>
+            <w:shd w:fill="FFFFFF" w:val="clear"/>
+            <w:tcMar>
+              <w:top w:type="dxa" w:w="90"/>
+              <w:left w:type="dxa" w:w="120"/>
+              <w:bottom w:type="dxa" w:w="90"/>
+              <w:right w:type="dxa" w:w="120"/>
+            </w:tcMar>
+          </w:tcPr>
+          <w:p>
+            <w:pPr>
+              <w:spacing w:after="40" w:before="40" w:line="264"/>
+            </w:pPr>
+            <w:r>
+              <w:rPr>
+                <w:rFonts w:ascii="Calibri" w:cs="Calibri" w:eastAsia="Calibri" w:hAnsi="Calibri"/>
+                <w:b w:val="false"/>
+                <w:bCs w:val="false"/>
+                <w:color w:val="1A1A1A"/>
+                <w:sz w:val="20"/>
+                <w:szCs w:val="20"/>
+              </w:rPr>
+              <w:t xml:space="preserve">Nol</w:t>
             </w:r>
           </w:p>
         </w:tc>
@@ -5288,7 +4489,1371 @@
           <w:sz w:val="30"/>
           <w:szCs w:val="30"/>
         </w:rPr>
-        <w:t xml:space="preserve">7. Versi Carousel (8 slide)</w:t>
+        <w:t xml:space="preserve">6. Script Short-Form (55–70 detik)</w:t>
+      </w:r>
+    </w:p>
+    <w:p>
+      <w:pPr>
+        <w:pBdr>
+          <w:left w:val="single" w:color="D9B45B" w:sz="14" w:space="10"/>
+        </w:pBdr>
+        <w:shd w:fill="FBF3E2" w:val="clear"/>
+        <w:spacing w:after="140" w:before="140" w:line="276"/>
+        <w:ind w:left="140" w:right="140"/>
+      </w:pPr>
+      <w:r>
+        <w:rPr>
+          <w:rFonts w:ascii="Calibri" w:cs="Calibri" w:eastAsia="Calibri" w:hAnsi="Calibri"/>
+          <w:b/>
+          <w:bCs/>
+          <w:color w:val="8A6D3B"/>
+          <w:sz w:val="20"/>
+          <w:szCs w:val="20"/>
+        </w:rPr>
+        <w:t xml:space="preserve">CARA BACA  </w:t>
+      </w:r>
+      <w:r>
+        <w:rPr>
+          <w:rFonts w:ascii="Calibri" w:cs="Calibri" w:eastAsia="Calibri" w:hAnsi="Calibri"/>
+          <w:color w:val="5C4A28"/>
+          <w:sz w:val="20"/>
+          <w:szCs w:val="20"/>
+        </w:rPr>
+        <w:t xml:space="preserve">Teks di dalam kurung siku [ ] adalah arahan visual, bukan buat diucapin. Blok bergaris merah di kiri = yang kamu baca di depan kamera. Kotak biru = teks yang harus muncul di layar. Target: hook kelar sebelum detik ke-8.</w:t>
+      </w:r>
+    </w:p>
+    <w:p>
+      <w:pPr>
+        <w:pStyle w:val="Heading2"/>
+        <w:spacing w:after="120" w:before="280" w:line="264"/>
+      </w:pPr>
+      <w:r>
+        <w:rPr>
+          <w:rFonts w:ascii="Calibri" w:cs="Calibri" w:eastAsia="Calibri" w:hAnsi="Calibri"/>
+          <w:b/>
+          <w:bCs/>
+          <w:color w:val="1A1A1A"/>
+          <w:sz w:val="25"/>
+          <w:szCs w:val="25"/>
+        </w:rPr>
+        <w:t xml:space="preserve">HOOK — 0:00 sampai 0:08</w:t>
+      </w:r>
+    </w:p>
+    <w:p>
+      <w:pPr>
+        <w:spacing w:after="60" w:before="140" w:line="264"/>
+      </w:pPr>
+      <w:r>
+        <w:rPr>
+          <w:rFonts w:ascii="Calibri" w:cs="Calibri" w:eastAsia="Calibri" w:hAnsi="Calibri"/>
+          <w:i/>
+          <w:iCs/>
+          <w:color w:val="6B6B6B"/>
+          <w:sz w:val="20"/>
+          <w:szCs w:val="20"/>
+        </w:rPr>
+        <w:t xml:space="preserve">[ Visual: kamu tuang kopi ke gelas ukur bening. Angka "98%" muncul besar nutupin layar. ]</w:t>
+      </w:r>
+    </w:p>
+    <w:p>
+      <w:pPr>
+        <w:pBdr>
+          <w:left w:val="single" w:color="B03A2E" w:sz="18" w:space="14"/>
+        </w:pBdr>
+        <w:spacing w:after="60" w:before="120" w:line="300"/>
+        <w:ind w:left="340"/>
+      </w:pPr>
+      <w:r>
+        <w:rPr>
+          <w:rFonts w:ascii="Calibri" w:cs="Calibri" w:eastAsia="Calibri" w:hAnsi="Calibri"/>
+          <w:color w:val="1A1A1A"/>
+          <w:sz w:val="24"/>
+          <w:szCs w:val="24"/>
+        </w:rPr>
+        <w:t xml:space="preserve">Kopi yang kamu minum ini, </w:t>
+      </w:r>
+      <w:r>
+        <w:rPr>
+          <w:rFonts w:ascii="Calibri" w:cs="Calibri" w:eastAsia="Calibri" w:hAnsi="Calibri"/>
+          <w:b/>
+          <w:bCs/>
+          <w:color w:val="1A1A1A"/>
+          <w:sz w:val="24"/>
+          <w:szCs w:val="24"/>
+        </w:rPr>
+        <w:t xml:space="preserve">98 persennya air</w:t>
+      </w:r>
+      <w:r>
+        <w:rPr>
+          <w:rFonts w:ascii="Calibri" w:cs="Calibri" w:eastAsia="Calibri" w:hAnsi="Calibri"/>
+          <w:color w:val="1A1A1A"/>
+          <w:sz w:val="24"/>
+          <w:szCs w:val="24"/>
+        </w:rPr>
+        <w:t xml:space="preserve">.</w:t>
+      </w:r>
+    </w:p>
+    <w:p>
+      <w:pPr>
+        <w:pBdr>
+          <w:left w:val="single" w:color="B03A2E" w:sz="18" w:space="14"/>
+        </w:pBdr>
+        <w:spacing w:after="60" w:before="60" w:line="300"/>
+        <w:ind w:left="340"/>
+      </w:pPr>
+      <w:r>
+        <w:rPr>
+          <w:rFonts w:ascii="Calibri" w:cs="Calibri" w:eastAsia="Calibri" w:hAnsi="Calibri"/>
+          <w:color w:val="1A1A1A"/>
+          <w:sz w:val="24"/>
+          <w:szCs w:val="24"/>
+        </w:rPr>
+        <w:t xml:space="preserve">Cuma dua persen yang beneran kopi.</w:t>
+      </w:r>
+    </w:p>
+    <w:p>
+      <w:pPr>
+        <w:pBdr>
+          <w:left w:val="single" w:color="B03A2E" w:sz="18" w:space="14"/>
+        </w:pBdr>
+        <w:spacing w:after="60" w:before="60" w:line="300"/>
+        <w:ind w:left="340"/>
+      </w:pPr>
+      <w:r>
+        <w:rPr>
+          <w:rFonts w:ascii="Calibri" w:cs="Calibri" w:eastAsia="Calibri" w:hAnsi="Calibri"/>
+          <w:color w:val="1A1A1A"/>
+          <w:sz w:val="24"/>
+          <w:szCs w:val="24"/>
+        </w:rPr>
+        <w:t xml:space="preserve">Makanya kamu </w:t>
+      </w:r>
+      <w:r>
+        <w:rPr>
+          <w:rFonts w:ascii="Calibri" w:cs="Calibri" w:eastAsia="Calibri" w:hAnsi="Calibri"/>
+          <w:b/>
+          <w:bCs/>
+          <w:color w:val="1A1A1A"/>
+          <w:sz w:val="24"/>
+          <w:szCs w:val="24"/>
+        </w:rPr>
+        <w:t xml:space="preserve">wajib tau</w:t>
+      </w:r>
+      <w:r>
+        <w:rPr>
+          <w:rFonts w:ascii="Calibri" w:cs="Calibri" w:eastAsia="Calibri" w:hAnsi="Calibri"/>
+          <w:color w:val="1A1A1A"/>
+          <w:sz w:val="24"/>
+          <w:szCs w:val="24"/>
+        </w:rPr>
+        <w:t xml:space="preserve"> isi air yang kamu pakai. Bukan cuma "yang penting bersih".</w:t>
+      </w:r>
+    </w:p>
+    <w:p>
+      <w:pPr>
+        <w:pBdr>
+          <w:top w:val="single" w:color="C6D9EC" w:sz="2" w:space="6"/>
+          <w:bottom w:val="single" w:color="C6D9EC" w:sz="2" w:space="6"/>
+          <w:left w:val="single" w:color="C6D9EC" w:sz="2" w:space="6"/>
+          <w:right w:val="single" w:color="C6D9EC" w:sz="2" w:space="6"/>
+        </w:pBdr>
+        <w:shd w:fill="EAF1F8" w:val="clear"/>
+        <w:spacing w:after="120" w:before="80" w:line="264"/>
+        <w:ind w:left="120" w:right="120"/>
+      </w:pPr>
+      <w:r>
+        <w:rPr>
+          <w:rFonts w:ascii="Calibri" w:cs="Calibri" w:eastAsia="Calibri" w:hAnsi="Calibri"/>
+          <w:b/>
+          <w:bCs/>
+          <w:color w:val="1F618D"/>
+          <w:sz w:val="20"/>
+          <w:szCs w:val="20"/>
+        </w:rPr>
+        <w:t xml:space="preserve">TEKS LAYAR:  </w:t>
+      </w:r>
+      <w:r>
+        <w:rPr>
+          <w:rFonts w:ascii="Calibri" w:cs="Calibri" w:eastAsia="Calibri" w:hAnsi="Calibri"/>
+          <w:color w:val="1A1A1A"/>
+          <w:sz w:val="20"/>
+          <w:szCs w:val="20"/>
+        </w:rPr>
+        <w:t xml:space="preserve">KOPI KAMU = 98% AIR</w:t>
+      </w:r>
+    </w:p>
+    <w:p>
+      <w:pPr>
+        <w:pStyle w:val="Heading2"/>
+        <w:spacing w:after="120" w:before="280" w:line="264"/>
+      </w:pPr>
+      <w:r>
+        <w:rPr>
+          <w:rFonts w:ascii="Calibri" w:cs="Calibri" w:eastAsia="Calibri" w:hAnsi="Calibri"/>
+          <w:b/>
+          <w:bCs/>
+          <w:color w:val="1A1A1A"/>
+          <w:sz w:val="25"/>
+          <w:szCs w:val="25"/>
+        </w:rPr>
+        <w:t xml:space="preserve">EMPATHY — 0:08 sampai 0:18</w:t>
+      </w:r>
+    </w:p>
+    <w:p>
+      <w:pPr>
+        <w:spacing w:after="60" w:before="140" w:line="264"/>
+      </w:pPr>
+      <w:r>
+        <w:rPr>
+          <w:rFonts w:ascii="Calibri" w:cs="Calibri" w:eastAsia="Calibri" w:hAnsi="Calibri"/>
+          <w:i/>
+          <w:iCs/>
+          <w:color w:val="6B6B6B"/>
+          <w:sz w:val="20"/>
+          <w:szCs w:val="20"/>
+        </w:rPr>
+        <w:t xml:space="preserve">[ Visual: kamu di dapur, ambil air dari galon, dituang ke ketel. Tone santai, ngaku-ngaku. ]</w:t>
+      </w:r>
+    </w:p>
+    <w:p>
+      <w:pPr>
+        <w:pBdr>
+          <w:left w:val="single" w:color="B03A2E" w:sz="18" w:space="14"/>
+        </w:pBdr>
+        <w:spacing w:after="60" w:before="120" w:line="300"/>
+        <w:ind w:left="340"/>
+      </w:pPr>
+      <w:r>
+        <w:rPr>
+          <w:rFonts w:ascii="Calibri" w:cs="Calibri" w:eastAsia="Calibri" w:hAnsi="Calibri"/>
+          <w:color w:val="1A1A1A"/>
+          <w:sz w:val="24"/>
+          <w:szCs w:val="24"/>
+        </w:rPr>
+        <w:t xml:space="preserve">Gue dulu ngabisin banyak waktu buat mikirin yang dua persen itu.</w:t>
+      </w:r>
+    </w:p>
+    <w:p>
+      <w:pPr>
+        <w:pBdr>
+          <w:left w:val="single" w:color="B03A2E" w:sz="18" w:space="14"/>
+        </w:pBdr>
+        <w:spacing w:after="60" w:before="60" w:line="300"/>
+        <w:ind w:left="340"/>
+      </w:pPr>
+      <w:r>
+        <w:rPr>
+          <w:rFonts w:ascii="Calibri" w:cs="Calibri" w:eastAsia="Calibri" w:hAnsi="Calibri"/>
+          <w:color w:val="1A1A1A"/>
+          <w:sz w:val="24"/>
+          <w:szCs w:val="24"/>
+        </w:rPr>
+        <w:t xml:space="preserve">Ganti biji, ganti gilingan, ngitung detik.</w:t>
+      </w:r>
+    </w:p>
+    <w:p>
+      <w:pPr>
+        <w:pBdr>
+          <w:left w:val="single" w:color="B03A2E" w:sz="18" w:space="14"/>
+        </w:pBdr>
+        <w:spacing w:after="60" w:before="60" w:line="300"/>
+        <w:ind w:left="340"/>
+      </w:pPr>
+      <w:r>
+        <w:rPr>
+          <w:rFonts w:ascii="Calibri" w:cs="Calibri" w:eastAsia="Calibri" w:hAnsi="Calibri"/>
+          <w:color w:val="1A1A1A"/>
+          <w:sz w:val="24"/>
+          <w:szCs w:val="24"/>
+        </w:rPr>
+        <w:t xml:space="preserve">Airnya? Ya ambil aja yang ada.</w:t>
+      </w:r>
+    </w:p>
+    <w:p>
+      <w:pPr>
+        <w:pBdr>
+          <w:left w:val="single" w:color="B03A2E" w:sz="18" w:space="14"/>
+        </w:pBdr>
+        <w:spacing w:after="60" w:before="60" w:line="300"/>
+        <w:ind w:left="340"/>
+      </w:pPr>
+      <w:r>
+        <w:rPr>
+          <w:rFonts w:ascii="Calibri" w:cs="Calibri" w:eastAsia="Calibri" w:hAnsi="Calibri"/>
+          <w:color w:val="1A1A1A"/>
+          <w:sz w:val="24"/>
+          <w:szCs w:val="24"/>
+        </w:rPr>
+        <w:t xml:space="preserve">Padahal yang paling banyak di cangkir gue justru itu.</w:t>
+      </w:r>
+    </w:p>
+    <w:p>
+      <w:pPr>
+        <w:pStyle w:val="Heading2"/>
+        <w:spacing w:after="120" w:before="280" w:line="264"/>
+      </w:pPr>
+      <w:r>
+        <w:rPr>
+          <w:rFonts w:ascii="Calibri" w:cs="Calibri" w:eastAsia="Calibri" w:hAnsi="Calibri"/>
+          <w:b/>
+          <w:bCs/>
+          <w:color w:val="1A1A1A"/>
+          <w:sz w:val="25"/>
+          <w:szCs w:val="25"/>
+        </w:rPr>
+        <w:t xml:space="preserve">ISI — 0:18 sampai 0:58</w:t>
+      </w:r>
+    </w:p>
+    <w:p>
+      <w:pPr>
+        <w:pStyle w:val="Heading3"/>
+        <w:spacing w:after="80" w:before="200" w:line="264"/>
+      </w:pPr>
+      <w:r>
+        <w:rPr>
+          <w:rFonts w:ascii="Calibri" w:cs="Calibri" w:eastAsia="Calibri" w:hAnsi="Calibri"/>
+          <w:b/>
+          <w:bCs/>
+          <w:color w:val="1F618D"/>
+          <w:sz w:val="22"/>
+          <w:szCs w:val="22"/>
+        </w:rPr>
+        <w:t xml:space="preserve">Pembuka isi — langsung ke daftar, ga muter-muter</w:t>
+      </w:r>
+    </w:p>
+    <w:p>
+      <w:pPr>
+        <w:spacing w:after="60" w:before="140" w:line="264"/>
+      </w:pPr>
+      <w:r>
+        <w:rPr>
+          <w:rFonts w:ascii="Calibri" w:cs="Calibri" w:eastAsia="Calibri" w:hAnsi="Calibri"/>
+          <w:i/>
+          <w:iCs/>
+          <w:color w:val="6B6B6B"/>
+          <w:sz w:val="20"/>
+          <w:szCs w:val="20"/>
+        </w:rPr>
+        <w:t xml:space="preserve">[ Visual: botol air, kamu balik ke label komposisinya, close-up ke tulisan mineralnya ]</w:t>
+      </w:r>
+    </w:p>
+    <w:p>
+      <w:pPr>
+        <w:pBdr>
+          <w:left w:val="single" w:color="B03A2E" w:sz="18" w:space="14"/>
+        </w:pBdr>
+        <w:spacing w:after="60" w:before="120" w:line="300"/>
+        <w:ind w:left="340"/>
+      </w:pPr>
+      <w:r>
+        <w:rPr>
+          <w:rFonts w:ascii="Calibri" w:cs="Calibri" w:eastAsia="Calibri" w:hAnsi="Calibri"/>
+          <w:color w:val="1A1A1A"/>
+          <w:sz w:val="24"/>
+          <w:szCs w:val="24"/>
+        </w:rPr>
+        <w:t xml:space="preserve">Coba balik botol air kamu sekarang. Lihat label komposisinya.</w:t>
+      </w:r>
+    </w:p>
+    <w:p>
+      <w:pPr>
+        <w:pBdr>
+          <w:left w:val="single" w:color="B03A2E" w:sz="18" w:space="14"/>
+        </w:pBdr>
+        <w:spacing w:after="60" w:before="60" w:line="300"/>
+        <w:ind w:left="340"/>
+      </w:pPr>
+      <w:r>
+        <w:rPr>
+          <w:rFonts w:ascii="Calibri" w:cs="Calibri" w:eastAsia="Calibri" w:hAnsi="Calibri"/>
+          <w:color w:val="1A1A1A"/>
+          <w:sz w:val="24"/>
+          <w:szCs w:val="24"/>
+        </w:rPr>
+        <w:t xml:space="preserve">Nama-nama yang ada di situ bukan pajangan.</w:t>
+      </w:r>
+    </w:p>
+    <w:p>
+      <w:pPr>
+        <w:pBdr>
+          <w:left w:val="single" w:color="B03A2E" w:sz="18" w:space="14"/>
+        </w:pBdr>
+        <w:spacing w:after="60" w:before="60" w:line="300"/>
+        <w:ind w:left="340"/>
+      </w:pPr>
+      <w:r>
+        <w:rPr>
+          <w:rFonts w:ascii="Calibri" w:cs="Calibri" w:eastAsia="Calibri" w:hAnsi="Calibri"/>
+          <w:b/>
+          <w:bCs/>
+          <w:color w:val="1A1A1A"/>
+          <w:sz w:val="24"/>
+          <w:szCs w:val="24"/>
+        </w:rPr>
+        <w:t xml:space="preserve">Tiap satu punya kerjaan yang beda di lidah kamu.</w:t>
+      </w:r>
+    </w:p>
+    <w:p>
+      <w:pPr>
+        <w:pBdr>
+          <w:left w:val="single" w:color="B03A2E" w:sz="18" w:space="14"/>
+        </w:pBdr>
+        <w:spacing w:after="60" w:before="60" w:line="300"/>
+        <w:ind w:left="340"/>
+      </w:pPr>
+      <w:r>
+        <w:rPr>
+          <w:rFonts w:ascii="Calibri" w:cs="Calibri" w:eastAsia="Calibri" w:hAnsi="Calibri"/>
+          <w:color w:val="1A1A1A"/>
+          <w:sz w:val="24"/>
+          <w:szCs w:val="24"/>
+        </w:rPr>
+        <w:t xml:space="preserve">Gue bikinin daftarnya:</w:t>
+      </w:r>
+    </w:p>
+    <w:p>
+      <w:pPr>
+        <w:pStyle w:val="Heading3"/>
+        <w:spacing w:after="80" w:before="200" w:line="264"/>
+      </w:pPr>
+      <w:r>
+        <w:rPr>
+          <w:rFonts w:ascii="Calibri" w:cs="Calibri" w:eastAsia="Calibri" w:hAnsi="Calibri"/>
+          <w:b/>
+          <w:bCs/>
+          <w:color w:val="1F618D"/>
+          <w:sz w:val="22"/>
+          <w:szCs w:val="22"/>
+        </w:rPr>
+        <w:t xml:space="preserve">Daftar — ini bagian yang harus paling pelan dan teks paling besar</w:t>
+      </w:r>
+    </w:p>
+    <w:p>
+      <w:pPr>
+        <w:spacing w:after="60" w:before="140" w:line="264"/>
+      </w:pPr>
+      <w:r>
+        <w:rPr>
+          <w:rFonts w:ascii="Calibri" w:cs="Calibri" w:eastAsia="Calibri" w:hAnsi="Calibri"/>
+          <w:i/>
+          <w:iCs/>
+          <w:color w:val="6B6B6B"/>
+          <w:sz w:val="20"/>
+          <w:szCs w:val="20"/>
+        </w:rPr>
+        <w:t xml:space="preserve">[ Visual: teks muncul satu per satu, satu baris satu layar. Jangan ditumpuk. ]</w:t>
+      </w:r>
+    </w:p>
+    <w:p>
+      <w:pPr>
+        <w:pBdr>
+          <w:left w:val="single" w:color="B03A2E" w:sz="18" w:space="14"/>
+        </w:pBdr>
+        <w:spacing w:after="60" w:before="120" w:line="300"/>
+        <w:ind w:left="340"/>
+      </w:pPr>
+      <w:r>
+        <w:rPr>
+          <w:rFonts w:ascii="Calibri" w:cs="Calibri" w:eastAsia="Calibri" w:hAnsi="Calibri"/>
+          <w:b/>
+          <w:bCs/>
+          <w:color w:val="1A1A1A"/>
+          <w:sz w:val="24"/>
+          <w:szCs w:val="24"/>
+        </w:rPr>
+        <w:t xml:space="preserve">Magnesium</w:t>
+      </w:r>
+      <w:r>
+        <w:rPr>
+          <w:rFonts w:ascii="Calibri" w:cs="Calibri" w:eastAsia="Calibri" w:hAnsi="Calibri"/>
+          <w:color w:val="1A1A1A"/>
+          <w:sz w:val="24"/>
+          <w:szCs w:val="24"/>
+        </w:rPr>
+        <w:t xml:space="preserve"> — rasa buahnya naik, jadi lebih juicy.</w:t>
+      </w:r>
+    </w:p>
+    <w:p>
+      <w:pPr>
+        <w:pBdr>
+          <w:left w:val="single" w:color="B03A2E" w:sz="18" w:space="14"/>
+        </w:pBdr>
+        <w:spacing w:after="60" w:before="60" w:line="300"/>
+        <w:ind w:left="340"/>
+      </w:pPr>
+      <w:r>
+        <w:rPr>
+          <w:rFonts w:ascii="Calibri" w:cs="Calibri" w:eastAsia="Calibri" w:hAnsi="Calibri"/>
+          <w:b/>
+          <w:bCs/>
+          <w:color w:val="1A1A1A"/>
+          <w:sz w:val="24"/>
+          <w:szCs w:val="24"/>
+        </w:rPr>
+        <w:t xml:space="preserve">Sodium</w:t>
+      </w:r>
+      <w:r>
+        <w:rPr>
+          <w:rFonts w:ascii="Calibri" w:cs="Calibri" w:eastAsia="Calibri" w:hAnsi="Calibri"/>
+          <w:color w:val="1A1A1A"/>
+          <w:sz w:val="24"/>
+          <w:szCs w:val="24"/>
+        </w:rPr>
+        <w:t xml:space="preserve"> — manisnya naik, pahitnya turun.</w:t>
+      </w:r>
+    </w:p>
+    <w:p>
+      <w:pPr>
+        <w:pBdr>
+          <w:left w:val="single" w:color="B03A2E" w:sz="18" w:space="14"/>
+        </w:pBdr>
+        <w:spacing w:after="60" w:before="60" w:line="300"/>
+        <w:ind w:left="340"/>
+      </w:pPr>
+      <w:r>
+        <w:rPr>
+          <w:rFonts w:ascii="Calibri" w:cs="Calibri" w:eastAsia="Calibri" w:hAnsi="Calibri"/>
+          <w:b/>
+          <w:bCs/>
+          <w:color w:val="1A1A1A"/>
+          <w:sz w:val="24"/>
+          <w:szCs w:val="24"/>
+        </w:rPr>
+        <w:t xml:space="preserve">Bikarbonat</w:t>
+      </w:r>
+      <w:r>
+        <w:rPr>
+          <w:rFonts w:ascii="Calibri" w:cs="Calibri" w:eastAsia="Calibri" w:hAnsi="Calibri"/>
+          <w:color w:val="1A1A1A"/>
+          <w:sz w:val="24"/>
+          <w:szCs w:val="24"/>
+        </w:rPr>
+        <w:t xml:space="preserve"> — asemnya turun, jadi manisnya lebih kebaca.</w:t>
+      </w:r>
+    </w:p>
+    <w:p>
+      <w:pPr>
+        <w:pBdr>
+          <w:left w:val="single" w:color="B03A2E" w:sz="18" w:space="14"/>
+        </w:pBdr>
+        <w:spacing w:after="60" w:before="60" w:line="300"/>
+        <w:ind w:left="340"/>
+      </w:pPr>
+      <w:r>
+        <w:rPr>
+          <w:rFonts w:ascii="Calibri" w:cs="Calibri" w:eastAsia="Calibri" w:hAnsi="Calibri"/>
+          <w:b/>
+          <w:bCs/>
+          <w:color w:val="1A1A1A"/>
+          <w:sz w:val="24"/>
+          <w:szCs w:val="24"/>
+        </w:rPr>
+        <w:t xml:space="preserve">Kalsium</w:t>
+      </w:r>
+      <w:r>
+        <w:rPr>
+          <w:rFonts w:ascii="Calibri" w:cs="Calibri" w:eastAsia="Calibri" w:hAnsi="Calibri"/>
+          <w:color w:val="1A1A1A"/>
+          <w:sz w:val="24"/>
+          <w:szCs w:val="24"/>
+        </w:rPr>
+        <w:t xml:space="preserve"> — body-nya lebih tebal, lebih creamy.</w:t>
+      </w:r>
+    </w:p>
+    <w:p>
+      <w:pPr>
+        <w:pBdr>
+          <w:left w:val="single" w:color="B03A2E" w:sz="18" w:space="14"/>
+        </w:pBdr>
+        <w:spacing w:after="60" w:before="60" w:line="300"/>
+        <w:ind w:left="340"/>
+      </w:pPr>
+      <w:r>
+        <w:rPr>
+          <w:rFonts w:ascii="Calibri" w:cs="Calibri" w:eastAsia="Calibri" w:hAnsi="Calibri"/>
+          <w:b/>
+          <w:bCs/>
+          <w:color w:val="1A1A1A"/>
+          <w:sz w:val="24"/>
+          <w:szCs w:val="24"/>
+        </w:rPr>
+        <w:t xml:space="preserve">Klorida</w:t>
+      </w:r>
+      <w:r>
+        <w:rPr>
+          <w:rFonts w:ascii="Calibri" w:cs="Calibri" w:eastAsia="Calibri" w:hAnsi="Calibri"/>
+          <w:color w:val="1A1A1A"/>
+          <w:sz w:val="24"/>
+          <w:szCs w:val="24"/>
+        </w:rPr>
+        <w:t xml:space="preserve"> — rasanya lebih bulat, pahitnya turun.</w:t>
+      </w:r>
+    </w:p>
+    <w:p>
+      <w:pPr>
+        <w:pBdr>
+          <w:left w:val="single" w:color="B03A2E" w:sz="18" w:space="14"/>
+        </w:pBdr>
+        <w:spacing w:after="60" w:before="60" w:line="300"/>
+        <w:ind w:left="340"/>
+      </w:pPr>
+      <w:r>
+        <w:rPr>
+          <w:rFonts w:ascii="Calibri" w:cs="Calibri" w:eastAsia="Calibri" w:hAnsi="Calibri"/>
+          <w:b/>
+          <w:bCs/>
+          <w:color w:val="1A1A1A"/>
+          <w:sz w:val="24"/>
+          <w:szCs w:val="24"/>
+        </w:rPr>
+        <w:t xml:space="preserve">Sulfat</w:t>
+      </w:r>
+      <w:r>
+        <w:rPr>
+          <w:rFonts w:ascii="Calibri" w:cs="Calibri" w:eastAsia="Calibri" w:hAnsi="Calibri"/>
+          <w:color w:val="1A1A1A"/>
+          <w:sz w:val="24"/>
+          <w:szCs w:val="24"/>
+        </w:rPr>
+        <w:t xml:space="preserve"> — floralnya naik. Tapi kalau kebanyakan, lidah jadi kering.</w:t>
+      </w:r>
+    </w:p>
+    <w:p>
+      <w:pPr>
+        <w:pBdr>
+          <w:left w:val="single" w:color="B03A2E" w:sz="18" w:space="14"/>
+        </w:pBdr>
+        <w:spacing w:after="60" w:before="60" w:line="300"/>
+        <w:ind w:left="340"/>
+      </w:pPr>
+      <w:r>
+        <w:rPr>
+          <w:rFonts w:ascii="Calibri" w:cs="Calibri" w:eastAsia="Calibri" w:hAnsi="Calibri"/>
+          <w:b/>
+          <w:bCs/>
+          <w:color w:val="1A1A1A"/>
+          <w:sz w:val="24"/>
+          <w:szCs w:val="24"/>
+        </w:rPr>
+        <w:t xml:space="preserve">Kalium</w:t>
+      </w:r>
+      <w:r>
+        <w:rPr>
+          <w:rFonts w:ascii="Calibri" w:cs="Calibri" w:eastAsia="Calibri" w:hAnsi="Calibri"/>
+          <w:color w:val="1A1A1A"/>
+          <w:sz w:val="24"/>
+          <w:szCs w:val="24"/>
+        </w:rPr>
+        <w:t xml:space="preserve"> — aftertaste-nya lebih panjang.</w:t>
+      </w:r>
+    </w:p>
+    <w:p>
+      <w:pPr>
+        <w:pBdr>
+          <w:top w:val="single" w:color="C6D9EC" w:sz="2" w:space="6"/>
+          <w:bottom w:val="single" w:color="C6D9EC" w:sz="2" w:space="6"/>
+          <w:left w:val="single" w:color="C6D9EC" w:sz="2" w:space="6"/>
+          <w:right w:val="single" w:color="C6D9EC" w:sz="2" w:space="6"/>
+        </w:pBdr>
+        <w:shd w:fill="EAF1F8" w:val="clear"/>
+        <w:spacing w:after="120" w:before="80" w:line="264"/>
+        <w:ind w:left="120" w:right="120"/>
+      </w:pPr>
+      <w:r>
+        <w:rPr>
+          <w:rFonts w:ascii="Calibri" w:cs="Calibri" w:eastAsia="Calibri" w:hAnsi="Calibri"/>
+          <w:b/>
+          <w:bCs/>
+          <w:color w:val="1F618D"/>
+          <w:sz w:val="20"/>
+          <w:szCs w:val="20"/>
+        </w:rPr>
+        <w:t xml:space="preserve">TEKS LAYAR:  </w:t>
+      </w:r>
+      <w:r>
+        <w:rPr>
+          <w:rFonts w:ascii="Calibri" w:cs="Calibri" w:eastAsia="Calibri" w:hAnsi="Calibri"/>
+          <w:color w:val="1A1A1A"/>
+          <w:sz w:val="20"/>
+          <w:szCs w:val="20"/>
+        </w:rPr>
+        <w:t xml:space="preserve">Magnesium = juicy · Sodium = manis · Bikarbonat = asem turun · Kalsium = body · Klorida = bulat · Sulfat = floral · Kalium = aftertaste</w:t>
+      </w:r>
+    </w:p>
+    <w:p>
+      <w:pPr>
+        <w:pStyle w:val="Heading3"/>
+        <w:spacing w:after="80" w:before="200" w:line="264"/>
+      </w:pPr>
+      <w:r>
+        <w:rPr>
+          <w:rFonts w:ascii="Calibri" w:cs="Calibri" w:eastAsia="Calibri" w:hAnsi="Calibri"/>
+          <w:b/>
+          <w:bCs/>
+          <w:color w:val="1F618D"/>
+          <w:sz w:val="22"/>
+          <w:szCs w:val="22"/>
+        </w:rPr>
+        <w:t xml:space="preserve">Bukti — sebut sumbernya, jangan mengambang</w:t>
+      </w:r>
+    </w:p>
+    <w:p>
+      <w:pPr>
+        <w:spacing w:after="60" w:before="140" w:line="264"/>
+      </w:pPr>
+      <w:r>
+        <w:rPr>
+          <w:rFonts w:ascii="Calibri" w:cs="Calibri" w:eastAsia="Calibri" w:hAnsi="Calibri"/>
+          <w:i/>
+          <w:iCs/>
+          <w:color w:val="6B6B6B"/>
+          <w:sz w:val="20"/>
+          <w:szCs w:val="20"/>
+        </w:rPr>
+        <w:t xml:space="preserve">[ Visual: nama jurnal muncul di layar ]</w:t>
+      </w:r>
+    </w:p>
+    <w:p>
+      <w:pPr>
+        <w:pBdr>
+          <w:left w:val="single" w:color="B03A2E" w:sz="18" w:space="14"/>
+        </w:pBdr>
+        <w:spacing w:after="60" w:before="120" w:line="300"/>
+        <w:ind w:left="340"/>
+      </w:pPr>
+      <w:r>
+        <w:rPr>
+          <w:rFonts w:ascii="Calibri" w:cs="Calibri" w:eastAsia="Calibri" w:hAnsi="Calibri"/>
+          <w:color w:val="1A1A1A"/>
+          <w:sz w:val="24"/>
+          <w:szCs w:val="24"/>
+        </w:rPr>
+        <w:t xml:space="preserve">Ini bukan karangan gue.</w:t>
+      </w:r>
+    </w:p>
+    <w:p>
+      <w:pPr>
+        <w:pBdr>
+          <w:left w:val="single" w:color="B03A2E" w:sz="18" w:space="14"/>
+        </w:pBdr>
+        <w:spacing w:after="60" w:before="60" w:line="300"/>
+        <w:ind w:left="340"/>
+      </w:pPr>
+      <w:r>
+        <w:rPr>
+          <w:rFonts w:ascii="Calibri" w:cs="Calibri" w:eastAsia="Calibri" w:hAnsi="Calibri"/>
+          <w:color w:val="1A1A1A"/>
+          <w:sz w:val="24"/>
+          <w:szCs w:val="24"/>
+        </w:rPr>
+        <w:t xml:space="preserve">Yang magnesium itu ada risetnya di </w:t>
+      </w:r>
+      <w:r>
+        <w:rPr>
+          <w:rFonts w:ascii="Calibri" w:cs="Calibri" w:eastAsia="Calibri" w:hAnsi="Calibri"/>
+          <w:b/>
+          <w:bCs/>
+          <w:color w:val="1A1A1A"/>
+          <w:sz w:val="24"/>
+          <w:szCs w:val="24"/>
+        </w:rPr>
+        <w:t xml:space="preserve">Journal of Agricultural and Food Chemistry</w:t>
+      </w:r>
+      <w:r>
+        <w:rPr>
+          <w:rFonts w:ascii="Calibri" w:cs="Calibri" w:eastAsia="Calibri" w:hAnsi="Calibri"/>
+          <w:color w:val="1A1A1A"/>
+          <w:sz w:val="24"/>
+          <w:szCs w:val="24"/>
+        </w:rPr>
+        <w:t xml:space="preserve"> — magnesium nempel lebih kuat ke asam-asam yang bikin kopi kerasa cerah dan buah.</w:t>
+      </w:r>
+    </w:p>
+    <w:p>
+      <w:pPr>
+        <w:pBdr>
+          <w:left w:val="single" w:color="B03A2E" w:sz="18" w:space="14"/>
+        </w:pBdr>
+        <w:spacing w:after="60" w:before="60" w:line="300"/>
+        <w:ind w:left="340"/>
+      </w:pPr>
+      <w:r>
+        <w:rPr>
+          <w:rFonts w:ascii="Calibri" w:cs="Calibri" w:eastAsia="Calibri" w:hAnsi="Calibri"/>
+          <w:color w:val="1A1A1A"/>
+          <w:sz w:val="24"/>
+          <w:szCs w:val="24"/>
+        </w:rPr>
+        <w:t xml:space="preserve">Yang sodium juga — sodium nekan rasa pahit, dan begitu pahitnya turun, manisnya jadi lebih kedengeran.</w:t>
+      </w:r>
+    </w:p>
+    <w:p>
+      <w:pPr>
+        <w:pBdr>
+          <w:top w:val="single" w:color="C6D9EC" w:sz="2" w:space="6"/>
+          <w:bottom w:val="single" w:color="C6D9EC" w:sz="2" w:space="6"/>
+          <w:left w:val="single" w:color="C6D9EC" w:sz="2" w:space="6"/>
+          <w:right w:val="single" w:color="C6D9EC" w:sz="2" w:space="6"/>
+        </w:pBdr>
+        <w:shd w:fill="EAF1F8" w:val="clear"/>
+        <w:spacing w:after="120" w:before="80" w:line="264"/>
+        <w:ind w:left="120" w:right="120"/>
+      </w:pPr>
+      <w:r>
+        <w:rPr>
+          <w:rFonts w:ascii="Calibri" w:cs="Calibri" w:eastAsia="Calibri" w:hAnsi="Calibri"/>
+          <w:b/>
+          <w:bCs/>
+          <w:color w:val="1F618D"/>
+          <w:sz w:val="20"/>
+          <w:szCs w:val="20"/>
+        </w:rPr>
+        <w:t xml:space="preserve">TEKS LAYAR:  </w:t>
+      </w:r>
+      <w:r>
+        <w:rPr>
+          <w:rFonts w:ascii="Calibri" w:cs="Calibri" w:eastAsia="Calibri" w:hAnsi="Calibri"/>
+          <w:color w:val="1A1A1A"/>
+          <w:sz w:val="20"/>
+          <w:szCs w:val="20"/>
+        </w:rPr>
+        <w:t xml:space="preserve">Sumber: Journal of Agricultural and Food Chemistry</w:t>
+      </w:r>
+    </w:p>
+    <w:p>
+      <w:pPr>
+        <w:pStyle w:val="Heading3"/>
+        <w:spacing w:after="80" w:before="200" w:line="264"/>
+      </w:pPr>
+      <w:r>
+        <w:rPr>
+          <w:rFonts w:ascii="Calibri" w:cs="Calibri" w:eastAsia="Calibri" w:hAnsi="Calibri"/>
+          <w:b/>
+          <w:bCs/>
+          <w:color w:val="1F618D"/>
+          <w:sz w:val="22"/>
+          <w:szCs w:val="22"/>
+        </w:rPr>
+        <w:t xml:space="preserve">Twist — bagian jujurnya, dan ini yang bikin kontennya beda</w:t>
+      </w:r>
+    </w:p>
+    <w:p>
+      <w:pPr>
+        <w:spacing w:after="60" w:before="140" w:line="264"/>
+      </w:pPr>
+      <w:r>
+        <w:rPr>
+          <w:rFonts w:ascii="Calibri" w:cs="Calibri" w:eastAsia="Calibri" w:hAnsi="Calibri"/>
+          <w:i/>
+          <w:iCs/>
+          <w:color w:val="6B6B6B"/>
+          <w:sz w:val="20"/>
+          <w:szCs w:val="20"/>
+        </w:rPr>
+        <w:t xml:space="preserve">[ Visual: kamu duduk, ngomong lebih pelan ]</w:t>
+      </w:r>
+    </w:p>
+    <w:p>
+      <w:pPr>
+        <w:pBdr>
+          <w:left w:val="single" w:color="B03A2E" w:sz="18" w:space="14"/>
+        </w:pBdr>
+        <w:spacing w:after="60" w:before="120" w:line="300"/>
+        <w:ind w:left="340"/>
+      </w:pPr>
+      <w:r>
+        <w:rPr>
+          <w:rFonts w:ascii="Calibri" w:cs="Calibri" w:eastAsia="Calibri" w:hAnsi="Calibri"/>
+          <w:color w:val="1A1A1A"/>
+          <w:sz w:val="24"/>
+          <w:szCs w:val="24"/>
+        </w:rPr>
+        <w:t xml:space="preserve">Tapi ada satu hal yang harus gue kasih tau, dan ini yang paling menarik menurut gue.</w:t>
+      </w:r>
+    </w:p>
+    <w:p>
+      <w:pPr>
+        <w:pBdr>
+          <w:left w:val="single" w:color="B03A2E" w:sz="18" w:space="14"/>
+        </w:pBdr>
+        <w:spacing w:after="60" w:before="60" w:line="300"/>
+        <w:ind w:left="340"/>
+      </w:pPr>
+      <w:r>
+        <w:rPr>
+          <w:rFonts w:ascii="Calibri" w:cs="Calibri" w:eastAsia="Calibri" w:hAnsi="Calibri"/>
+          <w:color w:val="1A1A1A"/>
+          <w:sz w:val="24"/>
+          <w:szCs w:val="24"/>
+        </w:rPr>
+        <w:t xml:space="preserve">Riset yang lebih baru, tahun 2024, nemuin kalau mineral di air itu </w:t>
+      </w:r>
+      <w:r>
+        <w:rPr>
+          <w:rFonts w:ascii="Calibri" w:cs="Calibri" w:eastAsia="Calibri" w:hAnsi="Calibri"/>
+          <w:b/>
+          <w:bCs/>
+          <w:color w:val="1A1A1A"/>
+          <w:sz w:val="24"/>
+          <w:szCs w:val="24"/>
+        </w:rPr>
+        <w:t xml:space="preserve">ga banyak ngubah seberapa banyak rasa yang keluar dari kopinya</w:t>
+      </w:r>
+      <w:r>
+        <w:rPr>
+          <w:rFonts w:ascii="Calibri" w:cs="Calibri" w:eastAsia="Calibri" w:hAnsi="Calibri"/>
+          <w:color w:val="1A1A1A"/>
+          <w:sz w:val="24"/>
+          <w:szCs w:val="24"/>
+        </w:rPr>
+        <w:t xml:space="preserve">.</w:t>
+      </w:r>
+    </w:p>
+    <w:p>
+      <w:pPr>
+        <w:pBdr>
+          <w:left w:val="single" w:color="B03A2E" w:sz="18" w:space="14"/>
+        </w:pBdr>
+        <w:spacing w:after="60" w:before="60" w:line="300"/>
+        <w:ind w:left="340"/>
+      </w:pPr>
+      <w:r>
+        <w:rPr>
+          <w:rFonts w:ascii="Calibri" w:cs="Calibri" w:eastAsia="Calibri" w:hAnsi="Calibri"/>
+          <w:color w:val="1A1A1A"/>
+          <w:sz w:val="24"/>
+          <w:szCs w:val="24"/>
+        </w:rPr>
+        <w:t xml:space="preserve">Yang dia ubah itu </w:t>
+      </w:r>
+      <w:r>
+        <w:rPr>
+          <w:rFonts w:ascii="Calibri" w:cs="Calibri" w:eastAsia="Calibri" w:hAnsi="Calibri"/>
+          <w:b/>
+          <w:bCs/>
+          <w:color w:val="1A1A1A"/>
+          <w:sz w:val="24"/>
+          <w:szCs w:val="24"/>
+        </w:rPr>
+        <w:t xml:space="preserve">rasa mana yang paling kedengeran</w:t>
+      </w:r>
+      <w:r>
+        <w:rPr>
+          <w:rFonts w:ascii="Calibri" w:cs="Calibri" w:eastAsia="Calibri" w:hAnsi="Calibri"/>
+          <w:color w:val="1A1A1A"/>
+          <w:sz w:val="24"/>
+          <w:szCs w:val="24"/>
+        </w:rPr>
+        <w:t xml:space="preserve">.</w:t>
+      </w:r>
+    </w:p>
+    <w:p>
+      <w:pPr>
+        <w:pBdr>
+          <w:left w:val="single" w:color="B03A2E" w:sz="18" w:space="14"/>
+        </w:pBdr>
+        <w:spacing w:after="60" w:before="60" w:line="300"/>
+        <w:ind w:left="340"/>
+      </w:pPr>
+      <w:r>
+        <w:rPr>
+          <w:rFonts w:ascii="Calibri" w:cs="Calibri" w:eastAsia="Calibri" w:hAnsi="Calibri"/>
+          <w:color w:val="1A1A1A"/>
+          <w:sz w:val="24"/>
+          <w:szCs w:val="24"/>
+        </w:rPr>
+        <w:t xml:space="preserve">Jadi air ga bikin kopi kamu jadi "lebih banyak rasanya".</w:t>
+      </w:r>
+    </w:p>
+    <w:p>
+      <w:pPr>
+        <w:pBdr>
+          <w:left w:val="single" w:color="B03A2E" w:sz="18" w:space="14"/>
+        </w:pBdr>
+        <w:spacing w:after="60" w:before="60" w:line="300"/>
+        <w:ind w:left="340"/>
+      </w:pPr>
+      <w:r>
+        <w:rPr>
+          <w:rFonts w:ascii="Calibri" w:cs="Calibri" w:eastAsia="Calibri" w:hAnsi="Calibri"/>
+          <w:b/>
+          <w:bCs/>
+          <w:color w:val="1A1A1A"/>
+          <w:sz w:val="24"/>
+          <w:szCs w:val="24"/>
+        </w:rPr>
+        <w:t xml:space="preserve">Air itu ngatur volume. Rasa mana yang dikencengin, rasa mana yang dikecilin.</w:t>
+      </w:r>
+    </w:p>
+    <w:p>
+      <w:pPr>
+        <w:pBdr>
+          <w:top w:val="single" w:color="C6D9EC" w:sz="2" w:space="6"/>
+          <w:bottom w:val="single" w:color="C6D9EC" w:sz="2" w:space="6"/>
+          <w:left w:val="single" w:color="C6D9EC" w:sz="2" w:space="6"/>
+          <w:right w:val="single" w:color="C6D9EC" w:sz="2" w:space="6"/>
+        </w:pBdr>
+        <w:shd w:fill="EAF1F8" w:val="clear"/>
+        <w:spacing w:after="120" w:before="80" w:line="264"/>
+        <w:ind w:left="120" w:right="120"/>
+      </w:pPr>
+      <w:r>
+        <w:rPr>
+          <w:rFonts w:ascii="Calibri" w:cs="Calibri" w:eastAsia="Calibri" w:hAnsi="Calibri"/>
+          <w:b/>
+          <w:bCs/>
+          <w:color w:val="1F618D"/>
+          <w:sz w:val="20"/>
+          <w:szCs w:val="20"/>
+        </w:rPr>
+        <w:t xml:space="preserve">TEKS LAYAR:  </w:t>
+      </w:r>
+      <w:r>
+        <w:rPr>
+          <w:rFonts w:ascii="Calibri" w:cs="Calibri" w:eastAsia="Calibri" w:hAnsi="Calibri"/>
+          <w:color w:val="1A1A1A"/>
+          <w:sz w:val="20"/>
+          <w:szCs w:val="20"/>
+        </w:rPr>
+        <w:t xml:space="preserve">Air ga nambahin rasa. Air ngatur rasa mana yang paling kedengeran.</w:t>
+      </w:r>
+    </w:p>
+    <w:p>
+      <w:pPr>
+        <w:pStyle w:val="Heading2"/>
+        <w:spacing w:after="120" w:before="280" w:line="264"/>
+      </w:pPr>
+      <w:r>
+        <w:rPr>
+          <w:rFonts w:ascii="Calibri" w:cs="Calibri" w:eastAsia="Calibri" w:hAnsi="Calibri"/>
+          <w:b/>
+          <w:bCs/>
+          <w:color w:val="1A1A1A"/>
+          <w:sz w:val="25"/>
+          <w:szCs w:val="25"/>
+        </w:rPr>
+        <w:t xml:space="preserve">AKSI — 0:58 sampai 1:10</w:t>
+      </w:r>
+    </w:p>
+    <w:p>
+      <w:pPr>
+        <w:spacing w:after="60" w:before="140" w:line="264"/>
+      </w:pPr>
+      <w:r>
+        <w:rPr>
+          <w:rFonts w:ascii="Calibri" w:cs="Calibri" w:eastAsia="Calibri" w:hAnsi="Calibri"/>
+          <w:i/>
+          <w:iCs/>
+          <w:color w:val="6B6B6B"/>
+          <w:sz w:val="20"/>
+          <w:szCs w:val="20"/>
+        </w:rPr>
+        <w:t xml:space="preserve">[ Visual: kamu pegang botol air, balik ke labelnya ]</w:t>
+      </w:r>
+    </w:p>
+    <w:p>
+      <w:pPr>
+        <w:pBdr>
+          <w:left w:val="single" w:color="B03A2E" w:sz="18" w:space="14"/>
+        </w:pBdr>
+        <w:spacing w:after="60" w:before="120" w:line="300"/>
+        <w:ind w:left="340"/>
+      </w:pPr>
+      <w:r>
+        <w:rPr>
+          <w:rFonts w:ascii="Calibri" w:cs="Calibri" w:eastAsia="Calibri" w:hAnsi="Calibri"/>
+          <w:color w:val="1A1A1A"/>
+          <w:sz w:val="24"/>
+          <w:szCs w:val="24"/>
+        </w:rPr>
+        <w:t xml:space="preserve">Jadi PR kamu hari ini gampang banget, dan gratis:</w:t>
+      </w:r>
+    </w:p>
+    <w:p>
+      <w:pPr>
+        <w:pBdr>
+          <w:left w:val="single" w:color="B03A2E" w:sz="18" w:space="14"/>
+        </w:pBdr>
+        <w:spacing w:after="60" w:before="60" w:line="300"/>
+        <w:ind w:left="340"/>
+      </w:pPr>
+      <w:r>
+        <w:rPr>
+          <w:rFonts w:ascii="Calibri" w:cs="Calibri" w:eastAsia="Calibri" w:hAnsi="Calibri"/>
+          <w:b/>
+          <w:bCs/>
+          <w:color w:val="1A1A1A"/>
+          <w:sz w:val="24"/>
+          <w:szCs w:val="24"/>
+        </w:rPr>
+        <w:t xml:space="preserve">balik botol air kamu, foto labelnya, terus komen di bawah.</w:t>
+      </w:r>
+    </w:p>
+    <w:p>
+      <w:pPr>
+        <w:pBdr>
+          <w:left w:val="single" w:color="B03A2E" w:sz="18" w:space="14"/>
+        </w:pBdr>
+        <w:spacing w:after="60" w:before="60" w:line="300"/>
+        <w:ind w:left="340"/>
+      </w:pPr>
+      <w:r>
+        <w:rPr>
+          <w:rFonts w:ascii="Calibri" w:cs="Calibri" w:eastAsia="Calibri" w:hAnsi="Calibri"/>
+          <w:color w:val="1A1A1A"/>
+          <w:sz w:val="24"/>
+          <w:szCs w:val="24"/>
+        </w:rPr>
+        <w:t xml:space="preserve">Gue bantuin baca — kira-kira air kamu bakal narik kopi kamu ke arah mana.</w:t>
+      </w:r>
+    </w:p>
+    <w:p>
+      <w:pPr>
+        <w:pBdr>
+          <w:left w:val="single" w:color="B03A2E" w:sz="18" w:space="14"/>
+        </w:pBdr>
+        <w:spacing w:after="60" w:before="60" w:line="300"/>
+        <w:ind w:left="340"/>
+      </w:pPr>
+      <w:r>
+        <w:rPr>
+          <w:rFonts w:ascii="Calibri" w:cs="Calibri" w:eastAsia="Calibri" w:hAnsi="Calibri"/>
+          <w:color w:val="1A1A1A"/>
+          <w:sz w:val="24"/>
+          <w:szCs w:val="24"/>
+        </w:rPr>
+        <w:t xml:space="preserve">Kalau magnesiumnya tinggi, kopi kamu bakal kerasa lebih buah.</w:t>
+      </w:r>
+    </w:p>
+    <w:p>
+      <w:pPr>
+        <w:pBdr>
+          <w:left w:val="single" w:color="B03A2E" w:sz="18" w:space="14"/>
+        </w:pBdr>
+        <w:spacing w:after="60" w:before="60" w:line="300"/>
+        <w:ind w:left="340"/>
+      </w:pPr>
+      <w:r>
+        <w:rPr>
+          <w:rFonts w:ascii="Calibri" w:cs="Calibri" w:eastAsia="Calibri" w:hAnsi="Calibri"/>
+          <w:color w:val="1A1A1A"/>
+          <w:sz w:val="24"/>
+          <w:szCs w:val="24"/>
+        </w:rPr>
+        <w:t xml:space="preserve">Kalau kapurnya tinggi, asemnya bakal keredam.</w:t>
+      </w:r>
+    </w:p>
+    <w:p>
+      <w:pPr>
+        <w:pBdr>
+          <w:left w:val="single" w:color="B03A2E" w:sz="18" w:space="14"/>
+        </w:pBdr>
+        <w:spacing w:after="60" w:before="60" w:line="300"/>
+        <w:ind w:left="340"/>
+      </w:pPr>
+      <w:r>
+        <w:rPr>
+          <w:rFonts w:ascii="Calibri" w:cs="Calibri" w:eastAsia="Calibri" w:hAnsi="Calibri"/>
+          <w:color w:val="1A1A1A"/>
+          <w:sz w:val="24"/>
+          <w:szCs w:val="24"/>
+        </w:rPr>
+        <w:t xml:space="preserve">Ga usah beli apa-apa dulu. Tau dulu aja apa yang selama ini kamu pakai.</w:t>
+      </w:r>
+    </w:p>
+    <w:p>
+      <w:r>
+        <w:br w:type="page"/>
+      </w:r>
+    </w:p>
+    <w:p>
+      <w:pPr>
+        <w:pStyle w:val="Heading1"/>
+        <w:pBdr>
+          <w:bottom w:val="single" w:color="DDD6CE" w:sz="6" w:space="6"/>
+        </w:pBdr>
+        <w:spacing w:after="160" w:before="400" w:line="264"/>
+      </w:pPr>
+      <w:r>
+        <w:rPr>
+          <w:rFonts w:ascii="Calibri" w:cs="Calibri" w:eastAsia="Calibri" w:hAnsi="Calibri"/>
+          <w:b/>
+          <w:bCs/>
+          <w:color w:val="B03A2E"/>
+          <w:sz w:val="30"/>
+          <w:szCs w:val="30"/>
+        </w:rPr>
+        <w:t xml:space="preserve">7. Variasi Hook (buat A/B test)</w:t>
+      </w:r>
+    </w:p>
+    <w:p>
+      <w:pPr>
+        <w:pStyle w:val="ListParagraph"/>
+        <w:numPr>
+          <w:ilvl w:val="0"/>
+          <w:numId w:val="3"/>
+        </w:numPr>
+        <w:spacing w:after="40" w:before="40" w:line="276"/>
+      </w:pPr>
+      <w:r>
+        <w:rPr>
+          <w:rFonts w:ascii="Calibri" w:cs="Calibri" w:eastAsia="Calibri" w:hAnsi="Calibri"/>
+          <w:b/>
+          <w:bCs/>
+          <w:color w:val="1A1A1A"/>
+          <w:sz w:val="22"/>
+          <w:szCs w:val="22"/>
+        </w:rPr>
+        <w:t xml:space="preserve">Angka + perintah (dipakai di atas)</w:t>
+      </w:r>
+      <w:r>
+        <w:rPr>
+          <w:rFonts w:ascii="Calibri" w:cs="Calibri" w:eastAsia="Calibri" w:hAnsi="Calibri"/>
+          <w:color w:val="1A1A1A"/>
+          <w:sz w:val="22"/>
+          <w:szCs w:val="22"/>
+        </w:rPr>
+        <w:t xml:space="preserve"> — "Kopi kamu 98 persen air. Makanya kamu wajib tau isi airnya."</w:t>
+      </w:r>
+    </w:p>
+    <w:p>
+      <w:pPr>
+        <w:pStyle w:val="ListParagraph"/>
+        <w:numPr>
+          <w:ilvl w:val="0"/>
+          <w:numId w:val="3"/>
+        </w:numPr>
+        <w:spacing w:after="40" w:before="40" w:line="276"/>
+      </w:pPr>
+      <w:r>
+        <w:rPr>
+          <w:rFonts w:ascii="Calibri" w:cs="Calibri" w:eastAsia="Calibri" w:hAnsi="Calibri"/>
+          <w:b/>
+          <w:bCs/>
+          <w:color w:val="1A1A1A"/>
+          <w:sz w:val="22"/>
+          <w:szCs w:val="22"/>
+        </w:rPr>
+        <w:t xml:space="preserve">Langsung nyuruh</w:t>
+      </w:r>
+      <w:r>
+        <w:rPr>
+          <w:rFonts w:ascii="Calibri" w:cs="Calibri" w:eastAsia="Calibri" w:hAnsi="Calibri"/>
+          <w:color w:val="1A1A1A"/>
+          <w:sz w:val="22"/>
+          <w:szCs w:val="22"/>
+        </w:rPr>
+        <w:t xml:space="preserve"> — "Balik botol air kamu sekarang. Nama-nama di label itu yang nentuin rasa kopi kamu."</w:t>
+      </w:r>
+    </w:p>
+    <w:p>
+      <w:pPr>
+        <w:pStyle w:val="ListParagraph"/>
+        <w:numPr>
+          <w:ilvl w:val="0"/>
+          <w:numId w:val="3"/>
+        </w:numPr>
+        <w:spacing w:after="40" w:before="40" w:line="276"/>
+      </w:pPr>
+      <w:r>
+        <w:rPr>
+          <w:rFonts w:ascii="Calibri" w:cs="Calibri" w:eastAsia="Calibri" w:hAnsi="Calibri"/>
+          <w:b/>
+          <w:bCs/>
+          <w:color w:val="1A1A1A"/>
+          <w:sz w:val="22"/>
+          <w:szCs w:val="22"/>
+        </w:rPr>
+        <w:t xml:space="preserve">Daftar duluan</w:t>
+      </w:r>
+      <w:r>
+        <w:rPr>
+          <w:rFonts w:ascii="Calibri" w:cs="Calibri" w:eastAsia="Calibri" w:hAnsi="Calibri"/>
+          <w:color w:val="1A1A1A"/>
+          <w:sz w:val="22"/>
+          <w:szCs w:val="22"/>
+        </w:rPr>
+        <w:t xml:space="preserve"> — "Magnesium bikin juicy. Sodium bikin manis. Sulfat bikin floral. Ini semua ada di air kamu."</w:t>
+      </w:r>
+    </w:p>
+    <w:p>
+      <w:pPr>
+        <w:pStyle w:val="ListParagraph"/>
+        <w:numPr>
+          <w:ilvl w:val="0"/>
+          <w:numId w:val="3"/>
+        </w:numPr>
+        <w:spacing w:after="40" w:before="40" w:line="276"/>
+      </w:pPr>
+      <w:r>
+        <w:rPr>
+          <w:rFonts w:ascii="Calibri" w:cs="Calibri" w:eastAsia="Calibri" w:hAnsi="Calibri"/>
+          <w:b/>
+          <w:bCs/>
+          <w:color w:val="1A1A1A"/>
+          <w:sz w:val="22"/>
+          <w:szCs w:val="22"/>
+        </w:rPr>
+        <w:t xml:space="preserve">Nuduh dompet</w:t>
+      </w:r>
+      <w:r>
+        <w:rPr>
+          <w:rFonts w:ascii="Calibri" w:cs="Calibri" w:eastAsia="Calibri" w:hAnsi="Calibri"/>
+          <w:color w:val="1A1A1A"/>
+          <w:sz w:val="22"/>
+          <w:szCs w:val="22"/>
+        </w:rPr>
+        <w:t xml:space="preserve"> — "Kamu beli kopi 150 ribu, terus seduh pakai air yang kamu ga tau isinya."</w:t>
+      </w:r>
+    </w:p>
+    <w:p>
+      <w:pPr>
+        <w:pStyle w:val="ListParagraph"/>
+        <w:numPr>
+          <w:ilvl w:val="0"/>
+          <w:numId w:val="3"/>
+        </w:numPr>
+        <w:spacing w:after="40" w:before="40" w:line="276"/>
+      </w:pPr>
+      <w:r>
+        <w:rPr>
+          <w:rFonts w:ascii="Calibri" w:cs="Calibri" w:eastAsia="Calibri" w:hAnsi="Calibri"/>
+          <w:b/>
+          <w:bCs/>
+          <w:color w:val="1A1A1A"/>
+          <w:sz w:val="22"/>
+          <w:szCs w:val="22"/>
+        </w:rPr>
+        <w:t xml:space="preserve">Nolak jawaban standar</w:t>
+      </w:r>
+      <w:r>
+        <w:rPr>
+          <w:rFonts w:ascii="Calibri" w:cs="Calibri" w:eastAsia="Calibri" w:hAnsi="Calibri"/>
+          <w:color w:val="1A1A1A"/>
+          <w:sz w:val="22"/>
+          <w:szCs w:val="22"/>
+        </w:rPr>
+        <w:t xml:space="preserve"> — "'Pakai air mineral aja' itu jawaban males. Ini yang sebenernya kejadian."</w:t>
+      </w:r>
+    </w:p>
+    <w:p>
+      <w:pPr>
+        <w:pStyle w:val="Heading1"/>
+        <w:pBdr>
+          <w:bottom w:val="single" w:color="DDD6CE" w:sz="6" w:space="6"/>
+        </w:pBdr>
+        <w:spacing w:after="160" w:before="400" w:line="264"/>
+      </w:pPr>
+      <w:r>
+        <w:rPr>
+          <w:rFonts w:ascii="Calibri" w:cs="Calibri" w:eastAsia="Calibri" w:hAnsi="Calibri"/>
+          <w:b/>
+          <w:bCs/>
+          <w:color w:val="B03A2E"/>
+          <w:sz w:val="30"/>
+          <w:szCs w:val="30"/>
+        </w:rPr>
+        <w:t xml:space="preserve">8. Versi Carousel (9 slide)</w:t>
       </w:r>
     </w:p>
     <w:tbl>
@@ -5450,7 +6015,7 @@
                 <w:sz w:val="20"/>
                 <w:szCs w:val="20"/>
               </w:rPr>
-              <w:t xml:space="preserve">Kopi kamu itu 98% AIR. Cuma 2% yang beneran kopi.</w:t>
+              <w:t xml:space="preserve">Kopi kamu 98% AIR. Makanya kamu wajib tau isinya.</w:t>
             </w:r>
           </w:p>
         </w:tc>
@@ -5478,7 +6043,7 @@
                 <w:sz w:val="20"/>
                 <w:szCs w:val="20"/>
               </w:rPr>
-              <w:t xml:space="preserve">Gelas ukur bening, angka 98% besar nutupin layar</w:t>
+              <w:t xml:space="preserve">Gelas ukur bening, angka 98% besar</w:t>
             </w:r>
           </w:p>
         </w:tc>
@@ -5536,7 +6101,7 @@
                 <w:sz w:val="20"/>
                 <w:szCs w:val="20"/>
               </w:rPr>
-              <w:t xml:space="preserve">Kita semua ngabisin waktu mikirin biji, gilingan, dan detik. Airnya? Ambil yang ada. Padahal itu bagian paling banyak di cangkir.</w:t>
+              <w:t xml:space="preserve">Kita semua sibuk mikirin biji, gilingan, dan detik. Yang 2%. Airnya? Ambil yang ada.</w:t>
             </w:r>
           </w:p>
         </w:tc>
@@ -5564,7 +6129,7 @@
                 <w:sz w:val="20"/>
                 <w:szCs w:val="20"/>
               </w:rPr>
-              <w:t xml:space="preserve">Foto dapur, tangan ngambil air asal</w:t>
+              <w:t xml:space="preserve">Tangan ngambil air asal</w:t>
             </w:r>
           </w:p>
         </w:tc>
@@ -5594,7 +6159,7 @@
                 <w:sz w:val="20"/>
                 <w:szCs w:val="20"/>
               </w:rPr>
-              <w:t xml:space="preserve">3 — Konsep</w:t>
+              <w:t xml:space="preserve">3 — Perintah</w:t>
             </w:r>
           </w:p>
         </w:tc>
@@ -5622,7 +6187,7 @@
                 <w:sz w:val="20"/>
                 <w:szCs w:val="20"/>
               </w:rPr>
-              <w:t xml:space="preserve">AIR ITU BUKAN PELARUT. AIR ITU KALDU. Ga ada yang bikin sop pakai air putih doang. Tapi kita semua bikin kopi gitu.</w:t>
+              <w:t xml:space="preserve">Balik botol air kamu. Baca labelnya. Nama-nama itu bukan pajangan — tiap satu punya kerjaan beda.</w:t>
             </w:r>
           </w:p>
         </w:tc>
@@ -5650,7 +6215,7 @@
                 <w:sz w:val="20"/>
                 <w:szCs w:val="20"/>
               </w:rPr>
-              <w:t xml:space="preserve">Dua panci sop sebelahan</w:t>
+              <w:t xml:space="preserve">Close-up label komposisi botol air</w:t>
             </w:r>
           </w:p>
         </w:tc>
@@ -5680,7 +6245,7 @@
                 <w:sz w:val="20"/>
                 <w:szCs w:val="20"/>
               </w:rPr>
-              <w:t xml:space="preserve">4 — Poin 1</w:t>
+              <w:t xml:space="preserve">4 — Daftar 1</w:t>
             </w:r>
           </w:p>
         </w:tc>
@@ -5708,7 +6273,7 @@
                 <w:sz w:val="20"/>
                 <w:szCs w:val="20"/>
               </w:rPr>
-              <w:t xml:space="preserve">Air yang TERLALU BERSIH bikin kopi hambar. Mineral di air itu "tangan" yang narik rasa keluar. Air kosong = ga ada yang narik.</w:t>
+              <w:t xml:space="preserve">MAGNESIUM → rasa buah naik, juicy.  SODIUM → manis naik, pahit turun.</w:t>
             </w:r>
           </w:p>
         </w:tc>
@@ -5736,7 +6301,7 @@
                 <w:sz w:val="20"/>
                 <w:szCs w:val="20"/>
               </w:rPr>
-              <w:t xml:space="preserve">Botol air suling ↔ air mineral. Footer: sumber Journal of Agricultural and Food Chemistry (2014)</w:t>
+              <w:t xml:space="preserve">Teks besar, dua baris</w:t>
             </w:r>
           </w:p>
         </w:tc>
@@ -5766,7 +6331,7 @@
                 <w:sz w:val="20"/>
                 <w:szCs w:val="20"/>
               </w:rPr>
-              <w:t xml:space="preserve">5 — Poin 2</w:t>
+              <w:t xml:space="preserve">5 — Daftar 2</w:t>
             </w:r>
           </w:p>
         </w:tc>
@@ -5794,7 +6359,7 @@
                 <w:sz w:val="20"/>
                 <w:szCs w:val="20"/>
               </w:rPr>
-              <w:t xml:space="preserve">Tapi TERLALU BERKAPUR juga jelek. Dia jadi peredam — ngerem rasa asem-manis buahnya. Kopi enak jadi kerasa ngebosenin.</w:t>
+              <w:t xml:space="preserve">BIKARBONAT → asem turun, manis lebih kebaca.  KALSIUM → body lebih tebal, creamy.</w:t>
             </w:r>
           </w:p>
         </w:tc>
@@ -5822,7 +6387,7 @@
                 <w:sz w:val="20"/>
                 <w:szCs w:val="20"/>
               </w:rPr>
-              <w:t xml:space="preserve">Close-up kerak putih di ketel</w:t>
+              <w:t xml:space="preserve">Teks besar, dua baris</w:t>
             </w:r>
           </w:p>
         </w:tc>
@@ -5852,7 +6417,7 @@
                 <w:sz w:val="20"/>
                 <w:szCs w:val="20"/>
               </w:rPr>
-              <w:t xml:space="preserve">6 — Poin 3</w:t>
+              <w:t xml:space="preserve">6 — Daftar 3</w:t>
             </w:r>
           </w:p>
         </w:tc>
@@ -5880,7 +6445,7 @@
                 <w:sz w:val="20"/>
                 <w:szCs w:val="20"/>
               </w:rPr>
-              <w:t xml:space="preserve">Dan yang paling sering: KLORIN. Bau kaporit dari air keran. Dikit aja udah nutupin semua rasa.</w:t>
+              <w:t xml:space="preserve">KLORIDA → rasa lebih bulat, pahit turun.  SULFAT → floral naik, tapi kebanyakan bikin kering.  KALIUM → aftertaste lebih panjang.</w:t>
             </w:r>
           </w:p>
         </w:tc>
@@ -5908,7 +6473,7 @@
                 <w:sz w:val="20"/>
                 <w:szCs w:val="20"/>
               </w:rPr>
-              <w:t xml:space="preserve">Air keran ngucur</w:t>
+              <w:t xml:space="preserve">Teks besar, tiga baris</w:t>
             </w:r>
           </w:p>
         </w:tc>
@@ -5938,7 +6503,7 @@
                 <w:sz w:val="20"/>
                 <w:szCs w:val="20"/>
               </w:rPr>
-              <w:t xml:space="preserve">7 — Solusi</w:t>
+              <w:t xml:space="preserve">7 — Bukti</w:t>
             </w:r>
           </w:p>
         </w:tc>
@@ -5966,7 +6531,7 @@
                 <w:sz w:val="20"/>
                 <w:szCs w:val="20"/>
               </w:rPr>
-              <w:t xml:space="preserve">Bukan air keran (kaporit). Bukan air suling (kosong). AIR MINERAL KEMASAN BIASA udah paling pas buat kebanyakan orang. Murah. Gampang. Udah.</w:t>
+              <w:t xml:space="preserve">Bukan karangan. Magnesium nempel lebih kuat ke asam yang bikin kopi kerasa cerah &amp; buah.</w:t>
             </w:r>
           </w:p>
         </w:tc>
@@ -5994,7 +6559,7 @@
                 <w:sz w:val="20"/>
                 <w:szCs w:val="20"/>
               </w:rPr>
-              <w:t xml:space="preserve">Tiga botol berjejer, yang tengah dilingkarin</w:t>
+              <w:t xml:space="preserve">Footer: sumber Journal of Agricultural and Food Chemistry (2014)</w:t>
             </w:r>
           </w:p>
         </w:tc>
@@ -6024,7 +6589,7 @@
                 <w:sz w:val="20"/>
                 <w:szCs w:val="20"/>
               </w:rPr>
-              <w:t xml:space="preserve">8 — Aksi</w:t>
+              <w:t xml:space="preserve">8 — Twist</w:t>
             </w:r>
           </w:p>
         </w:tc>
@@ -6052,7 +6617,7 @@
                 <w:sz w:val="20"/>
                 <w:szCs w:val="20"/>
               </w:rPr>
-              <w:t xml:space="preserve">Besok: seduh kopi yang SAMA, dua kali, cuma beda airnya. Cicip sebelahan. Komen menang yang mana.</w:t>
+              <w:t xml:space="preserve">Tapi riset 2024: mineral ga nambahin jumlah rasa yang keluar. Dia cuma ngatur RASA MANA YANG PALING KEDENGERAN. Air itu tombol volume.</w:t>
             </w:r>
           </w:p>
         </w:tc>
@@ -6080,7 +6645,93 @@
                 <w:sz w:val="20"/>
                 <w:szCs w:val="20"/>
               </w:rPr>
-              <w:t xml:space="preserve">Dua cangkir sebelahan</w:t>
+              <w:t xml:space="preserve">Ikon slider/volume. Footer: jurnal Heliyon (2024)</w:t>
+            </w:r>
+          </w:p>
+        </w:tc>
+      </w:tr>
+      <w:tr>
+        <w:tc>
+          <w:tcPr>
+            <w:tcW w:type="dxa" w:w="1200"/>
+            <w:shd w:fill="FFFFFF" w:val="clear"/>
+            <w:tcMar>
+              <w:top w:type="dxa" w:w="90"/>
+              <w:left w:type="dxa" w:w="120"/>
+              <w:bottom w:type="dxa" w:w="90"/>
+              <w:right w:type="dxa" w:w="120"/>
+            </w:tcMar>
+          </w:tcPr>
+          <w:p>
+            <w:pPr>
+              <w:spacing w:after="40" w:before="40" w:line="264"/>
+            </w:pPr>
+            <w:r>
+              <w:rPr>
+                <w:rFonts w:ascii="Calibri" w:cs="Calibri" w:eastAsia="Calibri" w:hAnsi="Calibri"/>
+                <w:b w:val="false"/>
+                <w:bCs w:val="false"/>
+                <w:color w:val="1A1A1A"/>
+                <w:sz w:val="20"/>
+                <w:szCs w:val="20"/>
+              </w:rPr>
+              <w:t xml:space="preserve">9 — Aksi</w:t>
+            </w:r>
+          </w:p>
+        </w:tc>
+        <w:tc>
+          <w:tcPr>
+            <w:tcW w:type="dxa" w:w="5100"/>
+            <w:shd w:fill="FFFFFF" w:val="clear"/>
+            <w:tcMar>
+              <w:top w:type="dxa" w:w="90"/>
+              <w:left w:type="dxa" w:w="120"/>
+              <w:bottom w:type="dxa" w:w="90"/>
+              <w:right w:type="dxa" w:w="120"/>
+            </w:tcMar>
+          </w:tcPr>
+          <w:p>
+            <w:pPr>
+              <w:spacing w:after="40" w:before="40" w:line="264"/>
+            </w:pPr>
+            <w:r>
+              <w:rPr>
+                <w:rFonts w:ascii="Calibri" w:cs="Calibri" w:eastAsia="Calibri" w:hAnsi="Calibri"/>
+                <w:b w:val="false"/>
+                <w:bCs w:val="false"/>
+                <w:color w:val="1A1A1A"/>
+                <w:sz w:val="20"/>
+                <w:szCs w:val="20"/>
+              </w:rPr>
+              <w:t xml:space="preserve">Balik botol air kamu. Foto labelnya. Komen di bawah — gue bantu baca arah rasanya.</w:t>
+            </w:r>
+          </w:p>
+        </w:tc>
+        <w:tc>
+          <w:tcPr>
+            <w:tcW w:type="dxa" w:w="2700"/>
+            <w:shd w:fill="FFFFFF" w:val="clear"/>
+            <w:tcMar>
+              <w:top w:type="dxa" w:w="90"/>
+              <w:left w:type="dxa" w:w="120"/>
+              <w:bottom w:type="dxa" w:w="90"/>
+              <w:right w:type="dxa" w:w="120"/>
+            </w:tcMar>
+          </w:tcPr>
+          <w:p>
+            <w:pPr>
+              <w:spacing w:after="40" w:before="40" w:line="264"/>
+            </w:pPr>
+            <w:r>
+              <w:rPr>
+                <w:rFonts w:ascii="Calibri" w:cs="Calibri" w:eastAsia="Calibri" w:hAnsi="Calibri"/>
+                <w:b w:val="false"/>
+                <w:bCs w:val="false"/>
+                <w:color w:val="1A1A1A"/>
+                <w:sz w:val="20"/>
+                <w:szCs w:val="20"/>
+              </w:rPr>
+              <w:t xml:space="preserve">Kamu pegang botol</w:t>
             </w:r>
           </w:p>
         </w:tc>
@@ -6103,7 +6754,7 @@
           <w:sz w:val="30"/>
           <w:szCs w:val="30"/>
         </w:rPr>
-        <w:t xml:space="preserve">8. Catatan Produksi</w:t>
+        <w:t xml:space="preserve">9. Catatan Produksi</w:t>
       </w:r>
     </w:p>
     <w:p>
@@ -6124,16 +6775,16 @@
           <w:sz w:val="22"/>
           <w:szCs w:val="22"/>
         </w:rPr>
-        <w:t xml:space="preserve">Angka 98% harus muncul di detik pertama.</w:t>
-      </w:r>
-      <w:r>
-        <w:rPr>
-          <w:rFonts w:ascii="Calibri" w:cs="Calibri" w:eastAsia="Calibri" w:hAnsi="Calibri"/>
-          <w:color w:val="1A1A1A"/>
-          <w:sz w:val="22"/>
-          <w:szCs w:val="22"/>
-        </w:rPr>
-        <w:t xml:space="preserve"> Sebagai teks besar yang nutupin layar, bukan teks kecil di pojok. Ini satu-satunya angka yang perlu diinget penonton dari konten ini.</w:t>
+        <w:t xml:space="preserve">Bagian daftar itu jantung kontennya.</w:t>
+      </w:r>
+      <w:r>
+        <w:rPr>
+          <w:rFonts w:ascii="Calibri" w:cs="Calibri" w:eastAsia="Calibri" w:hAnsi="Calibri"/>
+          <w:color w:val="1A1A1A"/>
+          <w:sz w:val="22"/>
+          <w:szCs w:val="22"/>
+        </w:rPr>
+        <w:t xml:space="preserve"> Satu baris satu layar, jangan ditumpuk. Ini bagian yang bakal di-screenshot dan di-save orang — dan screenshot itu yang bikin konten nyebar.</w:t>
       </w:r>
     </w:p>
     <w:p>
@@ -6154,16 +6805,16 @@
           <w:sz w:val="22"/>
           <w:szCs w:val="22"/>
         </w:rPr>
-        <w:t xml:space="preserve">Bawa panci sop beneran ke frame.</w:t>
-      </w:r>
-      <w:r>
-        <w:rPr>
-          <w:rFonts w:ascii="Calibri" w:cs="Calibri" w:eastAsia="Calibri" w:hAnsi="Calibri"/>
-          <w:color w:val="1A1A1A"/>
-          <w:sz w:val="22"/>
-          <w:szCs w:val="22"/>
-        </w:rPr>
-        <w:t xml:space="preserve"> Sama kayak kentang-ayam-bayam di TOFU 02. Konsisten, dan bikin orang yang ga peduli kopi ikut berhenti.</w:t>
+        <w:t xml:space="preserve">Jangan sebut angka ppm atau rumus kimia di video.</w:t>
+      </w:r>
+      <w:r>
+        <w:rPr>
+          <w:rFonts w:ascii="Calibri" w:cs="Calibri" w:eastAsia="Calibri" w:hAnsi="Calibri"/>
+          <w:color w:val="1A1A1A"/>
+          <w:sz w:val="22"/>
+          <w:szCs w:val="22"/>
+        </w:rPr>
+        <w:t xml:space="preserve"> Cukup nama mineralnya. Semua angka teknis biarin di dokumen ini — kalau ada yang nanya di komen, baru buka bagian 5.</w:t>
       </w:r>
     </w:p>
     <w:p>
@@ -6184,16 +6835,16 @@
           <w:sz w:val="22"/>
           <w:szCs w:val="22"/>
         </w:rPr>
-        <w:t xml:space="preserve">Jangan sebut angka ppm, TDS, atau nama mineral di video.</w:t>
-      </w:r>
-      <w:r>
-        <w:rPr>
-          <w:rFonts w:ascii="Calibri" w:cs="Calibri" w:eastAsia="Calibri" w:hAnsi="Calibri"/>
-          <w:color w:val="1A1A1A"/>
-          <w:sz w:val="22"/>
-          <w:szCs w:val="22"/>
-        </w:rPr>
-        <w:t xml:space="preserve"> Cukup "tangan yang narik rasa", "peredam", "bau kaporit". Semua angka teknis biarin di dokumen ini aja — kalau ada yang nanya di komen, baru kamu jawab pakai bagian 2 dan 10.</w:t>
+        <w:t xml:space="preserve">Bagian twist jangan dipotong.</w:t>
+      </w:r>
+      <w:r>
+        <w:rPr>
+          <w:rFonts w:ascii="Calibri" w:cs="Calibri" w:eastAsia="Calibri" w:hAnsi="Calibri"/>
+          <w:color w:val="1A1A1A"/>
+          <w:sz w:val="22"/>
+          <w:szCs w:val="22"/>
+        </w:rPr>
+        <w:t xml:space="preserve"> Justru itu yang bikin kamu beda dari konten kopi lain yang cuma ngulang klaim lama. Dan itu yang bikin orang percaya kamu ga asal comot.</w:t>
       </w:r>
     </w:p>
     <w:p>
@@ -6214,16 +6865,16 @@
           <w:sz w:val="22"/>
           <w:szCs w:val="22"/>
         </w:rPr>
-        <w:t xml:space="preserve">Bagian solusi kasih durasi paling lama.</w:t>
-      </w:r>
-      <w:r>
-        <w:rPr>
-          <w:rFonts w:ascii="Calibri" w:cs="Calibri" w:eastAsia="Calibri" w:hAnsi="Calibri"/>
-          <w:color w:val="1A1A1A"/>
-          <w:sz w:val="22"/>
-          <w:szCs w:val="22"/>
-        </w:rPr>
-        <w:t xml:space="preserve"> Tiga baris "bukan keran / bukan suling / air mineral biasa" itu yang bikin orang nge-save.</w:t>
+        <w:t xml:space="preserve">Kalau nyebut Apax Lab, sebut sebagai contoh, bukan rekomendasi beli.</w:t>
+      </w:r>
+      <w:r>
+        <w:rPr>
+          <w:rFonts w:ascii="Calibri" w:cs="Calibri" w:eastAsia="Calibri" w:hAnsi="Calibri"/>
+          <w:color w:val="1A1A1A"/>
+          <w:sz w:val="22"/>
+          <w:szCs w:val="22"/>
+        </w:rPr>
+        <w:t xml:space="preserve"> Dan selalu bilang "menurut mereka" — jangan diomongin kayak fakta.</w:t>
       </w:r>
     </w:p>
     <w:p>
@@ -6253,7 +6904,7 @@
           <w:sz w:val="22"/>
           <w:szCs w:val="22"/>
         </w:rPr>
-        <w:t xml:space="preserve"> Jangan sebut merek air apapun, dan jangan nyuruh beli filter. Justru kekuatan konten ini adalah solusinya hampir gratis. Endorse dan alat masuknya di MOFU.</w:t>
+        <w:t xml:space="preserve"> Penonton cuma disuruh balik badan dan baca label. Ini yang bikin CTA-nya gampang banget diikutin.</w:t>
       </w:r>
     </w:p>
     <w:p>
@@ -6283,7 +6934,7 @@
           <w:sz w:val="22"/>
           <w:szCs w:val="22"/>
         </w:rPr>
-        <w:t xml:space="preserve"> "Air itu bukan pelarut. Air itu kaldu."</w:t>
+        <w:t xml:space="preserve"> "Air ga nambahin rasa. Air ngatur rasa mana yang paling kedengeran."</w:t>
       </w:r>
     </w:p>
     <w:p>
@@ -6313,7 +6964,7 @@
           <w:sz w:val="22"/>
           <w:szCs w:val="22"/>
         </w:rPr>
-        <w:t xml:space="preserve"> "air galon isi ulang gimana?" — jawabannya: tergantung, kalau RO murni biasanya terlalu kosong, kalau air mineral biasanya aman. Suruh dia adu aja, sesuai CTA.</w:t>
+        <w:t xml:space="preserve"> "jadi harus beli mineral konsentrat dong?" — jawab: enggak. Tau dulu isi air yang sekarang kamu pakai. Itu udah 90% dari manfaatnya.</w:t>
       </w:r>
     </w:p>
     <w:p>
@@ -6366,7 +7017,7 @@
           <w:sz w:val="24"/>
           <w:szCs w:val="24"/>
         </w:rPr>
-        <w:t xml:space="preserve">Air itu bukan pelarut. Air itu kaldu.</w:t>
+        <w:t xml:space="preserve">Balik botol air kamu, baca labelnya:</w:t>
       </w:r>
     </w:p>
     <w:p>
@@ -6384,7 +7035,7 @@
           <w:sz w:val="24"/>
           <w:szCs w:val="24"/>
         </w:rPr>
-        <w:t xml:space="preserve">Terlalu bersih → hambar, ga ada yang narik rasa keluar.</w:t>
+        <w:t xml:space="preserve">Magnesium → buahnya naik, juicy</w:t>
       </w:r>
     </w:p>
     <w:p>
@@ -6402,7 +7053,7 @@
           <w:sz w:val="24"/>
           <w:szCs w:val="24"/>
         </w:rPr>
-        <w:t xml:space="preserve">Terlalu berkapur → flat, rasa buahnya keredam.</w:t>
+        <w:t xml:space="preserve">Sodium → manis naik, pahit turun</w:t>
       </w:r>
     </w:p>
     <w:p>
@@ -6420,7 +7071,7 @@
           <w:sz w:val="24"/>
           <w:szCs w:val="24"/>
         </w:rPr>
-        <w:t xml:space="preserve">Bau kaporit → nutupin semuanya.</w:t>
+        <w:t xml:space="preserve">Bikarbonat → asem turun, manis lebih kebaca</w:t>
       </w:r>
     </w:p>
     <w:p>
@@ -6438,7 +7089,7 @@
           <w:sz w:val="24"/>
           <w:szCs w:val="24"/>
         </w:rPr>
-        <w:t xml:space="preserve">Buat kebanyakan orang, air mineral kemasan biasa udah paling pas. Murah, dan bedanya kerasa.</w:t>
+        <w:t xml:space="preserve">Kalsium → body lebih tebal, creamy</w:t>
       </w:r>
     </w:p>
     <w:p>
@@ -6456,7 +7107,7 @@
           <w:sz w:val="24"/>
           <w:szCs w:val="24"/>
         </w:rPr>
-        <w:t xml:space="preserve">Coba adu: kopi yang sama, dua air beda. Komen menang yang mana 👇</w:t>
+        <w:t xml:space="preserve">Klorida → lebih bulat, pahit turun</w:t>
       </w:r>
     </w:p>
     <w:p>
@@ -6474,7 +7125,97 @@
           <w:sz w:val="24"/>
           <w:szCs w:val="24"/>
         </w:rPr>
-        <w:t xml:space="preserve">Sumber: Journal of Agricultural and Food Chemistry (2014) · buku "Water for Coffee" (Colonna-Dashwood &amp; Hendon) · SCA Water Quality Handbook</w:t>
+        <w:t xml:space="preserve">Sulfat → floral naik, kebanyakan bikin kering</w:t>
+      </w:r>
+    </w:p>
+    <w:p>
+      <w:pPr>
+        <w:pBdr>
+          <w:left w:val="single" w:color="B03A2E" w:sz="18" w:space="14"/>
+        </w:pBdr>
+        <w:spacing w:after="60" w:before="60" w:line="300"/>
+        <w:ind w:left="340"/>
+      </w:pPr>
+      <w:r>
+        <w:rPr>
+          <w:rFonts w:ascii="Calibri" w:cs="Calibri" w:eastAsia="Calibri" w:hAnsi="Calibri"/>
+          <w:color w:val="1A1A1A"/>
+          <w:sz w:val="24"/>
+          <w:szCs w:val="24"/>
+        </w:rPr>
+        <w:t xml:space="preserve">Kalium → aftertaste lebih panjang</w:t>
+      </w:r>
+    </w:p>
+    <w:p>
+      <w:pPr>
+        <w:pBdr>
+          <w:left w:val="single" w:color="B03A2E" w:sz="18" w:space="14"/>
+        </w:pBdr>
+        <w:spacing w:after="60" w:before="60" w:line="300"/>
+        <w:ind w:left="340"/>
+      </w:pPr>
+      <w:r>
+        <w:rPr>
+          <w:rFonts w:ascii="Calibri" w:cs="Calibri" w:eastAsia="Calibri" w:hAnsi="Calibri"/>
+          <w:color w:val="1A1A1A"/>
+          <w:sz w:val="24"/>
+          <w:szCs w:val="24"/>
+        </w:rPr>
+        <w:t xml:space="preserve">Dan yang paling menarik: riset 2024 bilang mineral ga nambahin jumlah rasa yang keluar — dia cuma ngatur rasa mana yang paling kedengeran.</w:t>
+      </w:r>
+    </w:p>
+    <w:p>
+      <w:pPr>
+        <w:pBdr>
+          <w:left w:val="single" w:color="B03A2E" w:sz="18" w:space="14"/>
+        </w:pBdr>
+        <w:spacing w:after="60" w:before="60" w:line="300"/>
+        <w:ind w:left="340"/>
+      </w:pPr>
+      <w:r>
+        <w:rPr>
+          <w:rFonts w:ascii="Calibri" w:cs="Calibri" w:eastAsia="Calibri" w:hAnsi="Calibri"/>
+          <w:color w:val="1A1A1A"/>
+          <w:sz w:val="24"/>
+          <w:szCs w:val="24"/>
+        </w:rPr>
+        <w:t xml:space="preserve">Air itu tombol volume.</w:t>
+      </w:r>
+    </w:p>
+    <w:p>
+      <w:pPr>
+        <w:pBdr>
+          <w:left w:val="single" w:color="B03A2E" w:sz="18" w:space="14"/>
+        </w:pBdr>
+        <w:spacing w:after="60" w:before="60" w:line="300"/>
+        <w:ind w:left="340"/>
+      </w:pPr>
+      <w:r>
+        <w:rPr>
+          <w:rFonts w:ascii="Calibri" w:cs="Calibri" w:eastAsia="Calibri" w:hAnsi="Calibri"/>
+          <w:color w:val="1A1A1A"/>
+          <w:sz w:val="24"/>
+          <w:szCs w:val="24"/>
+        </w:rPr>
+        <w:t xml:space="preserve">Foto label air kamu, komen di bawah. Gue bantu baca 👇</w:t>
+      </w:r>
+    </w:p>
+    <w:p>
+      <w:pPr>
+        <w:pBdr>
+          <w:left w:val="single" w:color="B03A2E" w:sz="18" w:space="14"/>
+        </w:pBdr>
+        <w:spacing w:after="60" w:before="60" w:line="300"/>
+        <w:ind w:left="340"/>
+      </w:pPr>
+      <w:r>
+        <w:rPr>
+          <w:rFonts w:ascii="Calibri" w:cs="Calibri" w:eastAsia="Calibri" w:hAnsi="Calibri"/>
+          <w:color w:val="1A1A1A"/>
+          <w:sz w:val="24"/>
+          <w:szCs w:val="24"/>
+        </w:rPr>
+        <w:t xml:space="preserve">Sumber: Journal of Agricultural and Food Chemistry (2014 &amp; 2024) · jurnal Heliyon (2024) · buku "Water for Coffee" · SCA Water Quality Handbook</w:t>
       </w:r>
     </w:p>
     <w:p>
@@ -6509,7 +7250,7 @@
           <w:sz w:val="22"/>
           <w:szCs w:val="22"/>
         </w:rPr>
-        <w:t xml:space="preserve">#kopi #belajarkopi #manualbrew #v60 #airuntukkopi #kopiindonesia #kopipemula #tipskopi #ekstraksikopi</w:t>
+        <w:t xml:space="preserve">#kopi #belajarkopi #manualbrew #v60 #airuntukkopi #waterforcoffee #kopiindonesia #kopipemula #ekstraksikopi</w:t>
       </w:r>
     </w:p>
     <w:p>
@@ -6534,7 +7275,7 @@
           <w:sz w:val="30"/>
           <w:szCs w:val="30"/>
         </w:rPr>
-        <w:t xml:space="preserve">9. Klaim → Sumber</w:t>
+        <w:t xml:space="preserve">10. Klaim → Sumber</w:t>
       </w:r>
     </w:p>
     <w:tbl>
@@ -6550,8 +7291,9 @@
         </w:tblBorders>
       </w:tblPr>
       <w:tblGrid>
-        <w:gridCol w:w="4400"/>
-        <w:gridCol w:w="4600"/>
+        <w:gridCol w:w="3400"/>
+        <w:gridCol w:w="4200"/>
+        <w:gridCol w:w="1400"/>
       </w:tblGrid>
       <w:tr>
         <w:trPr>
@@ -6559,7 +7301,7 @@
         </w:trPr>
         <w:tc>
           <w:tcPr>
-            <w:tcW w:type="dxa" w:w="4400"/>
+            <w:tcW w:type="dxa" w:w="3400"/>
             <w:shd w:fill="F2EFEA" w:val="clear"/>
             <w:tcMar>
               <w:top w:type="dxa" w:w="90"/>
@@ -6587,7 +7329,7 @@
         </w:tc>
         <w:tc>
           <w:tcPr>
-            <w:tcW w:type="dxa" w:w="4600"/>
+            <w:tcW w:type="dxa" w:w="4200"/>
             <w:shd w:fill="F2EFEA" w:val="clear"/>
             <w:tcMar>
               <w:top w:type="dxa" w:w="90"/>
@@ -6613,11 +7355,39 @@
             </w:r>
           </w:p>
         </w:tc>
+        <w:tc>
+          <w:tcPr>
+            <w:tcW w:type="dxa" w:w="1400"/>
+            <w:shd w:fill="F2EFEA" w:val="clear"/>
+            <w:tcMar>
+              <w:top w:type="dxa" w:w="90"/>
+              <w:left w:type="dxa" w:w="120"/>
+              <w:bottom w:type="dxa" w:w="90"/>
+              <w:right w:type="dxa" w:w="120"/>
+            </w:tcMar>
+          </w:tcPr>
+          <w:p>
+            <w:pPr>
+              <w:spacing w:after="40" w:before="40" w:line="264"/>
+            </w:pPr>
+            <w:r>
+              <w:rPr>
+                <w:rFonts w:ascii="Calibri" w:cs="Calibri" w:eastAsia="Calibri" w:hAnsi="Calibri"/>
+                <w:b/>
+                <w:bCs/>
+                <w:color w:val="1A1A1A"/>
+                <w:sz w:val="20"/>
+                <w:szCs w:val="20"/>
+              </w:rPr>
+              <w:t xml:space="preserve">Level</w:t>
+            </w:r>
+          </w:p>
+        </w:tc>
       </w:tr>
       <w:tr>
         <w:tc>
           <w:tcPr>
-            <w:tcW w:type="dxa" w:w="4400"/>
+            <w:tcW w:type="dxa" w:w="3400"/>
             <w:shd w:fill="FFFFFF" w:val="clear"/>
             <w:tcMar>
               <w:top w:type="dxa" w:w="90"/>
@@ -6645,7 +7415,7 @@
         </w:tc>
         <w:tc>
           <w:tcPr>
-            <w:tcW w:type="dxa" w:w="4600"/>
+            <w:tcW w:type="dxa" w:w="4200"/>
             <w:shd w:fill="FFFFFF" w:val="clear"/>
             <w:tcMar>
               <w:top w:type="dxa" w:w="90"/>
@@ -6667,7 +7437,35 @@
                 <w:sz w:val="20"/>
                 <w:szCs w:val="20"/>
               </w:rPr>
-              <w:t xml:space="preserve">[A1] SCA brewing control chart (1,15–1,35% padatan) + ringkasan industri</w:t>
+              <w:t xml:space="preserve">[A1] SCA brewing control chart + ringkasan industri</w:t>
+            </w:r>
+          </w:p>
+        </w:tc>
+        <w:tc>
+          <w:tcPr>
+            <w:tcW w:type="dxa" w:w="1400"/>
+            <w:shd w:fill="FFFFFF" w:val="clear"/>
+            <w:tcMar>
+              <w:top w:type="dxa" w:w="90"/>
+              <w:left w:type="dxa" w:w="120"/>
+              <w:bottom w:type="dxa" w:w="90"/>
+              <w:right w:type="dxa" w:w="120"/>
+            </w:tcMar>
+          </w:tcPr>
+          <w:p>
+            <w:pPr>
+              <w:spacing w:after="40" w:before="40" w:line="264"/>
+            </w:pPr>
+            <w:r>
+              <w:rPr>
+                <w:rFonts w:ascii="Calibri" w:cs="Calibri" w:eastAsia="Calibri" w:hAnsi="Calibri"/>
+                <w:b w:val="false"/>
+                <w:bCs w:val="false"/>
+                <w:color w:val="1A1A1A"/>
+                <w:sz w:val="20"/>
+                <w:szCs w:val="20"/>
+              </w:rPr>
+              <w:t xml:space="preserve">KUAT</w:t>
             </w:r>
           </w:p>
         </w:tc>
@@ -6675,7 +7473,7 @@
       <w:tr>
         <w:tc>
           <w:tcPr>
-            <w:tcW w:type="dxa" w:w="4400"/>
+            <w:tcW w:type="dxa" w:w="3400"/>
             <w:shd w:fill="FAF8F5" w:val="clear"/>
             <w:tcMar>
               <w:top w:type="dxa" w:w="90"/>
@@ -6697,13 +7495,13 @@
                 <w:sz w:val="20"/>
                 <w:szCs w:val="20"/>
               </w:rPr>
-              <w:t xml:space="preserve">Mineral di air yang "narik" rasa keluar dari kopi</w:t>
-            </w:r>
-          </w:p>
-        </w:tc>
-        <w:tc>
-          <w:tcPr>
-            <w:tcW w:type="dxa" w:w="4600"/>
+              <w:t xml:space="preserve">Magnesium → rasa buah &amp; juicy naik</w:t>
+            </w:r>
+          </w:p>
+        </w:tc>
+        <w:tc>
+          <w:tcPr>
+            <w:tcW w:type="dxa" w:w="4200"/>
             <w:shd w:fill="FAF8F5" w:val="clear"/>
             <w:tcMar>
               <w:top w:type="dxa" w:w="90"/>
@@ -6725,7 +7523,35 @@
                 <w:sz w:val="20"/>
                 <w:szCs w:val="20"/>
               </w:rPr>
-              <w:t xml:space="preserve">[A2] Hendon et al. (2014), J. Agric. Food Chem. — DOI 10.1021/jf501687c</w:t>
+              <w:t xml:space="preserve">[A2] Hendon dkk. (2014), J. Agric. Food Chem. — DOI 10.1021/jf501687c</w:t>
+            </w:r>
+          </w:p>
+        </w:tc>
+        <w:tc>
+          <w:tcPr>
+            <w:tcW w:type="dxa" w:w="1400"/>
+            <w:shd w:fill="FAF8F5" w:val="clear"/>
+            <w:tcMar>
+              <w:top w:type="dxa" w:w="90"/>
+              <w:left w:type="dxa" w:w="120"/>
+              <w:bottom w:type="dxa" w:w="90"/>
+              <w:right w:type="dxa" w:w="120"/>
+            </w:tcMar>
+          </w:tcPr>
+          <w:p>
+            <w:pPr>
+              <w:spacing w:after="40" w:before="40" w:line="264"/>
+            </w:pPr>
+            <w:r>
+              <w:rPr>
+                <w:rFonts w:ascii="Calibri" w:cs="Calibri" w:eastAsia="Calibri" w:hAnsi="Calibri"/>
+                <w:b w:val="false"/>
+                <w:bCs w:val="false"/>
+                <w:color w:val="1A1A1A"/>
+                <w:sz w:val="20"/>
+                <w:szCs w:val="20"/>
+              </w:rPr>
+              <w:t xml:space="preserve">KUAT</w:t>
             </w:r>
           </w:p>
         </w:tc>
@@ -6733,7 +7559,7 @@
       <w:tr>
         <w:tc>
           <w:tcPr>
-            <w:tcW w:type="dxa" w:w="4400"/>
+            <w:tcW w:type="dxa" w:w="3400"/>
             <w:shd w:fill="FFFFFF" w:val="clear"/>
             <w:tcMar>
               <w:top w:type="dxa" w:w="90"/>
@@ -6755,13 +7581,13 @@
                 <w:sz w:val="20"/>
                 <w:szCs w:val="20"/>
               </w:rPr>
-              <w:t xml:space="preserve">Magnesium paling efektif, natrium ga ngebantu</w:t>
-            </w:r>
-          </w:p>
-        </w:tc>
-        <w:tc>
-          <w:tcPr>
-            <w:tcW w:type="dxa" w:w="4600"/>
+              <w:t xml:space="preserve">Sodium → manis naik, pahit turun</w:t>
+            </w:r>
+          </w:p>
+        </w:tc>
+        <w:tc>
+          <w:tcPr>
+            <w:tcW w:type="dxa" w:w="4200"/>
             <w:shd w:fill="FFFFFF" w:val="clear"/>
             <w:tcMar>
               <w:top w:type="dxa" w:w="90"/>
@@ -6783,7 +7609,35 @@
                 <w:sz w:val="20"/>
                 <w:szCs w:val="20"/>
               </w:rPr>
-              <w:t xml:space="preserve">[A2] Hendon et al. (2014) · phys.org (2014)</w:t>
+              <w:t xml:space="preserve">[A4] J. Agric. Food Chem. (2024) — DOI 10.1021/acs.jafc.3c08775</w:t>
+            </w:r>
+          </w:p>
+        </w:tc>
+        <w:tc>
+          <w:tcPr>
+            <w:tcW w:type="dxa" w:w="1400"/>
+            <w:shd w:fill="FFFFFF" w:val="clear"/>
+            <w:tcMar>
+              <w:top w:type="dxa" w:w="90"/>
+              <w:left w:type="dxa" w:w="120"/>
+              <w:bottom w:type="dxa" w:w="90"/>
+              <w:right w:type="dxa" w:w="120"/>
+            </w:tcMar>
+          </w:tcPr>
+          <w:p>
+            <w:pPr>
+              <w:spacing w:after="40" w:before="40" w:line="264"/>
+            </w:pPr>
+            <w:r>
+              <w:rPr>
+                <w:rFonts w:ascii="Calibri" w:cs="Calibri" w:eastAsia="Calibri" w:hAnsi="Calibri"/>
+                <w:b w:val="false"/>
+                <w:bCs w:val="false"/>
+                <w:color w:val="1A1A1A"/>
+                <w:sz w:val="20"/>
+                <w:szCs w:val="20"/>
+              </w:rPr>
+              <w:t xml:space="preserve">KUAT</w:t>
             </w:r>
           </w:p>
         </w:tc>
@@ -6791,7 +7645,7 @@
       <w:tr>
         <w:tc>
           <w:tcPr>
-            <w:tcW w:type="dxa" w:w="4400"/>
+            <w:tcW w:type="dxa" w:w="3400"/>
             <w:shd w:fill="FAF8F5" w:val="clear"/>
             <w:tcMar>
               <w:top w:type="dxa" w:w="90"/>
@@ -6813,13 +7667,13 @@
                 <w:sz w:val="20"/>
                 <w:szCs w:val="20"/>
               </w:rPr>
-              <w:t xml:space="preserve">Air terlalu bersih (suling/RO) bikin hambar; SCA ga nyaranin di bawah 75 ppm</w:t>
-            </w:r>
-          </w:p>
-        </w:tc>
-        <w:tc>
-          <w:tcPr>
-            <w:tcW w:type="dxa" w:w="4600"/>
+              <w:t xml:space="preserve">Bikarbonat → asem turun, manis lebih kebaca</w:t>
+            </w:r>
+          </w:p>
+        </w:tc>
+        <w:tc>
+          <w:tcPr>
+            <w:tcW w:type="dxa" w:w="4200"/>
             <w:shd w:fill="FAF8F5" w:val="clear"/>
             <w:tcMar>
               <w:top w:type="dxa" w:w="90"/>
@@ -6841,7 +7695,35 @@
                 <w:sz w:val="20"/>
                 <w:szCs w:val="20"/>
               </w:rPr>
-              <w:t xml:space="preserve">[A3] SCA Water Quality Handbook</w:t>
+              <w:t xml:space="preserve">[A7] SCA Water Quality Handbook · buku "Water for Coffee"</w:t>
+            </w:r>
+          </w:p>
+        </w:tc>
+        <w:tc>
+          <w:tcPr>
+            <w:tcW w:type="dxa" w:w="1400"/>
+            <w:shd w:fill="FAF8F5" w:val="clear"/>
+            <w:tcMar>
+              <w:top w:type="dxa" w:w="90"/>
+              <w:left w:type="dxa" w:w="120"/>
+              <w:bottom w:type="dxa" w:w="90"/>
+              <w:right w:type="dxa" w:w="120"/>
+            </w:tcMar>
+          </w:tcPr>
+          <w:p>
+            <w:pPr>
+              <w:spacing w:after="40" w:before="40" w:line="264"/>
+            </w:pPr>
+            <w:r>
+              <w:rPr>
+                <w:rFonts w:ascii="Calibri" w:cs="Calibri" w:eastAsia="Calibri" w:hAnsi="Calibri"/>
+                <w:b w:val="false"/>
+                <w:bCs w:val="false"/>
+                <w:color w:val="1A1A1A"/>
+                <w:sz w:val="20"/>
+                <w:szCs w:val="20"/>
+              </w:rPr>
+              <w:t xml:space="preserve">KUAT</w:t>
             </w:r>
           </w:p>
         </w:tc>
@@ -6849,7 +7731,7 @@
       <w:tr>
         <w:tc>
           <w:tcPr>
-            <w:tcW w:type="dxa" w:w="4400"/>
+            <w:tcW w:type="dxa" w:w="3400"/>
             <w:shd w:fill="FFFFFF" w:val="clear"/>
             <w:tcMar>
               <w:top w:type="dxa" w:w="90"/>
@@ -6871,13 +7753,13 @@
                 <w:sz w:val="20"/>
                 <w:szCs w:val="20"/>
               </w:rPr>
-              <w:t xml:space="preserve">Kapur/alkalinitas tinggi ngeredam rasa asam yang cerah</w:t>
-            </w:r>
-          </w:p>
-        </w:tc>
-        <w:tc>
-          <w:tcPr>
-            <w:tcW w:type="dxa" w:w="4600"/>
+              <w:t xml:space="preserve">Mineral ngubah persepsi, bukan jumlah rasa yang keluar</w:t>
+            </w:r>
+          </w:p>
+        </w:tc>
+        <w:tc>
+          <w:tcPr>
+            <w:tcW w:type="dxa" w:w="4200"/>
             <w:shd w:fill="FFFFFF" w:val="clear"/>
             <w:tcMar>
               <w:top w:type="dxa" w:w="90"/>
@@ -6899,7 +7781,35 @@
                 <w:sz w:val="20"/>
                 <w:szCs w:val="20"/>
               </w:rPr>
-              <w:t xml:space="preserve">[A4] Buku "Water for Coffee" (2015) · SCA Water Quality Handbook</w:t>
+              <w:t xml:space="preserve">[A3] Heliyon (2024) — GC-MS &amp; NMR, PMC10907646</w:t>
+            </w:r>
+          </w:p>
+        </w:tc>
+        <w:tc>
+          <w:tcPr>
+            <w:tcW w:type="dxa" w:w="1400"/>
+            <w:shd w:fill="FFFFFF" w:val="clear"/>
+            <w:tcMar>
+              <w:top w:type="dxa" w:w="90"/>
+              <w:left w:type="dxa" w:w="120"/>
+              <w:bottom w:type="dxa" w:w="90"/>
+              <w:right w:type="dxa" w:w="120"/>
+            </w:tcMar>
+          </w:tcPr>
+          <w:p>
+            <w:pPr>
+              <w:spacing w:after="40" w:before="40" w:line="264"/>
+            </w:pPr>
+            <w:r>
+              <w:rPr>
+                <w:rFonts w:ascii="Calibri" w:cs="Calibri" w:eastAsia="Calibri" w:hAnsi="Calibri"/>
+                <w:b w:val="false"/>
+                <w:bCs w:val="false"/>
+                <w:color w:val="1A1A1A"/>
+                <w:sz w:val="20"/>
+                <w:szCs w:val="20"/>
+              </w:rPr>
+              <w:t xml:space="preserve">KUAT</w:t>
             </w:r>
           </w:p>
         </w:tc>
@@ -6907,7 +7817,7 @@
       <w:tr>
         <w:tc>
           <w:tcPr>
-            <w:tcW w:type="dxa" w:w="4400"/>
+            <w:tcW w:type="dxa" w:w="3400"/>
             <w:shd w:fill="FAF8F5" w:val="clear"/>
             <w:tcMar>
               <w:top w:type="dxa" w:w="90"/>
@@ -6929,13 +7839,13 @@
                 <w:sz w:val="20"/>
                 <w:szCs w:val="20"/>
               </w:rPr>
-              <w:t xml:space="preserve">Klorin bikin rasa obat; karbon aktif ngilangin tanpa buang mineral</w:t>
-            </w:r>
-          </w:p>
-        </w:tc>
-        <w:tc>
-          <w:tcPr>
-            <w:tcW w:type="dxa" w:w="4600"/>
+              <w:t xml:space="preserve">Kalsium → body lebih tebal, asem teredam</w:t>
+            </w:r>
+          </w:p>
+        </w:tc>
+        <w:tc>
+          <w:tcPr>
+            <w:tcW w:type="dxa" w:w="4200"/>
             <w:shd w:fill="FAF8F5" w:val="clear"/>
             <w:tcMar>
               <w:top w:type="dxa" w:w="90"/>
@@ -6957,7 +7867,35 @@
                 <w:sz w:val="20"/>
                 <w:szCs w:val="20"/>
               </w:rPr>
-              <w:t xml:space="preserve">[A5] Panduan filtrasi air (freedomwatersystems, purewaternorthwest)</w:t>
+              <w:t xml:space="preserve">[A2] Hendon dkk. (2014) · konsensus praktisi</w:t>
+            </w:r>
+          </w:p>
+        </w:tc>
+        <w:tc>
+          <w:tcPr>
+            <w:tcW w:type="dxa" w:w="1400"/>
+            <w:shd w:fill="FAF8F5" w:val="clear"/>
+            <w:tcMar>
+              <w:top w:type="dxa" w:w="90"/>
+              <w:left w:type="dxa" w:w="120"/>
+              <w:bottom w:type="dxa" w:w="90"/>
+              <w:right w:type="dxa" w:w="120"/>
+            </w:tcMar>
+          </w:tcPr>
+          <w:p>
+            <w:pPr>
+              <w:spacing w:after="40" w:before="40" w:line="264"/>
+            </w:pPr>
+            <w:r>
+              <w:rPr>
+                <w:rFonts w:ascii="Calibri" w:cs="Calibri" w:eastAsia="Calibri" w:hAnsi="Calibri"/>
+                <w:b w:val="false"/>
+                <w:bCs w:val="false"/>
+                <w:color w:val="1A1A1A"/>
+                <w:sz w:val="20"/>
+                <w:szCs w:val="20"/>
+              </w:rPr>
+              <w:t xml:space="preserve">SEDANG</w:t>
             </w:r>
           </w:p>
         </w:tc>
@@ -6965,7 +7903,7 @@
       <w:tr>
         <w:tc>
           <w:tcPr>
-            <w:tcW w:type="dxa" w:w="4400"/>
+            <w:tcW w:type="dxa" w:w="3400"/>
             <w:shd w:fill="FFFFFF" w:val="clear"/>
             <w:tcMar>
               <w:top w:type="dxa" w:w="90"/>
@@ -6987,13 +7925,13 @@
                 <w:sz w:val="20"/>
                 <w:szCs w:val="20"/>
               </w:rPr>
-              <w:t xml:space="preserve">Patokan SCA: ±150 mg/L, pH 6,5–7,5, klorin nol</w:t>
-            </w:r>
-          </w:p>
-        </w:tc>
-        <w:tc>
-          <w:tcPr>
-            <w:tcW w:type="dxa" w:w="4600"/>
+              <w:t xml:space="preserve">Klorida → lebih bulat, pahit turun</w:t>
+            </w:r>
+          </w:p>
+        </w:tc>
+        <w:tc>
+          <w:tcPr>
+            <w:tcW w:type="dxa" w:w="4200"/>
             <w:shd w:fill="FFFFFF" w:val="clear"/>
             <w:tcMar>
               <w:top w:type="dxa" w:w="90"/>
@@ -7015,7 +7953,379 @@
                 <w:sz w:val="20"/>
                 <w:szCs w:val="20"/>
               </w:rPr>
-              <w:t xml:space="preserve">[A6] SCA Water Quality Handbook</w:t>
+              <w:t xml:space="preserve">[A5] Palmer &amp; Kaminski, "Water: A Comprehensive Guide for Brewers"</w:t>
+            </w:r>
+          </w:p>
+        </w:tc>
+        <w:tc>
+          <w:tcPr>
+            <w:tcW w:type="dxa" w:w="1400"/>
+            <w:shd w:fill="FFFFFF" w:val="clear"/>
+            <w:tcMar>
+              <w:top w:type="dxa" w:w="90"/>
+              <w:left w:type="dxa" w:w="120"/>
+              <w:bottom w:type="dxa" w:w="90"/>
+              <w:right w:type="dxa" w:w="120"/>
+            </w:tcMar>
+          </w:tcPr>
+          <w:p>
+            <w:pPr>
+              <w:spacing w:after="40" w:before="40" w:line="264"/>
+            </w:pPr>
+            <w:r>
+              <w:rPr>
+                <w:rFonts w:ascii="Calibri" w:cs="Calibri" w:eastAsia="Calibri" w:hAnsi="Calibri"/>
+                <w:b w:val="false"/>
+                <w:bCs w:val="false"/>
+                <w:color w:val="1A1A1A"/>
+                <w:sz w:val="20"/>
+                <w:szCs w:val="20"/>
+              </w:rPr>
+              <w:t xml:space="preserve">SEDANG</w:t>
+            </w:r>
+          </w:p>
+        </w:tc>
+      </w:tr>
+      <w:tr>
+        <w:tc>
+          <w:tcPr>
+            <w:tcW w:type="dxa" w:w="3400"/>
+            <w:shd w:fill="FAF8F5" w:val="clear"/>
+            <w:tcMar>
+              <w:top w:type="dxa" w:w="90"/>
+              <w:left w:type="dxa" w:w="120"/>
+              <w:bottom w:type="dxa" w:w="90"/>
+              <w:right w:type="dxa" w:w="120"/>
+            </w:tcMar>
+          </w:tcPr>
+          <w:p>
+            <w:pPr>
+              <w:spacing w:after="40" w:before="40" w:line="264"/>
+            </w:pPr>
+            <w:r>
+              <w:rPr>
+                <w:rFonts w:ascii="Calibri" w:cs="Calibri" w:eastAsia="Calibri" w:hAnsi="Calibri"/>
+                <w:b w:val="false"/>
+                <w:bCs w:val="false"/>
+                <w:color w:val="1A1A1A"/>
+                <w:sz w:val="20"/>
+                <w:szCs w:val="20"/>
+              </w:rPr>
+              <w:t xml:space="preserve">Sulfat → floral naik, kebanyakan bikin kering</w:t>
+            </w:r>
+          </w:p>
+        </w:tc>
+        <w:tc>
+          <w:tcPr>
+            <w:tcW w:type="dxa" w:w="4200"/>
+            <w:shd w:fill="FAF8F5" w:val="clear"/>
+            <w:tcMar>
+              <w:top w:type="dxa" w:w="90"/>
+              <w:left w:type="dxa" w:w="120"/>
+              <w:bottom w:type="dxa" w:w="90"/>
+              <w:right w:type="dxa" w:w="120"/>
+            </w:tcMar>
+          </w:tcPr>
+          <w:p>
+            <w:pPr>
+              <w:spacing w:after="40" w:before="40" w:line="264"/>
+            </w:pPr>
+            <w:r>
+              <w:rPr>
+                <w:rFonts w:ascii="Calibri" w:cs="Calibri" w:eastAsia="Calibri" w:hAnsi="Calibri"/>
+                <w:b w:val="false"/>
+                <w:bCs w:val="false"/>
+                <w:color w:val="1A1A1A"/>
+                <w:sz w:val="20"/>
+                <w:szCs w:val="20"/>
+              </w:rPr>
+              <w:t xml:space="preserve">[A5] Palmer &amp; Kaminski · [A6] dibantah sebagian oleh Barista Hustle</w:t>
+            </w:r>
+          </w:p>
+        </w:tc>
+        <w:tc>
+          <w:tcPr>
+            <w:tcW w:type="dxa" w:w="1400"/>
+            <w:shd w:fill="FAF8F5" w:val="clear"/>
+            <w:tcMar>
+              <w:top w:type="dxa" w:w="90"/>
+              <w:left w:type="dxa" w:w="120"/>
+              <w:bottom w:type="dxa" w:w="90"/>
+              <w:right w:type="dxa" w:w="120"/>
+            </w:tcMar>
+          </w:tcPr>
+          <w:p>
+            <w:pPr>
+              <w:spacing w:after="40" w:before="40" w:line="264"/>
+            </w:pPr>
+            <w:r>
+              <w:rPr>
+                <w:rFonts w:ascii="Calibri" w:cs="Calibri" w:eastAsia="Calibri" w:hAnsi="Calibri"/>
+                <w:b w:val="false"/>
+                <w:bCs w:val="false"/>
+                <w:color w:val="1A1A1A"/>
+                <w:sz w:val="20"/>
+                <w:szCs w:val="20"/>
+              </w:rPr>
+              <w:t xml:space="preserve">SEDANG</w:t>
+            </w:r>
+          </w:p>
+        </w:tc>
+      </w:tr>
+      <w:tr>
+        <w:tc>
+          <w:tcPr>
+            <w:tcW w:type="dxa" w:w="3400"/>
+            <w:shd w:fill="FFFFFF" w:val="clear"/>
+            <w:tcMar>
+              <w:top w:type="dxa" w:w="90"/>
+              <w:left w:type="dxa" w:w="120"/>
+              <w:bottom w:type="dxa" w:w="90"/>
+              <w:right w:type="dxa" w:w="120"/>
+            </w:tcMar>
+          </w:tcPr>
+          <w:p>
+            <w:pPr>
+              <w:spacing w:after="40" w:before="40" w:line="264"/>
+            </w:pPr>
+            <w:r>
+              <w:rPr>
+                <w:rFonts w:ascii="Calibri" w:cs="Calibri" w:eastAsia="Calibri" w:hAnsi="Calibri"/>
+                <w:b w:val="false"/>
+                <w:bCs w:val="false"/>
+                <w:color w:val="1A1A1A"/>
+                <w:sz w:val="20"/>
+                <w:szCs w:val="20"/>
+              </w:rPr>
+              <w:t xml:space="preserve">Kalium → aftertaste lebih panjang</w:t>
+            </w:r>
+          </w:p>
+        </w:tc>
+        <w:tc>
+          <w:tcPr>
+            <w:tcW w:type="dxa" w:w="4200"/>
+            <w:shd w:fill="FFFFFF" w:val="clear"/>
+            <w:tcMar>
+              <w:top w:type="dxa" w:w="90"/>
+              <w:left w:type="dxa" w:w="120"/>
+              <w:bottom w:type="dxa" w:w="90"/>
+              <w:right w:type="dxa" w:w="120"/>
+            </w:tcMar>
+          </w:tcPr>
+          <w:p>
+            <w:pPr>
+              <w:spacing w:after="40" w:before="40" w:line="264"/>
+            </w:pPr>
+            <w:r>
+              <w:rPr>
+                <w:rFonts w:ascii="Calibri" w:cs="Calibri" w:eastAsia="Calibri" w:hAnsi="Calibri"/>
+                <w:b w:val="false"/>
+                <w:bCs w:val="false"/>
+                <w:color w:val="1A1A1A"/>
+                <w:sz w:val="20"/>
+                <w:szCs w:val="20"/>
+              </w:rPr>
+              <w:t xml:space="preserve">[A6] Barista Hustle · food science soal KCl</w:t>
+            </w:r>
+          </w:p>
+        </w:tc>
+        <w:tc>
+          <w:tcPr>
+            <w:tcW w:type="dxa" w:w="1400"/>
+            <w:shd w:fill="FFFFFF" w:val="clear"/>
+            <w:tcMar>
+              <w:top w:type="dxa" w:w="90"/>
+              <w:left w:type="dxa" w:w="120"/>
+              <w:bottom w:type="dxa" w:w="90"/>
+              <w:right w:type="dxa" w:w="120"/>
+            </w:tcMar>
+          </w:tcPr>
+          <w:p>
+            <w:pPr>
+              <w:spacing w:after="40" w:before="40" w:line="264"/>
+            </w:pPr>
+            <w:r>
+              <w:rPr>
+                <w:rFonts w:ascii="Calibri" w:cs="Calibri" w:eastAsia="Calibri" w:hAnsi="Calibri"/>
+                <w:b w:val="false"/>
+                <w:bCs w:val="false"/>
+                <w:color w:val="1A1A1A"/>
+                <w:sz w:val="20"/>
+                <w:szCs w:val="20"/>
+              </w:rPr>
+              <w:t xml:space="preserve">SEDANG</w:t>
+            </w:r>
+          </w:p>
+        </w:tc>
+      </w:tr>
+      <w:tr>
+        <w:tc>
+          <w:tcPr>
+            <w:tcW w:type="dxa" w:w="3400"/>
+            <w:shd w:fill="FAF8F5" w:val="clear"/>
+            <w:tcMar>
+              <w:top w:type="dxa" w:w="90"/>
+              <w:left w:type="dxa" w:w="120"/>
+              <w:bottom w:type="dxa" w:w="90"/>
+              <w:right w:type="dxa" w:w="120"/>
+            </w:tcMar>
+          </w:tcPr>
+          <w:p>
+            <w:pPr>
+              <w:spacing w:after="40" w:before="40" w:line="264"/>
+            </w:pPr>
+            <w:r>
+              <w:rPr>
+                <w:rFonts w:ascii="Calibri" w:cs="Calibri" w:eastAsia="Calibri" w:hAnsi="Calibri"/>
+                <w:b w:val="false"/>
+                <w:bCs w:val="false"/>
+                <w:color w:val="1A1A1A"/>
+                <w:sz w:val="20"/>
+                <w:szCs w:val="20"/>
+              </w:rPr>
+              <w:t xml:space="preserve">LYLAC floral karena sulfat</w:t>
+            </w:r>
+          </w:p>
+        </w:tc>
+        <w:tc>
+          <w:tcPr>
+            <w:tcW w:type="dxa" w:w="4200"/>
+            <w:shd w:fill="FAF8F5" w:val="clear"/>
+            <w:tcMar>
+              <w:top w:type="dxa" w:w="90"/>
+              <w:left w:type="dxa" w:w="120"/>
+              <w:bottom w:type="dxa" w:w="90"/>
+              <w:right w:type="dxa" w:w="120"/>
+            </w:tcMar>
+          </w:tcPr>
+          <w:p>
+            <w:pPr>
+              <w:spacing w:after="40" w:before="40" w:line="264"/>
+            </w:pPr>
+            <w:r>
+              <w:rPr>
+                <w:rFonts w:ascii="Calibri" w:cs="Calibri" w:eastAsia="Calibri" w:hAnsi="Calibri"/>
+                <w:b w:val="false"/>
+                <w:bCs w:val="false"/>
+                <w:color w:val="1A1A1A"/>
+                <w:sz w:val="20"/>
+                <w:szCs w:val="20"/>
+              </w:rPr>
+              <w:t xml:space="preserve">Klaim resmi Apax Lab</w:t>
+            </w:r>
+          </w:p>
+        </w:tc>
+        <w:tc>
+          <w:tcPr>
+            <w:tcW w:type="dxa" w:w="1400"/>
+            <w:shd w:fill="FAF8F5" w:val="clear"/>
+            <w:tcMar>
+              <w:top w:type="dxa" w:w="90"/>
+              <w:left w:type="dxa" w:w="120"/>
+              <w:bottom w:type="dxa" w:w="90"/>
+              <w:right w:type="dxa" w:w="120"/>
+            </w:tcMar>
+          </w:tcPr>
+          <w:p>
+            <w:pPr>
+              <w:spacing w:after="40" w:before="40" w:line="264"/>
+            </w:pPr>
+            <w:r>
+              <w:rPr>
+                <w:rFonts w:ascii="Calibri" w:cs="Calibri" w:eastAsia="Calibri" w:hAnsi="Calibri"/>
+                <w:b w:val="false"/>
+                <w:bCs w:val="false"/>
+                <w:color w:val="1A1A1A"/>
+                <w:sz w:val="20"/>
+                <w:szCs w:val="20"/>
+              </w:rPr>
+              <w:t xml:space="preserve">KLAIM PRODUSEN</w:t>
+            </w:r>
+          </w:p>
+        </w:tc>
+      </w:tr>
+      <w:tr>
+        <w:tc>
+          <w:tcPr>
+            <w:tcW w:type="dxa" w:w="3400"/>
+            <w:shd w:fill="FFFFFF" w:val="clear"/>
+            <w:tcMar>
+              <w:top w:type="dxa" w:w="90"/>
+              <w:left w:type="dxa" w:w="120"/>
+              <w:bottom w:type="dxa" w:w="90"/>
+              <w:right w:type="dxa" w:w="120"/>
+            </w:tcMar>
+          </w:tcPr>
+          <w:p>
+            <w:pPr>
+              <w:spacing w:after="40" w:before="40" w:line="264"/>
+            </w:pPr>
+            <w:r>
+              <w:rPr>
+                <w:rFonts w:ascii="Calibri" w:cs="Calibri" w:eastAsia="Calibri" w:hAnsi="Calibri"/>
+                <w:b w:val="false"/>
+                <w:bCs w:val="false"/>
+                <w:color w:val="1A1A1A"/>
+                <w:sz w:val="20"/>
+                <w:szCs w:val="20"/>
+              </w:rPr>
+              <w:t xml:space="preserve">Komposisi TONIK / JAMM / LYLAC</w:t>
+            </w:r>
+          </w:p>
+        </w:tc>
+        <w:tc>
+          <w:tcPr>
+            <w:tcW w:type="dxa" w:w="4200"/>
+            <w:shd w:fill="FFFFFF" w:val="clear"/>
+            <w:tcMar>
+              <w:top w:type="dxa" w:w="90"/>
+              <w:left w:type="dxa" w:w="120"/>
+              <w:bottom w:type="dxa" w:w="90"/>
+              <w:right w:type="dxa" w:w="120"/>
+            </w:tcMar>
+          </w:tcPr>
+          <w:p>
+            <w:pPr>
+              <w:spacing w:after="40" w:before="40" w:line="264"/>
+            </w:pPr>
+            <w:r>
+              <w:rPr>
+                <w:rFonts w:ascii="Calibri" w:cs="Calibri" w:eastAsia="Calibri" w:hAnsi="Calibri"/>
+                <w:b w:val="false"/>
+                <w:bCs w:val="false"/>
+                <w:color w:val="1A1A1A"/>
+                <w:sz w:val="20"/>
+                <w:szCs w:val="20"/>
+              </w:rPr>
+              <w:t xml:space="preserve">Daftar komposisi resmi Apax Lab &amp; distributornya</w:t>
+            </w:r>
+          </w:p>
+        </w:tc>
+        <w:tc>
+          <w:tcPr>
+            <w:tcW w:type="dxa" w:w="1400"/>
+            <w:shd w:fill="FFFFFF" w:val="clear"/>
+            <w:tcMar>
+              <w:top w:type="dxa" w:w="90"/>
+              <w:left w:type="dxa" w:w="120"/>
+              <w:bottom w:type="dxa" w:w="90"/>
+              <w:right w:type="dxa" w:w="120"/>
+            </w:tcMar>
+          </w:tcPr>
+          <w:p>
+            <w:pPr>
+              <w:spacing w:after="40" w:before="40" w:line="264"/>
+            </w:pPr>
+            <w:r>
+              <w:rPr>
+                <w:rFonts w:ascii="Calibri" w:cs="Calibri" w:eastAsia="Calibri" w:hAnsi="Calibri"/>
+                <w:b w:val="false"/>
+                <w:bCs w:val="false"/>
+                <w:color w:val="1A1A1A"/>
+                <w:sz w:val="20"/>
+                <w:szCs w:val="20"/>
+              </w:rPr>
+              <w:t xml:space="preserve">BENAR</w:t>
             </w:r>
           </w:p>
         </w:tc>
@@ -7038,7 +8348,7 @@
           <w:sz w:val="30"/>
           <w:szCs w:val="30"/>
         </w:rPr>
-        <w:t xml:space="preserve">10. Daftar Sumber Lengkap</w:t>
+        <w:t xml:space="preserve">11. Daftar Sumber Lengkap</w:t>
       </w:r>
     </w:p>
     <w:p>
@@ -7085,7 +8395,7 @@
           <w:sz w:val="22"/>
           <w:szCs w:val="22"/>
         </w:rPr>
-        <w:t xml:space="preserve"> — Maxwell Colonna-Dashwood &amp; Christopher H. Hendon (2015). Hendon adalah kimiawan komputasi, saat itu di Department of Chemistry, University of Bath. Ini buku rujukan utama soal air untuk kopi: bahas kalsium, magnesium, dan buffer (bikarbonat) beserta pengaruhnya ke rasa.</w:t>
+        <w:t xml:space="preserve"> — Maxwell Colonna-Dashwood &amp; Christopher H. Hendon (2015). Hendon kimiawan komputasi, saat itu di Department of Chemistry, University of Bath. Rujukan utama soal air untuk kopi: kalsium, magnesium, dan buffer (bikarbonat).</w:t>
       </w:r>
     </w:p>
     <w:p>
@@ -7106,16 +8416,16 @@
           <w:sz w:val="22"/>
           <w:szCs w:val="22"/>
         </w:rPr>
-        <w:t xml:space="preserve">SCA Water Quality Handbook</w:t>
-      </w:r>
-      <w:r>
-        <w:rPr>
-          <w:rFonts w:ascii="Calibri" w:cs="Calibri" w:eastAsia="Calibri" w:hAnsi="Calibri"/>
-          <w:color w:val="1A1A1A"/>
-          <w:sz w:val="22"/>
-          <w:szCs w:val="22"/>
-        </w:rPr>
-        <w:t xml:space="preserve"> — Specialty Coffee Association. Sumber angka patokan resmi: total padatan terlarut, kesadahan, alkalinitas, pH, klorin.</w:t>
+        <w:t xml:space="preserve">Water: A Comprehensive Guide for Brewers</w:t>
+      </w:r>
+      <w:r>
+        <w:rPr>
+          <w:rFonts w:ascii="Calibri" w:cs="Calibri" w:eastAsia="Calibri" w:hAnsi="Calibri"/>
+          <w:color w:val="1A1A1A"/>
+          <w:sz w:val="22"/>
+          <w:szCs w:val="22"/>
+        </w:rPr>
+        <w:t xml:space="preserve"> — John Palmer &amp; Colin Kaminski. Ini buku bir, bukan kopi. Tapi bab sulfat vs klorida-nya yang jadi dasar hampir semua pembahasan sulfat/klorida di dunia kopi. Sebut ini kalau ada yang nanya sumber bagian sulfat.</w:t>
       </w:r>
     </w:p>
     <w:p>
@@ -7136,53 +8446,16 @@
           <w:sz w:val="22"/>
           <w:szCs w:val="22"/>
         </w:rPr>
-        <w:t xml:space="preserve">The Craft and Science of Coffee</w:t>
-      </w:r>
-      <w:r>
-        <w:rPr>
-          <w:rFonts w:ascii="Calibri" w:cs="Calibri" w:eastAsia="Calibri" w:hAnsi="Calibri"/>
-          <w:color w:val="1A1A1A"/>
-          <w:sz w:val="22"/>
-          <w:szCs w:val="22"/>
-        </w:rPr>
-        <w:t xml:space="preserve"> — editor Britta Folmer (Academic Press). </w:t>
-      </w:r>
-      <w:r>
-        <w:rPr>
-          <w:rFonts w:ascii="Calibri" w:cs="Calibri" w:eastAsia="Calibri" w:hAnsi="Calibri"/>
-          <w:i/>
-          <w:iCs/>
-          <w:color w:val="1A1A1A"/>
-          <w:sz w:val="22"/>
-          <w:szCs w:val="22"/>
-        </w:rPr>
-        <w:t xml:space="preserve">Bacaan lanjutan.</w:t>
-      </w:r>
-      <w:r>
-        <w:rPr>
-          <w:rFonts w:ascii="Calibri" w:cs="Calibri" w:eastAsia="Calibri" w:hAnsi="Calibri"/>
-          <w:color w:val="1A1A1A"/>
-          <w:sz w:val="22"/>
-          <w:szCs w:val="22"/>
-        </w:rPr>
-        <w:t xml:space="preserve"> Buku ini bahas rantai kopi dari kebun sampai cangkir termasuk sisi airnya, tapi ga ada klaim spesifik di script ini yang diambil dari sini — jadi jangan disebut sebagai sumber angka di video.</w:t>
-      </w:r>
-    </w:p>
-    <w:p>
-      <w:pPr>
-        <w:pStyle w:val="Heading2"/>
-        <w:spacing w:after="120" w:before="280" w:line="264"/>
-      </w:pPr>
-      <w:r>
-        <w:rPr>
-          <w:rFonts w:ascii="Calibri" w:cs="Calibri" w:eastAsia="Calibri" w:hAnsi="Calibri"/>
-          <w:b/>
-          <w:bCs/>
-          <w:color w:val="1A1A1A"/>
-          <w:sz w:val="25"/>
-          <w:szCs w:val="25"/>
-        </w:rPr>
-        <w:t xml:space="preserve">Jurnal ilmiah</w:t>
+        <w:t xml:space="preserve">SCA Water Quality Handbook</w:t>
+      </w:r>
+      <w:r>
+        <w:rPr>
+          <w:rFonts w:ascii="Calibri" w:cs="Calibri" w:eastAsia="Calibri" w:hAnsi="Calibri"/>
+          <w:color w:val="1A1A1A"/>
+          <w:sz w:val="22"/>
+          <w:szCs w:val="22"/>
+        </w:rPr>
+        <w:t xml:space="preserve"> — Specialty Coffee Association. Sumber angka patokan resmi.</w:t>
       </w:r>
     </w:p>
     <w:p>
@@ -7197,31 +8470,22 @@
       <w:r>
         <w:rPr>
           <w:rFonts w:ascii="Calibri" w:cs="Calibri" w:eastAsia="Calibri" w:hAnsi="Calibri"/>
-          <w:color w:val="1A1A1A"/>
-          <w:sz w:val="22"/>
-          <w:szCs w:val="22"/>
-        </w:rPr>
-        <w:t xml:space="preserve">Hendon, C. H., Colonna-Dashwood, L., &amp; Colonna-Dashwood, M. (2014). </w:t>
-      </w:r>
-      <w:r>
-        <w:rPr>
-          <w:rFonts w:ascii="Calibri" w:cs="Calibri" w:eastAsia="Calibri" w:hAnsi="Calibri"/>
-          <w:b/>
-          <w:bCs/>
-          <w:color w:val="1A1A1A"/>
-          <w:sz w:val="22"/>
-          <w:szCs w:val="22"/>
-        </w:rPr>
-        <w:t xml:space="preserve">"The Role of Dissolved Cations in Coffee Extraction."</w:t>
-      </w:r>
-      <w:r>
-        <w:rPr>
-          <w:rFonts w:ascii="Calibri" w:cs="Calibri" w:eastAsia="Calibri" w:hAnsi="Calibri"/>
-          <w:color w:val="1A1A1A"/>
-          <w:sz w:val="22"/>
-          <w:szCs w:val="22"/>
-        </w:rPr>
-        <w:t xml:space="preserve"> </w:t>
+          <w:b/>
+          <w:bCs/>
+          <w:color w:val="1A1A1A"/>
+          <w:sz w:val="22"/>
+          <w:szCs w:val="22"/>
+        </w:rPr>
+        <w:t xml:space="preserve">The Craft and Science of Coffee</w:t>
+      </w:r>
+      <w:r>
+        <w:rPr>
+          <w:rFonts w:ascii="Calibri" w:cs="Calibri" w:eastAsia="Calibri" w:hAnsi="Calibri"/>
+          <w:color w:val="1A1A1A"/>
+          <w:sz w:val="22"/>
+          <w:szCs w:val="22"/>
+        </w:rPr>
+        <w:t xml:space="preserve"> — editor Britta Folmer. </w:t>
       </w:r>
       <w:r>
         <w:rPr>
@@ -7232,25 +8496,16 @@
           <w:sz w:val="22"/>
           <w:szCs w:val="22"/>
         </w:rPr>
-        <w:t xml:space="preserve">Journal of Agricultural and Food Chemistry</w:t>
-      </w:r>
-      <w:r>
-        <w:rPr>
-          <w:rFonts w:ascii="Calibri" w:cs="Calibri" w:eastAsia="Calibri" w:hAnsi="Calibri"/>
-          <w:color w:val="1A1A1A"/>
-          <w:sz w:val="22"/>
-          <w:szCs w:val="22"/>
-        </w:rPr>
-        <w:t xml:space="preserve">. DOI: 10.1021/jf501687c. </w:t>
-      </w:r>
-      <w:r>
-        <w:rPr>
-          <w:rFonts w:ascii="Calibri" w:cs="Calibri" w:eastAsia="Calibri" w:hAnsi="Calibri"/>
-          <w:color w:val="1A1A1A"/>
-          <w:sz w:val="22"/>
-          <w:szCs w:val="22"/>
-        </w:rPr>
-        <w:t xml:space="preserve">Ini sumber paling kuat di konten ini — pakai nama jurnalnya di layar.</w:t>
+        <w:t xml:space="preserve">Bacaan lanjutan.</w:t>
+      </w:r>
+      <w:r>
+        <w:rPr>
+          <w:rFonts w:ascii="Calibri" w:cs="Calibri" w:eastAsia="Calibri" w:hAnsi="Calibri"/>
+          <w:color w:val="1A1A1A"/>
+          <w:sz w:val="22"/>
+          <w:szCs w:val="22"/>
+        </w:rPr>
+        <w:t xml:space="preserve"> Ga ada klaim di script ini yang diambil dari sini, jadi jangan disebut sebagai sumber angka di video.</w:t>
       </w:r>
     </w:p>
     <w:p>
@@ -7267,7 +8522,212 @@
           <w:sz w:val="25"/>
           <w:szCs w:val="25"/>
         </w:rPr>
-        <w:t xml:space="preserve">Artikel &amp; ringkasan industri</w:t>
+        <w:t xml:space="preserve">Jurnal ilmiah</w:t>
+      </w:r>
+    </w:p>
+    <w:p>
+      <w:pPr>
+        <w:pStyle w:val="ListParagraph"/>
+        <w:numPr>
+          <w:ilvl w:val="0"/>
+          <w:numId w:val="3"/>
+        </w:numPr>
+        <w:spacing w:after="40" w:before="40" w:line="276"/>
+      </w:pPr>
+      <w:r>
+        <w:rPr>
+          <w:rFonts w:ascii="Calibri" w:cs="Calibri" w:eastAsia="Calibri" w:hAnsi="Calibri"/>
+          <w:color w:val="1A1A1A"/>
+          <w:sz w:val="22"/>
+          <w:szCs w:val="22"/>
+        </w:rPr>
+        <w:t xml:space="preserve">Hendon, C. H., Colonna-Dashwood, L., &amp; Colonna-Dashwood, M. (2014). </w:t>
+      </w:r>
+      <w:r>
+        <w:rPr>
+          <w:rFonts w:ascii="Calibri" w:cs="Calibri" w:eastAsia="Calibri" w:hAnsi="Calibri"/>
+          <w:b/>
+          <w:bCs/>
+          <w:color w:val="1A1A1A"/>
+          <w:sz w:val="22"/>
+          <w:szCs w:val="22"/>
+        </w:rPr>
+        <w:t xml:space="preserve">"The Role of Dissolved Cations in Coffee Extraction."</w:t>
+      </w:r>
+      <w:r>
+        <w:rPr>
+          <w:rFonts w:ascii="Calibri" w:cs="Calibri" w:eastAsia="Calibri" w:hAnsi="Calibri"/>
+          <w:color w:val="1A1A1A"/>
+          <w:sz w:val="22"/>
+          <w:szCs w:val="22"/>
+        </w:rPr>
+        <w:t xml:space="preserve"> </w:t>
+      </w:r>
+      <w:r>
+        <w:rPr>
+          <w:rFonts w:ascii="Calibri" w:cs="Calibri" w:eastAsia="Calibri" w:hAnsi="Calibri"/>
+          <w:i/>
+          <w:iCs/>
+          <w:color w:val="1A1A1A"/>
+          <w:sz w:val="22"/>
+          <w:szCs w:val="22"/>
+        </w:rPr>
+        <w:t xml:space="preserve">Journal of Agricultural and Food Chemistry</w:t>
+      </w:r>
+      <w:r>
+        <w:rPr>
+          <w:rFonts w:ascii="Calibri" w:cs="Calibri" w:eastAsia="Calibri" w:hAnsi="Calibri"/>
+          <w:color w:val="1A1A1A"/>
+          <w:sz w:val="22"/>
+          <w:szCs w:val="22"/>
+        </w:rPr>
+        <w:t xml:space="preserve">. DOI: 10.1021/jf501687c</w:t>
+      </w:r>
+    </w:p>
+    <w:p>
+      <w:pPr>
+        <w:pStyle w:val="ListParagraph"/>
+        <w:numPr>
+          <w:ilvl w:val="0"/>
+          <w:numId w:val="3"/>
+        </w:numPr>
+        <w:spacing w:after="40" w:before="40" w:line="276"/>
+      </w:pPr>
+      <w:r>
+        <w:rPr>
+          <w:rFonts w:ascii="Calibri" w:cs="Calibri" w:eastAsia="Calibri" w:hAnsi="Calibri"/>
+          <w:color w:val="1A1A1A"/>
+          <w:sz w:val="22"/>
+          <w:szCs w:val="22"/>
+        </w:rPr>
+        <w:t xml:space="preserve">Studi (2024). </w:t>
+      </w:r>
+      <w:r>
+        <w:rPr>
+          <w:rFonts w:ascii="Calibri" w:cs="Calibri" w:eastAsia="Calibri" w:hAnsi="Calibri"/>
+          <w:b/>
+          <w:bCs/>
+          <w:color w:val="1A1A1A"/>
+          <w:sz w:val="22"/>
+          <w:szCs w:val="22"/>
+        </w:rPr>
+        <w:t xml:space="preserve">"Influence of divalent cations on the extraction of organic acids in coffee determined by GC-MS and NMR."</w:t>
+      </w:r>
+      <w:r>
+        <w:rPr>
+          <w:rFonts w:ascii="Calibri" w:cs="Calibri" w:eastAsia="Calibri" w:hAnsi="Calibri"/>
+          <w:color w:val="1A1A1A"/>
+          <w:sz w:val="22"/>
+          <w:szCs w:val="22"/>
+        </w:rPr>
+        <w:t xml:space="preserve"> </w:t>
+      </w:r>
+      <w:r>
+        <w:rPr>
+          <w:rFonts w:ascii="Calibri" w:cs="Calibri" w:eastAsia="Calibri" w:hAnsi="Calibri"/>
+          <w:i/>
+          <w:iCs/>
+          <w:color w:val="1A1A1A"/>
+          <w:sz w:val="22"/>
+          <w:szCs w:val="22"/>
+        </w:rPr>
+        <w:t xml:space="preserve">Heliyon</w:t>
+      </w:r>
+      <w:r>
+        <w:rPr>
+          <w:rFonts w:ascii="Calibri" w:cs="Calibri" w:eastAsia="Calibri" w:hAnsi="Calibri"/>
+          <w:color w:val="1A1A1A"/>
+          <w:sz w:val="22"/>
+          <w:szCs w:val="22"/>
+        </w:rPr>
+        <w:t xml:space="preserve">. PMC10907646. </w:t>
+      </w:r>
+      <w:r>
+        <w:rPr>
+          <w:rFonts w:ascii="Calibri" w:cs="Calibri" w:eastAsia="Calibri" w:hAnsi="Calibri"/>
+          <w:b/>
+          <w:bCs/>
+          <w:color w:val="1A1A1A"/>
+          <w:sz w:val="22"/>
+          <w:szCs w:val="22"/>
+        </w:rPr>
+        <w:t xml:space="preserve">Ini sumber untuk bagian twist — yang paling penting di konten kamu.</w:t>
+      </w:r>
+    </w:p>
+    <w:p>
+      <w:pPr>
+        <w:pStyle w:val="ListParagraph"/>
+        <w:numPr>
+          <w:ilvl w:val="0"/>
+          <w:numId w:val="3"/>
+        </w:numPr>
+        <w:spacing w:after="40" w:before="40" w:line="276"/>
+      </w:pPr>
+      <w:r>
+        <w:rPr>
+          <w:rFonts w:ascii="Calibri" w:cs="Calibri" w:eastAsia="Calibri" w:hAnsi="Calibri"/>
+          <w:color w:val="1A1A1A"/>
+          <w:sz w:val="22"/>
+          <w:szCs w:val="22"/>
+        </w:rPr>
+        <w:t xml:space="preserve">Studi (2024). </w:t>
+      </w:r>
+      <w:r>
+        <w:rPr>
+          <w:rFonts w:ascii="Calibri" w:cs="Calibri" w:eastAsia="Calibri" w:hAnsi="Calibri"/>
+          <w:b/>
+          <w:bCs/>
+          <w:color w:val="1A1A1A"/>
+          <w:sz w:val="22"/>
+          <w:szCs w:val="22"/>
+        </w:rPr>
+        <w:t xml:space="preserve">"Influence of Sodium Chloride on Human Bitter Taste Receptor Responses."</w:t>
+      </w:r>
+      <w:r>
+        <w:rPr>
+          <w:rFonts w:ascii="Calibri" w:cs="Calibri" w:eastAsia="Calibri" w:hAnsi="Calibri"/>
+          <w:color w:val="1A1A1A"/>
+          <w:sz w:val="22"/>
+          <w:szCs w:val="22"/>
+        </w:rPr>
+        <w:t xml:space="preserve"> </w:t>
+      </w:r>
+      <w:r>
+        <w:rPr>
+          <w:rFonts w:ascii="Calibri" w:cs="Calibri" w:eastAsia="Calibri" w:hAnsi="Calibri"/>
+          <w:i/>
+          <w:iCs/>
+          <w:color w:val="1A1A1A"/>
+          <w:sz w:val="22"/>
+          <w:szCs w:val="22"/>
+        </w:rPr>
+        <w:t xml:space="preserve">Journal of Agricultural and Food Chemistry</w:t>
+      </w:r>
+      <w:r>
+        <w:rPr>
+          <w:rFonts w:ascii="Calibri" w:cs="Calibri" w:eastAsia="Calibri" w:hAnsi="Calibri"/>
+          <w:color w:val="1A1A1A"/>
+          <w:sz w:val="22"/>
+          <w:szCs w:val="22"/>
+        </w:rPr>
+        <w:t xml:space="preserve">. DOI: 10.1021/acs.jafc.3c08775</w:t>
+      </w:r>
+    </w:p>
+    <w:p>
+      <w:pPr>
+        <w:pStyle w:val="Heading2"/>
+        <w:spacing w:after="120" w:before="280" w:line="264"/>
+      </w:pPr>
+      <w:r>
+        <w:rPr>
+          <w:rFonts w:ascii="Calibri" w:cs="Calibri" w:eastAsia="Calibri" w:hAnsi="Calibri"/>
+          <w:b/>
+          <w:bCs/>
+          <w:color w:val="1A1A1A"/>
+          <w:sz w:val="25"/>
+          <w:szCs w:val="25"/>
+        </w:rPr>
+        <w:t xml:space="preserve">Sumber industri &amp; produk</w:t>
       </w:r>
     </w:p>
     <w:p>
@@ -7286,7 +8746,7 @@
           <w:sz w:val="22"/>
           <w:szCs w:val="22"/>
         </w:rPr>
-        <w:t xml:space="preserve">phys.org — "The science behind the perfect coffee" (2014). Ringkasan awam dari riset Hendon, enak buat dikutip.</w:t>
+        <w:t xml:space="preserve">Apax Lab — halaman produk TONIK, JAMM, LYLAC (komposisi resmi) dan artikel "The Role of Ions in Coffee" serta "Mastering Coffee Characteristics: A Guide to TONIK, JAMM &amp; LYLAC".</w:t>
       </w:r>
     </w:p>
     <w:p>
@@ -7305,7 +8765,7 @@
           <w:sz w:val="22"/>
           <w:szCs w:val="22"/>
         </w:rPr>
-        <w:t xml:space="preserve">European Coffee Trip — "Water For Coffee: A Sensory Viewpoint with Maxwell Colonna-Dashwood".</w:t>
+        <w:t xml:space="preserve">Barista Hustle — "What Can We Use to Remineralise Water for Coffee Brewing?", "Water Hardness", dan "Water Science FAQ". Ini sumber untuk suara yang berbeda soal klorida dan sulfat.</w:t>
       </w:r>
     </w:p>
     <w:p>
@@ -7324,7 +8784,7 @@
           <w:sz w:val="22"/>
           <w:szCs w:val="22"/>
         </w:rPr>
-        <w:t xml:space="preserve">Royal Coffee — "Treading Water: A Practical H2O Guide For Coffee Professionals, Part I: Chemistry &amp; Conditioning".</w:t>
+        <w:t xml:space="preserve">phys.org — "The science behind the perfect coffee" (2014). Ringkasan awam riset Hendon.</w:t>
       </w:r>
     </w:p>
     <w:p>
@@ -7343,7 +8803,7 @@
           <w:sz w:val="22"/>
           <w:szCs w:val="22"/>
         </w:rPr>
-        <w:t xml:space="preserve">Daily Coffee News — "A Practical Water Guide for Coffee Professionals, Part II: The Sensory Data" (2018).</w:t>
+        <w:t xml:space="preserve">Royal Coffee — "Treading Water: A Practical H2O Guide For Coffee Professionals, Part I".</w:t>
       </w:r>
     </w:p>
     <w:p>
@@ -7362,7 +8822,7 @@
           <w:sz w:val="22"/>
           <w:szCs w:val="22"/>
         </w:rPr>
-        <w:t xml:space="preserve">Coffee ad Astra — "Water for Coffee Extraction" (2018). Pembahasan teknis, bagus kalau kamu mau bikin versi YouTube long form.</w:t>
+        <w:t xml:space="preserve">Daily Coffee News — "A Practical Water Guide for Coffee Professionals, Part II: The Sensory Data" (2018).</w:t>
       </w:r>
     </w:p>
     <w:p>
@@ -7381,7 +8841,7 @@
           <w:sz w:val="22"/>
           <w:szCs w:val="22"/>
         </w:rPr>
-        <w:t xml:space="preserve">Ringkasan standar SCA: downundercafe.com, thirdwavewater.eu, littlecupexperts.com, coffeeroastco.com.</w:t>
+        <w:t xml:space="preserve">Coffee ad Astra — "Water for Coffee Extraction" (2018). Teknis, bagus buat versi YouTube long form.</w:t>
       </w:r>
     </w:p>
     <w:p>
@@ -7400,7 +8860,7 @@
           <w:sz w:val="22"/>
           <w:szCs w:val="22"/>
         </w:rPr>
-        <w:t xml:space="preserve">Panduan klorin &amp; kloramin: freedomwatersystems.com, purewaternorthwest.com, achillescoffeeroasters.com.</w:t>
+        <w:t xml:space="preserve">BeerSmith / Brülosophy — pembahasan rasio sulfat:klorida, buat konteks tambahan bagian [A5].</w:t>
       </w:r>
     </w:p>
     <w:p>
@@ -7421,7 +8881,7 @@
           <w:sz w:val="20"/>
           <w:szCs w:val="20"/>
         </w:rPr>
-        <w:t xml:space="preserve">CATATAN JUJUR BUAT KAMU — jangan masuk script  </w:t>
+        <w:t xml:space="preserve">DUA HAL YANG HARUS KAMU HATI-HATI — jangan masuk script  </w:t>
       </w:r>
       <w:r>
         <w:rPr>
@@ -7430,7 +8890,7 @@
           <w:sz w:val="20"/>
           <w:szCs w:val="20"/>
         </w:rPr>
-        <w:t xml:space="preserve">Dua hal yang perlu kamu hati-hati kalau ada yang ngedebat. (1) Angka "98%" itu benar untuk kopi filter, tapi TIDAK untuk espresso yang sekitar 90%. Di video kamu ngomongin kopi filter, jadi aman — tapi jangan digeneralisir ke semua kopi. (2) Patokan SCA itu dirancang untuk kondisi ideal dan juga untuk melindungi mesin dari kerak; bukan berarti air di luar angka itu pasti bikin kopi jelek. Makanya di script dipakai kata "paling pas buat kebanyakan orang", bukan "harus".</w:t>
+        <w:t xml:space="preserve">Satu: angka 98% benar untuk KOPI FILTER, bukan espresso (sekitar 90%). Kontenmu ngomongin filter jadi aman, tapi jangan digeneralisir. Dua: bagian sulfat, klorida, dan kalium itu level SEDANG — dasarnya kimia air bir dan konsensus praktisi, dan Barista Hustle justru bilang efeknya kecil di kadar kopi. Kalau ada yang ngedebat bagian itu di komen, jangan ngotot. Jawab jujur: "itu dari kimia air bir, di kopi belum ada risetnya, dan ada yang ga setuju." Jawaban kayak gitu justru naikin kredibilitas kamu.</w:t>
       </w:r>
     </w:p>
     <w:p>
@@ -7450,7 +8910,7 @@
           <w:sz w:val="30"/>
           <w:szCs w:val="30"/>
         </w:rPr>
-        <w:t xml:space="preserve">11. Nyambung ke Konten Lain</w:t>
+        <w:t xml:space="preserve">12. Nyambung ke Konten Lain</w:t>
       </w:r>
     </w:p>
     <w:p>
@@ -7471,16 +8931,16 @@
           <w:sz w:val="22"/>
           <w:szCs w:val="22"/>
         </w:rPr>
-        <w:t xml:space="preserve">← Dari TOFU 01 &amp; 02:</w:t>
-      </w:r>
-      <w:r>
-        <w:rPr>
-          <w:rFonts w:ascii="Calibri" w:cs="Calibri" w:eastAsia="Calibri" w:hAnsi="Calibri"/>
-          <w:color w:val="1A1A1A"/>
-          <w:sz w:val="22"/>
-          <w:szCs w:val="22"/>
-        </w:rPr>
-        <w:t xml:space="preserve"> tiga konten ini satu dunia. Tasting note = resep. Roast level = bahan. Air = kaldu. Bisa dibuka pakai: "Udah bahas resepnya, udah bahas bahannya. Sekarang yang paling sering dilupain."</w:t>
+        <w:t xml:space="preserve">→ Lanjutan langsung dari konten ini:</w:t>
+      </w:r>
+      <w:r>
+        <w:rPr>
+          <w:rFonts w:ascii="Calibri" w:cs="Calibri" w:eastAsia="Calibri" w:hAnsi="Calibri"/>
+          <w:color w:val="1A1A1A"/>
+          <w:sz w:val="22"/>
+          <w:szCs w:val="22"/>
+        </w:rPr>
+        <w:t xml:space="preserve"> "cara baca label air kemasan" — ini bisa jadi satu konten sendiri, dan permintaannya bakal datang sendiri dari kolom komentar.</w:t>
       </w:r>
     </w:p>
     <w:p>
@@ -7540,7 +9000,7 @@
           <w:sz w:val="22"/>
           <w:szCs w:val="22"/>
         </w:rPr>
-        <w:t xml:space="preserve"> suhu air yang stabil + air yang konsisten = dua variabel yang dikunci.</w:t>
+        <w:t xml:space="preserve"> air yang konsisten + suhu yang stabil = dua variabel yang dikunci.</w:t>
       </w:r>
     </w:p>
     <w:p>
@@ -7570,7 +9030,7 @@
           <w:sz w:val="22"/>
           <w:szCs w:val="22"/>
         </w:rPr>
-        <w:t xml:space="preserve"> ini topik yang paling cocok jadi video panjang. Adu 3–4 jenis air pakai resep V60 kamu (15g, 92°C, 1:15), rasain dan jelasin bedanya di kamera. Bahannya udah lengkap di bagian 2 dan 10.</w:t>
+        <w:t xml:space="preserve"> ini topik paling cocok jadi video panjang. Adu 3–4 jenis air pakai resep V60 kamu (15g, 92°C, 1:15). Kalau mau lebih dalam, bandingin TONIK vs JAMM vs LYLAC di kopi yang sama. Bahannya udah lengkap di bagian 3, 4, dan 5.</w:t>
       </w:r>
     </w:p>
     <w:p>
